--- a/note.docx
+++ b/note.docx
@@ -8078,17 +8078,19 @@
         <w:spacing w:after="0" w:line="285" w:lineRule="atLeast"/>
         <w:rPr>
           <w:rFonts w:ascii="Consolas" w:eastAsia="Times New Roman" w:hAnsi="Consolas" w:cs="Times New Roman"/>
-          <w:color w:val="CCCCCC"/>
-          <w:sz w:val="21"/>
-          <w:szCs w:val="21"/>
-          <w:lang w:eastAsia="en-IN"/>
-        </w:rPr>
-      </w:pPr>
-      <w:r>
-        <w:rPr>
-          <w:rFonts w:ascii="Consolas" w:eastAsia="Times New Roman" w:hAnsi="Consolas" w:cs="Times New Roman"/>
-          <w:color w:val="CCCCCC"/>
-          <w:sz w:val="21"/>
+          <w:b/>
+          <w:color w:val="CCCCCC"/>
+          <w:sz w:val="32"/>
+          <w:szCs w:val="21"/>
+          <w:lang w:eastAsia="en-IN"/>
+        </w:rPr>
+      </w:pPr>
+      <w:r>
+        <w:rPr>
+          <w:rFonts w:ascii="Consolas" w:eastAsia="Times New Roman" w:hAnsi="Consolas" w:cs="Times New Roman"/>
+          <w:b/>
+          <w:color w:val="CCCCCC"/>
+          <w:sz w:val="32"/>
           <w:szCs w:val="21"/>
           <w:lang w:eastAsia="en-IN"/>
         </w:rPr>
@@ -8097,81 +8099,600 @@
     </w:p>
     <w:p>
       <w:pPr>
+        <w:rPr>
+          <w:b/>
+          <w:sz w:val="36"/>
+          <w:lang w:val="en-GB"/>
+        </w:rPr>
+      </w:pPr>
+    </w:p>
+    <w:p>
+      <w:pPr>
+        <w:rPr>
+          <w:b/>
+          <w:sz w:val="36"/>
+          <w:lang w:val="en-GB"/>
+        </w:rPr>
+      </w:pPr>
+      <w:r>
+        <w:rPr>
+          <w:b/>
+          <w:sz w:val="36"/>
+        </w:rPr>
+        <w:t>Callback Functions in JavaScrip</w:t>
+      </w:r>
+      <w:r>
+        <w:rPr>
+          <w:b/>
+          <w:sz w:val="36"/>
+        </w:rPr>
+        <w:t>t:</w:t>
+      </w:r>
+    </w:p>
+    <w:p>
+      <w:pPr>
+        <w:pStyle w:val="NormalWeb"/>
+      </w:pPr>
+      <w:r>
+        <w:t xml:space="preserve">A </w:t>
+      </w:r>
+      <w:r>
+        <w:rPr>
+          <w:rStyle w:val="Strong"/>
+        </w:rPr>
+        <w:t>callback function</w:t>
+      </w:r>
+      <w:r>
+        <w:t xml:space="preserve"> in JavaScript is a function that is passed as an argument to another function and is executed </w:t>
+      </w:r>
+      <w:r>
+        <w:rPr>
+          <w:rStyle w:val="Strong"/>
+        </w:rPr>
+        <w:t>after</w:t>
+      </w:r>
+      <w:r>
+        <w:t xml:space="preserve"> the completion of that function.</w:t>
+      </w:r>
+    </w:p>
+    <w:p>
+      <w:pPr>
+        <w:pStyle w:val="NormalWeb"/>
+        <w:rPr>
+          <w:b/>
+        </w:rPr>
+      </w:pPr>
+      <w:r>
+        <w:rPr>
+          <w:b/>
+        </w:rPr>
+        <w:t>EXAMPLE:</w:t>
+      </w:r>
+    </w:p>
+    <w:p>
+      <w:pPr>
+        <w:spacing w:after="0"/>
+        <w:rPr>
+          <w:sz w:val="20"/>
+          <w:szCs w:val="20"/>
+          <w:lang w:val="en-GB"/>
+        </w:rPr>
+      </w:pPr>
+      <w:r>
+        <w:rPr>
+          <w:sz w:val="20"/>
+          <w:szCs w:val="20"/>
+          <w:lang w:val="en-GB"/>
+        </w:rPr>
+        <w:t>function greeting(name) {</w:t>
+      </w:r>
+    </w:p>
+    <w:p>
+      <w:pPr>
+        <w:spacing w:after="0"/>
+        <w:rPr>
+          <w:sz w:val="20"/>
+          <w:szCs w:val="20"/>
+          <w:lang w:val="en-GB"/>
+        </w:rPr>
+      </w:pPr>
+      <w:r>
+        <w:rPr>
+          <w:sz w:val="20"/>
+          <w:szCs w:val="20"/>
+          <w:lang w:val="en-GB"/>
+        </w:rPr>
+        <w:t xml:space="preserve">  console.log("Hello, " + name + "!");</w:t>
+      </w:r>
+    </w:p>
+    <w:p>
+      <w:pPr>
+        <w:spacing w:after="0"/>
+        <w:rPr>
+          <w:sz w:val="20"/>
+          <w:szCs w:val="20"/>
+          <w:lang w:val="en-GB"/>
+        </w:rPr>
+      </w:pPr>
+      <w:r>
+        <w:rPr>
+          <w:sz w:val="20"/>
+          <w:szCs w:val="20"/>
+          <w:lang w:val="en-GB"/>
+        </w:rPr>
+        <w:t>}</w:t>
+      </w:r>
+    </w:p>
+    <w:p>
+      <w:pPr>
+        <w:spacing w:after="0"/>
+        <w:rPr>
+          <w:sz w:val="20"/>
+          <w:szCs w:val="20"/>
+          <w:lang w:val="en-GB"/>
+        </w:rPr>
+      </w:pPr>
+    </w:p>
+    <w:p>
+      <w:pPr>
+        <w:spacing w:after="0"/>
+        <w:rPr>
+          <w:sz w:val="20"/>
+          <w:szCs w:val="20"/>
+          <w:lang w:val="en-GB"/>
+        </w:rPr>
+      </w:pPr>
+      <w:r>
+        <w:rPr>
+          <w:sz w:val="20"/>
+          <w:szCs w:val="20"/>
+          <w:lang w:val="en-GB"/>
+        </w:rPr>
+        <w:t>function processUserInput(callback) {</w:t>
+      </w:r>
+    </w:p>
+    <w:p>
+      <w:pPr>
+        <w:spacing w:after="0"/>
+        <w:rPr>
+          <w:sz w:val="20"/>
+          <w:szCs w:val="20"/>
+          <w:lang w:val="en-GB"/>
+        </w:rPr>
+      </w:pPr>
+      <w:r>
+        <w:rPr>
+          <w:sz w:val="20"/>
+          <w:szCs w:val="20"/>
+          <w:lang w:val="en-GB"/>
+        </w:rPr>
+        <w:t xml:space="preserve">  const name = "Ravi";</w:t>
+      </w:r>
+    </w:p>
+    <w:p>
+      <w:pPr>
+        <w:spacing w:after="0"/>
+        <w:rPr>
+          <w:sz w:val="20"/>
+          <w:szCs w:val="20"/>
+          <w:lang w:val="en-GB"/>
+        </w:rPr>
+      </w:pPr>
+      <w:r>
+        <w:rPr>
+          <w:sz w:val="20"/>
+          <w:szCs w:val="20"/>
+          <w:lang w:val="en-GB"/>
+        </w:rPr>
+        <w:t xml:space="preserve">  callback(name); // calling the callback function</w:t>
+      </w:r>
+    </w:p>
+    <w:p>
+      <w:pPr>
+        <w:spacing w:after="0"/>
+        <w:rPr>
+          <w:sz w:val="20"/>
+          <w:szCs w:val="20"/>
+          <w:lang w:val="en-GB"/>
+        </w:rPr>
+      </w:pPr>
+      <w:r>
+        <w:rPr>
+          <w:sz w:val="20"/>
+          <w:szCs w:val="20"/>
+          <w:lang w:val="en-GB"/>
+        </w:rPr>
+        <w:t>}</w:t>
+      </w:r>
+    </w:p>
+    <w:p>
+      <w:pPr>
+        <w:spacing w:after="0"/>
+        <w:rPr>
+          <w:sz w:val="20"/>
+          <w:szCs w:val="20"/>
+          <w:lang w:val="en-GB"/>
+        </w:rPr>
+      </w:pPr>
+    </w:p>
+    <w:p>
+      <w:pPr>
+        <w:spacing w:after="0"/>
+        <w:rPr>
+          <w:sz w:val="20"/>
+          <w:szCs w:val="20"/>
+          <w:lang w:val="en-GB"/>
+        </w:rPr>
+      </w:pPr>
+      <w:r>
+        <w:rPr>
+          <w:sz w:val="20"/>
+          <w:szCs w:val="20"/>
+          <w:lang w:val="en-GB"/>
+        </w:rPr>
+        <w:t>processUserInput(greeting);</w:t>
+      </w:r>
+    </w:p>
+    <w:p>
+      <w:pPr>
+        <w:rPr>
+          <w:lang w:val="en-GB"/>
+        </w:rPr>
+      </w:pPr>
+    </w:p>
+    <w:p>
+      <w:pPr>
+        <w:rPr>
+          <w:lang w:val="en-GB"/>
+        </w:rPr>
+      </w:pPr>
+      <w:r>
+        <w:t xml:space="preserve"> </w:t>
+      </w:r>
+      <w:r>
+        <w:rPr>
+          <w:b/>
+          <w:sz w:val="36"/>
+        </w:rPr>
+        <w:t>Callback Hell in JavaScript</w:t>
+      </w:r>
+    </w:p>
+    <w:p>
+      <w:r>
+        <w:rPr>
+          <w:rStyle w:val="Strong"/>
+        </w:rPr>
+        <w:t>Callback Hell</w:t>
+      </w:r>
+      <w:r>
+        <w:t xml:space="preserve"> is a term used to describe a situation in JavaScript where multiple nested callback functions make the code </w:t>
+      </w:r>
+      <w:r>
+        <w:rPr>
+          <w:rStyle w:val="Strong"/>
+        </w:rPr>
+        <w:t>hard to read, understand, and maintain</w:t>
+      </w:r>
+      <w:r>
+        <w:t>.</w:t>
+      </w:r>
+    </w:p>
+    <w:p>
+      <w:pPr>
+        <w:pStyle w:val="NormalWeb"/>
+        <w:rPr>
+          <w:b/>
+        </w:rPr>
+      </w:pPr>
+      <w:r>
+        <w:rPr>
+          <w:b/>
+        </w:rPr>
+        <w:t>EXAMPLE:</w:t>
+      </w:r>
+    </w:p>
+    <w:p>
+      <w:pPr>
+        <w:rPr>
+          <w:lang w:val="en-GB"/>
+        </w:rPr>
+      </w:pPr>
+      <w:r>
+        <w:rPr>
+          <w:lang w:val="en-GB"/>
+        </w:rPr>
+        <w:t>doSomething(function(result1) {</w:t>
+      </w:r>
+    </w:p>
+    <w:p>
+      <w:pPr>
+        <w:rPr>
+          <w:lang w:val="en-GB"/>
+        </w:rPr>
+      </w:pPr>
+      <w:r>
+        <w:rPr>
+          <w:lang w:val="en-GB"/>
+        </w:rPr>
+        <w:t xml:space="preserve">  doSomethingElse(result1, function(result2) {</w:t>
+      </w:r>
+    </w:p>
+    <w:p>
+      <w:pPr>
+        <w:rPr>
+          <w:lang w:val="en-GB"/>
+        </w:rPr>
+      </w:pPr>
+      <w:r>
+        <w:rPr>
+          <w:lang w:val="en-GB"/>
+        </w:rPr>
+        <w:t xml:space="preserve">    doAnotherThing(result2, function(result3) {</w:t>
+      </w:r>
+    </w:p>
+    <w:p>
+      <w:pPr>
+        <w:rPr>
+          <w:lang w:val="en-GB"/>
+        </w:rPr>
+      </w:pPr>
+      <w:r>
+        <w:rPr>
+          <w:lang w:val="en-GB"/>
+        </w:rPr>
+        <w:t xml:space="preserve">      doFinalThing(result3, function(finalResult) {</w:t>
+      </w:r>
+    </w:p>
+    <w:p>
+      <w:pPr>
+        <w:rPr>
+          <w:lang w:val="en-GB"/>
+        </w:rPr>
+      </w:pPr>
+      <w:r>
+        <w:rPr>
+          <w:lang w:val="en-GB"/>
+        </w:rPr>
+        <w:t xml:space="preserve">        console.log("Final Result: " + finalResult);</w:t>
+      </w:r>
+    </w:p>
+    <w:p>
+      <w:pPr>
+        <w:rPr>
+          <w:lang w:val="en-GB"/>
+        </w:rPr>
+      </w:pPr>
+      <w:r>
+        <w:rPr>
+          <w:lang w:val="en-GB"/>
+        </w:rPr>
+        <w:t xml:space="preserve">      });</w:t>
+      </w:r>
+    </w:p>
+    <w:p>
+      <w:pPr>
+        <w:rPr>
+          <w:lang w:val="en-GB"/>
+        </w:rPr>
+      </w:pPr>
+      <w:r>
+        <w:rPr>
+          <w:lang w:val="en-GB"/>
+        </w:rPr>
+        <w:t xml:space="preserve">    });</w:t>
+      </w:r>
+    </w:p>
+    <w:p>
+      <w:pPr>
+        <w:rPr>
+          <w:lang w:val="en-GB"/>
+        </w:rPr>
+      </w:pPr>
+      <w:r>
+        <w:rPr>
+          <w:lang w:val="en-GB"/>
+        </w:rPr>
+        <w:t xml:space="preserve">  });</w:t>
+      </w:r>
+    </w:p>
+    <w:p>
+      <w:pPr>
+        <w:rPr>
+          <w:lang w:val="en-GB"/>
+        </w:rPr>
+      </w:pPr>
+      <w:r>
+        <w:rPr>
+          <w:lang w:val="en-GB"/>
+        </w:rPr>
+        <w:t>});</w:t>
+      </w:r>
+    </w:p>
+    <w:p>
+      <w:pPr>
+        <w:rPr>
+          <w:lang w:val="en-GB"/>
+        </w:rPr>
+      </w:pPr>
+    </w:p>
+    <w:p>
+      <w:pPr>
+        <w:rPr>
+          <w:sz w:val="18"/>
+          <w:szCs w:val="36"/>
+        </w:rPr>
+      </w:pPr>
+      <w:r>
+        <w:rPr>
+          <w:b/>
+          <w:sz w:val="36"/>
+          <w:szCs w:val="36"/>
+        </w:rPr>
+        <w:lastRenderedPageBreak/>
+        <w:t>Synchronous Calls</w:t>
+      </w:r>
+      <w:r>
+        <w:rPr>
+          <w:b/>
+          <w:sz w:val="36"/>
+          <w:szCs w:val="36"/>
+        </w:rPr>
+        <w:t>:</w:t>
+      </w:r>
+    </w:p>
+    <w:p>
+      <w:r>
+        <w:rPr>
+          <w:rStyle w:val="Strong"/>
+        </w:rPr>
+        <w:t>Synchronous</w:t>
+      </w:r>
+      <w:r>
+        <w:t xml:space="preserve"> execution means the code runs </w:t>
+      </w:r>
+      <w:r>
+        <w:rPr>
+          <w:rStyle w:val="Strong"/>
+        </w:rPr>
+        <w:t>line by line</w:t>
+      </w:r>
+      <w:r>
+        <w:t xml:space="preserve">, in the exact </w:t>
+      </w:r>
+      <w:r>
+        <w:rPr>
+          <w:rStyle w:val="Strong"/>
+        </w:rPr>
+        <w:t>order</w:t>
+      </w:r>
+      <w:r>
+        <w:t xml:space="preserve"> it appears.</w:t>
+      </w:r>
+      <w:r>
+        <w:br/>
+        <w:t xml:space="preserve">Each operation waits for the </w:t>
+      </w:r>
+      <w:r>
+        <w:rPr>
+          <w:rStyle w:val="Strong"/>
+        </w:rPr>
+        <w:t>previous one to complete</w:t>
+      </w:r>
+      <w:r>
+        <w:t xml:space="preserve"> before moving to the next.</w:t>
+      </w:r>
+    </w:p>
+    <w:p>
+      <w:pPr>
+        <w:rPr>
+          <w:b/>
+          <w:sz w:val="18"/>
+          <w:szCs w:val="36"/>
+          <w:lang w:val="en-GB"/>
+        </w:rPr>
+      </w:pPr>
+      <w:r>
+        <w:rPr>
+          <w:b/>
+        </w:rPr>
+        <w:t>EXAMPLES:</w:t>
+      </w:r>
+    </w:p>
+    <w:p>
+      <w:pPr>
+        <w:spacing w:after="0"/>
+        <w:rPr>
+          <w:lang w:val="en-GB"/>
+        </w:rPr>
+      </w:pPr>
+      <w:r>
+        <w:rPr>
+          <w:lang w:val="en-GB"/>
+        </w:rPr>
+        <w:t>console.log("Start");</w:t>
+      </w:r>
+    </w:p>
+    <w:p>
+      <w:pPr>
+        <w:spacing w:after="0"/>
+        <w:rPr>
+          <w:lang w:val="en-GB"/>
+        </w:rPr>
+      </w:pPr>
+    </w:p>
+    <w:p>
+      <w:pPr>
+        <w:spacing w:after="0"/>
+        <w:rPr>
+          <w:lang w:val="en-GB"/>
+        </w:rPr>
+      </w:pPr>
+      <w:r>
+        <w:rPr>
+          <w:lang w:val="en-GB"/>
+        </w:rPr>
+        <w:t>for (let i = 0; i &lt; 1e9; i++) {</w:t>
+      </w:r>
+    </w:p>
+    <w:p>
+      <w:pPr>
+        <w:spacing w:after="0"/>
+        <w:rPr>
+          <w:lang w:val="en-GB"/>
+        </w:rPr>
+      </w:pPr>
+      <w:r>
+        <w:rPr>
+          <w:lang w:val="en-GB"/>
+        </w:rPr>
+        <w:t xml:space="preserve">  // Long synchronous loop</w:t>
+      </w:r>
+    </w:p>
+    <w:p>
+      <w:pPr>
+        <w:spacing w:after="0"/>
+        <w:rPr>
+          <w:lang w:val="en-GB"/>
+        </w:rPr>
+      </w:pPr>
+      <w:r>
+        <w:rPr>
+          <w:lang w:val="en-GB"/>
+        </w:rPr>
+        <w:t>}</w:t>
+      </w:r>
+    </w:p>
+    <w:p>
+      <w:pPr>
+        <w:spacing w:after="0"/>
+        <w:rPr>
+          <w:lang w:val="en-GB"/>
+        </w:rPr>
+      </w:pPr>
+    </w:p>
+    <w:p>
+      <w:pPr>
+        <w:spacing w:after="0"/>
+        <w:rPr>
+          <w:lang w:val="en-GB"/>
+        </w:rPr>
+      </w:pPr>
+      <w:r>
+        <w:rPr>
+          <w:lang w:val="en-GB"/>
+        </w:rPr>
+        <w:t>console.log("End");</w:t>
+      </w:r>
+    </w:p>
+    <w:p>
+      <w:pPr>
+        <w:spacing w:after="0"/>
         <w:rPr>
           <w:lang w:val="en-GB"/>
         </w:rPr>
       </w:pPr>
       <w:bookmarkStart w:id="0" w:name="_GoBack"/>
       <w:bookmarkEnd w:id="0"/>
-    </w:p>
-    <w:p>
-      <w:pPr>
-        <w:rPr>
-          <w:lang w:val="en-GB"/>
-        </w:rPr>
-      </w:pPr>
-    </w:p>
-    <w:p>
-      <w:pPr>
-        <w:rPr>
-          <w:lang w:val="en-GB"/>
-        </w:rPr>
-      </w:pPr>
-    </w:p>
-    <w:p>
-      <w:pPr>
-        <w:rPr>
-          <w:lang w:val="en-GB"/>
-        </w:rPr>
-      </w:pPr>
-      <w:r>
-        <w:rPr>
-          <w:lang w:val="en-GB"/>
-        </w:rPr>
-        <w:t>.</w:t>
-      </w:r>
-    </w:p>
-    <w:p>
-      <w:pPr>
-        <w:rPr>
-          <w:lang w:val="en-GB"/>
-        </w:rPr>
-      </w:pPr>
-    </w:p>
-    <w:p>
-      <w:pPr>
-        <w:rPr>
-          <w:lang w:val="en-GB"/>
-        </w:rPr>
-      </w:pPr>
-    </w:p>
-    <w:p>
-      <w:pPr>
-        <w:rPr>
-          <w:lang w:val="en-GB"/>
-        </w:rPr>
-      </w:pPr>
-    </w:p>
-    <w:p>
-      <w:pPr>
-        <w:rPr>
-          <w:lang w:val="en-GB"/>
-        </w:rPr>
-      </w:pPr>
-    </w:p>
-    <w:p>
-      <w:pPr>
-        <w:rPr>
-          <w:lang w:val="en-GB"/>
-        </w:rPr>
-      </w:pPr>
-    </w:p>
-    <w:p>
-      <w:pPr>
-        <w:rPr>
-          <w:lang w:val="en-GB"/>
-        </w:rPr>
-      </w:pPr>
     </w:p>
     <w:p>
       <w:pPr>
@@ -8928,6 +9449,33 @@
       <w:contextualSpacing/>
     </w:pPr>
   </w:style>
+  <w:style w:type="paragraph" w:styleId="NormalWeb">
+    <w:name w:val="Normal (Web)"/>
+    <w:basedOn w:val="Normal"/>
+    <w:uiPriority w:val="99"/>
+    <w:unhideWhenUsed/>
+    <w:rsid w:val="00F7438A"/>
+    <w:pPr>
+      <w:spacing w:before="100" w:beforeAutospacing="1" w:after="100" w:afterAutospacing="1" w:line="240" w:lineRule="auto"/>
+    </w:pPr>
+    <w:rPr>
+      <w:rFonts w:ascii="Times New Roman" w:eastAsia="Times New Roman" w:hAnsi="Times New Roman" w:cs="Times New Roman"/>
+      <w:sz w:val="24"/>
+      <w:szCs w:val="24"/>
+      <w:lang w:eastAsia="en-IN"/>
+    </w:rPr>
+  </w:style>
+  <w:style w:type="character" w:styleId="Strong">
+    <w:name w:val="Strong"/>
+    <w:basedOn w:val="DefaultParagraphFont"/>
+    <w:uiPriority w:val="22"/>
+    <w:qFormat/>
+    <w:rsid w:val="00F7438A"/>
+    <w:rPr>
+      <w:b/>
+      <w:bCs/>
+    </w:rPr>
+  </w:style>
 </w:styles>
 </file>
 
@@ -9197,7 +9745,7 @@
 </file>
 
 <file path=customXml/itemProps1.xml><?xml version="1.0" encoding="utf-8"?>
-<ds:datastoreItem xmlns:ds="http://schemas.openxmlformats.org/officeDocument/2006/customXml" ds:itemID="{D8C4A186-9638-4D2C-99B2-196147999807}">
+<ds:datastoreItem xmlns:ds="http://schemas.openxmlformats.org/officeDocument/2006/customXml" ds:itemID="{EF8652F1-2992-4594-8010-1A500D18DB8C}">
   <ds:schemaRefs>
     <ds:schemaRef ds:uri="http://schemas.openxmlformats.org/officeDocument/2006/bibliography"/>
   </ds:schemaRefs>

--- a/note.docx
+++ b/note.docx
@@ -8119,14 +8119,7 @@
           <w:b/>
           <w:sz w:val="36"/>
         </w:rPr>
-        <w:t>Callback Functions in JavaScrip</w:t>
-      </w:r>
-      <w:r>
-        <w:rPr>
-          <w:b/>
-          <w:sz w:val="36"/>
-        </w:rPr>
-        <w:t>t:</w:t>
+        <w:t>Callback Functions in JavaScript:</w:t>
       </w:r>
     </w:p>
     <w:p>
@@ -8529,177 +8522,4003 @@
           <w:szCs w:val="36"/>
         </w:rPr>
         <w:lastRenderedPageBreak/>
-        <w:t>Synchronous Calls</w:t>
-      </w:r>
-      <w:r>
+        <w:t>Synchronous Calls:</w:t>
+      </w:r>
+    </w:p>
+    <w:p>
+      <w:r>
+        <w:rPr>
+          <w:rStyle w:val="Strong"/>
+        </w:rPr>
+        <w:t>Synchronous</w:t>
+      </w:r>
+      <w:r>
+        <w:t xml:space="preserve"> execution means the code runs </w:t>
+      </w:r>
+      <w:r>
+        <w:rPr>
+          <w:rStyle w:val="Strong"/>
+        </w:rPr>
+        <w:t>line by line</w:t>
+      </w:r>
+      <w:r>
+        <w:t xml:space="preserve">, in the exact </w:t>
+      </w:r>
+      <w:r>
+        <w:rPr>
+          <w:rStyle w:val="Strong"/>
+        </w:rPr>
+        <w:t>order</w:t>
+      </w:r>
+      <w:r>
+        <w:t xml:space="preserve"> it appears.</w:t>
+      </w:r>
+      <w:r>
+        <w:br/>
+        <w:t xml:space="preserve">Each operation waits for the </w:t>
+      </w:r>
+      <w:r>
+        <w:rPr>
+          <w:rStyle w:val="Strong"/>
+        </w:rPr>
+        <w:t>previous one to complete</w:t>
+      </w:r>
+      <w:r>
+        <w:t xml:space="preserve"> before moving to the next.</w:t>
+      </w:r>
+    </w:p>
+    <w:p>
+      <w:pPr>
+        <w:rPr>
+          <w:b/>
+          <w:sz w:val="18"/>
+          <w:szCs w:val="36"/>
+          <w:lang w:val="en-GB"/>
+        </w:rPr>
+      </w:pPr>
+      <w:r>
+        <w:rPr>
+          <w:b/>
+        </w:rPr>
+        <w:t>EXAMPLES:</w:t>
+      </w:r>
+    </w:p>
+    <w:p>
+      <w:pPr>
+        <w:spacing w:after="0"/>
+        <w:rPr>
+          <w:lang w:val="en-GB"/>
+        </w:rPr>
+      </w:pPr>
+      <w:r>
+        <w:rPr>
+          <w:lang w:val="en-GB"/>
+        </w:rPr>
+        <w:t>console.log("Start");</w:t>
+      </w:r>
+    </w:p>
+    <w:p>
+      <w:pPr>
+        <w:spacing w:after="0"/>
+        <w:rPr>
+          <w:lang w:val="en-GB"/>
+        </w:rPr>
+      </w:pPr>
+    </w:p>
+    <w:p>
+      <w:pPr>
+        <w:spacing w:after="0"/>
+        <w:rPr>
+          <w:lang w:val="en-GB"/>
+        </w:rPr>
+      </w:pPr>
+      <w:r>
+        <w:rPr>
+          <w:lang w:val="en-GB"/>
+        </w:rPr>
+        <w:t>for (let i = 0; i &lt; 1e9; i++) {</w:t>
+      </w:r>
+    </w:p>
+    <w:p>
+      <w:pPr>
+        <w:spacing w:after="0"/>
+        <w:rPr>
+          <w:lang w:val="en-GB"/>
+        </w:rPr>
+      </w:pPr>
+      <w:r>
+        <w:rPr>
+          <w:lang w:val="en-GB"/>
+        </w:rPr>
+        <w:t xml:space="preserve">  // Long synchronous loop</w:t>
+      </w:r>
+    </w:p>
+    <w:p>
+      <w:pPr>
+        <w:spacing w:after="0"/>
+        <w:rPr>
+          <w:lang w:val="en-GB"/>
+        </w:rPr>
+      </w:pPr>
+      <w:r>
+        <w:rPr>
+          <w:lang w:val="en-GB"/>
+        </w:rPr>
+        <w:t>}</w:t>
+      </w:r>
+    </w:p>
+    <w:p>
+      <w:pPr>
+        <w:spacing w:after="0"/>
+        <w:rPr>
+          <w:lang w:val="en-GB"/>
+        </w:rPr>
+      </w:pPr>
+    </w:p>
+    <w:p>
+      <w:pPr>
+        <w:spacing w:after="0"/>
+        <w:rPr>
+          <w:lang w:val="en-GB"/>
+        </w:rPr>
+      </w:pPr>
+      <w:r>
+        <w:rPr>
+          <w:lang w:val="en-GB"/>
+        </w:rPr>
+        <w:t>console.log("End");</w:t>
+      </w:r>
+    </w:p>
+    <w:p>
+      <w:pPr>
         <w:rPr>
           <w:b/>
           <w:sz w:val="36"/>
           <w:szCs w:val="36"/>
         </w:rPr>
+      </w:pPr>
+      <w:r>
+        <w:rPr>
+          <w:b/>
+          <w:sz w:val="36"/>
+          <w:szCs w:val="36"/>
+        </w:rPr>
+        <w:t>Asynchronous Calls in JavaScript</w:t>
+      </w:r>
+      <w:r>
+        <w:rPr>
+          <w:b/>
+          <w:sz w:val="36"/>
+          <w:szCs w:val="36"/>
+        </w:rPr>
         <w:t>:</w:t>
       </w:r>
     </w:p>
     <w:p>
       <w:r>
+        <w:t xml:space="preserve">Asynchronous calls in JavaScript allow code to </w:t>
+      </w:r>
+      <w:r>
         <w:rPr>
           <w:rStyle w:val="Strong"/>
         </w:rPr>
-        <w:t>Synchronous</w:t>
-      </w:r>
-      <w:r>
-        <w:t xml:space="preserve"> execution means the code runs </w:t>
+        <w:t>execute without blocking</w:t>
+      </w:r>
+      <w:r>
+        <w:t xml:space="preserve"> other operations. This means your code can perform </w:t>
       </w:r>
       <w:r>
         <w:rPr>
           <w:rStyle w:val="Strong"/>
         </w:rPr>
-        <w:t>line by line</w:t>
-      </w:r>
-      <w:r>
-        <w:t xml:space="preserve">, in the exact </w:t>
-      </w:r>
-      <w:r>
-        <w:rPr>
-          <w:rStyle w:val="Strong"/>
-        </w:rPr>
-        <w:t>order</w:t>
-      </w:r>
-      <w:r>
-        <w:t xml:space="preserve"> it appears.</w:t>
-      </w:r>
-      <w:r>
-        <w:br/>
-        <w:t xml:space="preserve">Each operation waits for the </w:t>
-      </w:r>
-      <w:r>
-        <w:rPr>
-          <w:rStyle w:val="Strong"/>
-        </w:rPr>
-        <w:t>previous one to complete</w:t>
-      </w:r>
-      <w:r>
-        <w:t xml:space="preserve"> before moving to the next.</w:t>
-      </w:r>
-    </w:p>
-    <w:p>
-      <w:pPr>
-        <w:rPr>
+        <w:t>long-running tasks (like fetching data from a server)</w:t>
+      </w:r>
+      <w:r>
+        <w:t xml:space="preserve"> without freezing the whole page.</w:t>
+      </w:r>
+    </w:p>
+    <w:p>
+      <w:pPr>
+        <w:spacing w:before="100" w:beforeAutospacing="1" w:after="100" w:afterAutospacing="1" w:line="240" w:lineRule="auto"/>
+        <w:rPr>
+          <w:rFonts w:ascii="Times New Roman" w:eastAsia="Times New Roman" w:hAnsi="Times New Roman" w:cs="Times New Roman"/>
+          <w:sz w:val="24"/>
+          <w:szCs w:val="24"/>
+          <w:lang w:eastAsia="en-IN"/>
+        </w:rPr>
+      </w:pPr>
+      <w:r>
+        <w:rPr>
+          <w:rFonts w:ascii="Times New Roman" w:eastAsia="Times New Roman" w:hAnsi="Times New Roman" w:cs="Times New Roman"/>
+          <w:sz w:val="24"/>
+          <w:szCs w:val="24"/>
+          <w:lang w:eastAsia="en-IN"/>
+        </w:rPr>
+        <w:t>i</w:t>
+      </w:r>
+      <w:r>
+        <w:rPr>
+          <w:rFonts w:ascii="Times New Roman" w:eastAsia="Times New Roman" w:hAnsi="Times New Roman" w:cs="Times New Roman"/>
+          <w:sz w:val="24"/>
+          <w:szCs w:val="24"/>
+          <w:lang w:eastAsia="en-IN"/>
+        </w:rPr>
+        <w:t>magine you're loading data from a server:</w:t>
+      </w:r>
+    </w:p>
+    <w:p>
+      <w:pPr>
+        <w:numPr>
+          <w:ilvl w:val="0"/>
+          <w:numId w:val="3"/>
+        </w:numPr>
+        <w:spacing w:before="100" w:beforeAutospacing="1" w:after="100" w:afterAutospacing="1" w:line="240" w:lineRule="auto"/>
+        <w:rPr>
+          <w:rFonts w:ascii="Times New Roman" w:eastAsia="Times New Roman" w:hAnsi="Times New Roman" w:cs="Times New Roman"/>
+          <w:sz w:val="24"/>
+          <w:szCs w:val="24"/>
+          <w:lang w:eastAsia="en-IN"/>
+        </w:rPr>
+      </w:pPr>
+      <w:r>
+        <w:rPr>
+          <w:rFonts w:ascii="Times New Roman" w:eastAsia="Times New Roman" w:hAnsi="Times New Roman" w:cs="Times New Roman"/>
+          <w:sz w:val="24"/>
+          <w:szCs w:val="24"/>
+          <w:lang w:eastAsia="en-IN"/>
+        </w:rPr>
+        <w:t xml:space="preserve">If it's </w:t>
+      </w:r>
+      <w:r>
+        <w:rPr>
+          <w:rFonts w:ascii="Times New Roman" w:eastAsia="Times New Roman" w:hAnsi="Times New Roman" w:cs="Times New Roman"/>
           <w:b/>
-          <w:sz w:val="18"/>
-          <w:szCs w:val="36"/>
-          <w:lang w:val="en-GB"/>
-        </w:rPr>
-      </w:pPr>
-      <w:r>
-        <w:rPr>
+          <w:bCs/>
+          <w:sz w:val="24"/>
+          <w:szCs w:val="24"/>
+          <w:lang w:eastAsia="en-IN"/>
+        </w:rPr>
+        <w:t>synchronous</w:t>
+      </w:r>
+      <w:r>
+        <w:rPr>
+          <w:rFonts w:ascii="Times New Roman" w:eastAsia="Times New Roman" w:hAnsi="Times New Roman" w:cs="Times New Roman"/>
+          <w:sz w:val="24"/>
+          <w:szCs w:val="24"/>
+          <w:lang w:eastAsia="en-IN"/>
+        </w:rPr>
+        <w:t xml:space="preserve">, the whole program </w:t>
+      </w:r>
+      <w:r>
+        <w:rPr>
+          <w:rFonts w:ascii="Times New Roman" w:eastAsia="Times New Roman" w:hAnsi="Times New Roman" w:cs="Times New Roman"/>
           <w:b/>
-        </w:rPr>
-        <w:t>EXAMPLES:</w:t>
-      </w:r>
-    </w:p>
-    <w:p>
-      <w:pPr>
-        <w:spacing w:after="0"/>
-        <w:rPr>
-          <w:lang w:val="en-GB"/>
-        </w:rPr>
-      </w:pPr>
-      <w:r>
-        <w:rPr>
-          <w:lang w:val="en-GB"/>
-        </w:rPr>
-        <w:t>console.log("Start");</w:t>
-      </w:r>
-    </w:p>
-    <w:p>
-      <w:pPr>
-        <w:spacing w:after="0"/>
-        <w:rPr>
-          <w:lang w:val="en-GB"/>
-        </w:rPr>
-      </w:pPr>
-    </w:p>
-    <w:p>
-      <w:pPr>
-        <w:spacing w:after="0"/>
-        <w:rPr>
-          <w:lang w:val="en-GB"/>
-        </w:rPr>
-      </w:pPr>
-      <w:r>
-        <w:rPr>
-          <w:lang w:val="en-GB"/>
-        </w:rPr>
-        <w:t>for (let i = 0; i &lt; 1e9; i++) {</w:t>
-      </w:r>
-    </w:p>
-    <w:p>
-      <w:pPr>
-        <w:spacing w:after="0"/>
-        <w:rPr>
-          <w:lang w:val="en-GB"/>
-        </w:rPr>
-      </w:pPr>
-      <w:r>
-        <w:rPr>
-          <w:lang w:val="en-GB"/>
-        </w:rPr>
-        <w:t xml:space="preserve">  // Long synchronous loop</w:t>
-      </w:r>
-    </w:p>
-    <w:p>
-      <w:pPr>
-        <w:spacing w:after="0"/>
-        <w:rPr>
-          <w:lang w:val="en-GB"/>
-        </w:rPr>
-      </w:pPr>
-      <w:r>
-        <w:rPr>
-          <w:lang w:val="en-GB"/>
+          <w:bCs/>
+          <w:sz w:val="24"/>
+          <w:szCs w:val="24"/>
+          <w:lang w:eastAsia="en-IN"/>
+        </w:rPr>
+        <w:t>waits</w:t>
+      </w:r>
+      <w:r>
+        <w:rPr>
+          <w:rFonts w:ascii="Times New Roman" w:eastAsia="Times New Roman" w:hAnsi="Times New Roman" w:cs="Times New Roman"/>
+          <w:sz w:val="24"/>
+          <w:szCs w:val="24"/>
+          <w:lang w:eastAsia="en-IN"/>
+        </w:rPr>
+        <w:t xml:space="preserve"> until the data is loaded.</w:t>
+      </w:r>
+    </w:p>
+    <w:p>
+      <w:pPr>
+        <w:numPr>
+          <w:ilvl w:val="0"/>
+          <w:numId w:val="3"/>
+        </w:numPr>
+        <w:spacing w:before="100" w:beforeAutospacing="1" w:after="100" w:afterAutospacing="1" w:line="240" w:lineRule="auto"/>
+        <w:rPr>
+          <w:rFonts w:ascii="Times New Roman" w:eastAsia="Times New Roman" w:hAnsi="Times New Roman" w:cs="Times New Roman"/>
+          <w:sz w:val="24"/>
+          <w:szCs w:val="24"/>
+          <w:lang w:eastAsia="en-IN"/>
+        </w:rPr>
+      </w:pPr>
+      <w:r>
+        <w:rPr>
+          <w:rFonts w:ascii="Times New Roman" w:eastAsia="Times New Roman" w:hAnsi="Times New Roman" w:cs="Times New Roman"/>
+          <w:sz w:val="24"/>
+          <w:szCs w:val="24"/>
+          <w:lang w:eastAsia="en-IN"/>
+        </w:rPr>
+        <w:t xml:space="preserve">If it's </w:t>
+      </w:r>
+      <w:r>
+        <w:rPr>
+          <w:rFonts w:ascii="Times New Roman" w:eastAsia="Times New Roman" w:hAnsi="Times New Roman" w:cs="Times New Roman"/>
+          <w:b/>
+          <w:bCs/>
+          <w:sz w:val="24"/>
+          <w:szCs w:val="24"/>
+          <w:lang w:eastAsia="en-IN"/>
+        </w:rPr>
+        <w:t>asynchronous</w:t>
+      </w:r>
+      <w:r>
+        <w:rPr>
+          <w:rFonts w:ascii="Times New Roman" w:eastAsia="Times New Roman" w:hAnsi="Times New Roman" w:cs="Times New Roman"/>
+          <w:sz w:val="24"/>
+          <w:szCs w:val="24"/>
+          <w:lang w:eastAsia="en-IN"/>
+        </w:rPr>
+        <w:t xml:space="preserve">, the browser continues running other code while it </w:t>
+      </w:r>
+      <w:r>
+        <w:rPr>
+          <w:rFonts w:ascii="Times New Roman" w:eastAsia="Times New Roman" w:hAnsi="Times New Roman" w:cs="Times New Roman"/>
+          <w:b/>
+          <w:bCs/>
+          <w:sz w:val="24"/>
+          <w:szCs w:val="24"/>
+          <w:lang w:eastAsia="en-IN"/>
+        </w:rPr>
+        <w:t>waits in the background</w:t>
+      </w:r>
+      <w:r>
+        <w:rPr>
+          <w:rFonts w:ascii="Times New Roman" w:eastAsia="Times New Roman" w:hAnsi="Times New Roman" w:cs="Times New Roman"/>
+          <w:sz w:val="24"/>
+          <w:szCs w:val="24"/>
+          <w:lang w:eastAsia="en-IN"/>
+        </w:rPr>
+        <w:t>.</w:t>
+      </w:r>
+    </w:p>
+    <w:p>
+      <w:pPr>
+        <w:spacing w:before="100" w:beforeAutospacing="1" w:after="100" w:afterAutospacing="1" w:line="240" w:lineRule="auto"/>
+        <w:ind w:left="720"/>
+        <w:rPr>
+          <w:rFonts w:ascii="Times New Roman" w:eastAsia="Times New Roman" w:hAnsi="Times New Roman" w:cs="Times New Roman"/>
+          <w:b/>
+          <w:sz w:val="36"/>
+          <w:szCs w:val="24"/>
+          <w:lang w:eastAsia="en-IN"/>
+        </w:rPr>
+      </w:pPr>
+      <w:r>
+        <w:rPr>
+          <w:b/>
+          <w:sz w:val="32"/>
+        </w:rPr>
+        <w:t>Promise Example</w:t>
+      </w:r>
+      <w:r>
+        <w:rPr>
+          <w:b/>
+          <w:sz w:val="32"/>
+        </w:rPr>
+        <w:t>:</w:t>
+      </w:r>
+    </w:p>
+    <w:p>
+      <w:pPr>
+        <w:pStyle w:val="ListParagraph"/>
+        <w:numPr>
+          <w:ilvl w:val="0"/>
+          <w:numId w:val="3"/>
+        </w:numPr>
+        <w:shd w:val="clear" w:color="auto" w:fill="1F1F1F"/>
+        <w:spacing w:after="0" w:line="285" w:lineRule="atLeast"/>
+        <w:rPr>
+          <w:rFonts w:ascii="Consolas" w:eastAsia="Times New Roman" w:hAnsi="Consolas" w:cs="Times New Roman"/>
+          <w:color w:val="CCCCCC"/>
+          <w:sz w:val="21"/>
+          <w:szCs w:val="21"/>
+          <w:lang w:eastAsia="en-IN"/>
+        </w:rPr>
+      </w:pPr>
+      <w:r>
+        <w:rPr>
+          <w:rFonts w:ascii="Consolas" w:eastAsia="Times New Roman" w:hAnsi="Consolas" w:cs="Times New Roman"/>
+          <w:color w:val="569CD6"/>
+          <w:sz w:val="21"/>
+          <w:szCs w:val="21"/>
+          <w:lang w:eastAsia="en-IN"/>
+        </w:rPr>
+        <w:t>let</w:t>
+      </w:r>
+      <w:r>
+        <w:rPr>
+          <w:rFonts w:ascii="Consolas" w:eastAsia="Times New Roman" w:hAnsi="Consolas" w:cs="Times New Roman"/>
+          <w:color w:val="CCCCCC"/>
+          <w:sz w:val="21"/>
+          <w:szCs w:val="21"/>
+          <w:lang w:eastAsia="en-IN"/>
+        </w:rPr>
+        <w:t xml:space="preserve"> </w:t>
+      </w:r>
+      <w:r>
+        <w:rPr>
+          <w:rFonts w:ascii="Consolas" w:eastAsia="Times New Roman" w:hAnsi="Consolas" w:cs="Times New Roman"/>
+          <w:color w:val="9CDCFE"/>
+          <w:sz w:val="21"/>
+          <w:szCs w:val="21"/>
+          <w:lang w:eastAsia="en-IN"/>
+        </w:rPr>
+        <w:t>success</w:t>
+      </w:r>
+      <w:r>
+        <w:rPr>
+          <w:rFonts w:ascii="Consolas" w:eastAsia="Times New Roman" w:hAnsi="Consolas" w:cs="Times New Roman"/>
+          <w:color w:val="D4D4D4"/>
+          <w:sz w:val="21"/>
+          <w:szCs w:val="21"/>
+          <w:lang w:eastAsia="en-IN"/>
+        </w:rPr>
+        <w:t>=</w:t>
+      </w:r>
+      <w:r>
+        <w:rPr>
+          <w:rFonts w:ascii="Consolas" w:eastAsia="Times New Roman" w:hAnsi="Consolas" w:cs="Times New Roman"/>
+          <w:color w:val="569CD6"/>
+          <w:sz w:val="21"/>
+          <w:szCs w:val="21"/>
+          <w:lang w:eastAsia="en-IN"/>
+        </w:rPr>
+        <w:t>false</w:t>
+      </w:r>
+      <w:r>
+        <w:rPr>
+          <w:rFonts w:ascii="Consolas" w:eastAsia="Times New Roman" w:hAnsi="Consolas" w:cs="Times New Roman"/>
+          <w:color w:val="CCCCCC"/>
+          <w:sz w:val="21"/>
+          <w:szCs w:val="21"/>
+          <w:lang w:eastAsia="en-IN"/>
+        </w:rPr>
+        <w:t>;</w:t>
+      </w:r>
+    </w:p>
+    <w:p>
+      <w:pPr>
+        <w:pStyle w:val="ListParagraph"/>
+        <w:numPr>
+          <w:ilvl w:val="0"/>
+          <w:numId w:val="3"/>
+        </w:numPr>
+        <w:shd w:val="clear" w:color="auto" w:fill="1F1F1F"/>
+        <w:spacing w:after="0" w:line="285" w:lineRule="atLeast"/>
+        <w:rPr>
+          <w:rFonts w:ascii="Consolas" w:eastAsia="Times New Roman" w:hAnsi="Consolas" w:cs="Times New Roman"/>
+          <w:color w:val="CCCCCC"/>
+          <w:sz w:val="21"/>
+          <w:szCs w:val="21"/>
+          <w:lang w:eastAsia="en-IN"/>
+        </w:rPr>
+      </w:pPr>
+      <w:r>
+        <w:rPr>
+          <w:rFonts w:ascii="Consolas" w:eastAsia="Times New Roman" w:hAnsi="Consolas" w:cs="Times New Roman"/>
+          <w:color w:val="569CD6"/>
+          <w:sz w:val="21"/>
+          <w:szCs w:val="21"/>
+          <w:lang w:eastAsia="en-IN"/>
+        </w:rPr>
+        <w:t>let</w:t>
+      </w:r>
+      <w:r>
+        <w:rPr>
+          <w:rFonts w:ascii="Consolas" w:eastAsia="Times New Roman" w:hAnsi="Consolas" w:cs="Times New Roman"/>
+          <w:color w:val="CCCCCC"/>
+          <w:sz w:val="21"/>
+          <w:szCs w:val="21"/>
+          <w:lang w:eastAsia="en-IN"/>
+        </w:rPr>
+        <w:t xml:space="preserve"> </w:t>
+      </w:r>
+      <w:r>
+        <w:rPr>
+          <w:rFonts w:ascii="Consolas" w:eastAsia="Times New Roman" w:hAnsi="Consolas" w:cs="Times New Roman"/>
+          <w:color w:val="9CDCFE"/>
+          <w:sz w:val="21"/>
+          <w:szCs w:val="21"/>
+          <w:lang w:eastAsia="en-IN"/>
+        </w:rPr>
+        <w:t>mypromise</w:t>
+      </w:r>
+      <w:r>
+        <w:rPr>
+          <w:rFonts w:ascii="Consolas" w:eastAsia="Times New Roman" w:hAnsi="Consolas" w:cs="Times New Roman"/>
+          <w:color w:val="CCCCCC"/>
+          <w:sz w:val="21"/>
+          <w:szCs w:val="21"/>
+          <w:lang w:eastAsia="en-IN"/>
+        </w:rPr>
+        <w:t xml:space="preserve"> </w:t>
+      </w:r>
+      <w:r>
+        <w:rPr>
+          <w:rFonts w:ascii="Consolas" w:eastAsia="Times New Roman" w:hAnsi="Consolas" w:cs="Times New Roman"/>
+          <w:color w:val="D4D4D4"/>
+          <w:sz w:val="21"/>
+          <w:szCs w:val="21"/>
+          <w:lang w:eastAsia="en-IN"/>
+        </w:rPr>
+        <w:t>=</w:t>
+      </w:r>
+      <w:r>
+        <w:rPr>
+          <w:rFonts w:ascii="Consolas" w:eastAsia="Times New Roman" w:hAnsi="Consolas" w:cs="Times New Roman"/>
+          <w:color w:val="569CD6"/>
+          <w:sz w:val="21"/>
+          <w:szCs w:val="21"/>
+          <w:lang w:eastAsia="en-IN"/>
+        </w:rPr>
+        <w:t>new</w:t>
+      </w:r>
+      <w:r>
+        <w:rPr>
+          <w:rFonts w:ascii="Consolas" w:eastAsia="Times New Roman" w:hAnsi="Consolas" w:cs="Times New Roman"/>
+          <w:color w:val="CCCCCC"/>
+          <w:sz w:val="21"/>
+          <w:szCs w:val="21"/>
+          <w:lang w:eastAsia="en-IN"/>
+        </w:rPr>
+        <w:t xml:space="preserve"> </w:t>
+      </w:r>
+      <w:r>
+        <w:rPr>
+          <w:rFonts w:ascii="Consolas" w:eastAsia="Times New Roman" w:hAnsi="Consolas" w:cs="Times New Roman"/>
+          <w:color w:val="4EC9B0"/>
+          <w:sz w:val="21"/>
+          <w:szCs w:val="21"/>
+          <w:lang w:eastAsia="en-IN"/>
+        </w:rPr>
+        <w:t>Promise</w:t>
+      </w:r>
+      <w:r>
+        <w:rPr>
+          <w:rFonts w:ascii="Consolas" w:eastAsia="Times New Roman" w:hAnsi="Consolas" w:cs="Times New Roman"/>
+          <w:color w:val="CCCCCC"/>
+          <w:sz w:val="21"/>
+          <w:szCs w:val="21"/>
+          <w:lang w:eastAsia="en-IN"/>
+        </w:rPr>
+        <w:t>((</w:t>
+      </w:r>
+      <w:r>
+        <w:rPr>
+          <w:rFonts w:ascii="Consolas" w:eastAsia="Times New Roman" w:hAnsi="Consolas" w:cs="Times New Roman"/>
+          <w:color w:val="DCDCAA"/>
+          <w:sz w:val="21"/>
+          <w:szCs w:val="21"/>
+          <w:lang w:eastAsia="en-IN"/>
+        </w:rPr>
+        <w:t>resolve</w:t>
+      </w:r>
+      <w:r>
+        <w:rPr>
+          <w:rFonts w:ascii="Consolas" w:eastAsia="Times New Roman" w:hAnsi="Consolas" w:cs="Times New Roman"/>
+          <w:color w:val="CCCCCC"/>
+          <w:sz w:val="21"/>
+          <w:szCs w:val="21"/>
+          <w:lang w:eastAsia="en-IN"/>
+        </w:rPr>
+        <w:t xml:space="preserve">, </w:t>
+      </w:r>
+      <w:r>
+        <w:rPr>
+          <w:rFonts w:ascii="Consolas" w:eastAsia="Times New Roman" w:hAnsi="Consolas" w:cs="Times New Roman"/>
+          <w:color w:val="DCDCAA"/>
+          <w:sz w:val="21"/>
+          <w:szCs w:val="21"/>
+          <w:lang w:eastAsia="en-IN"/>
+        </w:rPr>
+        <w:t>reject</w:t>
+      </w:r>
+      <w:r>
+        <w:rPr>
+          <w:rFonts w:ascii="Consolas" w:eastAsia="Times New Roman" w:hAnsi="Consolas" w:cs="Times New Roman"/>
+          <w:color w:val="CCCCCC"/>
+          <w:sz w:val="21"/>
+          <w:szCs w:val="21"/>
+          <w:lang w:eastAsia="en-IN"/>
+        </w:rPr>
+        <w:t xml:space="preserve">) </w:t>
+      </w:r>
+      <w:r>
+        <w:rPr>
+          <w:rFonts w:ascii="Consolas" w:eastAsia="Times New Roman" w:hAnsi="Consolas" w:cs="Times New Roman"/>
+          <w:color w:val="569CD6"/>
+          <w:sz w:val="21"/>
+          <w:szCs w:val="21"/>
+          <w:lang w:eastAsia="en-IN"/>
+        </w:rPr>
+        <w:t>=&gt;</w:t>
+      </w:r>
+      <w:r>
+        <w:rPr>
+          <w:rFonts w:ascii="Consolas" w:eastAsia="Times New Roman" w:hAnsi="Consolas" w:cs="Times New Roman"/>
+          <w:color w:val="CCCCCC"/>
+          <w:sz w:val="21"/>
+          <w:szCs w:val="21"/>
+          <w:lang w:eastAsia="en-IN"/>
+        </w:rPr>
+        <w:t xml:space="preserve"> {</w:t>
+      </w:r>
+    </w:p>
+    <w:p>
+      <w:pPr>
+        <w:pStyle w:val="ListParagraph"/>
+        <w:numPr>
+          <w:ilvl w:val="0"/>
+          <w:numId w:val="3"/>
+        </w:numPr>
+        <w:shd w:val="clear" w:color="auto" w:fill="1F1F1F"/>
+        <w:spacing w:after="0" w:line="285" w:lineRule="atLeast"/>
+        <w:rPr>
+          <w:rFonts w:ascii="Consolas" w:eastAsia="Times New Roman" w:hAnsi="Consolas" w:cs="Times New Roman"/>
+          <w:color w:val="CCCCCC"/>
+          <w:sz w:val="21"/>
+          <w:szCs w:val="21"/>
+          <w:lang w:eastAsia="en-IN"/>
+        </w:rPr>
+      </w:pPr>
+      <w:r>
+        <w:rPr>
+          <w:rFonts w:ascii="Consolas" w:eastAsia="Times New Roman" w:hAnsi="Consolas" w:cs="Times New Roman"/>
+          <w:color w:val="CCCCCC"/>
+          <w:sz w:val="21"/>
+          <w:szCs w:val="21"/>
+          <w:lang w:eastAsia="en-IN"/>
+        </w:rPr>
+        <w:t xml:space="preserve">    </w:t>
+      </w:r>
+      <w:r>
+        <w:rPr>
+          <w:rFonts w:ascii="Consolas" w:eastAsia="Times New Roman" w:hAnsi="Consolas" w:cs="Times New Roman"/>
+          <w:color w:val="C586C0"/>
+          <w:sz w:val="21"/>
+          <w:szCs w:val="21"/>
+          <w:lang w:eastAsia="en-IN"/>
+        </w:rPr>
+        <w:t>if</w:t>
+      </w:r>
+      <w:r>
+        <w:rPr>
+          <w:rFonts w:ascii="Consolas" w:eastAsia="Times New Roman" w:hAnsi="Consolas" w:cs="Times New Roman"/>
+          <w:color w:val="CCCCCC"/>
+          <w:sz w:val="21"/>
+          <w:szCs w:val="21"/>
+          <w:lang w:eastAsia="en-IN"/>
+        </w:rPr>
+        <w:t>(</w:t>
+      </w:r>
+      <w:r>
+        <w:rPr>
+          <w:rFonts w:ascii="Consolas" w:eastAsia="Times New Roman" w:hAnsi="Consolas" w:cs="Times New Roman"/>
+          <w:color w:val="9CDCFE"/>
+          <w:sz w:val="21"/>
+          <w:szCs w:val="21"/>
+          <w:lang w:eastAsia="en-IN"/>
+        </w:rPr>
+        <w:t>success</w:t>
+      </w:r>
+      <w:r>
+        <w:rPr>
+          <w:rFonts w:ascii="Consolas" w:eastAsia="Times New Roman" w:hAnsi="Consolas" w:cs="Times New Roman"/>
+          <w:color w:val="CCCCCC"/>
+          <w:sz w:val="21"/>
+          <w:szCs w:val="21"/>
+          <w:lang w:eastAsia="en-IN"/>
+        </w:rPr>
+        <w:t>){</w:t>
+      </w:r>
+    </w:p>
+    <w:p>
+      <w:pPr>
+        <w:pStyle w:val="ListParagraph"/>
+        <w:numPr>
+          <w:ilvl w:val="0"/>
+          <w:numId w:val="3"/>
+        </w:numPr>
+        <w:shd w:val="clear" w:color="auto" w:fill="1F1F1F"/>
+        <w:spacing w:after="0" w:line="285" w:lineRule="atLeast"/>
+        <w:rPr>
+          <w:rFonts w:ascii="Consolas" w:eastAsia="Times New Roman" w:hAnsi="Consolas" w:cs="Times New Roman"/>
+          <w:color w:val="CCCCCC"/>
+          <w:sz w:val="21"/>
+          <w:szCs w:val="21"/>
+          <w:lang w:eastAsia="en-IN"/>
+        </w:rPr>
+      </w:pPr>
+      <w:r>
+        <w:rPr>
+          <w:rFonts w:ascii="Consolas" w:eastAsia="Times New Roman" w:hAnsi="Consolas" w:cs="Times New Roman"/>
+          <w:color w:val="CCCCCC"/>
+          <w:sz w:val="21"/>
+          <w:szCs w:val="21"/>
+          <w:lang w:eastAsia="en-IN"/>
+        </w:rPr>
+        <w:t xml:space="preserve">        </w:t>
+      </w:r>
+      <w:r>
+        <w:rPr>
+          <w:rFonts w:ascii="Consolas" w:eastAsia="Times New Roman" w:hAnsi="Consolas" w:cs="Times New Roman"/>
+          <w:color w:val="DCDCAA"/>
+          <w:sz w:val="21"/>
+          <w:szCs w:val="21"/>
+          <w:lang w:eastAsia="en-IN"/>
+        </w:rPr>
+        <w:t>resolve</w:t>
+      </w:r>
+      <w:r>
+        <w:rPr>
+          <w:rFonts w:ascii="Consolas" w:eastAsia="Times New Roman" w:hAnsi="Consolas" w:cs="Times New Roman"/>
+          <w:color w:val="CCCCCC"/>
+          <w:sz w:val="21"/>
+          <w:szCs w:val="21"/>
+          <w:lang w:eastAsia="en-IN"/>
+        </w:rPr>
+        <w:t>(</w:t>
+      </w:r>
+      <w:r>
+        <w:rPr>
+          <w:rFonts w:ascii="Consolas" w:eastAsia="Times New Roman" w:hAnsi="Consolas" w:cs="Times New Roman"/>
+          <w:color w:val="CE9178"/>
+          <w:sz w:val="21"/>
+          <w:szCs w:val="21"/>
+          <w:lang w:eastAsia="en-IN"/>
+        </w:rPr>
+        <w:t>"success message"</w:t>
+      </w:r>
+      <w:r>
+        <w:rPr>
+          <w:rFonts w:ascii="Consolas" w:eastAsia="Times New Roman" w:hAnsi="Consolas" w:cs="Times New Roman"/>
+          <w:color w:val="CCCCCC"/>
+          <w:sz w:val="21"/>
+          <w:szCs w:val="21"/>
+          <w:lang w:eastAsia="en-IN"/>
+        </w:rPr>
+        <w:t>);</w:t>
+      </w:r>
+    </w:p>
+    <w:p>
+      <w:pPr>
+        <w:pStyle w:val="ListParagraph"/>
+        <w:numPr>
+          <w:ilvl w:val="0"/>
+          <w:numId w:val="3"/>
+        </w:numPr>
+        <w:shd w:val="clear" w:color="auto" w:fill="1F1F1F"/>
+        <w:spacing w:after="0" w:line="285" w:lineRule="atLeast"/>
+        <w:rPr>
+          <w:rFonts w:ascii="Consolas" w:eastAsia="Times New Roman" w:hAnsi="Consolas" w:cs="Times New Roman"/>
+          <w:color w:val="CCCCCC"/>
+          <w:sz w:val="21"/>
+          <w:szCs w:val="21"/>
+          <w:lang w:eastAsia="en-IN"/>
+        </w:rPr>
+      </w:pPr>
+      <w:r>
+        <w:rPr>
+          <w:rFonts w:ascii="Consolas" w:eastAsia="Times New Roman" w:hAnsi="Consolas" w:cs="Times New Roman"/>
+          <w:color w:val="CCCCCC"/>
+          <w:sz w:val="21"/>
+          <w:szCs w:val="21"/>
+          <w:lang w:eastAsia="en-IN"/>
+        </w:rPr>
+        <w:t>    }</w:t>
+      </w:r>
+    </w:p>
+    <w:p>
+      <w:pPr>
+        <w:pStyle w:val="ListParagraph"/>
+        <w:numPr>
+          <w:ilvl w:val="0"/>
+          <w:numId w:val="3"/>
+        </w:numPr>
+        <w:shd w:val="clear" w:color="auto" w:fill="1F1F1F"/>
+        <w:spacing w:after="0" w:line="285" w:lineRule="atLeast"/>
+        <w:rPr>
+          <w:rFonts w:ascii="Consolas" w:eastAsia="Times New Roman" w:hAnsi="Consolas" w:cs="Times New Roman"/>
+          <w:color w:val="CCCCCC"/>
+          <w:sz w:val="21"/>
+          <w:szCs w:val="21"/>
+          <w:lang w:eastAsia="en-IN"/>
+        </w:rPr>
+      </w:pPr>
+      <w:r>
+        <w:rPr>
+          <w:rFonts w:ascii="Consolas" w:eastAsia="Times New Roman" w:hAnsi="Consolas" w:cs="Times New Roman"/>
+          <w:color w:val="CCCCCC"/>
+          <w:sz w:val="21"/>
+          <w:szCs w:val="21"/>
+          <w:lang w:eastAsia="en-IN"/>
+        </w:rPr>
+        <w:t xml:space="preserve">    </w:t>
+      </w:r>
+      <w:r>
+        <w:rPr>
+          <w:rFonts w:ascii="Consolas" w:eastAsia="Times New Roman" w:hAnsi="Consolas" w:cs="Times New Roman"/>
+          <w:color w:val="C586C0"/>
+          <w:sz w:val="21"/>
+          <w:szCs w:val="21"/>
+          <w:lang w:eastAsia="en-IN"/>
+        </w:rPr>
+        <w:t>else</w:t>
+      </w:r>
+      <w:r>
+        <w:rPr>
+          <w:rFonts w:ascii="Consolas" w:eastAsia="Times New Roman" w:hAnsi="Consolas" w:cs="Times New Roman"/>
+          <w:color w:val="CCCCCC"/>
+          <w:sz w:val="21"/>
+          <w:szCs w:val="21"/>
+          <w:lang w:eastAsia="en-IN"/>
+        </w:rPr>
+        <w:t>{</w:t>
+      </w:r>
+    </w:p>
+    <w:p>
+      <w:pPr>
+        <w:pStyle w:val="ListParagraph"/>
+        <w:numPr>
+          <w:ilvl w:val="0"/>
+          <w:numId w:val="3"/>
+        </w:numPr>
+        <w:shd w:val="clear" w:color="auto" w:fill="1F1F1F"/>
+        <w:spacing w:after="0" w:line="285" w:lineRule="atLeast"/>
+        <w:rPr>
+          <w:rFonts w:ascii="Consolas" w:eastAsia="Times New Roman" w:hAnsi="Consolas" w:cs="Times New Roman"/>
+          <w:color w:val="CCCCCC"/>
+          <w:sz w:val="21"/>
+          <w:szCs w:val="21"/>
+          <w:lang w:eastAsia="en-IN"/>
+        </w:rPr>
+      </w:pPr>
+      <w:r>
+        <w:rPr>
+          <w:rFonts w:ascii="Consolas" w:eastAsia="Times New Roman" w:hAnsi="Consolas" w:cs="Times New Roman"/>
+          <w:color w:val="CCCCCC"/>
+          <w:sz w:val="21"/>
+          <w:szCs w:val="21"/>
+          <w:lang w:eastAsia="en-IN"/>
+        </w:rPr>
+        <w:t xml:space="preserve">        </w:t>
+      </w:r>
+      <w:r>
+        <w:rPr>
+          <w:rFonts w:ascii="Consolas" w:eastAsia="Times New Roman" w:hAnsi="Consolas" w:cs="Times New Roman"/>
+          <w:color w:val="DCDCAA"/>
+          <w:sz w:val="21"/>
+          <w:szCs w:val="21"/>
+          <w:lang w:eastAsia="en-IN"/>
+        </w:rPr>
+        <w:t>reject</w:t>
+      </w:r>
+      <w:r>
+        <w:rPr>
+          <w:rFonts w:ascii="Consolas" w:eastAsia="Times New Roman" w:hAnsi="Consolas" w:cs="Times New Roman"/>
+          <w:color w:val="CCCCCC"/>
+          <w:sz w:val="21"/>
+          <w:szCs w:val="21"/>
+          <w:lang w:eastAsia="en-IN"/>
+        </w:rPr>
+        <w:t>(</w:t>
+      </w:r>
+      <w:r>
+        <w:rPr>
+          <w:rFonts w:ascii="Consolas" w:eastAsia="Times New Roman" w:hAnsi="Consolas" w:cs="Times New Roman"/>
+          <w:color w:val="CE9178"/>
+          <w:sz w:val="21"/>
+          <w:szCs w:val="21"/>
+          <w:lang w:eastAsia="en-IN"/>
+        </w:rPr>
+        <w:t>"fail message"</w:t>
+      </w:r>
+      <w:r>
+        <w:rPr>
+          <w:rFonts w:ascii="Consolas" w:eastAsia="Times New Roman" w:hAnsi="Consolas" w:cs="Times New Roman"/>
+          <w:color w:val="CCCCCC"/>
+          <w:sz w:val="21"/>
+          <w:szCs w:val="21"/>
+          <w:lang w:eastAsia="en-IN"/>
+        </w:rPr>
+        <w:t>);</w:t>
+      </w:r>
+    </w:p>
+    <w:p>
+      <w:pPr>
+        <w:pStyle w:val="ListParagraph"/>
+        <w:numPr>
+          <w:ilvl w:val="0"/>
+          <w:numId w:val="3"/>
+        </w:numPr>
+        <w:shd w:val="clear" w:color="auto" w:fill="1F1F1F"/>
+        <w:spacing w:after="0" w:line="285" w:lineRule="atLeast"/>
+        <w:rPr>
+          <w:rFonts w:ascii="Consolas" w:eastAsia="Times New Roman" w:hAnsi="Consolas" w:cs="Times New Roman"/>
+          <w:color w:val="CCCCCC"/>
+          <w:sz w:val="21"/>
+          <w:szCs w:val="21"/>
+          <w:lang w:eastAsia="en-IN"/>
+        </w:rPr>
+      </w:pPr>
+      <w:r>
+        <w:rPr>
+          <w:rFonts w:ascii="Consolas" w:eastAsia="Times New Roman" w:hAnsi="Consolas" w:cs="Times New Roman"/>
+          <w:color w:val="CCCCCC"/>
+          <w:sz w:val="21"/>
+          <w:szCs w:val="21"/>
+          <w:lang w:eastAsia="en-IN"/>
+        </w:rPr>
+        <w:t>    }</w:t>
+      </w:r>
+    </w:p>
+    <w:p>
+      <w:pPr>
+        <w:pStyle w:val="ListParagraph"/>
+        <w:numPr>
+          <w:ilvl w:val="0"/>
+          <w:numId w:val="3"/>
+        </w:numPr>
+        <w:shd w:val="clear" w:color="auto" w:fill="1F1F1F"/>
+        <w:spacing w:after="0" w:line="285" w:lineRule="atLeast"/>
+        <w:rPr>
+          <w:rFonts w:ascii="Consolas" w:eastAsia="Times New Roman" w:hAnsi="Consolas" w:cs="Times New Roman"/>
+          <w:color w:val="CCCCCC"/>
+          <w:sz w:val="21"/>
+          <w:szCs w:val="21"/>
+          <w:lang w:eastAsia="en-IN"/>
+        </w:rPr>
+      </w:pPr>
+      <w:r>
+        <w:rPr>
+          <w:rFonts w:ascii="Consolas" w:eastAsia="Times New Roman" w:hAnsi="Consolas" w:cs="Times New Roman"/>
+          <w:color w:val="CCCCCC"/>
+          <w:sz w:val="21"/>
+          <w:szCs w:val="21"/>
+          <w:lang w:eastAsia="en-IN"/>
+        </w:rPr>
+        <w:t>});</w:t>
+      </w:r>
+    </w:p>
+    <w:p>
+      <w:pPr>
+        <w:pStyle w:val="ListParagraph"/>
+        <w:numPr>
+          <w:ilvl w:val="0"/>
+          <w:numId w:val="3"/>
+        </w:numPr>
+        <w:shd w:val="clear" w:color="auto" w:fill="1F1F1F"/>
+        <w:spacing w:after="0" w:line="285" w:lineRule="atLeast"/>
+        <w:rPr>
+          <w:rFonts w:ascii="Consolas" w:eastAsia="Times New Roman" w:hAnsi="Consolas" w:cs="Times New Roman"/>
+          <w:color w:val="CCCCCC"/>
+          <w:sz w:val="21"/>
+          <w:szCs w:val="21"/>
+          <w:lang w:eastAsia="en-IN"/>
+        </w:rPr>
+      </w:pPr>
+      <w:r>
+        <w:rPr>
+          <w:rFonts w:ascii="Consolas" w:eastAsia="Times New Roman" w:hAnsi="Consolas" w:cs="Times New Roman"/>
+          <w:color w:val="9CDCFE"/>
+          <w:sz w:val="21"/>
+          <w:szCs w:val="21"/>
+          <w:lang w:eastAsia="en-IN"/>
+        </w:rPr>
+        <w:t>mypromise</w:t>
+      </w:r>
+      <w:r>
+        <w:rPr>
+          <w:rFonts w:ascii="Consolas" w:eastAsia="Times New Roman" w:hAnsi="Consolas" w:cs="Times New Roman"/>
+          <w:color w:val="CCCCCC"/>
+          <w:sz w:val="21"/>
+          <w:szCs w:val="21"/>
+          <w:lang w:eastAsia="en-IN"/>
+        </w:rPr>
+        <w:t>.</w:t>
+      </w:r>
+      <w:r>
+        <w:rPr>
+          <w:rFonts w:ascii="Consolas" w:eastAsia="Times New Roman" w:hAnsi="Consolas" w:cs="Times New Roman"/>
+          <w:color w:val="DCDCAA"/>
+          <w:sz w:val="21"/>
+          <w:szCs w:val="21"/>
+          <w:lang w:eastAsia="en-IN"/>
+        </w:rPr>
+        <w:t>then</w:t>
+      </w:r>
+      <w:r>
+        <w:rPr>
+          <w:rFonts w:ascii="Consolas" w:eastAsia="Times New Roman" w:hAnsi="Consolas" w:cs="Times New Roman"/>
+          <w:color w:val="CCCCCC"/>
+          <w:sz w:val="21"/>
+          <w:szCs w:val="21"/>
+          <w:lang w:eastAsia="en-IN"/>
+        </w:rPr>
+        <w:t>((</w:t>
+      </w:r>
+      <w:r>
+        <w:rPr>
+          <w:rFonts w:ascii="Consolas" w:eastAsia="Times New Roman" w:hAnsi="Consolas" w:cs="Times New Roman"/>
+          <w:color w:val="9CDCFE"/>
+          <w:sz w:val="21"/>
+          <w:szCs w:val="21"/>
+          <w:lang w:eastAsia="en-IN"/>
+        </w:rPr>
+        <w:t>result</w:t>
+      </w:r>
+      <w:r>
+        <w:rPr>
+          <w:rFonts w:ascii="Consolas" w:eastAsia="Times New Roman" w:hAnsi="Consolas" w:cs="Times New Roman"/>
+          <w:color w:val="CCCCCC"/>
+          <w:sz w:val="21"/>
+          <w:szCs w:val="21"/>
+          <w:lang w:eastAsia="en-IN"/>
+        </w:rPr>
+        <w:t>)</w:t>
+      </w:r>
+      <w:r>
+        <w:rPr>
+          <w:rFonts w:ascii="Consolas" w:eastAsia="Times New Roman" w:hAnsi="Consolas" w:cs="Times New Roman"/>
+          <w:color w:val="569CD6"/>
+          <w:sz w:val="21"/>
+          <w:szCs w:val="21"/>
+          <w:lang w:eastAsia="en-IN"/>
+        </w:rPr>
+        <w:t>=&gt;</w:t>
+      </w:r>
+      <w:r>
+        <w:rPr>
+          <w:rFonts w:ascii="Consolas" w:eastAsia="Times New Roman" w:hAnsi="Consolas" w:cs="Times New Roman"/>
+          <w:color w:val="CCCCCC"/>
+          <w:sz w:val="21"/>
+          <w:szCs w:val="21"/>
+          <w:lang w:eastAsia="en-IN"/>
+        </w:rPr>
+        <w:t>{</w:t>
+      </w:r>
+    </w:p>
+    <w:p>
+      <w:pPr>
+        <w:pStyle w:val="ListParagraph"/>
+        <w:numPr>
+          <w:ilvl w:val="0"/>
+          <w:numId w:val="3"/>
+        </w:numPr>
+        <w:shd w:val="clear" w:color="auto" w:fill="1F1F1F"/>
+        <w:spacing w:after="0" w:line="285" w:lineRule="atLeast"/>
+        <w:rPr>
+          <w:rFonts w:ascii="Consolas" w:eastAsia="Times New Roman" w:hAnsi="Consolas" w:cs="Times New Roman"/>
+          <w:color w:val="CCCCCC"/>
+          <w:sz w:val="21"/>
+          <w:szCs w:val="21"/>
+          <w:lang w:eastAsia="en-IN"/>
+        </w:rPr>
+      </w:pPr>
+      <w:r>
+        <w:rPr>
+          <w:rFonts w:ascii="Consolas" w:eastAsia="Times New Roman" w:hAnsi="Consolas" w:cs="Times New Roman"/>
+          <w:color w:val="CCCCCC"/>
+          <w:sz w:val="21"/>
+          <w:szCs w:val="21"/>
+          <w:lang w:eastAsia="en-IN"/>
+        </w:rPr>
+        <w:t xml:space="preserve">    </w:t>
+      </w:r>
+      <w:r>
+        <w:rPr>
+          <w:rFonts w:ascii="Consolas" w:eastAsia="Times New Roman" w:hAnsi="Consolas" w:cs="Times New Roman"/>
+          <w:color w:val="9CDCFE"/>
+          <w:sz w:val="21"/>
+          <w:szCs w:val="21"/>
+          <w:lang w:eastAsia="en-IN"/>
+        </w:rPr>
+        <w:t>console</w:t>
+      </w:r>
+      <w:r>
+        <w:rPr>
+          <w:rFonts w:ascii="Consolas" w:eastAsia="Times New Roman" w:hAnsi="Consolas" w:cs="Times New Roman"/>
+          <w:color w:val="CCCCCC"/>
+          <w:sz w:val="21"/>
+          <w:szCs w:val="21"/>
+          <w:lang w:eastAsia="en-IN"/>
+        </w:rPr>
+        <w:t>.</w:t>
+      </w:r>
+      <w:r>
+        <w:rPr>
+          <w:rFonts w:ascii="Consolas" w:eastAsia="Times New Roman" w:hAnsi="Consolas" w:cs="Times New Roman"/>
+          <w:color w:val="DCDCAA"/>
+          <w:sz w:val="21"/>
+          <w:szCs w:val="21"/>
+          <w:lang w:eastAsia="en-IN"/>
+        </w:rPr>
+        <w:t>log</w:t>
+      </w:r>
+      <w:r>
+        <w:rPr>
+          <w:rFonts w:ascii="Consolas" w:eastAsia="Times New Roman" w:hAnsi="Consolas" w:cs="Times New Roman"/>
+          <w:color w:val="CCCCCC"/>
+          <w:sz w:val="21"/>
+          <w:szCs w:val="21"/>
+          <w:lang w:eastAsia="en-IN"/>
+        </w:rPr>
+        <w:t>(</w:t>
+      </w:r>
+      <w:r>
+        <w:rPr>
+          <w:rFonts w:ascii="Consolas" w:eastAsia="Times New Roman" w:hAnsi="Consolas" w:cs="Times New Roman"/>
+          <w:color w:val="9CDCFE"/>
+          <w:sz w:val="21"/>
+          <w:szCs w:val="21"/>
+          <w:lang w:eastAsia="en-IN"/>
+        </w:rPr>
+        <w:t>result</w:t>
+      </w:r>
+      <w:r>
+        <w:rPr>
+          <w:rFonts w:ascii="Consolas" w:eastAsia="Times New Roman" w:hAnsi="Consolas" w:cs="Times New Roman"/>
+          <w:color w:val="CCCCCC"/>
+          <w:sz w:val="21"/>
+          <w:szCs w:val="21"/>
+          <w:lang w:eastAsia="en-IN"/>
+        </w:rPr>
+        <w:t>);</w:t>
+      </w:r>
+    </w:p>
+    <w:p>
+      <w:pPr>
+        <w:pStyle w:val="ListParagraph"/>
+        <w:numPr>
+          <w:ilvl w:val="0"/>
+          <w:numId w:val="3"/>
+        </w:numPr>
+        <w:shd w:val="clear" w:color="auto" w:fill="1F1F1F"/>
+        <w:spacing w:after="0" w:line="285" w:lineRule="atLeast"/>
+        <w:rPr>
+          <w:rFonts w:ascii="Consolas" w:eastAsia="Times New Roman" w:hAnsi="Consolas" w:cs="Times New Roman"/>
+          <w:color w:val="CCCCCC"/>
+          <w:sz w:val="21"/>
+          <w:szCs w:val="21"/>
+          <w:lang w:eastAsia="en-IN"/>
+        </w:rPr>
+      </w:pPr>
+      <w:r>
+        <w:rPr>
+          <w:rFonts w:ascii="Consolas" w:eastAsia="Times New Roman" w:hAnsi="Consolas" w:cs="Times New Roman"/>
+          <w:color w:val="CCCCCC"/>
+          <w:sz w:val="21"/>
+          <w:szCs w:val="21"/>
+          <w:lang w:eastAsia="en-IN"/>
+        </w:rPr>
+        <w:t>}).</w:t>
+      </w:r>
+      <w:r>
+        <w:rPr>
+          <w:rFonts w:ascii="Consolas" w:eastAsia="Times New Roman" w:hAnsi="Consolas" w:cs="Times New Roman"/>
+          <w:color w:val="DCDCAA"/>
+          <w:sz w:val="21"/>
+          <w:szCs w:val="21"/>
+          <w:lang w:eastAsia="en-IN"/>
+        </w:rPr>
+        <w:t>catch</w:t>
+      </w:r>
+      <w:r>
+        <w:rPr>
+          <w:rFonts w:ascii="Consolas" w:eastAsia="Times New Roman" w:hAnsi="Consolas" w:cs="Times New Roman"/>
+          <w:color w:val="CCCCCC"/>
+          <w:sz w:val="21"/>
+          <w:szCs w:val="21"/>
+          <w:lang w:eastAsia="en-IN"/>
+        </w:rPr>
+        <w:t>((</w:t>
+      </w:r>
+      <w:r>
+        <w:rPr>
+          <w:rFonts w:ascii="Consolas" w:eastAsia="Times New Roman" w:hAnsi="Consolas" w:cs="Times New Roman"/>
+          <w:color w:val="9CDCFE"/>
+          <w:sz w:val="21"/>
+          <w:szCs w:val="21"/>
+          <w:lang w:eastAsia="en-IN"/>
+        </w:rPr>
+        <w:t>exception</w:t>
+      </w:r>
+      <w:r>
+        <w:rPr>
+          <w:rFonts w:ascii="Consolas" w:eastAsia="Times New Roman" w:hAnsi="Consolas" w:cs="Times New Roman"/>
+          <w:color w:val="CCCCCC"/>
+          <w:sz w:val="21"/>
+          <w:szCs w:val="21"/>
+          <w:lang w:eastAsia="en-IN"/>
+        </w:rPr>
+        <w:t>)</w:t>
+      </w:r>
+      <w:r>
+        <w:rPr>
+          <w:rFonts w:ascii="Consolas" w:eastAsia="Times New Roman" w:hAnsi="Consolas" w:cs="Times New Roman"/>
+          <w:color w:val="569CD6"/>
+          <w:sz w:val="21"/>
+          <w:szCs w:val="21"/>
+          <w:lang w:eastAsia="en-IN"/>
+        </w:rPr>
+        <w:t>=&gt;</w:t>
+      </w:r>
+      <w:r>
+        <w:rPr>
+          <w:rFonts w:ascii="Consolas" w:eastAsia="Times New Roman" w:hAnsi="Consolas" w:cs="Times New Roman"/>
+          <w:color w:val="CCCCCC"/>
+          <w:sz w:val="21"/>
+          <w:szCs w:val="21"/>
+          <w:lang w:eastAsia="en-IN"/>
+        </w:rPr>
+        <w:t>{</w:t>
+      </w:r>
+    </w:p>
+    <w:p>
+      <w:pPr>
+        <w:pStyle w:val="ListParagraph"/>
+        <w:numPr>
+          <w:ilvl w:val="0"/>
+          <w:numId w:val="3"/>
+        </w:numPr>
+        <w:shd w:val="clear" w:color="auto" w:fill="1F1F1F"/>
+        <w:spacing w:after="0" w:line="285" w:lineRule="atLeast"/>
+        <w:rPr>
+          <w:rFonts w:ascii="Consolas" w:eastAsia="Times New Roman" w:hAnsi="Consolas" w:cs="Times New Roman"/>
+          <w:color w:val="CCCCCC"/>
+          <w:sz w:val="21"/>
+          <w:szCs w:val="21"/>
+          <w:lang w:eastAsia="en-IN"/>
+        </w:rPr>
+      </w:pPr>
+      <w:r>
+        <w:rPr>
+          <w:rFonts w:ascii="Consolas" w:eastAsia="Times New Roman" w:hAnsi="Consolas" w:cs="Times New Roman"/>
+          <w:color w:val="CCCCCC"/>
+          <w:sz w:val="21"/>
+          <w:szCs w:val="21"/>
+          <w:lang w:eastAsia="en-IN"/>
+        </w:rPr>
+        <w:t xml:space="preserve">    </w:t>
+      </w:r>
+      <w:r>
+        <w:rPr>
+          <w:rFonts w:ascii="Consolas" w:eastAsia="Times New Roman" w:hAnsi="Consolas" w:cs="Times New Roman"/>
+          <w:color w:val="9CDCFE"/>
+          <w:sz w:val="21"/>
+          <w:szCs w:val="21"/>
+          <w:lang w:eastAsia="en-IN"/>
+        </w:rPr>
+        <w:t>console</w:t>
+      </w:r>
+      <w:r>
+        <w:rPr>
+          <w:rFonts w:ascii="Consolas" w:eastAsia="Times New Roman" w:hAnsi="Consolas" w:cs="Times New Roman"/>
+          <w:color w:val="CCCCCC"/>
+          <w:sz w:val="21"/>
+          <w:szCs w:val="21"/>
+          <w:lang w:eastAsia="en-IN"/>
+        </w:rPr>
+        <w:t>.</w:t>
+      </w:r>
+      <w:r>
+        <w:rPr>
+          <w:rFonts w:ascii="Consolas" w:eastAsia="Times New Roman" w:hAnsi="Consolas" w:cs="Times New Roman"/>
+          <w:color w:val="DCDCAA"/>
+          <w:sz w:val="21"/>
+          <w:szCs w:val="21"/>
+          <w:lang w:eastAsia="en-IN"/>
+        </w:rPr>
+        <w:t>log</w:t>
+      </w:r>
+      <w:r>
+        <w:rPr>
+          <w:rFonts w:ascii="Consolas" w:eastAsia="Times New Roman" w:hAnsi="Consolas" w:cs="Times New Roman"/>
+          <w:color w:val="CCCCCC"/>
+          <w:sz w:val="21"/>
+          <w:szCs w:val="21"/>
+          <w:lang w:eastAsia="en-IN"/>
+        </w:rPr>
+        <w:t>(</w:t>
+      </w:r>
+      <w:r>
+        <w:rPr>
+          <w:rFonts w:ascii="Consolas" w:eastAsia="Times New Roman" w:hAnsi="Consolas" w:cs="Times New Roman"/>
+          <w:color w:val="9CDCFE"/>
+          <w:sz w:val="21"/>
+          <w:szCs w:val="21"/>
+          <w:lang w:eastAsia="en-IN"/>
+        </w:rPr>
+        <w:t>exception</w:t>
+      </w:r>
+      <w:r>
+        <w:rPr>
+          <w:rFonts w:ascii="Consolas" w:eastAsia="Times New Roman" w:hAnsi="Consolas" w:cs="Times New Roman"/>
+          <w:color w:val="CCCCCC"/>
+          <w:sz w:val="21"/>
+          <w:szCs w:val="21"/>
+          <w:lang w:eastAsia="en-IN"/>
+        </w:rPr>
+        <w:t>);</w:t>
+      </w:r>
+    </w:p>
+    <w:p>
+      <w:pPr>
+        <w:pStyle w:val="ListParagraph"/>
+        <w:numPr>
+          <w:ilvl w:val="0"/>
+          <w:numId w:val="3"/>
+        </w:numPr>
+        <w:shd w:val="clear" w:color="auto" w:fill="1F1F1F"/>
+        <w:spacing w:after="0" w:line="285" w:lineRule="atLeast"/>
+        <w:rPr>
+          <w:rFonts w:ascii="Consolas" w:eastAsia="Times New Roman" w:hAnsi="Consolas" w:cs="Times New Roman"/>
+          <w:color w:val="CCCCCC"/>
+          <w:sz w:val="21"/>
+          <w:szCs w:val="21"/>
+          <w:lang w:eastAsia="en-IN"/>
+        </w:rPr>
+      </w:pPr>
+    </w:p>
+    <w:p>
+      <w:pPr>
+        <w:pStyle w:val="ListParagraph"/>
+        <w:numPr>
+          <w:ilvl w:val="0"/>
+          <w:numId w:val="3"/>
+        </w:numPr>
+        <w:shd w:val="clear" w:color="auto" w:fill="1F1F1F"/>
+        <w:spacing w:after="0" w:line="285" w:lineRule="atLeast"/>
+        <w:rPr>
+          <w:rFonts w:ascii="Consolas" w:eastAsia="Times New Roman" w:hAnsi="Consolas" w:cs="Times New Roman"/>
+          <w:color w:val="CCCCCC"/>
+          <w:sz w:val="21"/>
+          <w:szCs w:val="21"/>
+          <w:lang w:eastAsia="en-IN"/>
+        </w:rPr>
+      </w:pPr>
+      <w:r>
+        <w:rPr>
+          <w:rFonts w:ascii="Consolas" w:eastAsia="Times New Roman" w:hAnsi="Consolas" w:cs="Times New Roman"/>
+          <w:color w:val="CCCCCC"/>
+          <w:sz w:val="21"/>
+          <w:szCs w:val="21"/>
+          <w:lang w:eastAsia="en-IN"/>
+        </w:rPr>
+        <w:t>})</w:t>
+      </w:r>
+    </w:p>
+    <w:p>
+      <w:pPr>
+        <w:rPr>
+          <w:lang w:val="en-GB"/>
+        </w:rPr>
+      </w:pPr>
+    </w:p>
+    <w:p>
+      <w:pPr>
+        <w:rPr>
+          <w:lang w:val="en-GB"/>
+        </w:rPr>
+      </w:pPr>
+    </w:p>
+    <w:p>
+      <w:pPr>
+        <w:rPr>
+          <w:lang w:val="en-GB"/>
+        </w:rPr>
+      </w:pPr>
+    </w:p>
+    <w:p>
+      <w:pPr>
+        <w:rPr>
+          <w:lang w:val="en-GB"/>
+        </w:rPr>
+      </w:pPr>
+    </w:p>
+    <w:p>
+      <w:pPr>
+        <w:rPr>
+          <w:lang w:val="en-GB"/>
+        </w:rPr>
+      </w:pPr>
+      <w:r>
+        <w:rPr>
+          <w:lang w:val="en-GB"/>
+        </w:rPr>
+        <w:lastRenderedPageBreak/>
+        <w:t>Multiple promises calls all promises with a single line.</w:t>
+      </w:r>
+    </w:p>
+    <w:p>
+      <w:pPr>
+        <w:shd w:val="clear" w:color="auto" w:fill="1F1F1F"/>
+        <w:spacing w:after="0" w:line="285" w:lineRule="atLeast"/>
+        <w:rPr>
+          <w:rFonts w:ascii="Consolas" w:eastAsia="Times New Roman" w:hAnsi="Consolas" w:cs="Times New Roman"/>
+          <w:color w:val="CCCCCC"/>
+          <w:sz w:val="21"/>
+          <w:szCs w:val="21"/>
+          <w:lang w:eastAsia="en-IN"/>
+        </w:rPr>
+      </w:pPr>
+      <w:r>
+        <w:rPr>
+          <w:rFonts w:ascii="Consolas" w:eastAsia="Times New Roman" w:hAnsi="Consolas" w:cs="Times New Roman"/>
+          <w:color w:val="569CD6"/>
+          <w:sz w:val="21"/>
+          <w:szCs w:val="21"/>
+          <w:lang w:eastAsia="en-IN"/>
+        </w:rPr>
+        <w:t>function</w:t>
+      </w:r>
+      <w:r>
+        <w:rPr>
+          <w:rFonts w:ascii="Consolas" w:eastAsia="Times New Roman" w:hAnsi="Consolas" w:cs="Times New Roman"/>
+          <w:color w:val="CCCCCC"/>
+          <w:sz w:val="21"/>
+          <w:szCs w:val="21"/>
+          <w:lang w:eastAsia="en-IN"/>
+        </w:rPr>
+        <w:t xml:space="preserve"> </w:t>
+      </w:r>
+      <w:r>
+        <w:rPr>
+          <w:rFonts w:ascii="Consolas" w:eastAsia="Times New Roman" w:hAnsi="Consolas" w:cs="Times New Roman"/>
+          <w:color w:val="DCDCAA"/>
+          <w:sz w:val="21"/>
+          <w:szCs w:val="21"/>
+          <w:lang w:eastAsia="en-IN"/>
+        </w:rPr>
+        <w:t>step1</w:t>
+      </w:r>
+      <w:r>
+        <w:rPr>
+          <w:rFonts w:ascii="Consolas" w:eastAsia="Times New Roman" w:hAnsi="Consolas" w:cs="Times New Roman"/>
+          <w:color w:val="CCCCCC"/>
+          <w:sz w:val="21"/>
+          <w:szCs w:val="21"/>
+          <w:lang w:eastAsia="en-IN"/>
+        </w:rPr>
+        <w:t>() {</w:t>
+      </w:r>
+    </w:p>
+    <w:p>
+      <w:pPr>
+        <w:shd w:val="clear" w:color="auto" w:fill="1F1F1F"/>
+        <w:spacing w:after="0" w:line="285" w:lineRule="atLeast"/>
+        <w:rPr>
+          <w:rFonts w:ascii="Consolas" w:eastAsia="Times New Roman" w:hAnsi="Consolas" w:cs="Times New Roman"/>
+          <w:color w:val="CCCCCC"/>
+          <w:sz w:val="21"/>
+          <w:szCs w:val="21"/>
+          <w:lang w:eastAsia="en-IN"/>
+        </w:rPr>
+      </w:pPr>
+      <w:r>
+        <w:rPr>
+          <w:rFonts w:ascii="Consolas" w:eastAsia="Times New Roman" w:hAnsi="Consolas" w:cs="Times New Roman"/>
+          <w:color w:val="CCCCCC"/>
+          <w:sz w:val="21"/>
+          <w:szCs w:val="21"/>
+          <w:lang w:eastAsia="en-IN"/>
+        </w:rPr>
+        <w:t xml:space="preserve">  </w:t>
+      </w:r>
+      <w:r>
+        <w:rPr>
+          <w:rFonts w:ascii="Consolas" w:eastAsia="Times New Roman" w:hAnsi="Consolas" w:cs="Times New Roman"/>
+          <w:color w:val="C586C0"/>
+          <w:sz w:val="21"/>
+          <w:szCs w:val="21"/>
+          <w:lang w:eastAsia="en-IN"/>
+        </w:rPr>
+        <w:t>return</w:t>
+      </w:r>
+      <w:r>
+        <w:rPr>
+          <w:rFonts w:ascii="Consolas" w:eastAsia="Times New Roman" w:hAnsi="Consolas" w:cs="Times New Roman"/>
+          <w:color w:val="CCCCCC"/>
+          <w:sz w:val="21"/>
+          <w:szCs w:val="21"/>
+          <w:lang w:eastAsia="en-IN"/>
+        </w:rPr>
+        <w:t xml:space="preserve"> </w:t>
+      </w:r>
+      <w:r>
+        <w:rPr>
+          <w:rFonts w:ascii="Consolas" w:eastAsia="Times New Roman" w:hAnsi="Consolas" w:cs="Times New Roman"/>
+          <w:color w:val="569CD6"/>
+          <w:sz w:val="21"/>
+          <w:szCs w:val="21"/>
+          <w:lang w:eastAsia="en-IN"/>
+        </w:rPr>
+        <w:t>new</w:t>
+      </w:r>
+      <w:r>
+        <w:rPr>
+          <w:rFonts w:ascii="Consolas" w:eastAsia="Times New Roman" w:hAnsi="Consolas" w:cs="Times New Roman"/>
+          <w:color w:val="CCCCCC"/>
+          <w:sz w:val="21"/>
+          <w:szCs w:val="21"/>
+          <w:lang w:eastAsia="en-IN"/>
+        </w:rPr>
+        <w:t xml:space="preserve"> </w:t>
+      </w:r>
+      <w:r>
+        <w:rPr>
+          <w:rFonts w:ascii="Consolas" w:eastAsia="Times New Roman" w:hAnsi="Consolas" w:cs="Times New Roman"/>
+          <w:color w:val="4EC9B0"/>
+          <w:sz w:val="21"/>
+          <w:szCs w:val="21"/>
+          <w:lang w:eastAsia="en-IN"/>
+        </w:rPr>
+        <w:t>Promise</w:t>
+      </w:r>
+      <w:r>
+        <w:rPr>
+          <w:rFonts w:ascii="Consolas" w:eastAsia="Times New Roman" w:hAnsi="Consolas" w:cs="Times New Roman"/>
+          <w:color w:val="CCCCCC"/>
+          <w:sz w:val="21"/>
+          <w:szCs w:val="21"/>
+          <w:lang w:eastAsia="en-IN"/>
+        </w:rPr>
+        <w:t>((</w:t>
+      </w:r>
+      <w:r>
+        <w:rPr>
+          <w:rFonts w:ascii="Consolas" w:eastAsia="Times New Roman" w:hAnsi="Consolas" w:cs="Times New Roman"/>
+          <w:color w:val="DCDCAA"/>
+          <w:sz w:val="21"/>
+          <w:szCs w:val="21"/>
+          <w:lang w:eastAsia="en-IN"/>
+        </w:rPr>
+        <w:t>resolve</w:t>
+      </w:r>
+      <w:r>
+        <w:rPr>
+          <w:rFonts w:ascii="Consolas" w:eastAsia="Times New Roman" w:hAnsi="Consolas" w:cs="Times New Roman"/>
+          <w:color w:val="CCCCCC"/>
+          <w:sz w:val="21"/>
+          <w:szCs w:val="21"/>
+          <w:lang w:eastAsia="en-IN"/>
+        </w:rPr>
+        <w:t xml:space="preserve">) </w:t>
+      </w:r>
+      <w:r>
+        <w:rPr>
+          <w:rFonts w:ascii="Consolas" w:eastAsia="Times New Roman" w:hAnsi="Consolas" w:cs="Times New Roman"/>
+          <w:color w:val="569CD6"/>
+          <w:sz w:val="21"/>
+          <w:szCs w:val="21"/>
+          <w:lang w:eastAsia="en-IN"/>
+        </w:rPr>
+        <w:t>=&gt;</w:t>
+      </w:r>
+      <w:r>
+        <w:rPr>
+          <w:rFonts w:ascii="Consolas" w:eastAsia="Times New Roman" w:hAnsi="Consolas" w:cs="Times New Roman"/>
+          <w:color w:val="CCCCCC"/>
+          <w:sz w:val="21"/>
+          <w:szCs w:val="21"/>
+          <w:lang w:eastAsia="en-IN"/>
+        </w:rPr>
+        <w:t xml:space="preserve"> {</w:t>
+      </w:r>
+    </w:p>
+    <w:p>
+      <w:pPr>
+        <w:shd w:val="clear" w:color="auto" w:fill="1F1F1F"/>
+        <w:spacing w:after="0" w:line="285" w:lineRule="atLeast"/>
+        <w:rPr>
+          <w:rFonts w:ascii="Consolas" w:eastAsia="Times New Roman" w:hAnsi="Consolas" w:cs="Times New Roman"/>
+          <w:color w:val="CCCCCC"/>
+          <w:sz w:val="21"/>
+          <w:szCs w:val="21"/>
+          <w:lang w:eastAsia="en-IN"/>
+        </w:rPr>
+      </w:pPr>
+      <w:r>
+        <w:rPr>
+          <w:rFonts w:ascii="Consolas" w:eastAsia="Times New Roman" w:hAnsi="Consolas" w:cs="Times New Roman"/>
+          <w:color w:val="CCCCCC"/>
+          <w:sz w:val="21"/>
+          <w:szCs w:val="21"/>
+          <w:lang w:eastAsia="en-IN"/>
+        </w:rPr>
+        <w:t xml:space="preserve">    </w:t>
+      </w:r>
+      <w:r>
+        <w:rPr>
+          <w:rFonts w:ascii="Consolas" w:eastAsia="Times New Roman" w:hAnsi="Consolas" w:cs="Times New Roman"/>
+          <w:color w:val="DCDCAA"/>
+          <w:sz w:val="21"/>
+          <w:szCs w:val="21"/>
+          <w:lang w:eastAsia="en-IN"/>
+        </w:rPr>
+        <w:t>setTimeout</w:t>
+      </w:r>
+      <w:r>
+        <w:rPr>
+          <w:rFonts w:ascii="Consolas" w:eastAsia="Times New Roman" w:hAnsi="Consolas" w:cs="Times New Roman"/>
+          <w:color w:val="CCCCCC"/>
+          <w:sz w:val="21"/>
+          <w:szCs w:val="21"/>
+          <w:lang w:eastAsia="en-IN"/>
+        </w:rPr>
+        <w:t xml:space="preserve">(() </w:t>
+      </w:r>
+      <w:r>
+        <w:rPr>
+          <w:rFonts w:ascii="Consolas" w:eastAsia="Times New Roman" w:hAnsi="Consolas" w:cs="Times New Roman"/>
+          <w:color w:val="569CD6"/>
+          <w:sz w:val="21"/>
+          <w:szCs w:val="21"/>
+          <w:lang w:eastAsia="en-IN"/>
+        </w:rPr>
+        <w:t>=&gt;</w:t>
+      </w:r>
+      <w:r>
+        <w:rPr>
+          <w:rFonts w:ascii="Consolas" w:eastAsia="Times New Roman" w:hAnsi="Consolas" w:cs="Times New Roman"/>
+          <w:color w:val="CCCCCC"/>
+          <w:sz w:val="21"/>
+          <w:szCs w:val="21"/>
+          <w:lang w:eastAsia="en-IN"/>
+        </w:rPr>
+        <w:t xml:space="preserve"> {</w:t>
+      </w:r>
+    </w:p>
+    <w:p>
+      <w:pPr>
+        <w:shd w:val="clear" w:color="auto" w:fill="1F1F1F"/>
+        <w:spacing w:after="0" w:line="285" w:lineRule="atLeast"/>
+        <w:rPr>
+          <w:rFonts w:ascii="Consolas" w:eastAsia="Times New Roman" w:hAnsi="Consolas" w:cs="Times New Roman"/>
+          <w:color w:val="CCCCCC"/>
+          <w:sz w:val="21"/>
+          <w:szCs w:val="21"/>
+          <w:lang w:eastAsia="en-IN"/>
+        </w:rPr>
+      </w:pPr>
+      <w:r>
+        <w:rPr>
+          <w:rFonts w:ascii="Consolas" w:eastAsia="Times New Roman" w:hAnsi="Consolas" w:cs="Times New Roman"/>
+          <w:color w:val="CCCCCC"/>
+          <w:sz w:val="21"/>
+          <w:szCs w:val="21"/>
+          <w:lang w:eastAsia="en-IN"/>
+        </w:rPr>
+        <w:t xml:space="preserve">      </w:t>
+      </w:r>
+      <w:r>
+        <w:rPr>
+          <w:rFonts w:ascii="Consolas" w:eastAsia="Times New Roman" w:hAnsi="Consolas" w:cs="Times New Roman"/>
+          <w:color w:val="9CDCFE"/>
+          <w:sz w:val="21"/>
+          <w:szCs w:val="21"/>
+          <w:lang w:eastAsia="en-IN"/>
+        </w:rPr>
+        <w:t>console</w:t>
+      </w:r>
+      <w:r>
+        <w:rPr>
+          <w:rFonts w:ascii="Consolas" w:eastAsia="Times New Roman" w:hAnsi="Consolas" w:cs="Times New Roman"/>
+          <w:color w:val="CCCCCC"/>
+          <w:sz w:val="21"/>
+          <w:szCs w:val="21"/>
+          <w:lang w:eastAsia="en-IN"/>
+        </w:rPr>
+        <w:t>.</w:t>
+      </w:r>
+      <w:r>
+        <w:rPr>
+          <w:rFonts w:ascii="Consolas" w:eastAsia="Times New Roman" w:hAnsi="Consolas" w:cs="Times New Roman"/>
+          <w:color w:val="DCDCAA"/>
+          <w:sz w:val="21"/>
+          <w:szCs w:val="21"/>
+          <w:lang w:eastAsia="en-IN"/>
+        </w:rPr>
+        <w:t>log</w:t>
+      </w:r>
+      <w:r>
+        <w:rPr>
+          <w:rFonts w:ascii="Consolas" w:eastAsia="Times New Roman" w:hAnsi="Consolas" w:cs="Times New Roman"/>
+          <w:color w:val="CCCCCC"/>
+          <w:sz w:val="21"/>
+          <w:szCs w:val="21"/>
+          <w:lang w:eastAsia="en-IN"/>
+        </w:rPr>
+        <w:t>(</w:t>
+      </w:r>
+      <w:r>
+        <w:rPr>
+          <w:rFonts w:ascii="Consolas" w:eastAsia="Times New Roman" w:hAnsi="Consolas" w:cs="Times New Roman"/>
+          <w:color w:val="CE9178"/>
+          <w:sz w:val="21"/>
+          <w:szCs w:val="21"/>
+          <w:lang w:eastAsia="en-IN"/>
+        </w:rPr>
+        <w:t>"Step 1 complete"</w:t>
+      </w:r>
+      <w:r>
+        <w:rPr>
+          <w:rFonts w:ascii="Consolas" w:eastAsia="Times New Roman" w:hAnsi="Consolas" w:cs="Times New Roman"/>
+          <w:color w:val="CCCCCC"/>
+          <w:sz w:val="21"/>
+          <w:szCs w:val="21"/>
+          <w:lang w:eastAsia="en-IN"/>
+        </w:rPr>
+        <w:t>);</w:t>
+      </w:r>
+    </w:p>
+    <w:p>
+      <w:pPr>
+        <w:shd w:val="clear" w:color="auto" w:fill="1F1F1F"/>
+        <w:spacing w:after="0" w:line="285" w:lineRule="atLeast"/>
+        <w:rPr>
+          <w:rFonts w:ascii="Consolas" w:eastAsia="Times New Roman" w:hAnsi="Consolas" w:cs="Times New Roman"/>
+          <w:color w:val="CCCCCC"/>
+          <w:sz w:val="21"/>
+          <w:szCs w:val="21"/>
+          <w:lang w:eastAsia="en-IN"/>
+        </w:rPr>
+      </w:pPr>
+      <w:r>
+        <w:rPr>
+          <w:rFonts w:ascii="Consolas" w:eastAsia="Times New Roman" w:hAnsi="Consolas" w:cs="Times New Roman"/>
+          <w:color w:val="CCCCCC"/>
+          <w:sz w:val="21"/>
+          <w:szCs w:val="21"/>
+          <w:lang w:eastAsia="en-IN"/>
+        </w:rPr>
+        <w:t xml:space="preserve">      </w:t>
+      </w:r>
+      <w:r>
+        <w:rPr>
+          <w:rFonts w:ascii="Consolas" w:eastAsia="Times New Roman" w:hAnsi="Consolas" w:cs="Times New Roman"/>
+          <w:color w:val="DCDCAA"/>
+          <w:sz w:val="21"/>
+          <w:szCs w:val="21"/>
+          <w:lang w:eastAsia="en-IN"/>
+        </w:rPr>
+        <w:t>resolve</w:t>
+      </w:r>
+      <w:r>
+        <w:rPr>
+          <w:rFonts w:ascii="Consolas" w:eastAsia="Times New Roman" w:hAnsi="Consolas" w:cs="Times New Roman"/>
+          <w:color w:val="CCCCCC"/>
+          <w:sz w:val="21"/>
+          <w:szCs w:val="21"/>
+          <w:lang w:eastAsia="en-IN"/>
+        </w:rPr>
+        <w:t>(</w:t>
+      </w:r>
+      <w:r>
+        <w:rPr>
+          <w:rFonts w:ascii="Consolas" w:eastAsia="Times New Roman" w:hAnsi="Consolas" w:cs="Times New Roman"/>
+          <w:color w:val="CE9178"/>
+          <w:sz w:val="21"/>
+          <w:szCs w:val="21"/>
+          <w:lang w:eastAsia="en-IN"/>
+        </w:rPr>
+        <w:t>"Step 1 result"</w:t>
+      </w:r>
+      <w:r>
+        <w:rPr>
+          <w:rFonts w:ascii="Consolas" w:eastAsia="Times New Roman" w:hAnsi="Consolas" w:cs="Times New Roman"/>
+          <w:color w:val="CCCCCC"/>
+          <w:sz w:val="21"/>
+          <w:szCs w:val="21"/>
+          <w:lang w:eastAsia="en-IN"/>
+        </w:rPr>
+        <w:t>);</w:t>
+      </w:r>
+    </w:p>
+    <w:p>
+      <w:pPr>
+        <w:shd w:val="clear" w:color="auto" w:fill="1F1F1F"/>
+        <w:spacing w:after="0" w:line="285" w:lineRule="atLeast"/>
+        <w:rPr>
+          <w:rFonts w:ascii="Consolas" w:eastAsia="Times New Roman" w:hAnsi="Consolas" w:cs="Times New Roman"/>
+          <w:color w:val="CCCCCC"/>
+          <w:sz w:val="21"/>
+          <w:szCs w:val="21"/>
+          <w:lang w:eastAsia="en-IN"/>
+        </w:rPr>
+      </w:pPr>
+      <w:r>
+        <w:rPr>
+          <w:rFonts w:ascii="Consolas" w:eastAsia="Times New Roman" w:hAnsi="Consolas" w:cs="Times New Roman"/>
+          <w:color w:val="CCCCCC"/>
+          <w:sz w:val="21"/>
+          <w:szCs w:val="21"/>
+          <w:lang w:eastAsia="en-IN"/>
+        </w:rPr>
+        <w:t xml:space="preserve">    }, </w:t>
+      </w:r>
+      <w:r>
+        <w:rPr>
+          <w:rFonts w:ascii="Consolas" w:eastAsia="Times New Roman" w:hAnsi="Consolas" w:cs="Times New Roman"/>
+          <w:color w:val="B5CEA8"/>
+          <w:sz w:val="21"/>
+          <w:szCs w:val="21"/>
+          <w:lang w:eastAsia="en-IN"/>
+        </w:rPr>
+        <w:t>1000</w:t>
+      </w:r>
+      <w:r>
+        <w:rPr>
+          <w:rFonts w:ascii="Consolas" w:eastAsia="Times New Roman" w:hAnsi="Consolas" w:cs="Times New Roman"/>
+          <w:color w:val="CCCCCC"/>
+          <w:sz w:val="21"/>
+          <w:szCs w:val="21"/>
+          <w:lang w:eastAsia="en-IN"/>
+        </w:rPr>
+        <w:t>);</w:t>
+      </w:r>
+    </w:p>
+    <w:p>
+      <w:pPr>
+        <w:shd w:val="clear" w:color="auto" w:fill="1F1F1F"/>
+        <w:spacing w:after="0" w:line="285" w:lineRule="atLeast"/>
+        <w:rPr>
+          <w:rFonts w:ascii="Consolas" w:eastAsia="Times New Roman" w:hAnsi="Consolas" w:cs="Times New Roman"/>
+          <w:color w:val="CCCCCC"/>
+          <w:sz w:val="21"/>
+          <w:szCs w:val="21"/>
+          <w:lang w:eastAsia="en-IN"/>
+        </w:rPr>
+      </w:pPr>
+      <w:r>
+        <w:rPr>
+          <w:rFonts w:ascii="Consolas" w:eastAsia="Times New Roman" w:hAnsi="Consolas" w:cs="Times New Roman"/>
+          <w:color w:val="CCCCCC"/>
+          <w:sz w:val="21"/>
+          <w:szCs w:val="21"/>
+          <w:lang w:eastAsia="en-IN"/>
+        </w:rPr>
+        <w:t>  });</w:t>
+      </w:r>
+    </w:p>
+    <w:p>
+      <w:pPr>
+        <w:shd w:val="clear" w:color="auto" w:fill="1F1F1F"/>
+        <w:spacing w:after="0" w:line="285" w:lineRule="atLeast"/>
+        <w:rPr>
+          <w:rFonts w:ascii="Consolas" w:eastAsia="Times New Roman" w:hAnsi="Consolas" w:cs="Times New Roman"/>
+          <w:color w:val="CCCCCC"/>
+          <w:sz w:val="21"/>
+          <w:szCs w:val="21"/>
+          <w:lang w:eastAsia="en-IN"/>
+        </w:rPr>
+      </w:pPr>
+      <w:r>
+        <w:rPr>
+          <w:rFonts w:ascii="Consolas" w:eastAsia="Times New Roman" w:hAnsi="Consolas" w:cs="Times New Roman"/>
+          <w:color w:val="CCCCCC"/>
+          <w:sz w:val="21"/>
+          <w:szCs w:val="21"/>
+          <w:lang w:eastAsia="en-IN"/>
         </w:rPr>
         <w:t>}</w:t>
       </w:r>
     </w:p>
     <w:p>
       <w:pPr>
-        <w:spacing w:after="0"/>
-        <w:rPr>
-          <w:lang w:val="en-GB"/>
-        </w:rPr>
-      </w:pPr>
-    </w:p>
-    <w:p>
-      <w:pPr>
-        <w:spacing w:after="0"/>
-        <w:rPr>
-          <w:lang w:val="en-GB"/>
-        </w:rPr>
-      </w:pPr>
-      <w:r>
-        <w:rPr>
-          <w:lang w:val="en-GB"/>
-        </w:rPr>
-        <w:t>console.log("End");</w:t>
-      </w:r>
-    </w:p>
-    <w:p>
-      <w:pPr>
-        <w:spacing w:after="0"/>
+        <w:shd w:val="clear" w:color="auto" w:fill="1F1F1F"/>
+        <w:spacing w:after="0" w:line="285" w:lineRule="atLeast"/>
+        <w:rPr>
+          <w:rFonts w:ascii="Consolas" w:eastAsia="Times New Roman" w:hAnsi="Consolas" w:cs="Times New Roman"/>
+          <w:color w:val="CCCCCC"/>
+          <w:sz w:val="21"/>
+          <w:szCs w:val="21"/>
+          <w:lang w:eastAsia="en-IN"/>
+        </w:rPr>
+      </w:pPr>
+    </w:p>
+    <w:p>
+      <w:pPr>
+        <w:shd w:val="clear" w:color="auto" w:fill="1F1F1F"/>
+        <w:spacing w:after="0" w:line="285" w:lineRule="atLeast"/>
+        <w:rPr>
+          <w:rFonts w:ascii="Consolas" w:eastAsia="Times New Roman" w:hAnsi="Consolas" w:cs="Times New Roman"/>
+          <w:color w:val="CCCCCC"/>
+          <w:sz w:val="21"/>
+          <w:szCs w:val="21"/>
+          <w:lang w:eastAsia="en-IN"/>
+        </w:rPr>
+      </w:pPr>
+      <w:r>
+        <w:rPr>
+          <w:rFonts w:ascii="Consolas" w:eastAsia="Times New Roman" w:hAnsi="Consolas" w:cs="Times New Roman"/>
+          <w:color w:val="569CD6"/>
+          <w:sz w:val="21"/>
+          <w:szCs w:val="21"/>
+          <w:lang w:eastAsia="en-IN"/>
+        </w:rPr>
+        <w:t>function</w:t>
+      </w:r>
+      <w:r>
+        <w:rPr>
+          <w:rFonts w:ascii="Consolas" w:eastAsia="Times New Roman" w:hAnsi="Consolas" w:cs="Times New Roman"/>
+          <w:color w:val="CCCCCC"/>
+          <w:sz w:val="21"/>
+          <w:szCs w:val="21"/>
+          <w:lang w:eastAsia="en-IN"/>
+        </w:rPr>
+        <w:t xml:space="preserve"> </w:t>
+      </w:r>
+      <w:r>
+        <w:rPr>
+          <w:rFonts w:ascii="Consolas" w:eastAsia="Times New Roman" w:hAnsi="Consolas" w:cs="Times New Roman"/>
+          <w:color w:val="DCDCAA"/>
+          <w:sz w:val="21"/>
+          <w:szCs w:val="21"/>
+          <w:lang w:eastAsia="en-IN"/>
+        </w:rPr>
+        <w:t>step2</w:t>
+      </w:r>
+      <w:r>
+        <w:rPr>
+          <w:rFonts w:ascii="Consolas" w:eastAsia="Times New Roman" w:hAnsi="Consolas" w:cs="Times New Roman"/>
+          <w:color w:val="CCCCCC"/>
+          <w:sz w:val="21"/>
+          <w:szCs w:val="21"/>
+          <w:lang w:eastAsia="en-IN"/>
+        </w:rPr>
+        <w:t>(</w:t>
+      </w:r>
+      <w:r>
+        <w:rPr>
+          <w:rFonts w:ascii="Consolas" w:eastAsia="Times New Roman" w:hAnsi="Consolas" w:cs="Times New Roman"/>
+          <w:color w:val="9CDCFE"/>
+          <w:sz w:val="21"/>
+          <w:szCs w:val="21"/>
+          <w:lang w:eastAsia="en-IN"/>
+        </w:rPr>
+        <w:t>previousResult</w:t>
+      </w:r>
+      <w:r>
+        <w:rPr>
+          <w:rFonts w:ascii="Consolas" w:eastAsia="Times New Roman" w:hAnsi="Consolas" w:cs="Times New Roman"/>
+          <w:color w:val="CCCCCC"/>
+          <w:sz w:val="21"/>
+          <w:szCs w:val="21"/>
+          <w:lang w:eastAsia="en-IN"/>
+        </w:rPr>
+        <w:t>) {</w:t>
+      </w:r>
+    </w:p>
+    <w:p>
+      <w:pPr>
+        <w:shd w:val="clear" w:color="auto" w:fill="1F1F1F"/>
+        <w:spacing w:after="0" w:line="285" w:lineRule="atLeast"/>
+        <w:rPr>
+          <w:rFonts w:ascii="Consolas" w:eastAsia="Times New Roman" w:hAnsi="Consolas" w:cs="Times New Roman"/>
+          <w:color w:val="CCCCCC"/>
+          <w:sz w:val="21"/>
+          <w:szCs w:val="21"/>
+          <w:lang w:eastAsia="en-IN"/>
+        </w:rPr>
+      </w:pPr>
+      <w:r>
+        <w:rPr>
+          <w:rFonts w:ascii="Consolas" w:eastAsia="Times New Roman" w:hAnsi="Consolas" w:cs="Times New Roman"/>
+          <w:color w:val="CCCCCC"/>
+          <w:sz w:val="21"/>
+          <w:szCs w:val="21"/>
+          <w:lang w:eastAsia="en-IN"/>
+        </w:rPr>
+        <w:t xml:space="preserve">  </w:t>
+      </w:r>
+      <w:r>
+        <w:rPr>
+          <w:rFonts w:ascii="Consolas" w:eastAsia="Times New Roman" w:hAnsi="Consolas" w:cs="Times New Roman"/>
+          <w:color w:val="C586C0"/>
+          <w:sz w:val="21"/>
+          <w:szCs w:val="21"/>
+          <w:lang w:eastAsia="en-IN"/>
+        </w:rPr>
+        <w:t>return</w:t>
+      </w:r>
+      <w:r>
+        <w:rPr>
+          <w:rFonts w:ascii="Consolas" w:eastAsia="Times New Roman" w:hAnsi="Consolas" w:cs="Times New Roman"/>
+          <w:color w:val="CCCCCC"/>
+          <w:sz w:val="21"/>
+          <w:szCs w:val="21"/>
+          <w:lang w:eastAsia="en-IN"/>
+        </w:rPr>
+        <w:t xml:space="preserve"> </w:t>
+      </w:r>
+      <w:r>
+        <w:rPr>
+          <w:rFonts w:ascii="Consolas" w:eastAsia="Times New Roman" w:hAnsi="Consolas" w:cs="Times New Roman"/>
+          <w:color w:val="569CD6"/>
+          <w:sz w:val="21"/>
+          <w:szCs w:val="21"/>
+          <w:lang w:eastAsia="en-IN"/>
+        </w:rPr>
+        <w:t>new</w:t>
+      </w:r>
+      <w:r>
+        <w:rPr>
+          <w:rFonts w:ascii="Consolas" w:eastAsia="Times New Roman" w:hAnsi="Consolas" w:cs="Times New Roman"/>
+          <w:color w:val="CCCCCC"/>
+          <w:sz w:val="21"/>
+          <w:szCs w:val="21"/>
+          <w:lang w:eastAsia="en-IN"/>
+        </w:rPr>
+        <w:t xml:space="preserve"> </w:t>
+      </w:r>
+      <w:r>
+        <w:rPr>
+          <w:rFonts w:ascii="Consolas" w:eastAsia="Times New Roman" w:hAnsi="Consolas" w:cs="Times New Roman"/>
+          <w:color w:val="4EC9B0"/>
+          <w:sz w:val="21"/>
+          <w:szCs w:val="21"/>
+          <w:lang w:eastAsia="en-IN"/>
+        </w:rPr>
+        <w:t>Promise</w:t>
+      </w:r>
+      <w:r>
+        <w:rPr>
+          <w:rFonts w:ascii="Consolas" w:eastAsia="Times New Roman" w:hAnsi="Consolas" w:cs="Times New Roman"/>
+          <w:color w:val="CCCCCC"/>
+          <w:sz w:val="21"/>
+          <w:szCs w:val="21"/>
+          <w:lang w:eastAsia="en-IN"/>
+        </w:rPr>
+        <w:t>((</w:t>
+      </w:r>
+      <w:r>
+        <w:rPr>
+          <w:rFonts w:ascii="Consolas" w:eastAsia="Times New Roman" w:hAnsi="Consolas" w:cs="Times New Roman"/>
+          <w:color w:val="DCDCAA"/>
+          <w:sz w:val="21"/>
+          <w:szCs w:val="21"/>
+          <w:lang w:eastAsia="en-IN"/>
+        </w:rPr>
+        <w:t>resolve</w:t>
+      </w:r>
+      <w:r>
+        <w:rPr>
+          <w:rFonts w:ascii="Consolas" w:eastAsia="Times New Roman" w:hAnsi="Consolas" w:cs="Times New Roman"/>
+          <w:color w:val="CCCCCC"/>
+          <w:sz w:val="21"/>
+          <w:szCs w:val="21"/>
+          <w:lang w:eastAsia="en-IN"/>
+        </w:rPr>
+        <w:t xml:space="preserve">) </w:t>
+      </w:r>
+      <w:r>
+        <w:rPr>
+          <w:rFonts w:ascii="Consolas" w:eastAsia="Times New Roman" w:hAnsi="Consolas" w:cs="Times New Roman"/>
+          <w:color w:val="569CD6"/>
+          <w:sz w:val="21"/>
+          <w:szCs w:val="21"/>
+          <w:lang w:eastAsia="en-IN"/>
+        </w:rPr>
+        <w:t>=&gt;</w:t>
+      </w:r>
+      <w:r>
+        <w:rPr>
+          <w:rFonts w:ascii="Consolas" w:eastAsia="Times New Roman" w:hAnsi="Consolas" w:cs="Times New Roman"/>
+          <w:color w:val="CCCCCC"/>
+          <w:sz w:val="21"/>
+          <w:szCs w:val="21"/>
+          <w:lang w:eastAsia="en-IN"/>
+        </w:rPr>
+        <w:t xml:space="preserve"> {</w:t>
+      </w:r>
+    </w:p>
+    <w:p>
+      <w:pPr>
+        <w:shd w:val="clear" w:color="auto" w:fill="1F1F1F"/>
+        <w:spacing w:after="0" w:line="285" w:lineRule="atLeast"/>
+        <w:rPr>
+          <w:rFonts w:ascii="Consolas" w:eastAsia="Times New Roman" w:hAnsi="Consolas" w:cs="Times New Roman"/>
+          <w:color w:val="CCCCCC"/>
+          <w:sz w:val="21"/>
+          <w:szCs w:val="21"/>
+          <w:lang w:eastAsia="en-IN"/>
+        </w:rPr>
+      </w:pPr>
+      <w:r>
+        <w:rPr>
+          <w:rFonts w:ascii="Consolas" w:eastAsia="Times New Roman" w:hAnsi="Consolas" w:cs="Times New Roman"/>
+          <w:color w:val="CCCCCC"/>
+          <w:sz w:val="21"/>
+          <w:szCs w:val="21"/>
+          <w:lang w:eastAsia="en-IN"/>
+        </w:rPr>
+        <w:t xml:space="preserve">    </w:t>
+      </w:r>
+      <w:r>
+        <w:rPr>
+          <w:rFonts w:ascii="Consolas" w:eastAsia="Times New Roman" w:hAnsi="Consolas" w:cs="Times New Roman"/>
+          <w:color w:val="DCDCAA"/>
+          <w:sz w:val="21"/>
+          <w:szCs w:val="21"/>
+          <w:lang w:eastAsia="en-IN"/>
+        </w:rPr>
+        <w:t>setTimeout</w:t>
+      </w:r>
+      <w:r>
+        <w:rPr>
+          <w:rFonts w:ascii="Consolas" w:eastAsia="Times New Roman" w:hAnsi="Consolas" w:cs="Times New Roman"/>
+          <w:color w:val="CCCCCC"/>
+          <w:sz w:val="21"/>
+          <w:szCs w:val="21"/>
+          <w:lang w:eastAsia="en-IN"/>
+        </w:rPr>
+        <w:t xml:space="preserve">(() </w:t>
+      </w:r>
+      <w:r>
+        <w:rPr>
+          <w:rFonts w:ascii="Consolas" w:eastAsia="Times New Roman" w:hAnsi="Consolas" w:cs="Times New Roman"/>
+          <w:color w:val="569CD6"/>
+          <w:sz w:val="21"/>
+          <w:szCs w:val="21"/>
+          <w:lang w:eastAsia="en-IN"/>
+        </w:rPr>
+        <w:t>=&gt;</w:t>
+      </w:r>
+      <w:r>
+        <w:rPr>
+          <w:rFonts w:ascii="Consolas" w:eastAsia="Times New Roman" w:hAnsi="Consolas" w:cs="Times New Roman"/>
+          <w:color w:val="CCCCCC"/>
+          <w:sz w:val="21"/>
+          <w:szCs w:val="21"/>
+          <w:lang w:eastAsia="en-IN"/>
+        </w:rPr>
+        <w:t xml:space="preserve"> {</w:t>
+      </w:r>
+    </w:p>
+    <w:p>
+      <w:pPr>
+        <w:shd w:val="clear" w:color="auto" w:fill="1F1F1F"/>
+        <w:spacing w:after="0" w:line="285" w:lineRule="atLeast"/>
+        <w:rPr>
+          <w:rFonts w:ascii="Consolas" w:eastAsia="Times New Roman" w:hAnsi="Consolas" w:cs="Times New Roman"/>
+          <w:color w:val="CCCCCC"/>
+          <w:sz w:val="21"/>
+          <w:szCs w:val="21"/>
+          <w:lang w:eastAsia="en-IN"/>
+        </w:rPr>
+      </w:pPr>
+      <w:r>
+        <w:rPr>
+          <w:rFonts w:ascii="Consolas" w:eastAsia="Times New Roman" w:hAnsi="Consolas" w:cs="Times New Roman"/>
+          <w:color w:val="CCCCCC"/>
+          <w:sz w:val="21"/>
+          <w:szCs w:val="21"/>
+          <w:lang w:eastAsia="en-IN"/>
+        </w:rPr>
+        <w:t xml:space="preserve">      </w:t>
+      </w:r>
+      <w:r>
+        <w:rPr>
+          <w:rFonts w:ascii="Consolas" w:eastAsia="Times New Roman" w:hAnsi="Consolas" w:cs="Times New Roman"/>
+          <w:color w:val="9CDCFE"/>
+          <w:sz w:val="21"/>
+          <w:szCs w:val="21"/>
+          <w:lang w:eastAsia="en-IN"/>
+        </w:rPr>
+        <w:t>console</w:t>
+      </w:r>
+      <w:r>
+        <w:rPr>
+          <w:rFonts w:ascii="Consolas" w:eastAsia="Times New Roman" w:hAnsi="Consolas" w:cs="Times New Roman"/>
+          <w:color w:val="CCCCCC"/>
+          <w:sz w:val="21"/>
+          <w:szCs w:val="21"/>
+          <w:lang w:eastAsia="en-IN"/>
+        </w:rPr>
+        <w:t>.</w:t>
+      </w:r>
+      <w:r>
+        <w:rPr>
+          <w:rFonts w:ascii="Consolas" w:eastAsia="Times New Roman" w:hAnsi="Consolas" w:cs="Times New Roman"/>
+          <w:color w:val="DCDCAA"/>
+          <w:sz w:val="21"/>
+          <w:szCs w:val="21"/>
+          <w:lang w:eastAsia="en-IN"/>
+        </w:rPr>
+        <w:t>log</w:t>
+      </w:r>
+      <w:r>
+        <w:rPr>
+          <w:rFonts w:ascii="Consolas" w:eastAsia="Times New Roman" w:hAnsi="Consolas" w:cs="Times New Roman"/>
+          <w:color w:val="CCCCCC"/>
+          <w:sz w:val="21"/>
+          <w:szCs w:val="21"/>
+          <w:lang w:eastAsia="en-IN"/>
+        </w:rPr>
+        <w:t>(</w:t>
+      </w:r>
+      <w:r>
+        <w:rPr>
+          <w:rFonts w:ascii="Consolas" w:eastAsia="Times New Roman" w:hAnsi="Consolas" w:cs="Times New Roman"/>
+          <w:color w:val="CE9178"/>
+          <w:sz w:val="21"/>
+          <w:szCs w:val="21"/>
+          <w:lang w:eastAsia="en-IN"/>
+        </w:rPr>
+        <w:t>"Step 2 complete, using:"</w:t>
+      </w:r>
+      <w:r>
+        <w:rPr>
+          <w:rFonts w:ascii="Consolas" w:eastAsia="Times New Roman" w:hAnsi="Consolas" w:cs="Times New Roman"/>
+          <w:color w:val="CCCCCC"/>
+          <w:sz w:val="21"/>
+          <w:szCs w:val="21"/>
+          <w:lang w:eastAsia="en-IN"/>
+        </w:rPr>
+        <w:t xml:space="preserve">, </w:t>
+      </w:r>
+      <w:r>
+        <w:rPr>
+          <w:rFonts w:ascii="Consolas" w:eastAsia="Times New Roman" w:hAnsi="Consolas" w:cs="Times New Roman"/>
+          <w:color w:val="9CDCFE"/>
+          <w:sz w:val="21"/>
+          <w:szCs w:val="21"/>
+          <w:lang w:eastAsia="en-IN"/>
+        </w:rPr>
+        <w:t>previousResult</w:t>
+      </w:r>
+      <w:r>
+        <w:rPr>
+          <w:rFonts w:ascii="Consolas" w:eastAsia="Times New Roman" w:hAnsi="Consolas" w:cs="Times New Roman"/>
+          <w:color w:val="CCCCCC"/>
+          <w:sz w:val="21"/>
+          <w:szCs w:val="21"/>
+          <w:lang w:eastAsia="en-IN"/>
+        </w:rPr>
+        <w:t>);</w:t>
+      </w:r>
+    </w:p>
+    <w:p>
+      <w:pPr>
+        <w:shd w:val="clear" w:color="auto" w:fill="1F1F1F"/>
+        <w:spacing w:after="0" w:line="285" w:lineRule="atLeast"/>
+        <w:rPr>
+          <w:rFonts w:ascii="Consolas" w:eastAsia="Times New Roman" w:hAnsi="Consolas" w:cs="Times New Roman"/>
+          <w:color w:val="CCCCCC"/>
+          <w:sz w:val="21"/>
+          <w:szCs w:val="21"/>
+          <w:lang w:eastAsia="en-IN"/>
+        </w:rPr>
+      </w:pPr>
+      <w:r>
+        <w:rPr>
+          <w:rFonts w:ascii="Consolas" w:eastAsia="Times New Roman" w:hAnsi="Consolas" w:cs="Times New Roman"/>
+          <w:color w:val="CCCCCC"/>
+          <w:sz w:val="21"/>
+          <w:szCs w:val="21"/>
+          <w:lang w:eastAsia="en-IN"/>
+        </w:rPr>
+        <w:t xml:space="preserve">      </w:t>
+      </w:r>
+      <w:r>
+        <w:rPr>
+          <w:rFonts w:ascii="Consolas" w:eastAsia="Times New Roman" w:hAnsi="Consolas" w:cs="Times New Roman"/>
+          <w:color w:val="DCDCAA"/>
+          <w:sz w:val="21"/>
+          <w:szCs w:val="21"/>
+          <w:lang w:eastAsia="en-IN"/>
+        </w:rPr>
+        <w:t>resolve</w:t>
+      </w:r>
+      <w:r>
+        <w:rPr>
+          <w:rFonts w:ascii="Consolas" w:eastAsia="Times New Roman" w:hAnsi="Consolas" w:cs="Times New Roman"/>
+          <w:color w:val="CCCCCC"/>
+          <w:sz w:val="21"/>
+          <w:szCs w:val="21"/>
+          <w:lang w:eastAsia="en-IN"/>
+        </w:rPr>
+        <w:t>(</w:t>
+      </w:r>
+      <w:r>
+        <w:rPr>
+          <w:rFonts w:ascii="Consolas" w:eastAsia="Times New Roman" w:hAnsi="Consolas" w:cs="Times New Roman"/>
+          <w:color w:val="CE9178"/>
+          <w:sz w:val="21"/>
+          <w:szCs w:val="21"/>
+          <w:lang w:eastAsia="en-IN"/>
+        </w:rPr>
+        <w:t>"Step 2 result"</w:t>
+      </w:r>
+      <w:r>
+        <w:rPr>
+          <w:rFonts w:ascii="Consolas" w:eastAsia="Times New Roman" w:hAnsi="Consolas" w:cs="Times New Roman"/>
+          <w:color w:val="CCCCCC"/>
+          <w:sz w:val="21"/>
+          <w:szCs w:val="21"/>
+          <w:lang w:eastAsia="en-IN"/>
+        </w:rPr>
+        <w:t>);</w:t>
+      </w:r>
+    </w:p>
+    <w:p>
+      <w:pPr>
+        <w:shd w:val="clear" w:color="auto" w:fill="1F1F1F"/>
+        <w:spacing w:after="0" w:line="285" w:lineRule="atLeast"/>
+        <w:rPr>
+          <w:rFonts w:ascii="Consolas" w:eastAsia="Times New Roman" w:hAnsi="Consolas" w:cs="Times New Roman"/>
+          <w:color w:val="CCCCCC"/>
+          <w:sz w:val="21"/>
+          <w:szCs w:val="21"/>
+          <w:lang w:eastAsia="en-IN"/>
+        </w:rPr>
+      </w:pPr>
+      <w:r>
+        <w:rPr>
+          <w:rFonts w:ascii="Consolas" w:eastAsia="Times New Roman" w:hAnsi="Consolas" w:cs="Times New Roman"/>
+          <w:color w:val="CCCCCC"/>
+          <w:sz w:val="21"/>
+          <w:szCs w:val="21"/>
+          <w:lang w:eastAsia="en-IN"/>
+        </w:rPr>
+        <w:t xml:space="preserve">    }, </w:t>
+      </w:r>
+      <w:r>
+        <w:rPr>
+          <w:rFonts w:ascii="Consolas" w:eastAsia="Times New Roman" w:hAnsi="Consolas" w:cs="Times New Roman"/>
+          <w:color w:val="B5CEA8"/>
+          <w:sz w:val="21"/>
+          <w:szCs w:val="21"/>
+          <w:lang w:eastAsia="en-IN"/>
+        </w:rPr>
+        <w:t>1000</w:t>
+      </w:r>
+      <w:r>
+        <w:rPr>
+          <w:rFonts w:ascii="Consolas" w:eastAsia="Times New Roman" w:hAnsi="Consolas" w:cs="Times New Roman"/>
+          <w:color w:val="CCCCCC"/>
+          <w:sz w:val="21"/>
+          <w:szCs w:val="21"/>
+          <w:lang w:eastAsia="en-IN"/>
+        </w:rPr>
+        <w:t>);</w:t>
+      </w:r>
+    </w:p>
+    <w:p>
+      <w:pPr>
+        <w:shd w:val="clear" w:color="auto" w:fill="1F1F1F"/>
+        <w:spacing w:after="0" w:line="285" w:lineRule="atLeast"/>
+        <w:rPr>
+          <w:rFonts w:ascii="Consolas" w:eastAsia="Times New Roman" w:hAnsi="Consolas" w:cs="Times New Roman"/>
+          <w:color w:val="CCCCCC"/>
+          <w:sz w:val="21"/>
+          <w:szCs w:val="21"/>
+          <w:lang w:eastAsia="en-IN"/>
+        </w:rPr>
+      </w:pPr>
+      <w:r>
+        <w:rPr>
+          <w:rFonts w:ascii="Consolas" w:eastAsia="Times New Roman" w:hAnsi="Consolas" w:cs="Times New Roman"/>
+          <w:color w:val="CCCCCC"/>
+          <w:sz w:val="21"/>
+          <w:szCs w:val="21"/>
+          <w:lang w:eastAsia="en-IN"/>
+        </w:rPr>
+        <w:t>  });</w:t>
+      </w:r>
+    </w:p>
+    <w:p>
+      <w:pPr>
+        <w:shd w:val="clear" w:color="auto" w:fill="1F1F1F"/>
+        <w:spacing w:after="0" w:line="285" w:lineRule="atLeast"/>
+        <w:rPr>
+          <w:rFonts w:ascii="Consolas" w:eastAsia="Times New Roman" w:hAnsi="Consolas" w:cs="Times New Roman"/>
+          <w:color w:val="CCCCCC"/>
+          <w:sz w:val="21"/>
+          <w:szCs w:val="21"/>
+          <w:lang w:eastAsia="en-IN"/>
+        </w:rPr>
+      </w:pPr>
+      <w:r>
+        <w:rPr>
+          <w:rFonts w:ascii="Consolas" w:eastAsia="Times New Roman" w:hAnsi="Consolas" w:cs="Times New Roman"/>
+          <w:color w:val="CCCCCC"/>
+          <w:sz w:val="21"/>
+          <w:szCs w:val="21"/>
+          <w:lang w:eastAsia="en-IN"/>
+        </w:rPr>
+        <w:t>}</w:t>
+      </w:r>
+    </w:p>
+    <w:p>
+      <w:pPr>
+        <w:shd w:val="clear" w:color="auto" w:fill="1F1F1F"/>
+        <w:spacing w:after="0" w:line="285" w:lineRule="atLeast"/>
+        <w:rPr>
+          <w:rFonts w:ascii="Consolas" w:eastAsia="Times New Roman" w:hAnsi="Consolas" w:cs="Times New Roman"/>
+          <w:color w:val="CCCCCC"/>
+          <w:sz w:val="21"/>
+          <w:szCs w:val="21"/>
+          <w:lang w:eastAsia="en-IN"/>
+        </w:rPr>
+      </w:pPr>
+    </w:p>
+    <w:p>
+      <w:pPr>
+        <w:shd w:val="clear" w:color="auto" w:fill="1F1F1F"/>
+        <w:spacing w:after="0" w:line="285" w:lineRule="atLeast"/>
+        <w:rPr>
+          <w:rFonts w:ascii="Consolas" w:eastAsia="Times New Roman" w:hAnsi="Consolas" w:cs="Times New Roman"/>
+          <w:color w:val="CCCCCC"/>
+          <w:sz w:val="21"/>
+          <w:szCs w:val="21"/>
+          <w:lang w:eastAsia="en-IN"/>
+        </w:rPr>
+      </w:pPr>
+      <w:r>
+        <w:rPr>
+          <w:rFonts w:ascii="Consolas" w:eastAsia="Times New Roman" w:hAnsi="Consolas" w:cs="Times New Roman"/>
+          <w:color w:val="6A9955"/>
+          <w:sz w:val="21"/>
+          <w:szCs w:val="21"/>
+          <w:lang w:eastAsia="en-IN"/>
+        </w:rPr>
+        <w:t>// step1()</w:t>
+      </w:r>
+    </w:p>
+    <w:p>
+      <w:pPr>
+        <w:shd w:val="clear" w:color="auto" w:fill="1F1F1F"/>
+        <w:spacing w:after="0" w:line="285" w:lineRule="atLeast"/>
+        <w:rPr>
+          <w:rFonts w:ascii="Consolas" w:eastAsia="Times New Roman" w:hAnsi="Consolas" w:cs="Times New Roman"/>
+          <w:color w:val="CCCCCC"/>
+          <w:sz w:val="21"/>
+          <w:szCs w:val="21"/>
+          <w:lang w:eastAsia="en-IN"/>
+        </w:rPr>
+      </w:pPr>
+      <w:r>
+        <w:rPr>
+          <w:rFonts w:ascii="Consolas" w:eastAsia="Times New Roman" w:hAnsi="Consolas" w:cs="Times New Roman"/>
+          <w:color w:val="6A9955"/>
+          <w:sz w:val="21"/>
+          <w:szCs w:val="21"/>
+          <w:lang w:eastAsia="en-IN"/>
+        </w:rPr>
+        <w:t>//   .then(result1 =&gt; step2(result1))</w:t>
+      </w:r>
+    </w:p>
+    <w:p>
+      <w:pPr>
+        <w:shd w:val="clear" w:color="auto" w:fill="1F1F1F"/>
+        <w:spacing w:after="0" w:line="285" w:lineRule="atLeast"/>
+        <w:rPr>
+          <w:rFonts w:ascii="Consolas" w:eastAsia="Times New Roman" w:hAnsi="Consolas" w:cs="Times New Roman"/>
+          <w:color w:val="CCCCCC"/>
+          <w:sz w:val="21"/>
+          <w:szCs w:val="21"/>
+          <w:lang w:eastAsia="en-IN"/>
+        </w:rPr>
+      </w:pPr>
+      <w:r>
+        <w:rPr>
+          <w:rFonts w:ascii="Consolas" w:eastAsia="Times New Roman" w:hAnsi="Consolas" w:cs="Times New Roman"/>
+          <w:color w:val="6A9955"/>
+          <w:sz w:val="21"/>
+          <w:szCs w:val="21"/>
+          <w:lang w:eastAsia="en-IN"/>
+        </w:rPr>
+        <w:t>//   .then(result2 =&gt; console.log("Final Result:", result2));</w:t>
+      </w:r>
+    </w:p>
+    <w:p>
+      <w:pPr>
+        <w:shd w:val="clear" w:color="auto" w:fill="1F1F1F"/>
+        <w:spacing w:after="0" w:line="285" w:lineRule="atLeast"/>
+        <w:rPr>
+          <w:rFonts w:ascii="Consolas" w:eastAsia="Times New Roman" w:hAnsi="Consolas" w:cs="Times New Roman"/>
+          <w:color w:val="CCCCCC"/>
+          <w:sz w:val="21"/>
+          <w:szCs w:val="21"/>
+          <w:lang w:eastAsia="en-IN"/>
+        </w:rPr>
+      </w:pPr>
+      <w:r>
+        <w:rPr>
+          <w:rFonts w:ascii="Consolas" w:eastAsia="Times New Roman" w:hAnsi="Consolas" w:cs="Times New Roman"/>
+          <w:color w:val="6A9955"/>
+          <w:sz w:val="21"/>
+          <w:szCs w:val="21"/>
+          <w:lang w:eastAsia="en-IN"/>
+        </w:rPr>
+        <w:t>// console.time("my task time");</w:t>
+      </w:r>
+    </w:p>
+    <w:p>
+      <w:pPr>
+        <w:shd w:val="clear" w:color="auto" w:fill="1F1F1F"/>
+        <w:spacing w:after="0" w:line="285" w:lineRule="atLeast"/>
+        <w:rPr>
+          <w:rFonts w:ascii="Consolas" w:eastAsia="Times New Roman" w:hAnsi="Consolas" w:cs="Times New Roman"/>
+          <w:color w:val="CCCCCC"/>
+          <w:sz w:val="21"/>
+          <w:szCs w:val="21"/>
+          <w:lang w:eastAsia="en-IN"/>
+        </w:rPr>
+      </w:pPr>
+      <w:r>
+        <w:rPr>
+          <w:rFonts w:ascii="Consolas" w:eastAsia="Times New Roman" w:hAnsi="Consolas" w:cs="Times New Roman"/>
+          <w:color w:val="6A9955"/>
+          <w:sz w:val="21"/>
+          <w:szCs w:val="21"/>
+          <w:lang w:eastAsia="en-IN"/>
+        </w:rPr>
+        <w:t>// Promise.all([step1(),step2()]).then(Notifications)</w:t>
+      </w:r>
+    </w:p>
+    <w:p>
+      <w:pPr>
+        <w:shd w:val="clear" w:color="auto" w:fill="1F1F1F"/>
+        <w:spacing w:after="0" w:line="285" w:lineRule="atLeast"/>
+        <w:rPr>
+          <w:rFonts w:ascii="Consolas" w:eastAsia="Times New Roman" w:hAnsi="Consolas" w:cs="Times New Roman"/>
+          <w:color w:val="CCCCCC"/>
+          <w:sz w:val="21"/>
+          <w:szCs w:val="21"/>
+          <w:lang w:eastAsia="en-IN"/>
+        </w:rPr>
+      </w:pPr>
+      <w:r>
+        <w:rPr>
+          <w:rFonts w:ascii="Consolas" w:eastAsia="Times New Roman" w:hAnsi="Consolas" w:cs="Times New Roman"/>
+          <w:color w:val="6A9955"/>
+          <w:sz w:val="21"/>
+          <w:szCs w:val="21"/>
+          <w:lang w:eastAsia="en-IN"/>
+        </w:rPr>
+        <w:t>// {</w:t>
+      </w:r>
+    </w:p>
+    <w:p>
+      <w:pPr>
+        <w:shd w:val="clear" w:color="auto" w:fill="1F1F1F"/>
+        <w:spacing w:after="0" w:line="285" w:lineRule="atLeast"/>
+        <w:rPr>
+          <w:rFonts w:ascii="Consolas" w:eastAsia="Times New Roman" w:hAnsi="Consolas" w:cs="Times New Roman"/>
+          <w:color w:val="CCCCCC"/>
+          <w:sz w:val="21"/>
+          <w:szCs w:val="21"/>
+          <w:lang w:eastAsia="en-IN"/>
+        </w:rPr>
+      </w:pPr>
+      <w:r>
+        <w:rPr>
+          <w:rFonts w:ascii="Consolas" w:eastAsia="Times New Roman" w:hAnsi="Consolas" w:cs="Times New Roman"/>
+          <w:color w:val="6A9955"/>
+          <w:sz w:val="21"/>
+          <w:szCs w:val="21"/>
+          <w:lang w:eastAsia="en-IN"/>
+        </w:rPr>
+        <w:t>// console.log(Notifications);</w:t>
+      </w:r>
+    </w:p>
+    <w:p>
+      <w:pPr>
+        <w:shd w:val="clear" w:color="auto" w:fill="1F1F1F"/>
+        <w:spacing w:after="0" w:line="285" w:lineRule="atLeast"/>
+        <w:rPr>
+          <w:rFonts w:ascii="Consolas" w:eastAsia="Times New Roman" w:hAnsi="Consolas" w:cs="Times New Roman"/>
+          <w:color w:val="CCCCCC"/>
+          <w:sz w:val="21"/>
+          <w:szCs w:val="21"/>
+          <w:lang w:eastAsia="en-IN"/>
+        </w:rPr>
+      </w:pPr>
+      <w:r>
+        <w:rPr>
+          <w:rFonts w:ascii="Consolas" w:eastAsia="Times New Roman" w:hAnsi="Consolas" w:cs="Times New Roman"/>
+          <w:color w:val="6A9955"/>
+          <w:sz w:val="21"/>
+          <w:szCs w:val="21"/>
+          <w:lang w:eastAsia="en-IN"/>
+        </w:rPr>
+        <w:t>// console.timeEnd("my task time");</w:t>
+      </w:r>
+    </w:p>
+    <w:p>
+      <w:pPr>
+        <w:shd w:val="clear" w:color="auto" w:fill="1F1F1F"/>
+        <w:spacing w:after="0" w:line="285" w:lineRule="atLeast"/>
+        <w:rPr>
+          <w:rFonts w:ascii="Consolas" w:eastAsia="Times New Roman" w:hAnsi="Consolas" w:cs="Times New Roman"/>
+          <w:color w:val="CCCCCC"/>
+          <w:sz w:val="21"/>
+          <w:szCs w:val="21"/>
+          <w:lang w:eastAsia="en-IN"/>
+        </w:rPr>
+      </w:pPr>
+      <w:r>
+        <w:rPr>
+          <w:rFonts w:ascii="Consolas" w:eastAsia="Times New Roman" w:hAnsi="Consolas" w:cs="Times New Roman"/>
+          <w:color w:val="6A9955"/>
+          <w:sz w:val="21"/>
+          <w:szCs w:val="21"/>
+          <w:lang w:eastAsia="en-IN"/>
+        </w:rPr>
+        <w:t>// }</w:t>
+      </w:r>
+    </w:p>
+    <w:p>
+      <w:pPr>
+        <w:shd w:val="clear" w:color="auto" w:fill="1F1F1F"/>
+        <w:spacing w:after="0" w:line="285" w:lineRule="atLeast"/>
+        <w:rPr>
+          <w:rFonts w:ascii="Consolas" w:eastAsia="Times New Roman" w:hAnsi="Consolas" w:cs="Times New Roman"/>
+          <w:color w:val="CCCCCC"/>
+          <w:sz w:val="21"/>
+          <w:szCs w:val="21"/>
+          <w:lang w:eastAsia="en-IN"/>
+        </w:rPr>
+      </w:pPr>
+      <w:r>
+        <w:rPr>
+          <w:rFonts w:ascii="Consolas" w:eastAsia="Times New Roman" w:hAnsi="Consolas" w:cs="Times New Roman"/>
+          <w:color w:val="9CDCFE"/>
+          <w:sz w:val="21"/>
+          <w:szCs w:val="21"/>
+          <w:lang w:eastAsia="en-IN"/>
+        </w:rPr>
+        <w:t>console</w:t>
+      </w:r>
+      <w:r>
+        <w:rPr>
+          <w:rFonts w:ascii="Consolas" w:eastAsia="Times New Roman" w:hAnsi="Consolas" w:cs="Times New Roman"/>
+          <w:color w:val="CCCCCC"/>
+          <w:sz w:val="21"/>
+          <w:szCs w:val="21"/>
+          <w:lang w:eastAsia="en-IN"/>
+        </w:rPr>
+        <w:t>.</w:t>
+      </w:r>
+      <w:r>
+        <w:rPr>
+          <w:rFonts w:ascii="Consolas" w:eastAsia="Times New Roman" w:hAnsi="Consolas" w:cs="Times New Roman"/>
+          <w:color w:val="DCDCAA"/>
+          <w:sz w:val="21"/>
+          <w:szCs w:val="21"/>
+          <w:lang w:eastAsia="en-IN"/>
+        </w:rPr>
+        <w:t>time</w:t>
+      </w:r>
+      <w:r>
+        <w:rPr>
+          <w:rFonts w:ascii="Consolas" w:eastAsia="Times New Roman" w:hAnsi="Consolas" w:cs="Times New Roman"/>
+          <w:color w:val="CCCCCC"/>
+          <w:sz w:val="21"/>
+          <w:szCs w:val="21"/>
+          <w:lang w:eastAsia="en-IN"/>
+        </w:rPr>
+        <w:t>(</w:t>
+      </w:r>
+      <w:r>
+        <w:rPr>
+          <w:rFonts w:ascii="Consolas" w:eastAsia="Times New Roman" w:hAnsi="Consolas" w:cs="Times New Roman"/>
+          <w:color w:val="CE9178"/>
+          <w:sz w:val="21"/>
+          <w:szCs w:val="21"/>
+          <w:lang w:eastAsia="en-IN"/>
+        </w:rPr>
+        <w:t>"my task time"</w:t>
+      </w:r>
+      <w:r>
+        <w:rPr>
+          <w:rFonts w:ascii="Consolas" w:eastAsia="Times New Roman" w:hAnsi="Consolas" w:cs="Times New Roman"/>
+          <w:color w:val="CCCCCC"/>
+          <w:sz w:val="21"/>
+          <w:szCs w:val="21"/>
+          <w:lang w:eastAsia="en-IN"/>
+        </w:rPr>
+        <w:t>);</w:t>
+      </w:r>
+    </w:p>
+    <w:p>
+      <w:pPr>
+        <w:shd w:val="clear" w:color="auto" w:fill="1F1F1F"/>
+        <w:spacing w:after="0" w:line="285" w:lineRule="atLeast"/>
+        <w:rPr>
+          <w:rFonts w:ascii="Consolas" w:eastAsia="Times New Roman" w:hAnsi="Consolas" w:cs="Times New Roman"/>
+          <w:color w:val="CCCCCC"/>
+          <w:sz w:val="21"/>
+          <w:szCs w:val="21"/>
+          <w:lang w:eastAsia="en-IN"/>
+        </w:rPr>
+      </w:pPr>
+    </w:p>
+    <w:p>
+      <w:pPr>
+        <w:shd w:val="clear" w:color="auto" w:fill="1F1F1F"/>
+        <w:spacing w:after="0" w:line="285" w:lineRule="atLeast"/>
+        <w:rPr>
+          <w:rFonts w:ascii="Consolas" w:eastAsia="Times New Roman" w:hAnsi="Consolas" w:cs="Times New Roman"/>
+          <w:color w:val="CCCCCC"/>
+          <w:sz w:val="21"/>
+          <w:szCs w:val="21"/>
+          <w:lang w:eastAsia="en-IN"/>
+        </w:rPr>
+      </w:pPr>
+      <w:r>
+        <w:rPr>
+          <w:rFonts w:ascii="Consolas" w:eastAsia="Times New Roman" w:hAnsi="Consolas" w:cs="Times New Roman"/>
+          <w:color w:val="4EC9B0"/>
+          <w:sz w:val="21"/>
+          <w:szCs w:val="21"/>
+          <w:lang w:eastAsia="en-IN"/>
+        </w:rPr>
+        <w:t>Promise</w:t>
+      </w:r>
+      <w:r>
+        <w:rPr>
+          <w:rFonts w:ascii="Consolas" w:eastAsia="Times New Roman" w:hAnsi="Consolas" w:cs="Times New Roman"/>
+          <w:color w:val="CCCCCC"/>
+          <w:sz w:val="21"/>
+          <w:szCs w:val="21"/>
+          <w:lang w:eastAsia="en-IN"/>
+        </w:rPr>
+        <w:t>.</w:t>
+      </w:r>
+      <w:r>
+        <w:rPr>
+          <w:rFonts w:ascii="Consolas" w:eastAsia="Times New Roman" w:hAnsi="Consolas" w:cs="Times New Roman"/>
+          <w:color w:val="DCDCAA"/>
+          <w:sz w:val="21"/>
+          <w:szCs w:val="21"/>
+          <w:lang w:eastAsia="en-IN"/>
+        </w:rPr>
+        <w:t>all</w:t>
+      </w:r>
+      <w:r>
+        <w:rPr>
+          <w:rFonts w:ascii="Consolas" w:eastAsia="Times New Roman" w:hAnsi="Consolas" w:cs="Times New Roman"/>
+          <w:color w:val="CCCCCC"/>
+          <w:sz w:val="21"/>
+          <w:szCs w:val="21"/>
+          <w:lang w:eastAsia="en-IN"/>
+        </w:rPr>
+        <w:t>([</w:t>
+      </w:r>
+      <w:r>
+        <w:rPr>
+          <w:rFonts w:ascii="Consolas" w:eastAsia="Times New Roman" w:hAnsi="Consolas" w:cs="Times New Roman"/>
+          <w:color w:val="DCDCAA"/>
+          <w:sz w:val="21"/>
+          <w:szCs w:val="21"/>
+          <w:lang w:eastAsia="en-IN"/>
+        </w:rPr>
+        <w:t>step1</w:t>
+      </w:r>
+      <w:r>
+        <w:rPr>
+          <w:rFonts w:ascii="Consolas" w:eastAsia="Times New Roman" w:hAnsi="Consolas" w:cs="Times New Roman"/>
+          <w:color w:val="CCCCCC"/>
+          <w:sz w:val="21"/>
+          <w:szCs w:val="21"/>
+          <w:lang w:eastAsia="en-IN"/>
+        </w:rPr>
+        <w:t xml:space="preserve">(), </w:t>
+      </w:r>
+      <w:r>
+        <w:rPr>
+          <w:rFonts w:ascii="Consolas" w:eastAsia="Times New Roman" w:hAnsi="Consolas" w:cs="Times New Roman"/>
+          <w:color w:val="DCDCAA"/>
+          <w:sz w:val="21"/>
+          <w:szCs w:val="21"/>
+          <w:lang w:eastAsia="en-IN"/>
+        </w:rPr>
+        <w:t>step2</w:t>
+      </w:r>
+      <w:r>
+        <w:rPr>
+          <w:rFonts w:ascii="Consolas" w:eastAsia="Times New Roman" w:hAnsi="Consolas" w:cs="Times New Roman"/>
+          <w:color w:val="CCCCCC"/>
+          <w:sz w:val="21"/>
+          <w:szCs w:val="21"/>
+          <w:lang w:eastAsia="en-IN"/>
+        </w:rPr>
+        <w:t>()]).</w:t>
+      </w:r>
+      <w:r>
+        <w:rPr>
+          <w:rFonts w:ascii="Consolas" w:eastAsia="Times New Roman" w:hAnsi="Consolas" w:cs="Times New Roman"/>
+          <w:color w:val="DCDCAA"/>
+          <w:sz w:val="21"/>
+          <w:szCs w:val="21"/>
+          <w:lang w:eastAsia="en-IN"/>
+        </w:rPr>
+        <w:t>then</w:t>
+      </w:r>
+      <w:r>
+        <w:rPr>
+          <w:rFonts w:ascii="Consolas" w:eastAsia="Times New Roman" w:hAnsi="Consolas" w:cs="Times New Roman"/>
+          <w:color w:val="CCCCCC"/>
+          <w:sz w:val="21"/>
+          <w:szCs w:val="21"/>
+          <w:lang w:eastAsia="en-IN"/>
+        </w:rPr>
+        <w:t>((</w:t>
+      </w:r>
+      <w:r>
+        <w:rPr>
+          <w:rFonts w:ascii="Consolas" w:eastAsia="Times New Roman" w:hAnsi="Consolas" w:cs="Times New Roman"/>
+          <w:color w:val="9CDCFE"/>
+          <w:sz w:val="21"/>
+          <w:szCs w:val="21"/>
+          <w:lang w:eastAsia="en-IN"/>
+        </w:rPr>
+        <w:t>results</w:t>
+      </w:r>
+      <w:r>
+        <w:rPr>
+          <w:rFonts w:ascii="Consolas" w:eastAsia="Times New Roman" w:hAnsi="Consolas" w:cs="Times New Roman"/>
+          <w:color w:val="CCCCCC"/>
+          <w:sz w:val="21"/>
+          <w:szCs w:val="21"/>
+          <w:lang w:eastAsia="en-IN"/>
+        </w:rPr>
+        <w:t xml:space="preserve">) </w:t>
+      </w:r>
+      <w:r>
+        <w:rPr>
+          <w:rFonts w:ascii="Consolas" w:eastAsia="Times New Roman" w:hAnsi="Consolas" w:cs="Times New Roman"/>
+          <w:color w:val="569CD6"/>
+          <w:sz w:val="21"/>
+          <w:szCs w:val="21"/>
+          <w:lang w:eastAsia="en-IN"/>
+        </w:rPr>
+        <w:t>=&gt;</w:t>
+      </w:r>
+      <w:r>
+        <w:rPr>
+          <w:rFonts w:ascii="Consolas" w:eastAsia="Times New Roman" w:hAnsi="Consolas" w:cs="Times New Roman"/>
+          <w:color w:val="CCCCCC"/>
+          <w:sz w:val="21"/>
+          <w:szCs w:val="21"/>
+          <w:lang w:eastAsia="en-IN"/>
+        </w:rPr>
+        <w:t xml:space="preserve"> {</w:t>
+      </w:r>
+    </w:p>
+    <w:p>
+      <w:pPr>
+        <w:shd w:val="clear" w:color="auto" w:fill="1F1F1F"/>
+        <w:spacing w:after="0" w:line="285" w:lineRule="atLeast"/>
+        <w:rPr>
+          <w:rFonts w:ascii="Consolas" w:eastAsia="Times New Roman" w:hAnsi="Consolas" w:cs="Times New Roman"/>
+          <w:color w:val="CCCCCC"/>
+          <w:sz w:val="21"/>
+          <w:szCs w:val="21"/>
+          <w:lang w:eastAsia="en-IN"/>
+        </w:rPr>
+      </w:pPr>
+      <w:r>
+        <w:rPr>
+          <w:rFonts w:ascii="Consolas" w:eastAsia="Times New Roman" w:hAnsi="Consolas" w:cs="Times New Roman"/>
+          <w:color w:val="CCCCCC"/>
+          <w:sz w:val="21"/>
+          <w:szCs w:val="21"/>
+          <w:lang w:eastAsia="en-IN"/>
+        </w:rPr>
+        <w:t xml:space="preserve">  </w:t>
+      </w:r>
+      <w:r>
+        <w:rPr>
+          <w:rFonts w:ascii="Consolas" w:eastAsia="Times New Roman" w:hAnsi="Consolas" w:cs="Times New Roman"/>
+          <w:color w:val="9CDCFE"/>
+          <w:sz w:val="21"/>
+          <w:szCs w:val="21"/>
+          <w:lang w:eastAsia="en-IN"/>
+        </w:rPr>
+        <w:t>console</w:t>
+      </w:r>
+      <w:r>
+        <w:rPr>
+          <w:rFonts w:ascii="Consolas" w:eastAsia="Times New Roman" w:hAnsi="Consolas" w:cs="Times New Roman"/>
+          <w:color w:val="CCCCCC"/>
+          <w:sz w:val="21"/>
+          <w:szCs w:val="21"/>
+          <w:lang w:eastAsia="en-IN"/>
+        </w:rPr>
+        <w:t>.</w:t>
+      </w:r>
+      <w:r>
+        <w:rPr>
+          <w:rFonts w:ascii="Consolas" w:eastAsia="Times New Roman" w:hAnsi="Consolas" w:cs="Times New Roman"/>
+          <w:color w:val="DCDCAA"/>
+          <w:sz w:val="21"/>
+          <w:szCs w:val="21"/>
+          <w:lang w:eastAsia="en-IN"/>
+        </w:rPr>
+        <w:t>log</w:t>
+      </w:r>
+      <w:r>
+        <w:rPr>
+          <w:rFonts w:ascii="Consolas" w:eastAsia="Times New Roman" w:hAnsi="Consolas" w:cs="Times New Roman"/>
+          <w:color w:val="CCCCCC"/>
+          <w:sz w:val="21"/>
+          <w:szCs w:val="21"/>
+          <w:lang w:eastAsia="en-IN"/>
+        </w:rPr>
+        <w:t>(</w:t>
+      </w:r>
+      <w:r>
+        <w:rPr>
+          <w:rFonts w:ascii="Consolas" w:eastAsia="Times New Roman" w:hAnsi="Consolas" w:cs="Times New Roman"/>
+          <w:color w:val="CE9178"/>
+          <w:sz w:val="21"/>
+          <w:szCs w:val="21"/>
+          <w:lang w:eastAsia="en-IN"/>
+        </w:rPr>
+        <w:t>"Results:"</w:t>
+      </w:r>
+      <w:r>
+        <w:rPr>
+          <w:rFonts w:ascii="Consolas" w:eastAsia="Times New Roman" w:hAnsi="Consolas" w:cs="Times New Roman"/>
+          <w:color w:val="CCCCCC"/>
+          <w:sz w:val="21"/>
+          <w:szCs w:val="21"/>
+          <w:lang w:eastAsia="en-IN"/>
+        </w:rPr>
+        <w:t xml:space="preserve">, </w:t>
+      </w:r>
+      <w:r>
+        <w:rPr>
+          <w:rFonts w:ascii="Consolas" w:eastAsia="Times New Roman" w:hAnsi="Consolas" w:cs="Times New Roman"/>
+          <w:color w:val="9CDCFE"/>
+          <w:sz w:val="21"/>
+          <w:szCs w:val="21"/>
+          <w:lang w:eastAsia="en-IN"/>
+        </w:rPr>
+        <w:t>results</w:t>
+      </w:r>
+      <w:r>
+        <w:rPr>
+          <w:rFonts w:ascii="Consolas" w:eastAsia="Times New Roman" w:hAnsi="Consolas" w:cs="Times New Roman"/>
+          <w:color w:val="CCCCCC"/>
+          <w:sz w:val="21"/>
+          <w:szCs w:val="21"/>
+          <w:lang w:eastAsia="en-IN"/>
+        </w:rPr>
+        <w:t>);</w:t>
+      </w:r>
+    </w:p>
+    <w:p>
+      <w:pPr>
+        <w:shd w:val="clear" w:color="auto" w:fill="1F1F1F"/>
+        <w:spacing w:after="0" w:line="285" w:lineRule="atLeast"/>
+        <w:rPr>
+          <w:rFonts w:ascii="Consolas" w:eastAsia="Times New Roman" w:hAnsi="Consolas" w:cs="Times New Roman"/>
+          <w:color w:val="CCCCCC"/>
+          <w:sz w:val="21"/>
+          <w:szCs w:val="21"/>
+          <w:lang w:eastAsia="en-IN"/>
+        </w:rPr>
+      </w:pPr>
+      <w:r>
+        <w:rPr>
+          <w:rFonts w:ascii="Consolas" w:eastAsia="Times New Roman" w:hAnsi="Consolas" w:cs="Times New Roman"/>
+          <w:color w:val="CCCCCC"/>
+          <w:sz w:val="21"/>
+          <w:szCs w:val="21"/>
+          <w:lang w:eastAsia="en-IN"/>
+        </w:rPr>
+        <w:t xml:space="preserve">  </w:t>
+      </w:r>
+      <w:r>
+        <w:rPr>
+          <w:rFonts w:ascii="Consolas" w:eastAsia="Times New Roman" w:hAnsi="Consolas" w:cs="Times New Roman"/>
+          <w:color w:val="9CDCFE"/>
+          <w:sz w:val="21"/>
+          <w:szCs w:val="21"/>
+          <w:lang w:eastAsia="en-IN"/>
+        </w:rPr>
+        <w:t>console</w:t>
+      </w:r>
+      <w:r>
+        <w:rPr>
+          <w:rFonts w:ascii="Consolas" w:eastAsia="Times New Roman" w:hAnsi="Consolas" w:cs="Times New Roman"/>
+          <w:color w:val="CCCCCC"/>
+          <w:sz w:val="21"/>
+          <w:szCs w:val="21"/>
+          <w:lang w:eastAsia="en-IN"/>
+        </w:rPr>
+        <w:t>.</w:t>
+      </w:r>
+      <w:r>
+        <w:rPr>
+          <w:rFonts w:ascii="Consolas" w:eastAsia="Times New Roman" w:hAnsi="Consolas" w:cs="Times New Roman"/>
+          <w:color w:val="DCDCAA"/>
+          <w:sz w:val="21"/>
+          <w:szCs w:val="21"/>
+          <w:lang w:eastAsia="en-IN"/>
+        </w:rPr>
+        <w:t>timeEnd</w:t>
+      </w:r>
+      <w:r>
+        <w:rPr>
+          <w:rFonts w:ascii="Consolas" w:eastAsia="Times New Roman" w:hAnsi="Consolas" w:cs="Times New Roman"/>
+          <w:color w:val="CCCCCC"/>
+          <w:sz w:val="21"/>
+          <w:szCs w:val="21"/>
+          <w:lang w:eastAsia="en-IN"/>
+        </w:rPr>
+        <w:t>(</w:t>
+      </w:r>
+      <w:r>
+        <w:rPr>
+          <w:rFonts w:ascii="Consolas" w:eastAsia="Times New Roman" w:hAnsi="Consolas" w:cs="Times New Roman"/>
+          <w:color w:val="CE9178"/>
+          <w:sz w:val="21"/>
+          <w:szCs w:val="21"/>
+          <w:lang w:eastAsia="en-IN"/>
+        </w:rPr>
+        <w:t>"my task time"</w:t>
+      </w:r>
+      <w:r>
+        <w:rPr>
+          <w:rFonts w:ascii="Consolas" w:eastAsia="Times New Roman" w:hAnsi="Consolas" w:cs="Times New Roman"/>
+          <w:color w:val="CCCCCC"/>
+          <w:sz w:val="21"/>
+          <w:szCs w:val="21"/>
+          <w:lang w:eastAsia="en-IN"/>
+        </w:rPr>
+        <w:t>);</w:t>
+      </w:r>
+    </w:p>
+    <w:p>
+      <w:pPr>
+        <w:shd w:val="clear" w:color="auto" w:fill="1F1F1F"/>
+        <w:spacing w:after="0" w:line="285" w:lineRule="atLeast"/>
+        <w:rPr>
+          <w:rFonts w:ascii="Consolas" w:eastAsia="Times New Roman" w:hAnsi="Consolas" w:cs="Times New Roman"/>
+          <w:color w:val="CCCCCC"/>
+          <w:sz w:val="21"/>
+          <w:szCs w:val="21"/>
+          <w:lang w:eastAsia="en-IN"/>
+        </w:rPr>
+      </w:pPr>
+      <w:r>
+        <w:rPr>
+          <w:rFonts w:ascii="Consolas" w:eastAsia="Times New Roman" w:hAnsi="Consolas" w:cs="Times New Roman"/>
+          <w:color w:val="CCCCCC"/>
+          <w:sz w:val="21"/>
+          <w:szCs w:val="21"/>
+          <w:lang w:eastAsia="en-IN"/>
+        </w:rPr>
+        <w:t>});</w:t>
+      </w:r>
+    </w:p>
+    <w:p>
+      <w:pPr>
+        <w:rPr>
+          <w:lang w:val="en-GB"/>
+        </w:rPr>
+      </w:pPr>
+    </w:p>
+    <w:p>
+      <w:pPr>
+        <w:rPr>
+          <w:lang w:val="en-GB"/>
+        </w:rPr>
+      </w:pPr>
+    </w:p>
+    <w:p>
+      <w:pPr>
+        <w:rPr>
+          <w:lang w:val="en-GB"/>
+        </w:rPr>
+      </w:pPr>
+    </w:p>
+    <w:p>
+      <w:pPr>
+        <w:rPr>
+          <w:lang w:val="en-GB"/>
+        </w:rPr>
+      </w:pPr>
+    </w:p>
+    <w:p>
+      <w:pPr>
+        <w:rPr>
+          <w:lang w:val="en-GB"/>
+        </w:rPr>
+      </w:pPr>
+    </w:p>
+    <w:p>
+      <w:pPr>
+        <w:rPr>
+          <w:lang w:val="en-GB"/>
+        </w:rPr>
+      </w:pPr>
+    </w:p>
+    <w:p>
+      <w:pPr>
+        <w:rPr>
+          <w:lang w:val="en-GB"/>
+        </w:rPr>
+      </w:pPr>
+    </w:p>
+    <w:p>
+      <w:pPr>
+        <w:rPr>
+          <w:lang w:val="en-GB"/>
+        </w:rPr>
+      </w:pPr>
+    </w:p>
+    <w:p>
+      <w:pPr>
+        <w:ind w:firstLine="720"/>
+        <w:rPr>
+          <w:lang w:val="en-GB"/>
+        </w:rPr>
+      </w:pPr>
+    </w:p>
+    <w:p>
+      <w:pPr>
+        <w:spacing w:before="100" w:beforeAutospacing="1" w:after="100" w:afterAutospacing="1" w:line="240" w:lineRule="auto"/>
+        <w:outlineLvl w:val="2"/>
+        <w:rPr>
+          <w:rFonts w:ascii="Times New Roman" w:eastAsia="Times New Roman" w:hAnsi="Times New Roman" w:cs="Times New Roman"/>
+          <w:b/>
+          <w:bCs/>
+          <w:sz w:val="36"/>
+          <w:szCs w:val="27"/>
+          <w:lang w:eastAsia="en-IN"/>
+        </w:rPr>
+      </w:pPr>
+      <w:r>
+        <w:rPr>
+          <w:rFonts w:ascii="Courier New" w:eastAsia="Times New Roman" w:hAnsi="Courier New" w:cs="Courier New"/>
+          <w:b/>
+          <w:bCs/>
+          <w:sz w:val="28"/>
+          <w:szCs w:val="20"/>
+          <w:lang w:eastAsia="en-IN"/>
+        </w:rPr>
+        <w:lastRenderedPageBreak/>
+        <w:t>fetch</w:t>
+      </w:r>
+      <w:r>
+        <w:rPr>
+          <w:rFonts w:ascii="Times New Roman" w:eastAsia="Times New Roman" w:hAnsi="Times New Roman" w:cs="Times New Roman"/>
+          <w:b/>
+          <w:bCs/>
+          <w:sz w:val="36"/>
+          <w:szCs w:val="27"/>
+          <w:lang w:eastAsia="en-IN"/>
+        </w:rPr>
+        <w:t xml:space="preserve"> in JavaScript</w:t>
+      </w:r>
+      <w:r>
+        <w:rPr>
+          <w:rFonts w:ascii="Times New Roman" w:eastAsia="Times New Roman" w:hAnsi="Times New Roman" w:cs="Times New Roman"/>
+          <w:b/>
+          <w:bCs/>
+          <w:sz w:val="36"/>
+          <w:szCs w:val="27"/>
+          <w:lang w:eastAsia="en-IN"/>
+        </w:rPr>
+        <w:t>:</w:t>
+      </w:r>
+    </w:p>
+    <w:p>
+      <w:pPr>
+        <w:spacing w:before="100" w:beforeAutospacing="1" w:after="100" w:afterAutospacing="1" w:line="240" w:lineRule="auto"/>
+        <w:rPr>
+          <w:rFonts w:ascii="Times New Roman" w:eastAsia="Times New Roman" w:hAnsi="Times New Roman" w:cs="Times New Roman"/>
+          <w:sz w:val="24"/>
+          <w:szCs w:val="24"/>
+          <w:lang w:eastAsia="en-IN"/>
+        </w:rPr>
+      </w:pPr>
+      <w:r>
+        <w:rPr>
+          <w:rFonts w:ascii="Times New Roman" w:eastAsia="Times New Roman" w:hAnsi="Times New Roman" w:cs="Times New Roman"/>
+          <w:sz w:val="24"/>
+          <w:szCs w:val="24"/>
+          <w:lang w:eastAsia="en-IN"/>
+        </w:rPr>
+        <w:t xml:space="preserve">The </w:t>
+      </w:r>
+      <w:r>
+        <w:rPr>
+          <w:rFonts w:ascii="Courier New" w:eastAsia="Times New Roman" w:hAnsi="Courier New" w:cs="Courier New"/>
+          <w:sz w:val="20"/>
+          <w:szCs w:val="20"/>
+          <w:lang w:eastAsia="en-IN"/>
+        </w:rPr>
+        <w:t>fetch()</w:t>
+      </w:r>
+      <w:r>
+        <w:rPr>
+          <w:rFonts w:ascii="Times New Roman" w:eastAsia="Times New Roman" w:hAnsi="Times New Roman" w:cs="Times New Roman"/>
+          <w:sz w:val="24"/>
+          <w:szCs w:val="24"/>
+          <w:lang w:eastAsia="en-IN"/>
+        </w:rPr>
+        <w:t xml:space="preserve"> function is used in JavaScript to </w:t>
+      </w:r>
+      <w:r>
+        <w:rPr>
+          <w:rFonts w:ascii="Times New Roman" w:eastAsia="Times New Roman" w:hAnsi="Times New Roman" w:cs="Times New Roman"/>
+          <w:b/>
+          <w:bCs/>
+          <w:sz w:val="24"/>
+          <w:szCs w:val="24"/>
+          <w:lang w:eastAsia="en-IN"/>
+        </w:rPr>
+        <w:t>make HTTP requests</w:t>
+      </w:r>
+      <w:r>
+        <w:rPr>
+          <w:rFonts w:ascii="Times New Roman" w:eastAsia="Times New Roman" w:hAnsi="Times New Roman" w:cs="Times New Roman"/>
+          <w:sz w:val="24"/>
+          <w:szCs w:val="24"/>
+          <w:lang w:eastAsia="en-IN"/>
+        </w:rPr>
+        <w:t xml:space="preserve"> (like getting data from an API). It is </w:t>
+      </w:r>
+      <w:r>
+        <w:rPr>
+          <w:rFonts w:ascii="Times New Roman" w:eastAsia="Times New Roman" w:hAnsi="Times New Roman" w:cs="Times New Roman"/>
+          <w:b/>
+          <w:bCs/>
+          <w:sz w:val="24"/>
+          <w:szCs w:val="24"/>
+          <w:lang w:eastAsia="en-IN"/>
+        </w:rPr>
+        <w:t>asynchronous</w:t>
+      </w:r>
+      <w:r>
+        <w:rPr>
+          <w:rFonts w:ascii="Times New Roman" w:eastAsia="Times New Roman" w:hAnsi="Times New Roman" w:cs="Times New Roman"/>
+          <w:sz w:val="24"/>
+          <w:szCs w:val="24"/>
+          <w:lang w:eastAsia="en-IN"/>
+        </w:rPr>
+        <w:t xml:space="preserve"> and returns a </w:t>
+      </w:r>
+      <w:r>
+        <w:rPr>
+          <w:rFonts w:ascii="Times New Roman" w:eastAsia="Times New Roman" w:hAnsi="Times New Roman" w:cs="Times New Roman"/>
+          <w:b/>
+          <w:bCs/>
+          <w:sz w:val="24"/>
+          <w:szCs w:val="24"/>
+          <w:lang w:eastAsia="en-IN"/>
+        </w:rPr>
+        <w:t>Promise</w:t>
+      </w:r>
+      <w:r>
+        <w:rPr>
+          <w:rFonts w:ascii="Times New Roman" w:eastAsia="Times New Roman" w:hAnsi="Times New Roman" w:cs="Times New Roman"/>
+          <w:sz w:val="24"/>
+          <w:szCs w:val="24"/>
+          <w:lang w:eastAsia="en-IN"/>
+        </w:rPr>
+        <w:t>.</w:t>
+      </w:r>
+    </w:p>
+    <w:p>
+      <w:pPr>
+        <w:spacing w:before="100" w:beforeAutospacing="1" w:after="100" w:afterAutospacing="1" w:line="240" w:lineRule="auto"/>
+        <w:rPr>
+          <w:rFonts w:ascii="Times New Roman" w:eastAsia="Times New Roman" w:hAnsi="Times New Roman" w:cs="Times New Roman"/>
+          <w:sz w:val="24"/>
+          <w:szCs w:val="24"/>
+          <w:lang w:eastAsia="en-IN"/>
+        </w:rPr>
+      </w:pPr>
+      <w:r>
+        <w:rPr>
+          <w:rFonts w:ascii="Times New Roman" w:eastAsia="Times New Roman" w:hAnsi="Times New Roman" w:cs="Times New Roman"/>
+          <w:sz w:val="24"/>
+          <w:szCs w:val="24"/>
+          <w:lang w:eastAsia="en-IN"/>
+        </w:rPr>
+        <w:t>BASIC SYNTAX:</w:t>
+      </w:r>
+    </w:p>
+    <w:p>
+      <w:pPr>
+        <w:spacing w:after="0" w:line="240" w:lineRule="auto"/>
+        <w:rPr>
+          <w:rFonts w:ascii="Times New Roman" w:eastAsia="Times New Roman" w:hAnsi="Times New Roman" w:cs="Times New Roman"/>
+          <w:sz w:val="24"/>
+          <w:szCs w:val="24"/>
+          <w:lang w:eastAsia="en-IN"/>
+        </w:rPr>
+      </w:pPr>
+      <w:r>
+        <w:rPr>
+          <w:rFonts w:ascii="Times New Roman" w:eastAsia="Times New Roman" w:hAnsi="Times New Roman" w:cs="Times New Roman"/>
+          <w:sz w:val="24"/>
+          <w:szCs w:val="24"/>
+          <w:lang w:eastAsia="en-IN"/>
+        </w:rPr>
+        <w:t>fetch(url, options)</w:t>
+      </w:r>
+    </w:p>
+    <w:p>
+      <w:pPr>
+        <w:spacing w:after="0" w:line="240" w:lineRule="auto"/>
+        <w:rPr>
+          <w:rFonts w:ascii="Times New Roman" w:eastAsia="Times New Roman" w:hAnsi="Times New Roman" w:cs="Times New Roman"/>
+          <w:sz w:val="24"/>
+          <w:szCs w:val="24"/>
+          <w:lang w:eastAsia="en-IN"/>
+        </w:rPr>
+      </w:pPr>
+      <w:r>
+        <w:rPr>
+          <w:rFonts w:ascii="Times New Roman" w:eastAsia="Times New Roman" w:hAnsi="Times New Roman" w:cs="Times New Roman"/>
+          <w:sz w:val="24"/>
+          <w:szCs w:val="24"/>
+          <w:lang w:eastAsia="en-IN"/>
+        </w:rPr>
+        <w:t xml:space="preserve">  .then(response =&gt; response.json())</w:t>
+      </w:r>
+    </w:p>
+    <w:p>
+      <w:pPr>
+        <w:spacing w:after="0" w:line="240" w:lineRule="auto"/>
+        <w:rPr>
+          <w:rFonts w:ascii="Times New Roman" w:eastAsia="Times New Roman" w:hAnsi="Times New Roman" w:cs="Times New Roman"/>
+          <w:sz w:val="24"/>
+          <w:szCs w:val="24"/>
+          <w:lang w:eastAsia="en-IN"/>
+        </w:rPr>
+      </w:pPr>
+      <w:r>
+        <w:rPr>
+          <w:rFonts w:ascii="Times New Roman" w:eastAsia="Times New Roman" w:hAnsi="Times New Roman" w:cs="Times New Roman"/>
+          <w:sz w:val="24"/>
+          <w:szCs w:val="24"/>
+          <w:lang w:eastAsia="en-IN"/>
+        </w:rPr>
+        <w:t xml:space="preserve">  .then(data =&gt; {</w:t>
+      </w:r>
+    </w:p>
+    <w:p>
+      <w:pPr>
+        <w:spacing w:after="0" w:line="240" w:lineRule="auto"/>
+        <w:rPr>
+          <w:rFonts w:ascii="Times New Roman" w:eastAsia="Times New Roman" w:hAnsi="Times New Roman" w:cs="Times New Roman"/>
+          <w:sz w:val="24"/>
+          <w:szCs w:val="24"/>
+          <w:lang w:eastAsia="en-IN"/>
+        </w:rPr>
+      </w:pPr>
+      <w:r>
+        <w:rPr>
+          <w:rFonts w:ascii="Times New Roman" w:eastAsia="Times New Roman" w:hAnsi="Times New Roman" w:cs="Times New Roman"/>
+          <w:sz w:val="24"/>
+          <w:szCs w:val="24"/>
+          <w:lang w:eastAsia="en-IN"/>
+        </w:rPr>
+        <w:t xml:space="preserve">    // use the data</w:t>
+      </w:r>
+    </w:p>
+    <w:p>
+      <w:pPr>
+        <w:spacing w:after="0" w:line="240" w:lineRule="auto"/>
+        <w:rPr>
+          <w:rFonts w:ascii="Times New Roman" w:eastAsia="Times New Roman" w:hAnsi="Times New Roman" w:cs="Times New Roman"/>
+          <w:sz w:val="24"/>
+          <w:szCs w:val="24"/>
+          <w:lang w:eastAsia="en-IN"/>
+        </w:rPr>
+      </w:pPr>
+      <w:r>
+        <w:rPr>
+          <w:rFonts w:ascii="Times New Roman" w:eastAsia="Times New Roman" w:hAnsi="Times New Roman" w:cs="Times New Roman"/>
+          <w:sz w:val="24"/>
+          <w:szCs w:val="24"/>
+          <w:lang w:eastAsia="en-IN"/>
+        </w:rPr>
+        <w:t xml:space="preserve">  })</w:t>
+      </w:r>
+    </w:p>
+    <w:p>
+      <w:pPr>
+        <w:spacing w:after="0" w:line="240" w:lineRule="auto"/>
+        <w:rPr>
+          <w:rFonts w:ascii="Times New Roman" w:eastAsia="Times New Roman" w:hAnsi="Times New Roman" w:cs="Times New Roman"/>
+          <w:sz w:val="24"/>
+          <w:szCs w:val="24"/>
+          <w:lang w:eastAsia="en-IN"/>
+        </w:rPr>
+      </w:pPr>
+      <w:r>
+        <w:rPr>
+          <w:rFonts w:ascii="Times New Roman" w:eastAsia="Times New Roman" w:hAnsi="Times New Roman" w:cs="Times New Roman"/>
+          <w:sz w:val="24"/>
+          <w:szCs w:val="24"/>
+          <w:lang w:eastAsia="en-IN"/>
+        </w:rPr>
+        <w:t xml:space="preserve">  .catch(error =&gt; {</w:t>
+      </w:r>
+    </w:p>
+    <w:p>
+      <w:pPr>
+        <w:spacing w:after="0" w:line="240" w:lineRule="auto"/>
+        <w:rPr>
+          <w:rFonts w:ascii="Times New Roman" w:eastAsia="Times New Roman" w:hAnsi="Times New Roman" w:cs="Times New Roman"/>
+          <w:sz w:val="24"/>
+          <w:szCs w:val="24"/>
+          <w:lang w:eastAsia="en-IN"/>
+        </w:rPr>
+      </w:pPr>
+      <w:r>
+        <w:rPr>
+          <w:rFonts w:ascii="Times New Roman" w:eastAsia="Times New Roman" w:hAnsi="Times New Roman" w:cs="Times New Roman"/>
+          <w:sz w:val="24"/>
+          <w:szCs w:val="24"/>
+          <w:lang w:eastAsia="en-IN"/>
+        </w:rPr>
+        <w:t xml:space="preserve">    // handle errors</w:t>
+      </w:r>
+    </w:p>
+    <w:p>
+      <w:pPr>
+        <w:spacing w:after="0" w:line="240" w:lineRule="auto"/>
+        <w:rPr>
+          <w:rFonts w:ascii="Times New Roman" w:eastAsia="Times New Roman" w:hAnsi="Times New Roman" w:cs="Times New Roman"/>
+          <w:sz w:val="24"/>
+          <w:szCs w:val="24"/>
+          <w:lang w:eastAsia="en-IN"/>
+        </w:rPr>
+      </w:pPr>
+      <w:r>
+        <w:rPr>
+          <w:rFonts w:ascii="Times New Roman" w:eastAsia="Times New Roman" w:hAnsi="Times New Roman" w:cs="Times New Roman"/>
+          <w:sz w:val="24"/>
+          <w:szCs w:val="24"/>
+          <w:lang w:eastAsia="en-IN"/>
+        </w:rPr>
+        <w:t xml:space="preserve">  });</w:t>
+      </w:r>
+    </w:p>
+    <w:p>
+      <w:pPr>
+        <w:shd w:val="clear" w:color="auto" w:fill="1F1F1F"/>
+        <w:spacing w:after="0" w:line="285" w:lineRule="atLeast"/>
+        <w:rPr>
+          <w:rFonts w:ascii="Consolas" w:eastAsia="Times New Roman" w:hAnsi="Consolas" w:cs="Times New Roman"/>
+          <w:color w:val="CCCCCC"/>
+          <w:sz w:val="21"/>
+          <w:szCs w:val="21"/>
+          <w:lang w:eastAsia="en-IN"/>
+        </w:rPr>
+      </w:pPr>
+      <w:r>
+        <w:rPr>
+          <w:rFonts w:ascii="Consolas" w:eastAsia="Times New Roman" w:hAnsi="Consolas" w:cs="Times New Roman"/>
+          <w:color w:val="569CD6"/>
+          <w:sz w:val="21"/>
+          <w:szCs w:val="21"/>
+          <w:lang w:eastAsia="en-IN"/>
+        </w:rPr>
+        <w:t>let</w:t>
+      </w:r>
+      <w:r>
+        <w:rPr>
+          <w:rFonts w:ascii="Consolas" w:eastAsia="Times New Roman" w:hAnsi="Consolas" w:cs="Times New Roman"/>
+          <w:color w:val="CCCCCC"/>
+          <w:sz w:val="21"/>
+          <w:szCs w:val="21"/>
+          <w:lang w:eastAsia="en-IN"/>
+        </w:rPr>
+        <w:t xml:space="preserve"> </w:t>
+      </w:r>
+      <w:r>
+        <w:rPr>
+          <w:rFonts w:ascii="Consolas" w:eastAsia="Times New Roman" w:hAnsi="Consolas" w:cs="Times New Roman"/>
+          <w:color w:val="9CDCFE"/>
+          <w:sz w:val="21"/>
+          <w:szCs w:val="21"/>
+          <w:lang w:eastAsia="en-IN"/>
+        </w:rPr>
+        <w:t>apiaddress</w:t>
+      </w:r>
+      <w:r>
+        <w:rPr>
+          <w:rFonts w:ascii="Consolas" w:eastAsia="Times New Roman" w:hAnsi="Consolas" w:cs="Times New Roman"/>
+          <w:color w:val="D4D4D4"/>
+          <w:sz w:val="21"/>
+          <w:szCs w:val="21"/>
+          <w:lang w:eastAsia="en-IN"/>
+        </w:rPr>
+        <w:t>=</w:t>
+      </w:r>
+      <w:r>
+        <w:rPr>
+          <w:rFonts w:ascii="Consolas" w:eastAsia="Times New Roman" w:hAnsi="Consolas" w:cs="Times New Roman"/>
+          <w:color w:val="CE9178"/>
+          <w:sz w:val="21"/>
+          <w:szCs w:val="21"/>
+          <w:lang w:eastAsia="en-IN"/>
+        </w:rPr>
+        <w:t>"https://jsonplaceholder.typicode.com/todos/2"</w:t>
+      </w:r>
+      <w:r>
+        <w:rPr>
+          <w:rFonts w:ascii="Consolas" w:eastAsia="Times New Roman" w:hAnsi="Consolas" w:cs="Times New Roman"/>
+          <w:color w:val="CCCCCC"/>
+          <w:sz w:val="21"/>
+          <w:szCs w:val="21"/>
+          <w:lang w:eastAsia="en-IN"/>
+        </w:rPr>
+        <w:t>;</w:t>
+      </w:r>
+    </w:p>
+    <w:p>
+      <w:pPr>
+        <w:shd w:val="clear" w:color="auto" w:fill="1F1F1F"/>
+        <w:spacing w:after="0" w:line="285" w:lineRule="atLeast"/>
+        <w:rPr>
+          <w:rFonts w:ascii="Consolas" w:eastAsia="Times New Roman" w:hAnsi="Consolas" w:cs="Times New Roman"/>
+          <w:color w:val="CCCCCC"/>
+          <w:sz w:val="21"/>
+          <w:szCs w:val="21"/>
+          <w:lang w:eastAsia="en-IN"/>
+        </w:rPr>
+      </w:pPr>
+      <w:r>
+        <w:rPr>
+          <w:rFonts w:ascii="Consolas" w:eastAsia="Times New Roman" w:hAnsi="Consolas" w:cs="Times New Roman"/>
+          <w:color w:val="6A9955"/>
+          <w:sz w:val="21"/>
+          <w:szCs w:val="21"/>
+          <w:lang w:eastAsia="en-IN"/>
+        </w:rPr>
+        <w:t>//fetch</w:t>
+      </w:r>
+    </w:p>
+    <w:p>
+      <w:pPr>
+        <w:shd w:val="clear" w:color="auto" w:fill="1F1F1F"/>
+        <w:spacing w:after="0" w:line="285" w:lineRule="atLeast"/>
+        <w:rPr>
+          <w:rFonts w:ascii="Consolas" w:eastAsia="Times New Roman" w:hAnsi="Consolas" w:cs="Times New Roman"/>
+          <w:color w:val="CCCCCC"/>
+          <w:sz w:val="21"/>
+          <w:szCs w:val="21"/>
+          <w:lang w:eastAsia="en-IN"/>
+        </w:rPr>
+      </w:pPr>
+      <w:r>
+        <w:rPr>
+          <w:rFonts w:ascii="Consolas" w:eastAsia="Times New Roman" w:hAnsi="Consolas" w:cs="Times New Roman"/>
+          <w:color w:val="DCDCAA"/>
+          <w:sz w:val="21"/>
+          <w:szCs w:val="21"/>
+          <w:lang w:eastAsia="en-IN"/>
+        </w:rPr>
+        <w:t>fetch</w:t>
+      </w:r>
+      <w:r>
+        <w:rPr>
+          <w:rFonts w:ascii="Consolas" w:eastAsia="Times New Roman" w:hAnsi="Consolas" w:cs="Times New Roman"/>
+          <w:color w:val="CCCCCC"/>
+          <w:sz w:val="21"/>
+          <w:szCs w:val="21"/>
+          <w:lang w:eastAsia="en-IN"/>
+        </w:rPr>
+        <w:t>(</w:t>
+      </w:r>
+      <w:r>
+        <w:rPr>
+          <w:rFonts w:ascii="Consolas" w:eastAsia="Times New Roman" w:hAnsi="Consolas" w:cs="Times New Roman"/>
+          <w:color w:val="9CDCFE"/>
+          <w:sz w:val="21"/>
+          <w:szCs w:val="21"/>
+          <w:lang w:eastAsia="en-IN"/>
+        </w:rPr>
+        <w:t>apiaddress</w:t>
+      </w:r>
+      <w:r>
+        <w:rPr>
+          <w:rFonts w:ascii="Consolas" w:eastAsia="Times New Roman" w:hAnsi="Consolas" w:cs="Times New Roman"/>
+          <w:color w:val="CCCCCC"/>
+          <w:sz w:val="21"/>
+          <w:szCs w:val="21"/>
+          <w:lang w:eastAsia="en-IN"/>
+        </w:rPr>
+        <w:t>).</w:t>
+      </w:r>
+      <w:r>
+        <w:rPr>
+          <w:rFonts w:ascii="Consolas" w:eastAsia="Times New Roman" w:hAnsi="Consolas" w:cs="Times New Roman"/>
+          <w:color w:val="DCDCAA"/>
+          <w:sz w:val="21"/>
+          <w:szCs w:val="21"/>
+          <w:lang w:eastAsia="en-IN"/>
+        </w:rPr>
+        <w:t>then</w:t>
+      </w:r>
+      <w:r>
+        <w:rPr>
+          <w:rFonts w:ascii="Consolas" w:eastAsia="Times New Roman" w:hAnsi="Consolas" w:cs="Times New Roman"/>
+          <w:color w:val="CCCCCC"/>
+          <w:sz w:val="21"/>
+          <w:szCs w:val="21"/>
+          <w:lang w:eastAsia="en-IN"/>
+        </w:rPr>
+        <w:t>((</w:t>
+      </w:r>
+      <w:r>
+        <w:rPr>
+          <w:rFonts w:ascii="Consolas" w:eastAsia="Times New Roman" w:hAnsi="Consolas" w:cs="Times New Roman"/>
+          <w:color w:val="9CDCFE"/>
+          <w:sz w:val="21"/>
+          <w:szCs w:val="21"/>
+          <w:lang w:eastAsia="en-IN"/>
+        </w:rPr>
+        <w:t>Response</w:t>
+      </w:r>
+      <w:r>
+        <w:rPr>
+          <w:rFonts w:ascii="Consolas" w:eastAsia="Times New Roman" w:hAnsi="Consolas" w:cs="Times New Roman"/>
+          <w:color w:val="CCCCCC"/>
+          <w:sz w:val="21"/>
+          <w:szCs w:val="21"/>
+          <w:lang w:eastAsia="en-IN"/>
+        </w:rPr>
+        <w:t>)</w:t>
+      </w:r>
+      <w:r>
+        <w:rPr>
+          <w:rFonts w:ascii="Consolas" w:eastAsia="Times New Roman" w:hAnsi="Consolas" w:cs="Times New Roman"/>
+          <w:color w:val="569CD6"/>
+          <w:sz w:val="21"/>
+          <w:szCs w:val="21"/>
+          <w:lang w:eastAsia="en-IN"/>
+        </w:rPr>
+        <w:t>=&gt;</w:t>
+      </w:r>
+      <w:r>
+        <w:rPr>
+          <w:rFonts w:ascii="Consolas" w:eastAsia="Times New Roman" w:hAnsi="Consolas" w:cs="Times New Roman"/>
+          <w:color w:val="CCCCCC"/>
+          <w:sz w:val="21"/>
+          <w:szCs w:val="21"/>
+          <w:lang w:eastAsia="en-IN"/>
+        </w:rPr>
+        <w:t>{</w:t>
+      </w:r>
+    </w:p>
+    <w:p>
+      <w:pPr>
+        <w:shd w:val="clear" w:color="auto" w:fill="1F1F1F"/>
+        <w:spacing w:after="0" w:line="285" w:lineRule="atLeast"/>
+        <w:rPr>
+          <w:rFonts w:ascii="Consolas" w:eastAsia="Times New Roman" w:hAnsi="Consolas" w:cs="Times New Roman"/>
+          <w:color w:val="CCCCCC"/>
+          <w:sz w:val="21"/>
+          <w:szCs w:val="21"/>
+          <w:lang w:eastAsia="en-IN"/>
+        </w:rPr>
+      </w:pPr>
+      <w:r>
+        <w:rPr>
+          <w:rFonts w:ascii="Consolas" w:eastAsia="Times New Roman" w:hAnsi="Consolas" w:cs="Times New Roman"/>
+          <w:color w:val="CCCCCC"/>
+          <w:sz w:val="21"/>
+          <w:szCs w:val="21"/>
+          <w:lang w:eastAsia="en-IN"/>
+        </w:rPr>
+        <w:t xml:space="preserve">    </w:t>
+      </w:r>
+      <w:r>
+        <w:rPr>
+          <w:rFonts w:ascii="Consolas" w:eastAsia="Times New Roman" w:hAnsi="Consolas" w:cs="Times New Roman"/>
+          <w:color w:val="C586C0"/>
+          <w:sz w:val="21"/>
+          <w:szCs w:val="21"/>
+          <w:lang w:eastAsia="en-IN"/>
+        </w:rPr>
+        <w:t>return</w:t>
+      </w:r>
+      <w:r>
+        <w:rPr>
+          <w:rFonts w:ascii="Consolas" w:eastAsia="Times New Roman" w:hAnsi="Consolas" w:cs="Times New Roman"/>
+          <w:color w:val="CCCCCC"/>
+          <w:sz w:val="21"/>
+          <w:szCs w:val="21"/>
+          <w:lang w:eastAsia="en-IN"/>
+        </w:rPr>
+        <w:t xml:space="preserve"> </w:t>
+      </w:r>
+      <w:r>
+        <w:rPr>
+          <w:rFonts w:ascii="Consolas" w:eastAsia="Times New Roman" w:hAnsi="Consolas" w:cs="Times New Roman"/>
+          <w:color w:val="9CDCFE"/>
+          <w:sz w:val="21"/>
+          <w:szCs w:val="21"/>
+          <w:lang w:eastAsia="en-IN"/>
+        </w:rPr>
+        <w:t>Response</w:t>
+      </w:r>
+      <w:r>
+        <w:rPr>
+          <w:rFonts w:ascii="Consolas" w:eastAsia="Times New Roman" w:hAnsi="Consolas" w:cs="Times New Roman"/>
+          <w:color w:val="CCCCCC"/>
+          <w:sz w:val="21"/>
+          <w:szCs w:val="21"/>
+          <w:lang w:eastAsia="en-IN"/>
+        </w:rPr>
+        <w:t>.</w:t>
+      </w:r>
+      <w:r>
+        <w:rPr>
+          <w:rFonts w:ascii="Consolas" w:eastAsia="Times New Roman" w:hAnsi="Consolas" w:cs="Times New Roman"/>
+          <w:color w:val="DCDCAA"/>
+          <w:sz w:val="21"/>
+          <w:szCs w:val="21"/>
+          <w:lang w:eastAsia="en-IN"/>
+        </w:rPr>
+        <w:t>json</w:t>
+      </w:r>
+      <w:r>
+        <w:rPr>
+          <w:rFonts w:ascii="Consolas" w:eastAsia="Times New Roman" w:hAnsi="Consolas" w:cs="Times New Roman"/>
+          <w:color w:val="CCCCCC"/>
+          <w:sz w:val="21"/>
+          <w:szCs w:val="21"/>
+          <w:lang w:eastAsia="en-IN"/>
+        </w:rPr>
+        <w:t>()</w:t>
+      </w:r>
+    </w:p>
+    <w:p>
+      <w:pPr>
+        <w:shd w:val="clear" w:color="auto" w:fill="1F1F1F"/>
+        <w:spacing w:after="0" w:line="285" w:lineRule="atLeast"/>
+        <w:rPr>
+          <w:rFonts w:ascii="Consolas" w:eastAsia="Times New Roman" w:hAnsi="Consolas" w:cs="Times New Roman"/>
+          <w:color w:val="CCCCCC"/>
+          <w:sz w:val="21"/>
+          <w:szCs w:val="21"/>
+          <w:lang w:eastAsia="en-IN"/>
+        </w:rPr>
+      </w:pPr>
+      <w:r>
+        <w:rPr>
+          <w:rFonts w:ascii="Consolas" w:eastAsia="Times New Roman" w:hAnsi="Consolas" w:cs="Times New Roman"/>
+          <w:color w:val="CCCCCC"/>
+          <w:sz w:val="21"/>
+          <w:szCs w:val="21"/>
+          <w:lang w:eastAsia="en-IN"/>
+        </w:rPr>
+        <w:t>}).</w:t>
+      </w:r>
+      <w:r>
+        <w:rPr>
+          <w:rFonts w:ascii="Consolas" w:eastAsia="Times New Roman" w:hAnsi="Consolas" w:cs="Times New Roman"/>
+          <w:color w:val="DCDCAA"/>
+          <w:sz w:val="21"/>
+          <w:szCs w:val="21"/>
+          <w:lang w:eastAsia="en-IN"/>
+        </w:rPr>
+        <w:t>then</w:t>
+      </w:r>
+      <w:r>
+        <w:rPr>
+          <w:rFonts w:ascii="Consolas" w:eastAsia="Times New Roman" w:hAnsi="Consolas" w:cs="Times New Roman"/>
+          <w:color w:val="CCCCCC"/>
+          <w:sz w:val="21"/>
+          <w:szCs w:val="21"/>
+          <w:lang w:eastAsia="en-IN"/>
+        </w:rPr>
+        <w:t>((</w:t>
+      </w:r>
+      <w:r>
+        <w:rPr>
+          <w:rFonts w:ascii="Consolas" w:eastAsia="Times New Roman" w:hAnsi="Consolas" w:cs="Times New Roman"/>
+          <w:color w:val="9CDCFE"/>
+          <w:sz w:val="21"/>
+          <w:szCs w:val="21"/>
+          <w:lang w:eastAsia="en-IN"/>
+        </w:rPr>
+        <w:t>dats</w:t>
+      </w:r>
+      <w:r>
+        <w:rPr>
+          <w:rFonts w:ascii="Consolas" w:eastAsia="Times New Roman" w:hAnsi="Consolas" w:cs="Times New Roman"/>
+          <w:color w:val="CCCCCC"/>
+          <w:sz w:val="21"/>
+          <w:szCs w:val="21"/>
+          <w:lang w:eastAsia="en-IN"/>
+        </w:rPr>
+        <w:t>)</w:t>
+      </w:r>
+      <w:r>
+        <w:rPr>
+          <w:rFonts w:ascii="Consolas" w:eastAsia="Times New Roman" w:hAnsi="Consolas" w:cs="Times New Roman"/>
+          <w:color w:val="569CD6"/>
+          <w:sz w:val="21"/>
+          <w:szCs w:val="21"/>
+          <w:lang w:eastAsia="en-IN"/>
+        </w:rPr>
+        <w:t>=&gt;</w:t>
+      </w:r>
+      <w:r>
+        <w:rPr>
+          <w:rFonts w:ascii="Consolas" w:eastAsia="Times New Roman" w:hAnsi="Consolas" w:cs="Times New Roman"/>
+          <w:color w:val="CCCCCC"/>
+          <w:sz w:val="21"/>
+          <w:szCs w:val="21"/>
+          <w:lang w:eastAsia="en-IN"/>
+        </w:rPr>
+        <w:t>{</w:t>
+      </w:r>
+    </w:p>
+    <w:p>
+      <w:pPr>
+        <w:shd w:val="clear" w:color="auto" w:fill="1F1F1F"/>
+        <w:spacing w:after="0" w:line="285" w:lineRule="atLeast"/>
+        <w:rPr>
+          <w:rFonts w:ascii="Consolas" w:eastAsia="Times New Roman" w:hAnsi="Consolas" w:cs="Times New Roman"/>
+          <w:color w:val="CCCCCC"/>
+          <w:sz w:val="21"/>
+          <w:szCs w:val="21"/>
+          <w:lang w:eastAsia="en-IN"/>
+        </w:rPr>
+      </w:pPr>
+      <w:r>
+        <w:rPr>
+          <w:rFonts w:ascii="Consolas" w:eastAsia="Times New Roman" w:hAnsi="Consolas" w:cs="Times New Roman"/>
+          <w:color w:val="CCCCCC"/>
+          <w:sz w:val="21"/>
+          <w:szCs w:val="21"/>
+          <w:lang w:eastAsia="en-IN"/>
+        </w:rPr>
+        <w:t xml:space="preserve">    </w:t>
+      </w:r>
+      <w:r>
+        <w:rPr>
+          <w:rFonts w:ascii="Consolas" w:eastAsia="Times New Roman" w:hAnsi="Consolas" w:cs="Times New Roman"/>
+          <w:color w:val="9CDCFE"/>
+          <w:sz w:val="21"/>
+          <w:szCs w:val="21"/>
+          <w:lang w:eastAsia="en-IN"/>
+        </w:rPr>
+        <w:t>console</w:t>
+      </w:r>
+      <w:r>
+        <w:rPr>
+          <w:rFonts w:ascii="Consolas" w:eastAsia="Times New Roman" w:hAnsi="Consolas" w:cs="Times New Roman"/>
+          <w:color w:val="CCCCCC"/>
+          <w:sz w:val="21"/>
+          <w:szCs w:val="21"/>
+          <w:lang w:eastAsia="en-IN"/>
+        </w:rPr>
+        <w:t>.</w:t>
+      </w:r>
+      <w:r>
+        <w:rPr>
+          <w:rFonts w:ascii="Consolas" w:eastAsia="Times New Roman" w:hAnsi="Consolas" w:cs="Times New Roman"/>
+          <w:color w:val="DCDCAA"/>
+          <w:sz w:val="21"/>
+          <w:szCs w:val="21"/>
+          <w:lang w:eastAsia="en-IN"/>
+        </w:rPr>
+        <w:t>log</w:t>
+      </w:r>
+      <w:r>
+        <w:rPr>
+          <w:rFonts w:ascii="Consolas" w:eastAsia="Times New Roman" w:hAnsi="Consolas" w:cs="Times New Roman"/>
+          <w:color w:val="CCCCCC"/>
+          <w:sz w:val="21"/>
+          <w:szCs w:val="21"/>
+          <w:lang w:eastAsia="en-IN"/>
+        </w:rPr>
+        <w:t>(</w:t>
+      </w:r>
+      <w:r>
+        <w:rPr>
+          <w:rFonts w:ascii="Consolas" w:eastAsia="Times New Roman" w:hAnsi="Consolas" w:cs="Times New Roman"/>
+          <w:color w:val="9CDCFE"/>
+          <w:sz w:val="21"/>
+          <w:szCs w:val="21"/>
+          <w:lang w:eastAsia="en-IN"/>
+        </w:rPr>
+        <w:t>dats</w:t>
+      </w:r>
+      <w:r>
+        <w:rPr>
+          <w:rFonts w:ascii="Consolas" w:eastAsia="Times New Roman" w:hAnsi="Consolas" w:cs="Times New Roman"/>
+          <w:color w:val="CCCCCC"/>
+          <w:sz w:val="21"/>
+          <w:szCs w:val="21"/>
+          <w:lang w:eastAsia="en-IN"/>
+        </w:rPr>
+        <w:t>);</w:t>
+      </w:r>
+    </w:p>
+    <w:p>
+      <w:pPr>
+        <w:shd w:val="clear" w:color="auto" w:fill="1F1F1F"/>
+        <w:spacing w:after="0" w:line="285" w:lineRule="atLeast"/>
+        <w:rPr>
+          <w:rFonts w:ascii="Consolas" w:eastAsia="Times New Roman" w:hAnsi="Consolas" w:cs="Times New Roman"/>
+          <w:color w:val="CCCCCC"/>
+          <w:sz w:val="21"/>
+          <w:szCs w:val="21"/>
+          <w:lang w:eastAsia="en-IN"/>
+        </w:rPr>
+      </w:pPr>
+      <w:r>
+        <w:rPr>
+          <w:rFonts w:ascii="Consolas" w:eastAsia="Times New Roman" w:hAnsi="Consolas" w:cs="Times New Roman"/>
+          <w:color w:val="CCCCCC"/>
+          <w:sz w:val="21"/>
+          <w:szCs w:val="21"/>
+          <w:lang w:eastAsia="en-IN"/>
+        </w:rPr>
+        <w:t>})</w:t>
+      </w:r>
+    </w:p>
+    <w:p>
+      <w:pPr>
+        <w:spacing w:after="0" w:line="240" w:lineRule="auto"/>
+        <w:rPr>
+          <w:rFonts w:ascii="Times New Roman" w:eastAsia="Times New Roman" w:hAnsi="Times New Roman" w:cs="Times New Roman"/>
+          <w:sz w:val="24"/>
+          <w:szCs w:val="24"/>
+          <w:lang w:eastAsia="en-IN"/>
+        </w:rPr>
+      </w:pPr>
+    </w:p>
+    <w:p>
+      <w:pPr>
+        <w:rPr>
+          <w:lang w:val="en-GB"/>
+        </w:rPr>
+      </w:pPr>
+    </w:p>
+    <w:p>
+      <w:pPr>
+        <w:tabs>
+          <w:tab w:val="left" w:pos="1995"/>
+        </w:tabs>
+        <w:rPr>
+          <w:noProof/>
+          <w:lang w:eastAsia="en-IN"/>
+        </w:rPr>
+      </w:pPr>
+      <w:r>
+        <w:rPr>
+          <w:lang w:val="en-GB"/>
+        </w:rPr>
+        <w:tab/>
+      </w:r>
+    </w:p>
+    <w:p>
+      <w:pPr>
+        <w:tabs>
+          <w:tab w:val="left" w:pos="1995"/>
+        </w:tabs>
         <w:rPr>
           <w:lang w:val="en-GB"/>
         </w:rPr>
       </w:pPr>
       <w:bookmarkStart w:id="0" w:name="_GoBack"/>
       <w:bookmarkEnd w:id="0"/>
-    </w:p>
-    <w:p>
-      <w:pPr>
-        <w:rPr>
-          <w:lang w:val="en-GB"/>
-        </w:rPr>
-      </w:pPr>
     </w:p>
     <w:sectPr>
       <w:pgSz w:w="11906" w:h="16838"/>
@@ -8764,6 +12583,155 @@
 <file path=word/numbering.xml><?xml version="1.0" encoding="utf-8"?>
 <w:numbering xmlns:wpc="http://schemas.microsoft.com/office/word/2010/wordprocessingCanvas" xmlns:cx="http://schemas.microsoft.com/office/drawing/2014/chartex" xmlns:mc="http://schemas.openxmlformats.org/markup-compatibility/2006" xmlns:o="urn:schemas-microsoft-com:office:office" xmlns:r="http://schemas.openxmlformats.org/officeDocument/2006/relationships" xmlns:m="http://schemas.openxmlformats.org/officeDocument/2006/math" xmlns:v="urn:schemas-microsoft-com:vml" xmlns:wp14="http://schemas.microsoft.com/office/word/2010/wordprocessingDrawing" xmlns:wp="http://schemas.openxmlformats.org/drawingml/2006/wordprocessingDrawing" xmlns:w10="urn:schemas-microsoft-com:office:word" xmlns:w="http://schemas.openxmlformats.org/wordprocessingml/2006/main" xmlns:w14="http://schemas.microsoft.com/office/word/2010/wordml" xmlns:w15="http://schemas.microsoft.com/office/word/2012/wordml" xmlns:w16se="http://schemas.microsoft.com/office/word/2015/wordml/symex" xmlns:wpg="http://schemas.microsoft.com/office/word/2010/wordprocessingGroup" xmlns:wpi="http://schemas.microsoft.com/office/word/2010/wordprocessingInk" xmlns:wne="http://schemas.microsoft.com/office/word/2006/wordml" xmlns:wps="http://schemas.microsoft.com/office/word/2010/wordprocessingShape" mc:Ignorable="w14 w15 w16se wp14">
   <w:abstractNum w:abstractNumId="0" w15:restartNumberingAfterBreak="0">
+    <w:nsid w:val="17677084"/>
+    <w:multiLevelType w:val="multilevel"/>
+    <w:tmpl w:val="B57E5718"/>
+    <w:lvl w:ilvl="0">
+      <w:start w:val="1"/>
+      <w:numFmt w:val="bullet"/>
+      <w:lvlText w:val=""/>
+      <w:lvlJc w:val="left"/>
+      <w:pPr>
+        <w:tabs>
+          <w:tab w:val="num" w:pos="720"/>
+        </w:tabs>
+        <w:ind w:left="720" w:hanging="360"/>
+      </w:pPr>
+      <w:rPr>
+        <w:rFonts w:ascii="Symbol" w:hAnsi="Symbol" w:hint="default"/>
+        <w:sz w:val="20"/>
+      </w:rPr>
+    </w:lvl>
+    <w:lvl w:ilvl="1" w:tentative="1">
+      <w:start w:val="1"/>
+      <w:numFmt w:val="bullet"/>
+      <w:lvlText w:val="o"/>
+      <w:lvlJc w:val="left"/>
+      <w:pPr>
+        <w:tabs>
+          <w:tab w:val="num" w:pos="1440"/>
+        </w:tabs>
+        <w:ind w:left="1440" w:hanging="360"/>
+      </w:pPr>
+      <w:rPr>
+        <w:rFonts w:ascii="Courier New" w:hAnsi="Courier New" w:hint="default"/>
+        <w:sz w:val="20"/>
+      </w:rPr>
+    </w:lvl>
+    <w:lvl w:ilvl="2" w:tentative="1">
+      <w:start w:val="1"/>
+      <w:numFmt w:val="bullet"/>
+      <w:lvlText w:val=""/>
+      <w:lvlJc w:val="left"/>
+      <w:pPr>
+        <w:tabs>
+          <w:tab w:val="num" w:pos="2160"/>
+        </w:tabs>
+        <w:ind w:left="2160" w:hanging="360"/>
+      </w:pPr>
+      <w:rPr>
+        <w:rFonts w:ascii="Wingdings" w:hAnsi="Wingdings" w:hint="default"/>
+        <w:sz w:val="20"/>
+      </w:rPr>
+    </w:lvl>
+    <w:lvl w:ilvl="3" w:tentative="1">
+      <w:start w:val="1"/>
+      <w:numFmt w:val="bullet"/>
+      <w:lvlText w:val=""/>
+      <w:lvlJc w:val="left"/>
+      <w:pPr>
+        <w:tabs>
+          <w:tab w:val="num" w:pos="2880"/>
+        </w:tabs>
+        <w:ind w:left="2880" w:hanging="360"/>
+      </w:pPr>
+      <w:rPr>
+        <w:rFonts w:ascii="Wingdings" w:hAnsi="Wingdings" w:hint="default"/>
+        <w:sz w:val="20"/>
+      </w:rPr>
+    </w:lvl>
+    <w:lvl w:ilvl="4" w:tentative="1">
+      <w:start w:val="1"/>
+      <w:numFmt w:val="bullet"/>
+      <w:lvlText w:val=""/>
+      <w:lvlJc w:val="left"/>
+      <w:pPr>
+        <w:tabs>
+          <w:tab w:val="num" w:pos="3600"/>
+        </w:tabs>
+        <w:ind w:left="3600" w:hanging="360"/>
+      </w:pPr>
+      <w:rPr>
+        <w:rFonts w:ascii="Wingdings" w:hAnsi="Wingdings" w:hint="default"/>
+        <w:sz w:val="20"/>
+      </w:rPr>
+    </w:lvl>
+    <w:lvl w:ilvl="5" w:tentative="1">
+      <w:start w:val="1"/>
+      <w:numFmt w:val="bullet"/>
+      <w:lvlText w:val=""/>
+      <w:lvlJc w:val="left"/>
+      <w:pPr>
+        <w:tabs>
+          <w:tab w:val="num" w:pos="4320"/>
+        </w:tabs>
+        <w:ind w:left="4320" w:hanging="360"/>
+      </w:pPr>
+      <w:rPr>
+        <w:rFonts w:ascii="Wingdings" w:hAnsi="Wingdings" w:hint="default"/>
+        <w:sz w:val="20"/>
+      </w:rPr>
+    </w:lvl>
+    <w:lvl w:ilvl="6" w:tentative="1">
+      <w:start w:val="1"/>
+      <w:numFmt w:val="bullet"/>
+      <w:lvlText w:val=""/>
+      <w:lvlJc w:val="left"/>
+      <w:pPr>
+        <w:tabs>
+          <w:tab w:val="num" w:pos="5040"/>
+        </w:tabs>
+        <w:ind w:left="5040" w:hanging="360"/>
+      </w:pPr>
+      <w:rPr>
+        <w:rFonts w:ascii="Wingdings" w:hAnsi="Wingdings" w:hint="default"/>
+        <w:sz w:val="20"/>
+      </w:rPr>
+    </w:lvl>
+    <w:lvl w:ilvl="7" w:tentative="1">
+      <w:start w:val="1"/>
+      <w:numFmt w:val="bullet"/>
+      <w:lvlText w:val=""/>
+      <w:lvlJc w:val="left"/>
+      <w:pPr>
+        <w:tabs>
+          <w:tab w:val="num" w:pos="5760"/>
+        </w:tabs>
+        <w:ind w:left="5760" w:hanging="360"/>
+      </w:pPr>
+      <w:rPr>
+        <w:rFonts w:ascii="Wingdings" w:hAnsi="Wingdings" w:hint="default"/>
+        <w:sz w:val="20"/>
+      </w:rPr>
+    </w:lvl>
+    <w:lvl w:ilvl="8" w:tentative="1">
+      <w:start w:val="1"/>
+      <w:numFmt w:val="bullet"/>
+      <w:lvlText w:val=""/>
+      <w:lvlJc w:val="left"/>
+      <w:pPr>
+        <w:tabs>
+          <w:tab w:val="num" w:pos="6480"/>
+        </w:tabs>
+        <w:ind w:left="6480" w:hanging="360"/>
+      </w:pPr>
+      <w:rPr>
+        <w:rFonts w:ascii="Wingdings" w:hAnsi="Wingdings" w:hint="default"/>
+        <w:sz w:val="20"/>
+      </w:rPr>
+    </w:lvl>
+  </w:abstractNum>
+  <w:abstractNum w:abstractNumId="1" w15:restartNumberingAfterBreak="0">
     <w:nsid w:val="349866E6"/>
     <w:multiLevelType w:val="hybridMultilevel"/>
     <w:tmpl w:val="23CEE7DE"/>
@@ -8852,7 +12820,7 @@
       </w:pPr>
     </w:lvl>
   </w:abstractNum>
-  <w:abstractNum w:abstractNumId="1" w15:restartNumberingAfterBreak="0">
+  <w:abstractNum w:abstractNumId="2" w15:restartNumberingAfterBreak="0">
     <w:nsid w:val="44EC6774"/>
     <w:multiLevelType w:val="hybridMultilevel"/>
     <w:tmpl w:val="B6068246"/>
@@ -8966,10 +12934,13 @@
     </w:lvl>
   </w:abstractNum>
   <w:num w:numId="1">
-    <w:abstractNumId w:val="0"/>
+    <w:abstractNumId w:val="1"/>
   </w:num>
   <w:num w:numId="2">
-    <w:abstractNumId w:val="1"/>
+    <w:abstractNumId w:val="2"/>
+  </w:num>
+  <w:num w:numId="3">
+    <w:abstractNumId w:val="0"/>
   </w:num>
 </w:numbering>
 </file>
@@ -9368,6 +13339,26 @@
     <w:name w:val="Normal"/>
     <w:qFormat/>
   </w:style>
+  <w:style w:type="paragraph" w:styleId="Heading3">
+    <w:name w:val="heading 3"/>
+    <w:basedOn w:val="Normal"/>
+    <w:link w:val="Heading3Char"/>
+    <w:uiPriority w:val="9"/>
+    <w:qFormat/>
+    <w:rsid w:val="00173645"/>
+    <w:pPr>
+      <w:spacing w:before="100" w:beforeAutospacing="1" w:after="100" w:afterAutospacing="1" w:line="240" w:lineRule="auto"/>
+      <w:outlineLvl w:val="2"/>
+    </w:pPr>
+    <w:rPr>
+      <w:rFonts w:ascii="Times New Roman" w:eastAsia="Times New Roman" w:hAnsi="Times New Roman" w:cs="Times New Roman"/>
+      <w:b/>
+      <w:bCs/>
+      <w:sz w:val="27"/>
+      <w:szCs w:val="27"/>
+      <w:lang w:eastAsia="en-IN"/>
+    </w:rPr>
+  </w:style>
   <w:style w:type="character" w:default="1" w:styleId="DefaultParagraphFont">
     <w:name w:val="Default Paragraph Font"/>
     <w:uiPriority w:val="1"/>
@@ -9474,6 +13465,34 @@
     <w:rPr>
       <w:b/>
       <w:bCs/>
+    </w:rPr>
+  </w:style>
+  <w:style w:type="character" w:customStyle="1" w:styleId="Heading3Char">
+    <w:name w:val="Heading 3 Char"/>
+    <w:basedOn w:val="DefaultParagraphFont"/>
+    <w:link w:val="Heading3"/>
+    <w:uiPriority w:val="9"/>
+    <w:rsid w:val="00173645"/>
+    <w:rPr>
+      <w:rFonts w:ascii="Times New Roman" w:eastAsia="Times New Roman" w:hAnsi="Times New Roman" w:cs="Times New Roman"/>
+      <w:b/>
+      <w:bCs/>
+      <w:sz w:val="27"/>
+      <w:szCs w:val="27"/>
+      <w:lang w:eastAsia="en-IN"/>
+    </w:rPr>
+  </w:style>
+  <w:style w:type="character" w:styleId="HTMLCode">
+    <w:name w:val="HTML Code"/>
+    <w:basedOn w:val="DefaultParagraphFont"/>
+    <w:uiPriority w:val="99"/>
+    <w:semiHidden/>
+    <w:unhideWhenUsed/>
+    <w:rsid w:val="00173645"/>
+    <w:rPr>
+      <w:rFonts w:ascii="Courier New" w:eastAsia="Times New Roman" w:hAnsi="Courier New" w:cs="Courier New"/>
+      <w:sz w:val="20"/>
+      <w:szCs w:val="20"/>
     </w:rPr>
   </w:style>
 </w:styles>
@@ -9745,7 +13764,7 @@
 </file>
 
 <file path=customXml/itemProps1.xml><?xml version="1.0" encoding="utf-8"?>
-<ds:datastoreItem xmlns:ds="http://schemas.openxmlformats.org/officeDocument/2006/customXml" ds:itemID="{EF8652F1-2992-4594-8010-1A500D18DB8C}">
+<ds:datastoreItem xmlns:ds="http://schemas.openxmlformats.org/officeDocument/2006/customXml" ds:itemID="{68440E23-4DE3-4F75-A2A9-615F636165AD}">
   <ds:schemaRefs>
     <ds:schemaRef ds:uri="http://schemas.openxmlformats.org/officeDocument/2006/bibliography"/>
   </ds:schemaRefs>

--- a/note.docx
+++ b/note.docx
@@ -8891,14 +8891,7 @@
           <w:b/>
           <w:sz w:val="32"/>
         </w:rPr>
-        <w:t>Promise Example</w:t>
-      </w:r>
-      <w:r>
-        <w:rPr>
-          <w:b/>
-          <w:sz w:val="32"/>
-        </w:rPr>
-        <w:t>:</w:t>
+        <w:t>Promise Example:</w:t>
       </w:r>
     </w:p>
     <w:p>
@@ -12487,9 +12480,34 @@
     <w:p>
       <w:pPr>
         <w:rPr>
-          <w:lang w:val="en-GB"/>
-        </w:rPr>
-      </w:pPr>
+          <w:b/>
+          <w:sz w:val="40"/>
+          <w:lang w:val="en-GB"/>
+        </w:rPr>
+      </w:pPr>
+      <w:r>
+        <w:rPr>
+          <w:b/>
+          <w:sz w:val="40"/>
+        </w:rPr>
+        <w:t xml:space="preserve">What is </w:t>
+      </w:r>
+      <w:r>
+        <w:rPr>
+          <w:rStyle w:val="HTMLCode"/>
+          <w:rFonts w:eastAsiaTheme="minorHAnsi"/>
+          <w:b/>
+          <w:sz w:val="36"/>
+        </w:rPr>
+        <w:t>async</w:t>
+      </w:r>
+      <w:r>
+        <w:rPr>
+          <w:b/>
+          <w:sz w:val="40"/>
+        </w:rPr>
+        <w:t xml:space="preserve"> in JavaScript?</w:t>
+      </w:r>
     </w:p>
     <w:p>
       <w:pPr>
@@ -12507,6 +12525,2278 @@
         </w:rPr>
         <w:tab/>
       </w:r>
+      <w:r>
+        <w:t xml:space="preserve">The </w:t>
+      </w:r>
+      <w:r>
+        <w:rPr>
+          <w:rStyle w:val="HTMLCode"/>
+          <w:rFonts w:eastAsiaTheme="minorHAnsi"/>
+        </w:rPr>
+        <w:t>async</w:t>
+      </w:r>
+      <w:r>
+        <w:t xml:space="preserve"> keyword is used to define </w:t>
+      </w:r>
+      <w:r>
+        <w:rPr>
+          <w:rStyle w:val="Strong"/>
+        </w:rPr>
+        <w:t>asynchronous functions</w:t>
+      </w:r>
+      <w:r>
+        <w:t xml:space="preserve">. An </w:t>
+      </w:r>
+      <w:r>
+        <w:rPr>
+          <w:rStyle w:val="HTMLCode"/>
+          <w:rFonts w:eastAsiaTheme="minorHAnsi"/>
+        </w:rPr>
+        <w:t>async</w:t>
+      </w:r>
+      <w:r>
+        <w:t xml:space="preserve"> function always returns a </w:t>
+      </w:r>
+      <w:r>
+        <w:rPr>
+          <w:rStyle w:val="Strong"/>
+        </w:rPr>
+        <w:t>Promise</w:t>
+      </w:r>
+      <w:r>
+        <w:t xml:space="preserve">, and it allows you to use the </w:t>
+      </w:r>
+      <w:r>
+        <w:rPr>
+          <w:rStyle w:val="HTMLCode"/>
+          <w:rFonts w:eastAsiaTheme="minorHAnsi"/>
+        </w:rPr>
+        <w:t>await</w:t>
+      </w:r>
+      <w:r>
+        <w:t xml:space="preserve"> keyword inside it to pause the execution of the function until a </w:t>
+      </w:r>
+      <w:r>
+        <w:rPr>
+          <w:rStyle w:val="HTMLCode"/>
+          <w:rFonts w:eastAsiaTheme="minorHAnsi"/>
+        </w:rPr>
+        <w:t>Promise</w:t>
+      </w:r>
+      <w:r>
+        <w:t xml:space="preserve"> is resolved.</w:t>
+      </w:r>
+    </w:p>
+    <w:p>
+      <w:pPr>
+        <w:shd w:val="clear" w:color="auto" w:fill="1F1F1F"/>
+        <w:spacing w:after="0" w:line="285" w:lineRule="atLeast"/>
+        <w:rPr>
+          <w:rFonts w:ascii="Consolas" w:eastAsia="Times New Roman" w:hAnsi="Consolas" w:cs="Times New Roman"/>
+          <w:color w:val="CCCCCC"/>
+          <w:sz w:val="21"/>
+          <w:szCs w:val="21"/>
+          <w:lang w:eastAsia="en-IN"/>
+        </w:rPr>
+      </w:pPr>
+      <w:r>
+        <w:rPr>
+          <w:rFonts w:ascii="Consolas" w:eastAsia="Times New Roman" w:hAnsi="Consolas" w:cs="Times New Roman"/>
+          <w:color w:val="6A9955"/>
+          <w:sz w:val="21"/>
+          <w:szCs w:val="21"/>
+          <w:lang w:eastAsia="en-IN"/>
+        </w:rPr>
+        <w:t>//async-----------------</w:t>
+      </w:r>
+    </w:p>
+    <w:p>
+      <w:pPr>
+        <w:shd w:val="clear" w:color="auto" w:fill="1F1F1F"/>
+        <w:spacing w:after="0" w:line="285" w:lineRule="atLeast"/>
+        <w:rPr>
+          <w:rFonts w:ascii="Consolas" w:eastAsia="Times New Roman" w:hAnsi="Consolas" w:cs="Times New Roman"/>
+          <w:color w:val="CCCCCC"/>
+          <w:sz w:val="21"/>
+          <w:szCs w:val="21"/>
+          <w:lang w:eastAsia="en-IN"/>
+        </w:rPr>
+      </w:pPr>
+      <w:r>
+        <w:rPr>
+          <w:rFonts w:ascii="Consolas" w:eastAsia="Times New Roman" w:hAnsi="Consolas" w:cs="Times New Roman"/>
+          <w:color w:val="6A9955"/>
+          <w:sz w:val="21"/>
+          <w:szCs w:val="21"/>
+          <w:lang w:eastAsia="en-IN"/>
+        </w:rPr>
+        <w:t>//  async function getBranchDetails(){</w:t>
+      </w:r>
+    </w:p>
+    <w:p>
+      <w:pPr>
+        <w:shd w:val="clear" w:color="auto" w:fill="1F1F1F"/>
+        <w:spacing w:after="0" w:line="285" w:lineRule="atLeast"/>
+        <w:rPr>
+          <w:rFonts w:ascii="Consolas" w:eastAsia="Times New Roman" w:hAnsi="Consolas" w:cs="Times New Roman"/>
+          <w:color w:val="CCCCCC"/>
+          <w:sz w:val="21"/>
+          <w:szCs w:val="21"/>
+          <w:lang w:eastAsia="en-IN"/>
+        </w:rPr>
+      </w:pPr>
+      <w:r>
+        <w:rPr>
+          <w:rFonts w:ascii="Consolas" w:eastAsia="Times New Roman" w:hAnsi="Consolas" w:cs="Times New Roman"/>
+          <w:color w:val="6A9955"/>
+          <w:sz w:val="21"/>
+          <w:szCs w:val="21"/>
+          <w:lang w:eastAsia="en-IN"/>
+        </w:rPr>
+        <w:t>//     console.log("my branch is CSE");</w:t>
+      </w:r>
+    </w:p>
+    <w:p>
+      <w:pPr>
+        <w:shd w:val="clear" w:color="auto" w:fill="1F1F1F"/>
+        <w:spacing w:after="0" w:line="285" w:lineRule="atLeast"/>
+        <w:rPr>
+          <w:rFonts w:ascii="Consolas" w:eastAsia="Times New Roman" w:hAnsi="Consolas" w:cs="Times New Roman"/>
+          <w:color w:val="CCCCCC"/>
+          <w:sz w:val="21"/>
+          <w:szCs w:val="21"/>
+          <w:lang w:eastAsia="en-IN"/>
+        </w:rPr>
+      </w:pPr>
+      <w:r>
+        <w:rPr>
+          <w:rFonts w:ascii="Consolas" w:eastAsia="Times New Roman" w:hAnsi="Consolas" w:cs="Times New Roman"/>
+          <w:color w:val="6A9955"/>
+          <w:sz w:val="21"/>
+          <w:szCs w:val="21"/>
+          <w:lang w:eastAsia="en-IN"/>
+        </w:rPr>
+        <w:t>//     await console.log("ECE IS my friend branch");</w:t>
+      </w:r>
+    </w:p>
+    <w:p>
+      <w:pPr>
+        <w:shd w:val="clear" w:color="auto" w:fill="1F1F1F"/>
+        <w:spacing w:after="0" w:line="285" w:lineRule="atLeast"/>
+        <w:rPr>
+          <w:rFonts w:ascii="Consolas" w:eastAsia="Times New Roman" w:hAnsi="Consolas" w:cs="Times New Roman"/>
+          <w:color w:val="CCCCCC"/>
+          <w:sz w:val="21"/>
+          <w:szCs w:val="21"/>
+          <w:lang w:eastAsia="en-IN"/>
+        </w:rPr>
+      </w:pPr>
+      <w:r>
+        <w:rPr>
+          <w:rFonts w:ascii="Consolas" w:eastAsia="Times New Roman" w:hAnsi="Consolas" w:cs="Times New Roman"/>
+          <w:color w:val="6A9955"/>
+          <w:sz w:val="21"/>
+          <w:szCs w:val="21"/>
+          <w:lang w:eastAsia="en-IN"/>
+        </w:rPr>
+        <w:t>//     console.log("EEE is not a part of my branch");</w:t>
+      </w:r>
+    </w:p>
+    <w:p>
+      <w:pPr>
+        <w:shd w:val="clear" w:color="auto" w:fill="1F1F1F"/>
+        <w:spacing w:after="0" w:line="285" w:lineRule="atLeast"/>
+        <w:rPr>
+          <w:rFonts w:ascii="Consolas" w:eastAsia="Times New Roman" w:hAnsi="Consolas" w:cs="Times New Roman"/>
+          <w:color w:val="CCCCCC"/>
+          <w:sz w:val="21"/>
+          <w:szCs w:val="21"/>
+          <w:lang w:eastAsia="en-IN"/>
+        </w:rPr>
+      </w:pPr>
+      <w:r>
+        <w:rPr>
+          <w:rFonts w:ascii="Consolas" w:eastAsia="Times New Roman" w:hAnsi="Consolas" w:cs="Times New Roman"/>
+          <w:color w:val="6A9955"/>
+          <w:sz w:val="21"/>
+          <w:szCs w:val="21"/>
+          <w:lang w:eastAsia="en-IN"/>
+        </w:rPr>
+        <w:t>// } getBranchDetails();//here async ans await not working</w:t>
+      </w:r>
+    </w:p>
+    <w:p>
+      <w:pPr>
+        <w:shd w:val="clear" w:color="auto" w:fill="1F1F1F"/>
+        <w:spacing w:after="0" w:line="285" w:lineRule="atLeast"/>
+        <w:rPr>
+          <w:rFonts w:ascii="Consolas" w:eastAsia="Times New Roman" w:hAnsi="Consolas" w:cs="Times New Roman"/>
+          <w:color w:val="CCCCCC"/>
+          <w:sz w:val="21"/>
+          <w:szCs w:val="21"/>
+          <w:lang w:eastAsia="en-IN"/>
+        </w:rPr>
+      </w:pPr>
+      <w:r>
+        <w:rPr>
+          <w:rFonts w:ascii="Consolas" w:eastAsia="Times New Roman" w:hAnsi="Consolas" w:cs="Times New Roman"/>
+          <w:color w:val="6A9955"/>
+          <w:sz w:val="21"/>
+          <w:szCs w:val="21"/>
+          <w:lang w:eastAsia="en-IN"/>
+        </w:rPr>
+        <w:t>//------------------------------------------------------------------------------------------------</w:t>
+      </w:r>
+    </w:p>
+    <w:p>
+      <w:pPr>
+        <w:shd w:val="clear" w:color="auto" w:fill="1F1F1F"/>
+        <w:spacing w:after="0" w:line="285" w:lineRule="atLeast"/>
+        <w:rPr>
+          <w:rFonts w:ascii="Consolas" w:eastAsia="Times New Roman" w:hAnsi="Consolas" w:cs="Times New Roman"/>
+          <w:color w:val="CCCCCC"/>
+          <w:sz w:val="21"/>
+          <w:szCs w:val="21"/>
+          <w:lang w:eastAsia="en-IN"/>
+        </w:rPr>
+      </w:pPr>
+      <w:r>
+        <w:rPr>
+          <w:rFonts w:ascii="Consolas" w:eastAsia="Times New Roman" w:hAnsi="Consolas" w:cs="Times New Roman"/>
+          <w:color w:val="6A9955"/>
+          <w:sz w:val="21"/>
+          <w:szCs w:val="21"/>
+          <w:lang w:eastAsia="en-IN"/>
+        </w:rPr>
+        <w:t>// let branch=true;</w:t>
+      </w:r>
+    </w:p>
+    <w:p>
+      <w:pPr>
+        <w:shd w:val="clear" w:color="auto" w:fill="1F1F1F"/>
+        <w:spacing w:after="0" w:line="285" w:lineRule="atLeast"/>
+        <w:rPr>
+          <w:rFonts w:ascii="Consolas" w:eastAsia="Times New Roman" w:hAnsi="Consolas" w:cs="Times New Roman"/>
+          <w:color w:val="CCCCCC"/>
+          <w:sz w:val="21"/>
+          <w:szCs w:val="21"/>
+          <w:lang w:eastAsia="en-IN"/>
+        </w:rPr>
+      </w:pPr>
+      <w:r>
+        <w:rPr>
+          <w:rFonts w:ascii="Consolas" w:eastAsia="Times New Roman" w:hAnsi="Consolas" w:cs="Times New Roman"/>
+          <w:color w:val="6A9955"/>
+          <w:sz w:val="21"/>
+          <w:szCs w:val="21"/>
+          <w:lang w:eastAsia="en-IN"/>
+        </w:rPr>
+        <w:t>// async function getBranchDetails(){</w:t>
+      </w:r>
+    </w:p>
+    <w:p>
+      <w:pPr>
+        <w:shd w:val="clear" w:color="auto" w:fill="1F1F1F"/>
+        <w:spacing w:after="0" w:line="285" w:lineRule="atLeast"/>
+        <w:rPr>
+          <w:rFonts w:ascii="Consolas" w:eastAsia="Times New Roman" w:hAnsi="Consolas" w:cs="Times New Roman"/>
+          <w:color w:val="CCCCCC"/>
+          <w:sz w:val="21"/>
+          <w:szCs w:val="21"/>
+          <w:lang w:eastAsia="en-IN"/>
+        </w:rPr>
+      </w:pPr>
+      <w:r>
+        <w:rPr>
+          <w:rFonts w:ascii="Consolas" w:eastAsia="Times New Roman" w:hAnsi="Consolas" w:cs="Times New Roman"/>
+          <w:color w:val="6A9955"/>
+          <w:sz w:val="21"/>
+          <w:szCs w:val="21"/>
+          <w:lang w:eastAsia="en-IN"/>
+        </w:rPr>
+        <w:t>//    return new Promise((resolve,reject)=&gt;{</w:t>
+      </w:r>
+    </w:p>
+    <w:p>
+      <w:pPr>
+        <w:shd w:val="clear" w:color="auto" w:fill="1F1F1F"/>
+        <w:spacing w:after="0" w:line="285" w:lineRule="atLeast"/>
+        <w:rPr>
+          <w:rFonts w:ascii="Consolas" w:eastAsia="Times New Roman" w:hAnsi="Consolas" w:cs="Times New Roman"/>
+          <w:color w:val="CCCCCC"/>
+          <w:sz w:val="21"/>
+          <w:szCs w:val="21"/>
+          <w:lang w:eastAsia="en-IN"/>
+        </w:rPr>
+      </w:pPr>
+      <w:r>
+        <w:rPr>
+          <w:rFonts w:ascii="Consolas" w:eastAsia="Times New Roman" w:hAnsi="Consolas" w:cs="Times New Roman"/>
+          <w:color w:val="6A9955"/>
+          <w:sz w:val="21"/>
+          <w:szCs w:val="21"/>
+          <w:lang w:eastAsia="en-IN"/>
+        </w:rPr>
+        <w:t>//         if(branch){</w:t>
+      </w:r>
+    </w:p>
+    <w:p>
+      <w:pPr>
+        <w:shd w:val="clear" w:color="auto" w:fill="1F1F1F"/>
+        <w:spacing w:after="0" w:line="285" w:lineRule="atLeast"/>
+        <w:rPr>
+          <w:rFonts w:ascii="Consolas" w:eastAsia="Times New Roman" w:hAnsi="Consolas" w:cs="Times New Roman"/>
+          <w:color w:val="CCCCCC"/>
+          <w:sz w:val="21"/>
+          <w:szCs w:val="21"/>
+          <w:lang w:eastAsia="en-IN"/>
+        </w:rPr>
+      </w:pPr>
+      <w:r>
+        <w:rPr>
+          <w:rFonts w:ascii="Consolas" w:eastAsia="Times New Roman" w:hAnsi="Consolas" w:cs="Times New Roman"/>
+          <w:color w:val="6A9955"/>
+          <w:sz w:val="21"/>
+          <w:szCs w:val="21"/>
+          <w:lang w:eastAsia="en-IN"/>
+        </w:rPr>
+        <w:t>//             resolve(" CSE");</w:t>
+      </w:r>
+    </w:p>
+    <w:p>
+      <w:pPr>
+        <w:shd w:val="clear" w:color="auto" w:fill="1F1F1F"/>
+        <w:spacing w:after="0" w:line="285" w:lineRule="atLeast"/>
+        <w:rPr>
+          <w:rFonts w:ascii="Consolas" w:eastAsia="Times New Roman" w:hAnsi="Consolas" w:cs="Times New Roman"/>
+          <w:color w:val="CCCCCC"/>
+          <w:sz w:val="21"/>
+          <w:szCs w:val="21"/>
+          <w:lang w:eastAsia="en-IN"/>
+        </w:rPr>
+      </w:pPr>
+      <w:r>
+        <w:rPr>
+          <w:rFonts w:ascii="Consolas" w:eastAsia="Times New Roman" w:hAnsi="Consolas" w:cs="Times New Roman"/>
+          <w:color w:val="6A9955"/>
+          <w:sz w:val="21"/>
+          <w:szCs w:val="21"/>
+          <w:lang w:eastAsia="en-IN"/>
+        </w:rPr>
+        <w:t>//         }</w:t>
+      </w:r>
+    </w:p>
+    <w:p>
+      <w:pPr>
+        <w:shd w:val="clear" w:color="auto" w:fill="1F1F1F"/>
+        <w:spacing w:after="0" w:line="285" w:lineRule="atLeast"/>
+        <w:rPr>
+          <w:rFonts w:ascii="Consolas" w:eastAsia="Times New Roman" w:hAnsi="Consolas" w:cs="Times New Roman"/>
+          <w:color w:val="CCCCCC"/>
+          <w:sz w:val="21"/>
+          <w:szCs w:val="21"/>
+          <w:lang w:eastAsia="en-IN"/>
+        </w:rPr>
+      </w:pPr>
+      <w:r>
+        <w:rPr>
+          <w:rFonts w:ascii="Consolas" w:eastAsia="Times New Roman" w:hAnsi="Consolas" w:cs="Times New Roman"/>
+          <w:color w:val="6A9955"/>
+          <w:sz w:val="21"/>
+          <w:szCs w:val="21"/>
+          <w:lang w:eastAsia="en-IN"/>
+        </w:rPr>
+        <w:t>//         else{</w:t>
+      </w:r>
+    </w:p>
+    <w:p>
+      <w:pPr>
+        <w:shd w:val="clear" w:color="auto" w:fill="1F1F1F"/>
+        <w:spacing w:after="0" w:line="285" w:lineRule="atLeast"/>
+        <w:rPr>
+          <w:rFonts w:ascii="Consolas" w:eastAsia="Times New Roman" w:hAnsi="Consolas" w:cs="Times New Roman"/>
+          <w:color w:val="CCCCCC"/>
+          <w:sz w:val="21"/>
+          <w:szCs w:val="21"/>
+          <w:lang w:eastAsia="en-IN"/>
+        </w:rPr>
+      </w:pPr>
+      <w:r>
+        <w:rPr>
+          <w:rFonts w:ascii="Consolas" w:eastAsia="Times New Roman" w:hAnsi="Consolas" w:cs="Times New Roman"/>
+          <w:color w:val="6A9955"/>
+          <w:sz w:val="21"/>
+          <w:szCs w:val="21"/>
+          <w:lang w:eastAsia="en-IN"/>
+        </w:rPr>
+        <w:t>//             reject("EEE is not my branch")</w:t>
+      </w:r>
+    </w:p>
+    <w:p>
+      <w:pPr>
+        <w:shd w:val="clear" w:color="auto" w:fill="1F1F1F"/>
+        <w:spacing w:after="0" w:line="285" w:lineRule="atLeast"/>
+        <w:rPr>
+          <w:rFonts w:ascii="Consolas" w:eastAsia="Times New Roman" w:hAnsi="Consolas" w:cs="Times New Roman"/>
+          <w:color w:val="CCCCCC"/>
+          <w:sz w:val="21"/>
+          <w:szCs w:val="21"/>
+          <w:lang w:eastAsia="en-IN"/>
+        </w:rPr>
+      </w:pPr>
+      <w:r>
+        <w:rPr>
+          <w:rFonts w:ascii="Consolas" w:eastAsia="Times New Roman" w:hAnsi="Consolas" w:cs="Times New Roman"/>
+          <w:color w:val="6A9955"/>
+          <w:sz w:val="21"/>
+          <w:szCs w:val="21"/>
+          <w:lang w:eastAsia="en-IN"/>
+        </w:rPr>
+        <w:t>//         }</w:t>
+      </w:r>
+    </w:p>
+    <w:p>
+      <w:pPr>
+        <w:shd w:val="clear" w:color="auto" w:fill="1F1F1F"/>
+        <w:spacing w:after="0" w:line="285" w:lineRule="atLeast"/>
+        <w:rPr>
+          <w:rFonts w:ascii="Consolas" w:eastAsia="Times New Roman" w:hAnsi="Consolas" w:cs="Times New Roman"/>
+          <w:color w:val="CCCCCC"/>
+          <w:sz w:val="21"/>
+          <w:szCs w:val="21"/>
+          <w:lang w:eastAsia="en-IN"/>
+        </w:rPr>
+      </w:pPr>
+      <w:r>
+        <w:rPr>
+          <w:rFonts w:ascii="Consolas" w:eastAsia="Times New Roman" w:hAnsi="Consolas" w:cs="Times New Roman"/>
+          <w:color w:val="6A9955"/>
+          <w:sz w:val="21"/>
+          <w:szCs w:val="21"/>
+          <w:lang w:eastAsia="en-IN"/>
+        </w:rPr>
+        <w:t>//     })</w:t>
+      </w:r>
+    </w:p>
+    <w:p>
+      <w:pPr>
+        <w:shd w:val="clear" w:color="auto" w:fill="1F1F1F"/>
+        <w:spacing w:after="0" w:line="285" w:lineRule="atLeast"/>
+        <w:rPr>
+          <w:rFonts w:ascii="Consolas" w:eastAsia="Times New Roman" w:hAnsi="Consolas" w:cs="Times New Roman"/>
+          <w:color w:val="CCCCCC"/>
+          <w:sz w:val="21"/>
+          <w:szCs w:val="21"/>
+          <w:lang w:eastAsia="en-IN"/>
+        </w:rPr>
+      </w:pPr>
+      <w:r>
+        <w:rPr>
+          <w:rFonts w:ascii="Consolas" w:eastAsia="Times New Roman" w:hAnsi="Consolas" w:cs="Times New Roman"/>
+          <w:color w:val="6A9955"/>
+          <w:sz w:val="21"/>
+          <w:szCs w:val="21"/>
+          <w:lang w:eastAsia="en-IN"/>
+        </w:rPr>
+        <w:t>// }</w:t>
+      </w:r>
+    </w:p>
+    <w:p>
+      <w:pPr>
+        <w:shd w:val="clear" w:color="auto" w:fill="1F1F1F"/>
+        <w:spacing w:after="0" w:line="285" w:lineRule="atLeast"/>
+        <w:rPr>
+          <w:rFonts w:ascii="Consolas" w:eastAsia="Times New Roman" w:hAnsi="Consolas" w:cs="Times New Roman"/>
+          <w:color w:val="CCCCCC"/>
+          <w:sz w:val="21"/>
+          <w:szCs w:val="21"/>
+          <w:lang w:eastAsia="en-IN"/>
+        </w:rPr>
+      </w:pPr>
+      <w:r>
+        <w:rPr>
+          <w:rFonts w:ascii="Consolas" w:eastAsia="Times New Roman" w:hAnsi="Consolas" w:cs="Times New Roman"/>
+          <w:color w:val="6A9955"/>
+          <w:sz w:val="21"/>
+          <w:szCs w:val="21"/>
+          <w:lang w:eastAsia="en-IN"/>
+        </w:rPr>
+        <w:lastRenderedPageBreak/>
+        <w:t>// //let finalBranch=getBranchDetails()</w:t>
+      </w:r>
+    </w:p>
+    <w:p>
+      <w:pPr>
+        <w:shd w:val="clear" w:color="auto" w:fill="1F1F1F"/>
+        <w:spacing w:after="0" w:line="285" w:lineRule="atLeast"/>
+        <w:rPr>
+          <w:rFonts w:ascii="Consolas" w:eastAsia="Times New Roman" w:hAnsi="Consolas" w:cs="Times New Roman"/>
+          <w:color w:val="CCCCCC"/>
+          <w:sz w:val="21"/>
+          <w:szCs w:val="21"/>
+          <w:lang w:eastAsia="en-IN"/>
+        </w:rPr>
+      </w:pPr>
+      <w:r>
+        <w:rPr>
+          <w:rFonts w:ascii="Consolas" w:eastAsia="Times New Roman" w:hAnsi="Consolas" w:cs="Times New Roman"/>
+          <w:color w:val="6A9955"/>
+          <w:sz w:val="21"/>
+          <w:szCs w:val="21"/>
+          <w:lang w:eastAsia="en-IN"/>
+        </w:rPr>
+        <w:t>// getBranchDetails().then((data)=&gt;{</w:t>
+      </w:r>
+    </w:p>
+    <w:p>
+      <w:pPr>
+        <w:shd w:val="clear" w:color="auto" w:fill="1F1F1F"/>
+        <w:spacing w:after="0" w:line="285" w:lineRule="atLeast"/>
+        <w:rPr>
+          <w:rFonts w:ascii="Consolas" w:eastAsia="Times New Roman" w:hAnsi="Consolas" w:cs="Times New Roman"/>
+          <w:color w:val="CCCCCC"/>
+          <w:sz w:val="21"/>
+          <w:szCs w:val="21"/>
+          <w:lang w:eastAsia="en-IN"/>
+        </w:rPr>
+      </w:pPr>
+      <w:r>
+        <w:rPr>
+          <w:rFonts w:ascii="Consolas" w:eastAsia="Times New Roman" w:hAnsi="Consolas" w:cs="Times New Roman"/>
+          <w:color w:val="6A9955"/>
+          <w:sz w:val="21"/>
+          <w:szCs w:val="21"/>
+          <w:lang w:eastAsia="en-IN"/>
+        </w:rPr>
+        <w:t>//     console.log("kavya branch is:",data);</w:t>
+      </w:r>
+    </w:p>
+    <w:p>
+      <w:pPr>
+        <w:shd w:val="clear" w:color="auto" w:fill="1F1F1F"/>
+        <w:spacing w:after="0" w:line="285" w:lineRule="atLeast"/>
+        <w:rPr>
+          <w:rFonts w:ascii="Consolas" w:eastAsia="Times New Roman" w:hAnsi="Consolas" w:cs="Times New Roman"/>
+          <w:color w:val="CCCCCC"/>
+          <w:sz w:val="21"/>
+          <w:szCs w:val="21"/>
+          <w:lang w:eastAsia="en-IN"/>
+        </w:rPr>
+      </w:pPr>
+      <w:r>
+        <w:rPr>
+          <w:rFonts w:ascii="Consolas" w:eastAsia="Times New Roman" w:hAnsi="Consolas" w:cs="Times New Roman"/>
+          <w:color w:val="6A9955"/>
+          <w:sz w:val="21"/>
+          <w:szCs w:val="21"/>
+          <w:lang w:eastAsia="en-IN"/>
+        </w:rPr>
+        <w:t>// }).catch((err) =&gt; {</w:t>
+      </w:r>
+    </w:p>
+    <w:p>
+      <w:pPr>
+        <w:shd w:val="clear" w:color="auto" w:fill="1F1F1F"/>
+        <w:spacing w:after="0" w:line="285" w:lineRule="atLeast"/>
+        <w:rPr>
+          <w:rFonts w:ascii="Consolas" w:eastAsia="Times New Roman" w:hAnsi="Consolas" w:cs="Times New Roman"/>
+          <w:color w:val="CCCCCC"/>
+          <w:sz w:val="21"/>
+          <w:szCs w:val="21"/>
+          <w:lang w:eastAsia="en-IN"/>
+        </w:rPr>
+      </w:pPr>
+      <w:r>
+        <w:rPr>
+          <w:rFonts w:ascii="Consolas" w:eastAsia="Times New Roman" w:hAnsi="Consolas" w:cs="Times New Roman"/>
+          <w:color w:val="6A9955"/>
+          <w:sz w:val="21"/>
+          <w:szCs w:val="21"/>
+          <w:lang w:eastAsia="en-IN"/>
+        </w:rPr>
+        <w:t>//         console.log("Error:", err);</w:t>
+      </w:r>
+    </w:p>
+    <w:p>
+      <w:pPr>
+        <w:shd w:val="clear" w:color="auto" w:fill="1F1F1F"/>
+        <w:spacing w:after="0" w:line="285" w:lineRule="atLeast"/>
+        <w:rPr>
+          <w:rFonts w:ascii="Consolas" w:eastAsia="Times New Roman" w:hAnsi="Consolas" w:cs="Times New Roman"/>
+          <w:color w:val="CCCCCC"/>
+          <w:sz w:val="21"/>
+          <w:szCs w:val="21"/>
+          <w:lang w:eastAsia="en-IN"/>
+        </w:rPr>
+      </w:pPr>
+      <w:r>
+        <w:rPr>
+          <w:rFonts w:ascii="Consolas" w:eastAsia="Times New Roman" w:hAnsi="Consolas" w:cs="Times New Roman"/>
+          <w:color w:val="6A9955"/>
+          <w:sz w:val="21"/>
+          <w:szCs w:val="21"/>
+          <w:lang w:eastAsia="en-IN"/>
+        </w:rPr>
+        <w:t>//     });</w:t>
+      </w:r>
+    </w:p>
+    <w:p>
+      <w:pPr>
+        <w:shd w:val="clear" w:color="auto" w:fill="1F1F1F"/>
+        <w:spacing w:after="0" w:line="285" w:lineRule="atLeast"/>
+        <w:rPr>
+          <w:rFonts w:ascii="Consolas" w:eastAsia="Times New Roman" w:hAnsi="Consolas" w:cs="Times New Roman"/>
+          <w:color w:val="CCCCCC"/>
+          <w:sz w:val="21"/>
+          <w:szCs w:val="21"/>
+          <w:lang w:eastAsia="en-IN"/>
+        </w:rPr>
+      </w:pPr>
+      <w:r>
+        <w:rPr>
+          <w:rFonts w:ascii="Consolas" w:eastAsia="Times New Roman" w:hAnsi="Consolas" w:cs="Times New Roman"/>
+          <w:color w:val="6A9955"/>
+          <w:sz w:val="21"/>
+          <w:szCs w:val="21"/>
+          <w:lang w:eastAsia="en-IN"/>
+        </w:rPr>
+        <w:t>// //--------------------------------------------------------------------------------------------</w:t>
+      </w:r>
+    </w:p>
+    <w:p>
+      <w:pPr>
+        <w:shd w:val="clear" w:color="auto" w:fill="1F1F1F"/>
+        <w:spacing w:after="0" w:line="285" w:lineRule="atLeast"/>
+        <w:rPr>
+          <w:rFonts w:ascii="Consolas" w:eastAsia="Times New Roman" w:hAnsi="Consolas" w:cs="Times New Roman"/>
+          <w:color w:val="CCCCCC"/>
+          <w:sz w:val="21"/>
+          <w:szCs w:val="21"/>
+          <w:lang w:eastAsia="en-IN"/>
+        </w:rPr>
+      </w:pPr>
+      <w:r>
+        <w:rPr>
+          <w:rFonts w:ascii="Consolas" w:eastAsia="Times New Roman" w:hAnsi="Consolas" w:cs="Times New Roman"/>
+          <w:color w:val="6A9955"/>
+          <w:sz w:val="21"/>
+          <w:szCs w:val="21"/>
+          <w:lang w:eastAsia="en-IN"/>
+        </w:rPr>
+        <w:t>// function wait(ms) {</w:t>
+      </w:r>
+    </w:p>
+    <w:p>
+      <w:pPr>
+        <w:shd w:val="clear" w:color="auto" w:fill="1F1F1F"/>
+        <w:spacing w:after="0" w:line="285" w:lineRule="atLeast"/>
+        <w:rPr>
+          <w:rFonts w:ascii="Consolas" w:eastAsia="Times New Roman" w:hAnsi="Consolas" w:cs="Times New Roman"/>
+          <w:color w:val="CCCCCC"/>
+          <w:sz w:val="21"/>
+          <w:szCs w:val="21"/>
+          <w:lang w:eastAsia="en-IN"/>
+        </w:rPr>
+      </w:pPr>
+      <w:r>
+        <w:rPr>
+          <w:rFonts w:ascii="Consolas" w:eastAsia="Times New Roman" w:hAnsi="Consolas" w:cs="Times New Roman"/>
+          <w:color w:val="6A9955"/>
+          <w:sz w:val="21"/>
+          <w:szCs w:val="21"/>
+          <w:lang w:eastAsia="en-IN"/>
+        </w:rPr>
+        <w:t>//     return new Promise(resolve =&gt; setTimeout(resolve, ms));</w:t>
+      </w:r>
+    </w:p>
+    <w:p>
+      <w:pPr>
+        <w:shd w:val="clear" w:color="auto" w:fill="1F1F1F"/>
+        <w:spacing w:after="0" w:line="285" w:lineRule="atLeast"/>
+        <w:rPr>
+          <w:rFonts w:ascii="Consolas" w:eastAsia="Times New Roman" w:hAnsi="Consolas" w:cs="Times New Roman"/>
+          <w:color w:val="CCCCCC"/>
+          <w:sz w:val="21"/>
+          <w:szCs w:val="21"/>
+          <w:lang w:eastAsia="en-IN"/>
+        </w:rPr>
+      </w:pPr>
+      <w:r>
+        <w:rPr>
+          <w:rFonts w:ascii="Consolas" w:eastAsia="Times New Roman" w:hAnsi="Consolas" w:cs="Times New Roman"/>
+          <w:color w:val="6A9955"/>
+          <w:sz w:val="21"/>
+          <w:szCs w:val="21"/>
+          <w:lang w:eastAsia="en-IN"/>
+        </w:rPr>
+        <w:t>// }</w:t>
+      </w:r>
+    </w:p>
+    <w:p>
+      <w:pPr>
+        <w:shd w:val="clear" w:color="auto" w:fill="1F1F1F"/>
+        <w:spacing w:after="0" w:line="285" w:lineRule="atLeast"/>
+        <w:rPr>
+          <w:rFonts w:ascii="Consolas" w:eastAsia="Times New Roman" w:hAnsi="Consolas" w:cs="Times New Roman"/>
+          <w:color w:val="CCCCCC"/>
+          <w:sz w:val="21"/>
+          <w:szCs w:val="21"/>
+          <w:lang w:eastAsia="en-IN"/>
+        </w:rPr>
+      </w:pPr>
+    </w:p>
+    <w:p>
+      <w:pPr>
+        <w:shd w:val="clear" w:color="auto" w:fill="1F1F1F"/>
+        <w:spacing w:after="0" w:line="285" w:lineRule="atLeast"/>
+        <w:rPr>
+          <w:rFonts w:ascii="Consolas" w:eastAsia="Times New Roman" w:hAnsi="Consolas" w:cs="Times New Roman"/>
+          <w:color w:val="CCCCCC"/>
+          <w:sz w:val="21"/>
+          <w:szCs w:val="21"/>
+          <w:lang w:eastAsia="en-IN"/>
+        </w:rPr>
+      </w:pPr>
+      <w:r>
+        <w:rPr>
+          <w:rFonts w:ascii="Consolas" w:eastAsia="Times New Roman" w:hAnsi="Consolas" w:cs="Times New Roman"/>
+          <w:color w:val="6A9955"/>
+          <w:sz w:val="21"/>
+          <w:szCs w:val="21"/>
+          <w:lang w:eastAsia="en-IN"/>
+        </w:rPr>
+        <w:t>// async function delayedMessage() {</w:t>
+      </w:r>
+    </w:p>
+    <w:p>
+      <w:pPr>
+        <w:shd w:val="clear" w:color="auto" w:fill="1F1F1F"/>
+        <w:spacing w:after="0" w:line="285" w:lineRule="atLeast"/>
+        <w:rPr>
+          <w:rFonts w:ascii="Consolas" w:eastAsia="Times New Roman" w:hAnsi="Consolas" w:cs="Times New Roman"/>
+          <w:color w:val="CCCCCC"/>
+          <w:sz w:val="21"/>
+          <w:szCs w:val="21"/>
+          <w:lang w:eastAsia="en-IN"/>
+        </w:rPr>
+      </w:pPr>
+      <w:r>
+        <w:rPr>
+          <w:rFonts w:ascii="Consolas" w:eastAsia="Times New Roman" w:hAnsi="Consolas" w:cs="Times New Roman"/>
+          <w:color w:val="6A9955"/>
+          <w:sz w:val="21"/>
+          <w:szCs w:val="21"/>
+          <w:lang w:eastAsia="en-IN"/>
+        </w:rPr>
+        <w:t>//     console.log("Waiting for 2 seconds...");</w:t>
+      </w:r>
+    </w:p>
+    <w:p>
+      <w:pPr>
+        <w:shd w:val="clear" w:color="auto" w:fill="1F1F1F"/>
+        <w:spacing w:after="0" w:line="285" w:lineRule="atLeast"/>
+        <w:rPr>
+          <w:rFonts w:ascii="Consolas" w:eastAsia="Times New Roman" w:hAnsi="Consolas" w:cs="Times New Roman"/>
+          <w:color w:val="CCCCCC"/>
+          <w:sz w:val="21"/>
+          <w:szCs w:val="21"/>
+          <w:lang w:eastAsia="en-IN"/>
+        </w:rPr>
+      </w:pPr>
+      <w:r>
+        <w:rPr>
+          <w:rFonts w:ascii="Consolas" w:eastAsia="Times New Roman" w:hAnsi="Consolas" w:cs="Times New Roman"/>
+          <w:color w:val="6A9955"/>
+          <w:sz w:val="21"/>
+          <w:szCs w:val="21"/>
+          <w:lang w:eastAsia="en-IN"/>
+        </w:rPr>
+        <w:t>//     await wait(2000);</w:t>
+      </w:r>
+    </w:p>
+    <w:p>
+      <w:pPr>
+        <w:shd w:val="clear" w:color="auto" w:fill="1F1F1F"/>
+        <w:spacing w:after="0" w:line="285" w:lineRule="atLeast"/>
+        <w:rPr>
+          <w:rFonts w:ascii="Consolas" w:eastAsia="Times New Roman" w:hAnsi="Consolas" w:cs="Times New Roman"/>
+          <w:color w:val="CCCCCC"/>
+          <w:sz w:val="21"/>
+          <w:szCs w:val="21"/>
+          <w:lang w:eastAsia="en-IN"/>
+        </w:rPr>
+      </w:pPr>
+      <w:r>
+        <w:rPr>
+          <w:rFonts w:ascii="Consolas" w:eastAsia="Times New Roman" w:hAnsi="Consolas" w:cs="Times New Roman"/>
+          <w:color w:val="6A9955"/>
+          <w:sz w:val="21"/>
+          <w:szCs w:val="21"/>
+          <w:lang w:eastAsia="en-IN"/>
+        </w:rPr>
+        <w:t>//     console.log("Done waiting!");</w:t>
+      </w:r>
+    </w:p>
+    <w:p>
+      <w:pPr>
+        <w:shd w:val="clear" w:color="auto" w:fill="1F1F1F"/>
+        <w:spacing w:after="0" w:line="285" w:lineRule="atLeast"/>
+        <w:rPr>
+          <w:rFonts w:ascii="Consolas" w:eastAsia="Times New Roman" w:hAnsi="Consolas" w:cs="Times New Roman"/>
+          <w:color w:val="CCCCCC"/>
+          <w:sz w:val="21"/>
+          <w:szCs w:val="21"/>
+          <w:lang w:eastAsia="en-IN"/>
+        </w:rPr>
+      </w:pPr>
+      <w:r>
+        <w:rPr>
+          <w:rFonts w:ascii="Consolas" w:eastAsia="Times New Roman" w:hAnsi="Consolas" w:cs="Times New Roman"/>
+          <w:color w:val="6A9955"/>
+          <w:sz w:val="21"/>
+          <w:szCs w:val="21"/>
+          <w:lang w:eastAsia="en-IN"/>
+        </w:rPr>
+        <w:t>// }</w:t>
+      </w:r>
+    </w:p>
+    <w:p>
+      <w:pPr>
+        <w:shd w:val="clear" w:color="auto" w:fill="1F1F1F"/>
+        <w:spacing w:after="0" w:line="285" w:lineRule="atLeast"/>
+        <w:rPr>
+          <w:rFonts w:ascii="Consolas" w:eastAsia="Times New Roman" w:hAnsi="Consolas" w:cs="Times New Roman"/>
+          <w:color w:val="CCCCCC"/>
+          <w:sz w:val="21"/>
+          <w:szCs w:val="21"/>
+          <w:lang w:eastAsia="en-IN"/>
+        </w:rPr>
+      </w:pPr>
+    </w:p>
+    <w:p>
+      <w:pPr>
+        <w:shd w:val="clear" w:color="auto" w:fill="1F1F1F"/>
+        <w:spacing w:after="0" w:line="285" w:lineRule="atLeast"/>
+        <w:rPr>
+          <w:rFonts w:ascii="Consolas" w:eastAsia="Times New Roman" w:hAnsi="Consolas" w:cs="Times New Roman"/>
+          <w:color w:val="CCCCCC"/>
+          <w:sz w:val="21"/>
+          <w:szCs w:val="21"/>
+          <w:lang w:eastAsia="en-IN"/>
+        </w:rPr>
+      </w:pPr>
+      <w:r>
+        <w:rPr>
+          <w:rFonts w:ascii="Consolas" w:eastAsia="Times New Roman" w:hAnsi="Consolas" w:cs="Times New Roman"/>
+          <w:color w:val="6A9955"/>
+          <w:sz w:val="21"/>
+          <w:szCs w:val="21"/>
+          <w:lang w:eastAsia="en-IN"/>
+        </w:rPr>
+        <w:t>// delayedMessage();</w:t>
+      </w:r>
+    </w:p>
+    <w:p>
+      <w:pPr>
+        <w:shd w:val="clear" w:color="auto" w:fill="1F1F1F"/>
+        <w:spacing w:after="0" w:line="285" w:lineRule="atLeast"/>
+        <w:rPr>
+          <w:rFonts w:ascii="Consolas" w:eastAsia="Times New Roman" w:hAnsi="Consolas" w:cs="Times New Roman"/>
+          <w:color w:val="CCCCCC"/>
+          <w:sz w:val="21"/>
+          <w:szCs w:val="21"/>
+          <w:lang w:eastAsia="en-IN"/>
+        </w:rPr>
+      </w:pPr>
+      <w:r>
+        <w:rPr>
+          <w:rFonts w:ascii="Consolas" w:eastAsia="Times New Roman" w:hAnsi="Consolas" w:cs="Times New Roman"/>
+          <w:color w:val="6A9955"/>
+          <w:sz w:val="21"/>
+          <w:szCs w:val="21"/>
+          <w:lang w:eastAsia="en-IN"/>
+        </w:rPr>
+        <w:t>//-----------------------------------------------------------------------------------------------</w:t>
+      </w:r>
+    </w:p>
+    <w:p>
+      <w:pPr>
+        <w:shd w:val="clear" w:color="auto" w:fill="1F1F1F"/>
+        <w:spacing w:after="0" w:line="285" w:lineRule="atLeast"/>
+        <w:rPr>
+          <w:rFonts w:ascii="Consolas" w:eastAsia="Times New Roman" w:hAnsi="Consolas" w:cs="Times New Roman"/>
+          <w:color w:val="CCCCCC"/>
+          <w:sz w:val="21"/>
+          <w:szCs w:val="21"/>
+          <w:lang w:eastAsia="en-IN"/>
+        </w:rPr>
+      </w:pPr>
+      <w:r>
+        <w:rPr>
+          <w:rFonts w:ascii="Consolas" w:eastAsia="Times New Roman" w:hAnsi="Consolas" w:cs="Times New Roman"/>
+          <w:color w:val="6A9955"/>
+          <w:sz w:val="21"/>
+          <w:szCs w:val="21"/>
+          <w:lang w:eastAsia="en-IN"/>
+        </w:rPr>
+        <w:t>// async function ms1(){</w:t>
+      </w:r>
+    </w:p>
+    <w:p>
+      <w:pPr>
+        <w:shd w:val="clear" w:color="auto" w:fill="1F1F1F"/>
+        <w:spacing w:after="0" w:line="285" w:lineRule="atLeast"/>
+        <w:rPr>
+          <w:rFonts w:ascii="Consolas" w:eastAsia="Times New Roman" w:hAnsi="Consolas" w:cs="Times New Roman"/>
+          <w:color w:val="CCCCCC"/>
+          <w:sz w:val="21"/>
+          <w:szCs w:val="21"/>
+          <w:lang w:eastAsia="en-IN"/>
+        </w:rPr>
+      </w:pPr>
+      <w:r>
+        <w:rPr>
+          <w:rFonts w:ascii="Consolas" w:eastAsia="Times New Roman" w:hAnsi="Consolas" w:cs="Times New Roman"/>
+          <w:color w:val="6A9955"/>
+          <w:sz w:val="21"/>
+          <w:szCs w:val="21"/>
+          <w:lang w:eastAsia="en-IN"/>
+        </w:rPr>
+        <w:t>//     console.log("Waiting for 2 seconds...");</w:t>
+      </w:r>
+    </w:p>
+    <w:p>
+      <w:pPr>
+        <w:shd w:val="clear" w:color="auto" w:fill="1F1F1F"/>
+        <w:spacing w:after="0" w:line="285" w:lineRule="atLeast"/>
+        <w:rPr>
+          <w:rFonts w:ascii="Consolas" w:eastAsia="Times New Roman" w:hAnsi="Consolas" w:cs="Times New Roman"/>
+          <w:color w:val="CCCCCC"/>
+          <w:sz w:val="21"/>
+          <w:szCs w:val="21"/>
+          <w:lang w:eastAsia="en-IN"/>
+        </w:rPr>
+      </w:pPr>
+      <w:r>
+        <w:rPr>
+          <w:rFonts w:ascii="Consolas" w:eastAsia="Times New Roman" w:hAnsi="Consolas" w:cs="Times New Roman"/>
+          <w:color w:val="6A9955"/>
+          <w:sz w:val="21"/>
+          <w:szCs w:val="21"/>
+          <w:lang w:eastAsia="en-IN"/>
+        </w:rPr>
+        <w:t>//       await new Promise(resolve =&gt; {</w:t>
+      </w:r>
+    </w:p>
+    <w:p>
+      <w:pPr>
+        <w:shd w:val="clear" w:color="auto" w:fill="1F1F1F"/>
+        <w:spacing w:after="0" w:line="285" w:lineRule="atLeast"/>
+        <w:rPr>
+          <w:rFonts w:ascii="Consolas" w:eastAsia="Times New Roman" w:hAnsi="Consolas" w:cs="Times New Roman"/>
+          <w:color w:val="CCCCCC"/>
+          <w:sz w:val="21"/>
+          <w:szCs w:val="21"/>
+          <w:lang w:eastAsia="en-IN"/>
+        </w:rPr>
+      </w:pPr>
+      <w:r>
+        <w:rPr>
+          <w:rFonts w:ascii="Consolas" w:eastAsia="Times New Roman" w:hAnsi="Consolas" w:cs="Times New Roman"/>
+          <w:color w:val="6A9955"/>
+          <w:sz w:val="21"/>
+          <w:szCs w:val="21"/>
+          <w:lang w:eastAsia="en-IN"/>
+        </w:rPr>
+        <w:t>//         setTimeout(resolve, 2000);</w:t>
+      </w:r>
+    </w:p>
+    <w:p>
+      <w:pPr>
+        <w:shd w:val="clear" w:color="auto" w:fill="1F1F1F"/>
+        <w:spacing w:after="0" w:line="285" w:lineRule="atLeast"/>
+        <w:rPr>
+          <w:rFonts w:ascii="Consolas" w:eastAsia="Times New Roman" w:hAnsi="Consolas" w:cs="Times New Roman"/>
+          <w:color w:val="CCCCCC"/>
+          <w:sz w:val="21"/>
+          <w:szCs w:val="21"/>
+          <w:lang w:eastAsia="en-IN"/>
+        </w:rPr>
+      </w:pPr>
+      <w:r>
+        <w:rPr>
+          <w:rFonts w:ascii="Consolas" w:eastAsia="Times New Roman" w:hAnsi="Consolas" w:cs="Times New Roman"/>
+          <w:color w:val="6A9955"/>
+          <w:sz w:val="21"/>
+          <w:szCs w:val="21"/>
+          <w:lang w:eastAsia="en-IN"/>
+        </w:rPr>
+        <w:t>//     });</w:t>
+      </w:r>
+    </w:p>
+    <w:p>
+      <w:pPr>
+        <w:shd w:val="clear" w:color="auto" w:fill="1F1F1F"/>
+        <w:spacing w:after="0" w:line="285" w:lineRule="atLeast"/>
+        <w:rPr>
+          <w:rFonts w:ascii="Consolas" w:eastAsia="Times New Roman" w:hAnsi="Consolas" w:cs="Times New Roman"/>
+          <w:color w:val="CCCCCC"/>
+          <w:sz w:val="21"/>
+          <w:szCs w:val="21"/>
+          <w:lang w:eastAsia="en-IN"/>
+        </w:rPr>
+      </w:pPr>
+      <w:r>
+        <w:rPr>
+          <w:rFonts w:ascii="Consolas" w:eastAsia="Times New Roman" w:hAnsi="Consolas" w:cs="Times New Roman"/>
+          <w:color w:val="6A9955"/>
+          <w:sz w:val="21"/>
+          <w:szCs w:val="21"/>
+          <w:lang w:eastAsia="en-IN"/>
+        </w:rPr>
+        <w:t>//     console.log("Done waiting!");</w:t>
+      </w:r>
+    </w:p>
+    <w:p>
+      <w:pPr>
+        <w:shd w:val="clear" w:color="auto" w:fill="1F1F1F"/>
+        <w:spacing w:after="0" w:line="285" w:lineRule="atLeast"/>
+        <w:rPr>
+          <w:rFonts w:ascii="Consolas" w:eastAsia="Times New Roman" w:hAnsi="Consolas" w:cs="Times New Roman"/>
+          <w:color w:val="CCCCCC"/>
+          <w:sz w:val="21"/>
+          <w:szCs w:val="21"/>
+          <w:lang w:eastAsia="en-IN"/>
+        </w:rPr>
+      </w:pPr>
+      <w:r>
+        <w:rPr>
+          <w:rFonts w:ascii="Consolas" w:eastAsia="Times New Roman" w:hAnsi="Consolas" w:cs="Times New Roman"/>
+          <w:color w:val="6A9955"/>
+          <w:sz w:val="21"/>
+          <w:szCs w:val="21"/>
+          <w:lang w:eastAsia="en-IN"/>
+        </w:rPr>
+        <w:t>//  }ms1();</w:t>
+      </w:r>
+    </w:p>
+    <w:p>
+      <w:pPr>
+        <w:shd w:val="clear" w:color="auto" w:fill="1F1F1F"/>
+        <w:spacing w:after="0" w:line="285" w:lineRule="atLeast"/>
+        <w:rPr>
+          <w:rFonts w:ascii="Consolas" w:eastAsia="Times New Roman" w:hAnsi="Consolas" w:cs="Times New Roman"/>
+          <w:color w:val="CCCCCC"/>
+          <w:sz w:val="21"/>
+          <w:szCs w:val="21"/>
+          <w:lang w:eastAsia="en-IN"/>
+        </w:rPr>
+      </w:pPr>
+      <w:r>
+        <w:rPr>
+          <w:rFonts w:ascii="Consolas" w:eastAsia="Times New Roman" w:hAnsi="Consolas" w:cs="Times New Roman"/>
+          <w:color w:val="CCCCCC"/>
+          <w:sz w:val="21"/>
+          <w:szCs w:val="21"/>
+          <w:lang w:eastAsia="en-IN"/>
+        </w:rPr>
+        <w:t> </w:t>
+      </w:r>
+      <w:r>
+        <w:rPr>
+          <w:rFonts w:ascii="Consolas" w:eastAsia="Times New Roman" w:hAnsi="Consolas" w:cs="Times New Roman"/>
+          <w:color w:val="6A9955"/>
+          <w:sz w:val="21"/>
+          <w:szCs w:val="21"/>
+          <w:lang w:eastAsia="en-IN"/>
+        </w:rPr>
+        <w:t>//-----------------------------------------------------------------------------------------</w:t>
+      </w:r>
+    </w:p>
+    <w:p>
+      <w:pPr>
+        <w:shd w:val="clear" w:color="auto" w:fill="1F1F1F"/>
+        <w:spacing w:after="0" w:line="285" w:lineRule="atLeast"/>
+        <w:rPr>
+          <w:rFonts w:ascii="Consolas" w:eastAsia="Times New Roman" w:hAnsi="Consolas" w:cs="Times New Roman"/>
+          <w:color w:val="CCCCCC"/>
+          <w:sz w:val="21"/>
+          <w:szCs w:val="21"/>
+          <w:lang w:eastAsia="en-IN"/>
+        </w:rPr>
+      </w:pPr>
+      <w:r>
+        <w:rPr>
+          <w:rFonts w:ascii="Consolas" w:eastAsia="Times New Roman" w:hAnsi="Consolas" w:cs="Times New Roman"/>
+          <w:color w:val="6A9955"/>
+          <w:sz w:val="21"/>
+          <w:szCs w:val="21"/>
+          <w:lang w:eastAsia="en-IN"/>
+        </w:rPr>
+        <w:t>//  function ms2(){</w:t>
+      </w:r>
+    </w:p>
+    <w:p>
+      <w:pPr>
+        <w:shd w:val="clear" w:color="auto" w:fill="1F1F1F"/>
+        <w:spacing w:after="0" w:line="285" w:lineRule="atLeast"/>
+        <w:rPr>
+          <w:rFonts w:ascii="Consolas" w:eastAsia="Times New Roman" w:hAnsi="Consolas" w:cs="Times New Roman"/>
+          <w:color w:val="CCCCCC"/>
+          <w:sz w:val="21"/>
+          <w:szCs w:val="21"/>
+          <w:lang w:eastAsia="en-IN"/>
+        </w:rPr>
+      </w:pPr>
+      <w:r>
+        <w:rPr>
+          <w:rFonts w:ascii="Consolas" w:eastAsia="Times New Roman" w:hAnsi="Consolas" w:cs="Times New Roman"/>
+          <w:color w:val="6A9955"/>
+          <w:sz w:val="21"/>
+          <w:szCs w:val="21"/>
+          <w:lang w:eastAsia="en-IN"/>
+        </w:rPr>
+        <w:t>//     return new Promise((resolve)=&gt;{</w:t>
+      </w:r>
+    </w:p>
+    <w:p>
+      <w:pPr>
+        <w:shd w:val="clear" w:color="auto" w:fill="1F1F1F"/>
+        <w:spacing w:after="0" w:line="285" w:lineRule="atLeast"/>
+        <w:rPr>
+          <w:rFonts w:ascii="Consolas" w:eastAsia="Times New Roman" w:hAnsi="Consolas" w:cs="Times New Roman"/>
+          <w:color w:val="CCCCCC"/>
+          <w:sz w:val="21"/>
+          <w:szCs w:val="21"/>
+          <w:lang w:eastAsia="en-IN"/>
+        </w:rPr>
+      </w:pPr>
+      <w:r>
+        <w:rPr>
+          <w:rFonts w:ascii="Consolas" w:eastAsia="Times New Roman" w:hAnsi="Consolas" w:cs="Times New Roman"/>
+          <w:color w:val="6A9955"/>
+          <w:sz w:val="21"/>
+          <w:szCs w:val="21"/>
+          <w:lang w:eastAsia="en-IN"/>
+        </w:rPr>
+        <w:t>//         setTimeout(()=&gt;{</w:t>
+      </w:r>
+    </w:p>
+    <w:p>
+      <w:pPr>
+        <w:shd w:val="clear" w:color="auto" w:fill="1F1F1F"/>
+        <w:spacing w:after="0" w:line="285" w:lineRule="atLeast"/>
+        <w:rPr>
+          <w:rFonts w:ascii="Consolas" w:eastAsia="Times New Roman" w:hAnsi="Consolas" w:cs="Times New Roman"/>
+          <w:color w:val="CCCCCC"/>
+          <w:sz w:val="21"/>
+          <w:szCs w:val="21"/>
+          <w:lang w:eastAsia="en-IN"/>
+        </w:rPr>
+      </w:pPr>
+      <w:r>
+        <w:rPr>
+          <w:rFonts w:ascii="Consolas" w:eastAsia="Times New Roman" w:hAnsi="Consolas" w:cs="Times New Roman"/>
+          <w:color w:val="6A9955"/>
+          <w:sz w:val="21"/>
+          <w:szCs w:val="21"/>
+          <w:lang w:eastAsia="en-IN"/>
+        </w:rPr>
+        <w:t>//             console.log("Waiting for 10 seconds...");</w:t>
+      </w:r>
+    </w:p>
+    <w:p>
+      <w:pPr>
+        <w:shd w:val="clear" w:color="auto" w:fill="1F1F1F"/>
+        <w:spacing w:after="0" w:line="285" w:lineRule="atLeast"/>
+        <w:rPr>
+          <w:rFonts w:ascii="Consolas" w:eastAsia="Times New Roman" w:hAnsi="Consolas" w:cs="Times New Roman"/>
+          <w:color w:val="CCCCCC"/>
+          <w:sz w:val="21"/>
+          <w:szCs w:val="21"/>
+          <w:lang w:eastAsia="en-IN"/>
+        </w:rPr>
+      </w:pPr>
+      <w:r>
+        <w:rPr>
+          <w:rFonts w:ascii="Consolas" w:eastAsia="Times New Roman" w:hAnsi="Consolas" w:cs="Times New Roman"/>
+          <w:color w:val="6A9955"/>
+          <w:sz w:val="21"/>
+          <w:szCs w:val="21"/>
+          <w:lang w:eastAsia="en-IN"/>
+        </w:rPr>
+        <w:t>//             resolve();</w:t>
+      </w:r>
+    </w:p>
+    <w:p>
+      <w:pPr>
+        <w:shd w:val="clear" w:color="auto" w:fill="1F1F1F"/>
+        <w:spacing w:after="0" w:line="285" w:lineRule="atLeast"/>
+        <w:rPr>
+          <w:rFonts w:ascii="Consolas" w:eastAsia="Times New Roman" w:hAnsi="Consolas" w:cs="Times New Roman"/>
+          <w:color w:val="CCCCCC"/>
+          <w:sz w:val="21"/>
+          <w:szCs w:val="21"/>
+          <w:lang w:eastAsia="en-IN"/>
+        </w:rPr>
+      </w:pPr>
+      <w:r>
+        <w:rPr>
+          <w:rFonts w:ascii="Consolas" w:eastAsia="Times New Roman" w:hAnsi="Consolas" w:cs="Times New Roman"/>
+          <w:color w:val="6A9955"/>
+          <w:sz w:val="21"/>
+          <w:szCs w:val="21"/>
+          <w:lang w:eastAsia="en-IN"/>
+        </w:rPr>
+        <w:t>//         },10000);</w:t>
+      </w:r>
+    </w:p>
+    <w:p>
+      <w:pPr>
+        <w:shd w:val="clear" w:color="auto" w:fill="1F1F1F"/>
+        <w:spacing w:after="0" w:line="285" w:lineRule="atLeast"/>
+        <w:rPr>
+          <w:rFonts w:ascii="Consolas" w:eastAsia="Times New Roman" w:hAnsi="Consolas" w:cs="Times New Roman"/>
+          <w:color w:val="CCCCCC"/>
+          <w:sz w:val="21"/>
+          <w:szCs w:val="21"/>
+          <w:lang w:eastAsia="en-IN"/>
+        </w:rPr>
+      </w:pPr>
+      <w:r>
+        <w:rPr>
+          <w:rFonts w:ascii="Consolas" w:eastAsia="Times New Roman" w:hAnsi="Consolas" w:cs="Times New Roman"/>
+          <w:color w:val="6A9955"/>
+          <w:sz w:val="21"/>
+          <w:szCs w:val="21"/>
+          <w:lang w:eastAsia="en-IN"/>
+        </w:rPr>
+        <w:t>//     })</w:t>
+      </w:r>
+    </w:p>
+    <w:p>
+      <w:pPr>
+        <w:shd w:val="clear" w:color="auto" w:fill="1F1F1F"/>
+        <w:spacing w:after="0" w:line="285" w:lineRule="atLeast"/>
+        <w:rPr>
+          <w:rFonts w:ascii="Consolas" w:eastAsia="Times New Roman" w:hAnsi="Consolas" w:cs="Times New Roman"/>
+          <w:color w:val="CCCCCC"/>
+          <w:sz w:val="21"/>
+          <w:szCs w:val="21"/>
+          <w:lang w:eastAsia="en-IN"/>
+        </w:rPr>
+      </w:pPr>
+      <w:r>
+        <w:rPr>
+          <w:rFonts w:ascii="Consolas" w:eastAsia="Times New Roman" w:hAnsi="Consolas" w:cs="Times New Roman"/>
+          <w:color w:val="6A9955"/>
+          <w:sz w:val="21"/>
+          <w:szCs w:val="21"/>
+          <w:lang w:eastAsia="en-IN"/>
+        </w:rPr>
+        <w:t>//  }</w:t>
+      </w:r>
+    </w:p>
+    <w:p>
+      <w:pPr>
+        <w:shd w:val="clear" w:color="auto" w:fill="1F1F1F"/>
+        <w:spacing w:after="0" w:line="285" w:lineRule="atLeast"/>
+        <w:rPr>
+          <w:rFonts w:ascii="Consolas" w:eastAsia="Times New Roman" w:hAnsi="Consolas" w:cs="Times New Roman"/>
+          <w:color w:val="CCCCCC"/>
+          <w:sz w:val="21"/>
+          <w:szCs w:val="21"/>
+          <w:lang w:eastAsia="en-IN"/>
+        </w:rPr>
+      </w:pPr>
+      <w:r>
+        <w:rPr>
+          <w:rFonts w:ascii="Consolas" w:eastAsia="Times New Roman" w:hAnsi="Consolas" w:cs="Times New Roman"/>
+          <w:color w:val="6A9955"/>
+          <w:sz w:val="21"/>
+          <w:szCs w:val="21"/>
+          <w:lang w:eastAsia="en-IN"/>
+        </w:rPr>
+        <w:t>//  async  function delayms3(){</w:t>
+      </w:r>
+    </w:p>
+    <w:p>
+      <w:pPr>
+        <w:shd w:val="clear" w:color="auto" w:fill="1F1F1F"/>
+        <w:spacing w:after="0" w:line="285" w:lineRule="atLeast"/>
+        <w:rPr>
+          <w:rFonts w:ascii="Consolas" w:eastAsia="Times New Roman" w:hAnsi="Consolas" w:cs="Times New Roman"/>
+          <w:color w:val="CCCCCC"/>
+          <w:sz w:val="21"/>
+          <w:szCs w:val="21"/>
+          <w:lang w:eastAsia="en-IN"/>
+        </w:rPr>
+      </w:pPr>
+      <w:r>
+        <w:rPr>
+          <w:rFonts w:ascii="Consolas" w:eastAsia="Times New Roman" w:hAnsi="Consolas" w:cs="Times New Roman"/>
+          <w:color w:val="6A9955"/>
+          <w:sz w:val="21"/>
+          <w:szCs w:val="21"/>
+          <w:lang w:eastAsia="en-IN"/>
+        </w:rPr>
+        <w:t>// console.log("Waiting for 5 seconds...");</w:t>
+      </w:r>
+    </w:p>
+    <w:p>
+      <w:pPr>
+        <w:shd w:val="clear" w:color="auto" w:fill="1F1F1F"/>
+        <w:spacing w:after="0" w:line="285" w:lineRule="atLeast"/>
+        <w:rPr>
+          <w:rFonts w:ascii="Consolas" w:eastAsia="Times New Roman" w:hAnsi="Consolas" w:cs="Times New Roman"/>
+          <w:color w:val="CCCCCC"/>
+          <w:sz w:val="21"/>
+          <w:szCs w:val="21"/>
+          <w:lang w:eastAsia="en-IN"/>
+        </w:rPr>
+      </w:pPr>
+      <w:r>
+        <w:rPr>
+          <w:rFonts w:ascii="Consolas" w:eastAsia="Times New Roman" w:hAnsi="Consolas" w:cs="Times New Roman"/>
+          <w:color w:val="6A9955"/>
+          <w:sz w:val="21"/>
+          <w:szCs w:val="21"/>
+          <w:lang w:eastAsia="en-IN"/>
+        </w:rPr>
+        <w:t>// console.log("Waiting for 7 seconds...");</w:t>
+      </w:r>
+    </w:p>
+    <w:p>
+      <w:pPr>
+        <w:shd w:val="clear" w:color="auto" w:fill="1F1F1F"/>
+        <w:spacing w:after="0" w:line="285" w:lineRule="atLeast"/>
+        <w:rPr>
+          <w:rFonts w:ascii="Consolas" w:eastAsia="Times New Roman" w:hAnsi="Consolas" w:cs="Times New Roman"/>
+          <w:color w:val="CCCCCC"/>
+          <w:sz w:val="21"/>
+          <w:szCs w:val="21"/>
+          <w:lang w:eastAsia="en-IN"/>
+        </w:rPr>
+      </w:pPr>
+      <w:r>
+        <w:rPr>
+          <w:rFonts w:ascii="Consolas" w:eastAsia="Times New Roman" w:hAnsi="Consolas" w:cs="Times New Roman"/>
+          <w:color w:val="6A9955"/>
+          <w:sz w:val="21"/>
+          <w:szCs w:val="21"/>
+          <w:lang w:eastAsia="en-IN"/>
+        </w:rPr>
+        <w:t>//  await ms2();</w:t>
+      </w:r>
+    </w:p>
+    <w:p>
+      <w:pPr>
+        <w:shd w:val="clear" w:color="auto" w:fill="1F1F1F"/>
+        <w:spacing w:after="0" w:line="285" w:lineRule="atLeast"/>
+        <w:rPr>
+          <w:rFonts w:ascii="Consolas" w:eastAsia="Times New Roman" w:hAnsi="Consolas" w:cs="Times New Roman"/>
+          <w:color w:val="CCCCCC"/>
+          <w:sz w:val="21"/>
+          <w:szCs w:val="21"/>
+          <w:lang w:eastAsia="en-IN"/>
+        </w:rPr>
+      </w:pPr>
+      <w:r>
+        <w:rPr>
+          <w:rFonts w:ascii="Consolas" w:eastAsia="Times New Roman" w:hAnsi="Consolas" w:cs="Times New Roman"/>
+          <w:color w:val="6A9955"/>
+          <w:sz w:val="21"/>
+          <w:szCs w:val="21"/>
+          <w:lang w:eastAsia="en-IN"/>
+        </w:rPr>
+        <w:t>// console.log("Done waiting!");</w:t>
+      </w:r>
+    </w:p>
+    <w:p>
+      <w:pPr>
+        <w:shd w:val="clear" w:color="auto" w:fill="1F1F1F"/>
+        <w:spacing w:after="0" w:line="285" w:lineRule="atLeast"/>
+        <w:rPr>
+          <w:rFonts w:ascii="Consolas" w:eastAsia="Times New Roman" w:hAnsi="Consolas" w:cs="Times New Roman"/>
+          <w:color w:val="CCCCCC"/>
+          <w:sz w:val="21"/>
+          <w:szCs w:val="21"/>
+          <w:lang w:eastAsia="en-IN"/>
+        </w:rPr>
+      </w:pPr>
+      <w:r>
+        <w:rPr>
+          <w:rFonts w:ascii="Consolas" w:eastAsia="Times New Roman" w:hAnsi="Consolas" w:cs="Times New Roman"/>
+          <w:color w:val="6A9955"/>
+          <w:sz w:val="21"/>
+          <w:szCs w:val="21"/>
+          <w:lang w:eastAsia="en-IN"/>
+        </w:rPr>
+        <w:t>//  }</w:t>
+      </w:r>
+    </w:p>
+    <w:p>
+      <w:pPr>
+        <w:shd w:val="clear" w:color="auto" w:fill="1F1F1F"/>
+        <w:spacing w:after="0" w:line="285" w:lineRule="atLeast"/>
+        <w:rPr>
+          <w:rFonts w:ascii="Consolas" w:eastAsia="Times New Roman" w:hAnsi="Consolas" w:cs="Times New Roman"/>
+          <w:color w:val="CCCCCC"/>
+          <w:sz w:val="21"/>
+          <w:szCs w:val="21"/>
+          <w:lang w:eastAsia="en-IN"/>
+        </w:rPr>
+      </w:pPr>
+      <w:r>
+        <w:rPr>
+          <w:rFonts w:ascii="Consolas" w:eastAsia="Times New Roman" w:hAnsi="Consolas" w:cs="Times New Roman"/>
+          <w:color w:val="6A9955"/>
+          <w:sz w:val="21"/>
+          <w:szCs w:val="21"/>
+          <w:lang w:eastAsia="en-IN"/>
+        </w:rPr>
+        <w:t>//  delayms3();</w:t>
+      </w:r>
+    </w:p>
+    <w:p>
+      <w:pPr>
+        <w:shd w:val="clear" w:color="auto" w:fill="1F1F1F"/>
+        <w:spacing w:after="0" w:line="285" w:lineRule="atLeast"/>
+        <w:rPr>
+          <w:rFonts w:ascii="Consolas" w:eastAsia="Times New Roman" w:hAnsi="Consolas" w:cs="Times New Roman"/>
+          <w:color w:val="CCCCCC"/>
+          <w:sz w:val="21"/>
+          <w:szCs w:val="21"/>
+          <w:lang w:eastAsia="en-IN"/>
+        </w:rPr>
+      </w:pPr>
+      <w:r>
+        <w:rPr>
+          <w:rFonts w:ascii="Consolas" w:eastAsia="Times New Roman" w:hAnsi="Consolas" w:cs="Times New Roman"/>
+          <w:color w:val="6A9955"/>
+          <w:sz w:val="21"/>
+          <w:szCs w:val="21"/>
+          <w:lang w:eastAsia="en-IN"/>
+        </w:rPr>
+        <w:t>//-----------------------------------------------------------------------------------------</w:t>
+      </w:r>
+    </w:p>
+    <w:p>
+      <w:pPr>
+        <w:shd w:val="clear" w:color="auto" w:fill="1F1F1F"/>
+        <w:spacing w:after="0" w:line="285" w:lineRule="atLeast"/>
+        <w:rPr>
+          <w:rFonts w:ascii="Consolas" w:eastAsia="Times New Roman" w:hAnsi="Consolas" w:cs="Times New Roman"/>
+          <w:color w:val="CCCCCC"/>
+          <w:sz w:val="21"/>
+          <w:szCs w:val="21"/>
+          <w:lang w:eastAsia="en-IN"/>
+        </w:rPr>
+      </w:pPr>
+      <w:r>
+        <w:rPr>
+          <w:rFonts w:ascii="Consolas" w:eastAsia="Times New Roman" w:hAnsi="Consolas" w:cs="Times New Roman"/>
+          <w:color w:val="569CD6"/>
+          <w:sz w:val="21"/>
+          <w:szCs w:val="21"/>
+          <w:lang w:eastAsia="en-IN"/>
+        </w:rPr>
+        <w:t>async</w:t>
+      </w:r>
+      <w:r>
+        <w:rPr>
+          <w:rFonts w:ascii="Consolas" w:eastAsia="Times New Roman" w:hAnsi="Consolas" w:cs="Times New Roman"/>
+          <w:color w:val="CCCCCC"/>
+          <w:sz w:val="21"/>
+          <w:szCs w:val="21"/>
+          <w:lang w:eastAsia="en-IN"/>
+        </w:rPr>
+        <w:t xml:space="preserve"> </w:t>
+      </w:r>
+      <w:r>
+        <w:rPr>
+          <w:rFonts w:ascii="Consolas" w:eastAsia="Times New Roman" w:hAnsi="Consolas" w:cs="Times New Roman"/>
+          <w:color w:val="569CD6"/>
+          <w:sz w:val="21"/>
+          <w:szCs w:val="21"/>
+          <w:lang w:eastAsia="en-IN"/>
+        </w:rPr>
+        <w:t>function</w:t>
+      </w:r>
+      <w:r>
+        <w:rPr>
+          <w:rFonts w:ascii="Consolas" w:eastAsia="Times New Roman" w:hAnsi="Consolas" w:cs="Times New Roman"/>
+          <w:color w:val="CCCCCC"/>
+          <w:sz w:val="21"/>
+          <w:szCs w:val="21"/>
+          <w:lang w:eastAsia="en-IN"/>
+        </w:rPr>
+        <w:t xml:space="preserve"> </w:t>
+      </w:r>
+      <w:r>
+        <w:rPr>
+          <w:rFonts w:ascii="Consolas" w:eastAsia="Times New Roman" w:hAnsi="Consolas" w:cs="Times New Roman"/>
+          <w:color w:val="DCDCAA"/>
+          <w:sz w:val="21"/>
+          <w:szCs w:val="21"/>
+          <w:lang w:eastAsia="en-IN"/>
+        </w:rPr>
+        <w:t>getUser</w:t>
+      </w:r>
+      <w:r>
+        <w:rPr>
+          <w:rFonts w:ascii="Consolas" w:eastAsia="Times New Roman" w:hAnsi="Consolas" w:cs="Times New Roman"/>
+          <w:color w:val="CCCCCC"/>
+          <w:sz w:val="21"/>
+          <w:szCs w:val="21"/>
+          <w:lang w:eastAsia="en-IN"/>
+        </w:rPr>
+        <w:t>() {</w:t>
+      </w:r>
+    </w:p>
+    <w:p>
+      <w:pPr>
+        <w:shd w:val="clear" w:color="auto" w:fill="1F1F1F"/>
+        <w:spacing w:after="0" w:line="285" w:lineRule="atLeast"/>
+        <w:rPr>
+          <w:rFonts w:ascii="Consolas" w:eastAsia="Times New Roman" w:hAnsi="Consolas" w:cs="Times New Roman"/>
+          <w:color w:val="CCCCCC"/>
+          <w:sz w:val="21"/>
+          <w:szCs w:val="21"/>
+          <w:lang w:eastAsia="en-IN"/>
+        </w:rPr>
+      </w:pPr>
+      <w:r>
+        <w:rPr>
+          <w:rFonts w:ascii="Consolas" w:eastAsia="Times New Roman" w:hAnsi="Consolas" w:cs="Times New Roman"/>
+          <w:color w:val="CCCCCC"/>
+          <w:sz w:val="21"/>
+          <w:szCs w:val="21"/>
+          <w:lang w:eastAsia="en-IN"/>
+        </w:rPr>
+        <w:lastRenderedPageBreak/>
+        <w:t xml:space="preserve">    </w:t>
+      </w:r>
+      <w:r>
+        <w:rPr>
+          <w:rFonts w:ascii="Consolas" w:eastAsia="Times New Roman" w:hAnsi="Consolas" w:cs="Times New Roman"/>
+          <w:color w:val="C586C0"/>
+          <w:sz w:val="21"/>
+          <w:szCs w:val="21"/>
+          <w:lang w:eastAsia="en-IN"/>
+        </w:rPr>
+        <w:t>try</w:t>
+      </w:r>
+      <w:r>
+        <w:rPr>
+          <w:rFonts w:ascii="Consolas" w:eastAsia="Times New Roman" w:hAnsi="Consolas" w:cs="Times New Roman"/>
+          <w:color w:val="CCCCCC"/>
+          <w:sz w:val="21"/>
+          <w:szCs w:val="21"/>
+          <w:lang w:eastAsia="en-IN"/>
+        </w:rPr>
+        <w:t xml:space="preserve"> {</w:t>
+      </w:r>
+    </w:p>
+    <w:p>
+      <w:pPr>
+        <w:shd w:val="clear" w:color="auto" w:fill="1F1F1F"/>
+        <w:spacing w:after="0" w:line="285" w:lineRule="atLeast"/>
+        <w:rPr>
+          <w:rFonts w:ascii="Consolas" w:eastAsia="Times New Roman" w:hAnsi="Consolas" w:cs="Times New Roman"/>
+          <w:color w:val="CCCCCC"/>
+          <w:sz w:val="21"/>
+          <w:szCs w:val="21"/>
+          <w:lang w:eastAsia="en-IN"/>
+        </w:rPr>
+      </w:pPr>
+      <w:r>
+        <w:rPr>
+          <w:rFonts w:ascii="Consolas" w:eastAsia="Times New Roman" w:hAnsi="Consolas" w:cs="Times New Roman"/>
+          <w:color w:val="CCCCCC"/>
+          <w:sz w:val="21"/>
+          <w:szCs w:val="21"/>
+          <w:lang w:eastAsia="en-IN"/>
+        </w:rPr>
+        <w:t xml:space="preserve">        </w:t>
+      </w:r>
+      <w:r>
+        <w:rPr>
+          <w:rFonts w:ascii="Consolas" w:eastAsia="Times New Roman" w:hAnsi="Consolas" w:cs="Times New Roman"/>
+          <w:color w:val="569CD6"/>
+          <w:sz w:val="21"/>
+          <w:szCs w:val="21"/>
+          <w:lang w:eastAsia="en-IN"/>
+        </w:rPr>
+        <w:t>const</w:t>
+      </w:r>
+      <w:r>
+        <w:rPr>
+          <w:rFonts w:ascii="Consolas" w:eastAsia="Times New Roman" w:hAnsi="Consolas" w:cs="Times New Roman"/>
+          <w:color w:val="CCCCCC"/>
+          <w:sz w:val="21"/>
+          <w:szCs w:val="21"/>
+          <w:lang w:eastAsia="en-IN"/>
+        </w:rPr>
+        <w:t xml:space="preserve"> </w:t>
+      </w:r>
+      <w:r>
+        <w:rPr>
+          <w:rFonts w:ascii="Consolas" w:eastAsia="Times New Roman" w:hAnsi="Consolas" w:cs="Times New Roman"/>
+          <w:color w:val="4FC1FF"/>
+          <w:sz w:val="21"/>
+          <w:szCs w:val="21"/>
+          <w:lang w:eastAsia="en-IN"/>
+        </w:rPr>
+        <w:t>response</w:t>
+      </w:r>
+      <w:r>
+        <w:rPr>
+          <w:rFonts w:ascii="Consolas" w:eastAsia="Times New Roman" w:hAnsi="Consolas" w:cs="Times New Roman"/>
+          <w:color w:val="CCCCCC"/>
+          <w:sz w:val="21"/>
+          <w:szCs w:val="21"/>
+          <w:lang w:eastAsia="en-IN"/>
+        </w:rPr>
+        <w:t xml:space="preserve"> </w:t>
+      </w:r>
+      <w:r>
+        <w:rPr>
+          <w:rFonts w:ascii="Consolas" w:eastAsia="Times New Roman" w:hAnsi="Consolas" w:cs="Times New Roman"/>
+          <w:color w:val="D4D4D4"/>
+          <w:sz w:val="21"/>
+          <w:szCs w:val="21"/>
+          <w:lang w:eastAsia="en-IN"/>
+        </w:rPr>
+        <w:t>=</w:t>
+      </w:r>
+      <w:r>
+        <w:rPr>
+          <w:rFonts w:ascii="Consolas" w:eastAsia="Times New Roman" w:hAnsi="Consolas" w:cs="Times New Roman"/>
+          <w:color w:val="CCCCCC"/>
+          <w:sz w:val="21"/>
+          <w:szCs w:val="21"/>
+          <w:lang w:eastAsia="en-IN"/>
+        </w:rPr>
+        <w:t xml:space="preserve"> </w:t>
+      </w:r>
+      <w:r>
+        <w:rPr>
+          <w:rFonts w:ascii="Consolas" w:eastAsia="Times New Roman" w:hAnsi="Consolas" w:cs="Times New Roman"/>
+          <w:color w:val="C586C0"/>
+          <w:sz w:val="21"/>
+          <w:szCs w:val="21"/>
+          <w:lang w:eastAsia="en-IN"/>
+        </w:rPr>
+        <w:t>await</w:t>
+      </w:r>
+      <w:r>
+        <w:rPr>
+          <w:rFonts w:ascii="Consolas" w:eastAsia="Times New Roman" w:hAnsi="Consolas" w:cs="Times New Roman"/>
+          <w:color w:val="CCCCCC"/>
+          <w:sz w:val="21"/>
+          <w:szCs w:val="21"/>
+          <w:lang w:eastAsia="en-IN"/>
+        </w:rPr>
+        <w:t xml:space="preserve"> </w:t>
+      </w:r>
+      <w:r>
+        <w:rPr>
+          <w:rFonts w:ascii="Consolas" w:eastAsia="Times New Roman" w:hAnsi="Consolas" w:cs="Times New Roman"/>
+          <w:color w:val="DCDCAA"/>
+          <w:sz w:val="21"/>
+          <w:szCs w:val="21"/>
+          <w:lang w:eastAsia="en-IN"/>
+        </w:rPr>
+        <w:t>fetch</w:t>
+      </w:r>
+      <w:r>
+        <w:rPr>
+          <w:rFonts w:ascii="Consolas" w:eastAsia="Times New Roman" w:hAnsi="Consolas" w:cs="Times New Roman"/>
+          <w:color w:val="CCCCCC"/>
+          <w:sz w:val="21"/>
+          <w:szCs w:val="21"/>
+          <w:lang w:eastAsia="en-IN"/>
+        </w:rPr>
+        <w:t>(</w:t>
+      </w:r>
+      <w:r>
+        <w:rPr>
+          <w:rFonts w:ascii="Consolas" w:eastAsia="Times New Roman" w:hAnsi="Consolas" w:cs="Times New Roman"/>
+          <w:color w:val="CE9178"/>
+          <w:sz w:val="21"/>
+          <w:szCs w:val="21"/>
+          <w:lang w:eastAsia="en-IN"/>
+        </w:rPr>
+        <w:t>"https://jsonplaceholder.typicode.com/users/1"</w:t>
+      </w:r>
+      <w:r>
+        <w:rPr>
+          <w:rFonts w:ascii="Consolas" w:eastAsia="Times New Roman" w:hAnsi="Consolas" w:cs="Times New Roman"/>
+          <w:color w:val="CCCCCC"/>
+          <w:sz w:val="21"/>
+          <w:szCs w:val="21"/>
+          <w:lang w:eastAsia="en-IN"/>
+        </w:rPr>
+        <w:t>);</w:t>
+      </w:r>
+    </w:p>
+    <w:p>
+      <w:pPr>
+        <w:shd w:val="clear" w:color="auto" w:fill="1F1F1F"/>
+        <w:spacing w:after="0" w:line="285" w:lineRule="atLeast"/>
+        <w:rPr>
+          <w:rFonts w:ascii="Consolas" w:eastAsia="Times New Roman" w:hAnsi="Consolas" w:cs="Times New Roman"/>
+          <w:color w:val="CCCCCC"/>
+          <w:sz w:val="21"/>
+          <w:szCs w:val="21"/>
+          <w:lang w:eastAsia="en-IN"/>
+        </w:rPr>
+      </w:pPr>
+      <w:r>
+        <w:rPr>
+          <w:rFonts w:ascii="Consolas" w:eastAsia="Times New Roman" w:hAnsi="Consolas" w:cs="Times New Roman"/>
+          <w:color w:val="CCCCCC"/>
+          <w:sz w:val="21"/>
+          <w:szCs w:val="21"/>
+          <w:lang w:eastAsia="en-IN"/>
+        </w:rPr>
+        <w:t xml:space="preserve">        </w:t>
+      </w:r>
+      <w:r>
+        <w:rPr>
+          <w:rFonts w:ascii="Consolas" w:eastAsia="Times New Roman" w:hAnsi="Consolas" w:cs="Times New Roman"/>
+          <w:color w:val="569CD6"/>
+          <w:sz w:val="21"/>
+          <w:szCs w:val="21"/>
+          <w:lang w:eastAsia="en-IN"/>
+        </w:rPr>
+        <w:t>const</w:t>
+      </w:r>
+      <w:r>
+        <w:rPr>
+          <w:rFonts w:ascii="Consolas" w:eastAsia="Times New Roman" w:hAnsi="Consolas" w:cs="Times New Roman"/>
+          <w:color w:val="CCCCCC"/>
+          <w:sz w:val="21"/>
+          <w:szCs w:val="21"/>
+          <w:lang w:eastAsia="en-IN"/>
+        </w:rPr>
+        <w:t xml:space="preserve"> </w:t>
+      </w:r>
+      <w:r>
+        <w:rPr>
+          <w:rFonts w:ascii="Consolas" w:eastAsia="Times New Roman" w:hAnsi="Consolas" w:cs="Times New Roman"/>
+          <w:color w:val="4FC1FF"/>
+          <w:sz w:val="21"/>
+          <w:szCs w:val="21"/>
+          <w:lang w:eastAsia="en-IN"/>
+        </w:rPr>
+        <w:t>user</w:t>
+      </w:r>
+      <w:r>
+        <w:rPr>
+          <w:rFonts w:ascii="Consolas" w:eastAsia="Times New Roman" w:hAnsi="Consolas" w:cs="Times New Roman"/>
+          <w:color w:val="CCCCCC"/>
+          <w:sz w:val="21"/>
+          <w:szCs w:val="21"/>
+          <w:lang w:eastAsia="en-IN"/>
+        </w:rPr>
+        <w:t xml:space="preserve"> </w:t>
+      </w:r>
+      <w:r>
+        <w:rPr>
+          <w:rFonts w:ascii="Consolas" w:eastAsia="Times New Roman" w:hAnsi="Consolas" w:cs="Times New Roman"/>
+          <w:color w:val="D4D4D4"/>
+          <w:sz w:val="21"/>
+          <w:szCs w:val="21"/>
+          <w:lang w:eastAsia="en-IN"/>
+        </w:rPr>
+        <w:t>=</w:t>
+      </w:r>
+      <w:r>
+        <w:rPr>
+          <w:rFonts w:ascii="Consolas" w:eastAsia="Times New Roman" w:hAnsi="Consolas" w:cs="Times New Roman"/>
+          <w:color w:val="CCCCCC"/>
+          <w:sz w:val="21"/>
+          <w:szCs w:val="21"/>
+          <w:lang w:eastAsia="en-IN"/>
+        </w:rPr>
+        <w:t xml:space="preserve"> </w:t>
+      </w:r>
+      <w:r>
+        <w:rPr>
+          <w:rFonts w:ascii="Consolas" w:eastAsia="Times New Roman" w:hAnsi="Consolas" w:cs="Times New Roman"/>
+          <w:color w:val="C586C0"/>
+          <w:sz w:val="21"/>
+          <w:szCs w:val="21"/>
+          <w:lang w:eastAsia="en-IN"/>
+        </w:rPr>
+        <w:t>await</w:t>
+      </w:r>
+      <w:r>
+        <w:rPr>
+          <w:rFonts w:ascii="Consolas" w:eastAsia="Times New Roman" w:hAnsi="Consolas" w:cs="Times New Roman"/>
+          <w:color w:val="CCCCCC"/>
+          <w:sz w:val="21"/>
+          <w:szCs w:val="21"/>
+          <w:lang w:eastAsia="en-IN"/>
+        </w:rPr>
+        <w:t xml:space="preserve"> </w:t>
+      </w:r>
+      <w:r>
+        <w:rPr>
+          <w:rFonts w:ascii="Consolas" w:eastAsia="Times New Roman" w:hAnsi="Consolas" w:cs="Times New Roman"/>
+          <w:color w:val="4FC1FF"/>
+          <w:sz w:val="21"/>
+          <w:szCs w:val="21"/>
+          <w:lang w:eastAsia="en-IN"/>
+        </w:rPr>
+        <w:t>response</w:t>
+      </w:r>
+      <w:r>
+        <w:rPr>
+          <w:rFonts w:ascii="Consolas" w:eastAsia="Times New Roman" w:hAnsi="Consolas" w:cs="Times New Roman"/>
+          <w:color w:val="CCCCCC"/>
+          <w:sz w:val="21"/>
+          <w:szCs w:val="21"/>
+          <w:lang w:eastAsia="en-IN"/>
+        </w:rPr>
+        <w:t>.</w:t>
+      </w:r>
+      <w:r>
+        <w:rPr>
+          <w:rFonts w:ascii="Consolas" w:eastAsia="Times New Roman" w:hAnsi="Consolas" w:cs="Times New Roman"/>
+          <w:color w:val="DCDCAA"/>
+          <w:sz w:val="21"/>
+          <w:szCs w:val="21"/>
+          <w:lang w:eastAsia="en-IN"/>
+        </w:rPr>
+        <w:t>json</w:t>
+      </w:r>
+      <w:r>
+        <w:rPr>
+          <w:rFonts w:ascii="Consolas" w:eastAsia="Times New Roman" w:hAnsi="Consolas" w:cs="Times New Roman"/>
+          <w:color w:val="CCCCCC"/>
+          <w:sz w:val="21"/>
+          <w:szCs w:val="21"/>
+          <w:lang w:eastAsia="en-IN"/>
+        </w:rPr>
+        <w:t>();</w:t>
+      </w:r>
+    </w:p>
+    <w:p>
+      <w:pPr>
+        <w:shd w:val="clear" w:color="auto" w:fill="1F1F1F"/>
+        <w:spacing w:after="0" w:line="285" w:lineRule="atLeast"/>
+        <w:rPr>
+          <w:rFonts w:ascii="Consolas" w:eastAsia="Times New Roman" w:hAnsi="Consolas" w:cs="Times New Roman"/>
+          <w:color w:val="CCCCCC"/>
+          <w:sz w:val="21"/>
+          <w:szCs w:val="21"/>
+          <w:lang w:eastAsia="en-IN"/>
+        </w:rPr>
+      </w:pPr>
+      <w:r>
+        <w:rPr>
+          <w:rFonts w:ascii="Consolas" w:eastAsia="Times New Roman" w:hAnsi="Consolas" w:cs="Times New Roman"/>
+          <w:color w:val="CCCCCC"/>
+          <w:sz w:val="21"/>
+          <w:szCs w:val="21"/>
+          <w:lang w:eastAsia="en-IN"/>
+        </w:rPr>
+        <w:t xml:space="preserve">        </w:t>
+      </w:r>
+      <w:r>
+        <w:rPr>
+          <w:rFonts w:ascii="Consolas" w:eastAsia="Times New Roman" w:hAnsi="Consolas" w:cs="Times New Roman"/>
+          <w:color w:val="9CDCFE"/>
+          <w:sz w:val="21"/>
+          <w:szCs w:val="21"/>
+          <w:lang w:eastAsia="en-IN"/>
+        </w:rPr>
+        <w:t>console</w:t>
+      </w:r>
+      <w:r>
+        <w:rPr>
+          <w:rFonts w:ascii="Consolas" w:eastAsia="Times New Roman" w:hAnsi="Consolas" w:cs="Times New Roman"/>
+          <w:color w:val="CCCCCC"/>
+          <w:sz w:val="21"/>
+          <w:szCs w:val="21"/>
+          <w:lang w:eastAsia="en-IN"/>
+        </w:rPr>
+        <w:t>.</w:t>
+      </w:r>
+      <w:r>
+        <w:rPr>
+          <w:rFonts w:ascii="Consolas" w:eastAsia="Times New Roman" w:hAnsi="Consolas" w:cs="Times New Roman"/>
+          <w:color w:val="DCDCAA"/>
+          <w:sz w:val="21"/>
+          <w:szCs w:val="21"/>
+          <w:lang w:eastAsia="en-IN"/>
+        </w:rPr>
+        <w:t>log</w:t>
+      </w:r>
+      <w:r>
+        <w:rPr>
+          <w:rFonts w:ascii="Consolas" w:eastAsia="Times New Roman" w:hAnsi="Consolas" w:cs="Times New Roman"/>
+          <w:color w:val="CCCCCC"/>
+          <w:sz w:val="21"/>
+          <w:szCs w:val="21"/>
+          <w:lang w:eastAsia="en-IN"/>
+        </w:rPr>
+        <w:t>(</w:t>
+      </w:r>
+      <w:r>
+        <w:rPr>
+          <w:rFonts w:ascii="Consolas" w:eastAsia="Times New Roman" w:hAnsi="Consolas" w:cs="Times New Roman"/>
+          <w:color w:val="CE9178"/>
+          <w:sz w:val="21"/>
+          <w:szCs w:val="21"/>
+          <w:lang w:eastAsia="en-IN"/>
+        </w:rPr>
+        <w:t>"User Name:"</w:t>
+      </w:r>
+      <w:r>
+        <w:rPr>
+          <w:rFonts w:ascii="Consolas" w:eastAsia="Times New Roman" w:hAnsi="Consolas" w:cs="Times New Roman"/>
+          <w:color w:val="CCCCCC"/>
+          <w:sz w:val="21"/>
+          <w:szCs w:val="21"/>
+          <w:lang w:eastAsia="en-IN"/>
+        </w:rPr>
+        <w:t xml:space="preserve">, </w:t>
+      </w:r>
+      <w:r>
+        <w:rPr>
+          <w:rFonts w:ascii="Consolas" w:eastAsia="Times New Roman" w:hAnsi="Consolas" w:cs="Times New Roman"/>
+          <w:color w:val="4FC1FF"/>
+          <w:sz w:val="21"/>
+          <w:szCs w:val="21"/>
+          <w:lang w:eastAsia="en-IN"/>
+        </w:rPr>
+        <w:t>user</w:t>
+      </w:r>
+      <w:r>
+        <w:rPr>
+          <w:rFonts w:ascii="Consolas" w:eastAsia="Times New Roman" w:hAnsi="Consolas" w:cs="Times New Roman"/>
+          <w:color w:val="CCCCCC"/>
+          <w:sz w:val="21"/>
+          <w:szCs w:val="21"/>
+          <w:lang w:eastAsia="en-IN"/>
+        </w:rPr>
+        <w:t>.</w:t>
+      </w:r>
+      <w:r>
+        <w:rPr>
+          <w:rFonts w:ascii="Consolas" w:eastAsia="Times New Roman" w:hAnsi="Consolas" w:cs="Times New Roman"/>
+          <w:color w:val="9CDCFE"/>
+          <w:sz w:val="21"/>
+          <w:szCs w:val="21"/>
+          <w:lang w:eastAsia="en-IN"/>
+        </w:rPr>
+        <w:t>name</w:t>
+      </w:r>
+      <w:r>
+        <w:rPr>
+          <w:rFonts w:ascii="Consolas" w:eastAsia="Times New Roman" w:hAnsi="Consolas" w:cs="Times New Roman"/>
+          <w:color w:val="CCCCCC"/>
+          <w:sz w:val="21"/>
+          <w:szCs w:val="21"/>
+          <w:lang w:eastAsia="en-IN"/>
+        </w:rPr>
+        <w:t>);</w:t>
+      </w:r>
+    </w:p>
+    <w:p>
+      <w:pPr>
+        <w:shd w:val="clear" w:color="auto" w:fill="1F1F1F"/>
+        <w:spacing w:after="0" w:line="285" w:lineRule="atLeast"/>
+        <w:rPr>
+          <w:rFonts w:ascii="Consolas" w:eastAsia="Times New Roman" w:hAnsi="Consolas" w:cs="Times New Roman"/>
+          <w:color w:val="CCCCCC"/>
+          <w:sz w:val="21"/>
+          <w:szCs w:val="21"/>
+          <w:lang w:eastAsia="en-IN"/>
+        </w:rPr>
+      </w:pPr>
+      <w:r>
+        <w:rPr>
+          <w:rFonts w:ascii="Consolas" w:eastAsia="Times New Roman" w:hAnsi="Consolas" w:cs="Times New Roman"/>
+          <w:color w:val="CCCCCC"/>
+          <w:sz w:val="21"/>
+          <w:szCs w:val="21"/>
+          <w:lang w:eastAsia="en-IN"/>
+        </w:rPr>
+        <w:t xml:space="preserve">    } </w:t>
+      </w:r>
+      <w:r>
+        <w:rPr>
+          <w:rFonts w:ascii="Consolas" w:eastAsia="Times New Roman" w:hAnsi="Consolas" w:cs="Times New Roman"/>
+          <w:color w:val="C586C0"/>
+          <w:sz w:val="21"/>
+          <w:szCs w:val="21"/>
+          <w:lang w:eastAsia="en-IN"/>
+        </w:rPr>
+        <w:t>catch</w:t>
+      </w:r>
+      <w:r>
+        <w:rPr>
+          <w:rFonts w:ascii="Consolas" w:eastAsia="Times New Roman" w:hAnsi="Consolas" w:cs="Times New Roman"/>
+          <w:color w:val="CCCCCC"/>
+          <w:sz w:val="21"/>
+          <w:szCs w:val="21"/>
+          <w:lang w:eastAsia="en-IN"/>
+        </w:rPr>
+        <w:t xml:space="preserve"> (</w:t>
+      </w:r>
+      <w:r>
+        <w:rPr>
+          <w:rFonts w:ascii="Consolas" w:eastAsia="Times New Roman" w:hAnsi="Consolas" w:cs="Times New Roman"/>
+          <w:color w:val="9CDCFE"/>
+          <w:sz w:val="21"/>
+          <w:szCs w:val="21"/>
+          <w:lang w:eastAsia="en-IN"/>
+        </w:rPr>
+        <w:t>error</w:t>
+      </w:r>
+      <w:r>
+        <w:rPr>
+          <w:rFonts w:ascii="Consolas" w:eastAsia="Times New Roman" w:hAnsi="Consolas" w:cs="Times New Roman"/>
+          <w:color w:val="CCCCCC"/>
+          <w:sz w:val="21"/>
+          <w:szCs w:val="21"/>
+          <w:lang w:eastAsia="en-IN"/>
+        </w:rPr>
+        <w:t>) {</w:t>
+      </w:r>
+    </w:p>
+    <w:p>
+      <w:pPr>
+        <w:shd w:val="clear" w:color="auto" w:fill="1F1F1F"/>
+        <w:spacing w:after="0" w:line="285" w:lineRule="atLeast"/>
+        <w:rPr>
+          <w:rFonts w:ascii="Consolas" w:eastAsia="Times New Roman" w:hAnsi="Consolas" w:cs="Times New Roman"/>
+          <w:color w:val="CCCCCC"/>
+          <w:sz w:val="21"/>
+          <w:szCs w:val="21"/>
+          <w:lang w:eastAsia="en-IN"/>
+        </w:rPr>
+      </w:pPr>
+      <w:r>
+        <w:rPr>
+          <w:rFonts w:ascii="Consolas" w:eastAsia="Times New Roman" w:hAnsi="Consolas" w:cs="Times New Roman"/>
+          <w:color w:val="CCCCCC"/>
+          <w:sz w:val="21"/>
+          <w:szCs w:val="21"/>
+          <w:lang w:eastAsia="en-IN"/>
+        </w:rPr>
+        <w:t xml:space="preserve">        </w:t>
+      </w:r>
+      <w:r>
+        <w:rPr>
+          <w:rFonts w:ascii="Consolas" w:eastAsia="Times New Roman" w:hAnsi="Consolas" w:cs="Times New Roman"/>
+          <w:color w:val="9CDCFE"/>
+          <w:sz w:val="21"/>
+          <w:szCs w:val="21"/>
+          <w:lang w:eastAsia="en-IN"/>
+        </w:rPr>
+        <w:t>console</w:t>
+      </w:r>
+      <w:r>
+        <w:rPr>
+          <w:rFonts w:ascii="Consolas" w:eastAsia="Times New Roman" w:hAnsi="Consolas" w:cs="Times New Roman"/>
+          <w:color w:val="CCCCCC"/>
+          <w:sz w:val="21"/>
+          <w:szCs w:val="21"/>
+          <w:lang w:eastAsia="en-IN"/>
+        </w:rPr>
+        <w:t>.</w:t>
+      </w:r>
+      <w:r>
+        <w:rPr>
+          <w:rFonts w:ascii="Consolas" w:eastAsia="Times New Roman" w:hAnsi="Consolas" w:cs="Times New Roman"/>
+          <w:color w:val="DCDCAA"/>
+          <w:sz w:val="21"/>
+          <w:szCs w:val="21"/>
+          <w:lang w:eastAsia="en-IN"/>
+        </w:rPr>
+        <w:t>error</w:t>
+      </w:r>
+      <w:r>
+        <w:rPr>
+          <w:rFonts w:ascii="Consolas" w:eastAsia="Times New Roman" w:hAnsi="Consolas" w:cs="Times New Roman"/>
+          <w:color w:val="CCCCCC"/>
+          <w:sz w:val="21"/>
+          <w:szCs w:val="21"/>
+          <w:lang w:eastAsia="en-IN"/>
+        </w:rPr>
+        <w:t>(</w:t>
+      </w:r>
+      <w:r>
+        <w:rPr>
+          <w:rFonts w:ascii="Consolas" w:eastAsia="Times New Roman" w:hAnsi="Consolas" w:cs="Times New Roman"/>
+          <w:color w:val="CE9178"/>
+          <w:sz w:val="21"/>
+          <w:szCs w:val="21"/>
+          <w:lang w:eastAsia="en-IN"/>
+        </w:rPr>
+        <w:t>"Error fetching user:"</w:t>
+      </w:r>
+      <w:r>
+        <w:rPr>
+          <w:rFonts w:ascii="Consolas" w:eastAsia="Times New Roman" w:hAnsi="Consolas" w:cs="Times New Roman"/>
+          <w:color w:val="CCCCCC"/>
+          <w:sz w:val="21"/>
+          <w:szCs w:val="21"/>
+          <w:lang w:eastAsia="en-IN"/>
+        </w:rPr>
+        <w:t xml:space="preserve">, </w:t>
+      </w:r>
+      <w:r>
+        <w:rPr>
+          <w:rFonts w:ascii="Consolas" w:eastAsia="Times New Roman" w:hAnsi="Consolas" w:cs="Times New Roman"/>
+          <w:color w:val="9CDCFE"/>
+          <w:sz w:val="21"/>
+          <w:szCs w:val="21"/>
+          <w:lang w:eastAsia="en-IN"/>
+        </w:rPr>
+        <w:t>error</w:t>
+      </w:r>
+      <w:r>
+        <w:rPr>
+          <w:rFonts w:ascii="Consolas" w:eastAsia="Times New Roman" w:hAnsi="Consolas" w:cs="Times New Roman"/>
+          <w:color w:val="CCCCCC"/>
+          <w:sz w:val="21"/>
+          <w:szCs w:val="21"/>
+          <w:lang w:eastAsia="en-IN"/>
+        </w:rPr>
+        <w:t>.</w:t>
+      </w:r>
+      <w:r>
+        <w:rPr>
+          <w:rFonts w:ascii="Consolas" w:eastAsia="Times New Roman" w:hAnsi="Consolas" w:cs="Times New Roman"/>
+          <w:color w:val="9CDCFE"/>
+          <w:sz w:val="21"/>
+          <w:szCs w:val="21"/>
+          <w:lang w:eastAsia="en-IN"/>
+        </w:rPr>
+        <w:t>message</w:t>
+      </w:r>
+      <w:r>
+        <w:rPr>
+          <w:rFonts w:ascii="Consolas" w:eastAsia="Times New Roman" w:hAnsi="Consolas" w:cs="Times New Roman"/>
+          <w:color w:val="CCCCCC"/>
+          <w:sz w:val="21"/>
+          <w:szCs w:val="21"/>
+          <w:lang w:eastAsia="en-IN"/>
+        </w:rPr>
+        <w:t>);</w:t>
+      </w:r>
+    </w:p>
+    <w:p>
+      <w:pPr>
+        <w:shd w:val="clear" w:color="auto" w:fill="1F1F1F"/>
+        <w:spacing w:after="0" w:line="285" w:lineRule="atLeast"/>
+        <w:rPr>
+          <w:rFonts w:ascii="Consolas" w:eastAsia="Times New Roman" w:hAnsi="Consolas" w:cs="Times New Roman"/>
+          <w:color w:val="CCCCCC"/>
+          <w:sz w:val="21"/>
+          <w:szCs w:val="21"/>
+          <w:lang w:eastAsia="en-IN"/>
+        </w:rPr>
+      </w:pPr>
+      <w:r>
+        <w:rPr>
+          <w:rFonts w:ascii="Consolas" w:eastAsia="Times New Roman" w:hAnsi="Consolas" w:cs="Times New Roman"/>
+          <w:color w:val="CCCCCC"/>
+          <w:sz w:val="21"/>
+          <w:szCs w:val="21"/>
+          <w:lang w:eastAsia="en-IN"/>
+        </w:rPr>
+        <w:t>    }</w:t>
+      </w:r>
+    </w:p>
+    <w:p>
+      <w:pPr>
+        <w:shd w:val="clear" w:color="auto" w:fill="1F1F1F"/>
+        <w:spacing w:after="0" w:line="285" w:lineRule="atLeast"/>
+        <w:rPr>
+          <w:rFonts w:ascii="Consolas" w:eastAsia="Times New Roman" w:hAnsi="Consolas" w:cs="Times New Roman"/>
+          <w:color w:val="CCCCCC"/>
+          <w:sz w:val="21"/>
+          <w:szCs w:val="21"/>
+          <w:lang w:eastAsia="en-IN"/>
+        </w:rPr>
+      </w:pPr>
+      <w:r>
+        <w:rPr>
+          <w:rFonts w:ascii="Consolas" w:eastAsia="Times New Roman" w:hAnsi="Consolas" w:cs="Times New Roman"/>
+          <w:color w:val="CCCCCC"/>
+          <w:sz w:val="21"/>
+          <w:szCs w:val="21"/>
+          <w:lang w:eastAsia="en-IN"/>
+        </w:rPr>
+        <w:t>}</w:t>
+      </w:r>
+    </w:p>
+    <w:p>
+      <w:pPr>
+        <w:shd w:val="clear" w:color="auto" w:fill="1F1F1F"/>
+        <w:spacing w:after="0" w:line="285" w:lineRule="atLeast"/>
+        <w:rPr>
+          <w:rFonts w:ascii="Consolas" w:eastAsia="Times New Roman" w:hAnsi="Consolas" w:cs="Times New Roman"/>
+          <w:color w:val="CCCCCC"/>
+          <w:sz w:val="21"/>
+          <w:szCs w:val="21"/>
+          <w:lang w:eastAsia="en-IN"/>
+        </w:rPr>
+      </w:pPr>
+    </w:p>
+    <w:p>
+      <w:pPr>
+        <w:shd w:val="clear" w:color="auto" w:fill="1F1F1F"/>
+        <w:spacing w:after="0" w:line="285" w:lineRule="atLeast"/>
+        <w:rPr>
+          <w:rFonts w:ascii="Consolas" w:eastAsia="Times New Roman" w:hAnsi="Consolas" w:cs="Times New Roman"/>
+          <w:color w:val="CCCCCC"/>
+          <w:sz w:val="21"/>
+          <w:szCs w:val="21"/>
+          <w:lang w:eastAsia="en-IN"/>
+        </w:rPr>
+      </w:pPr>
+      <w:r>
+        <w:rPr>
+          <w:rFonts w:ascii="Consolas" w:eastAsia="Times New Roman" w:hAnsi="Consolas" w:cs="Times New Roman"/>
+          <w:color w:val="DCDCAA"/>
+          <w:sz w:val="21"/>
+          <w:szCs w:val="21"/>
+          <w:lang w:eastAsia="en-IN"/>
+        </w:rPr>
+        <w:t>getUser</w:t>
+      </w:r>
+      <w:r>
+        <w:rPr>
+          <w:rFonts w:ascii="Consolas" w:eastAsia="Times New Roman" w:hAnsi="Consolas" w:cs="Times New Roman"/>
+          <w:color w:val="CCCCCC"/>
+          <w:sz w:val="21"/>
+          <w:szCs w:val="21"/>
+          <w:lang w:eastAsia="en-IN"/>
+        </w:rPr>
+        <w:t>();</w:t>
+      </w:r>
+    </w:p>
+    <w:p>
+      <w:pPr>
+        <w:shd w:val="clear" w:color="auto" w:fill="1F1F1F"/>
+        <w:spacing w:after="0" w:line="285" w:lineRule="atLeast"/>
+        <w:rPr>
+          <w:rFonts w:ascii="Consolas" w:eastAsia="Times New Roman" w:hAnsi="Consolas" w:cs="Times New Roman"/>
+          <w:color w:val="CCCCCC"/>
+          <w:sz w:val="21"/>
+          <w:szCs w:val="21"/>
+          <w:lang w:eastAsia="en-IN"/>
+        </w:rPr>
+      </w:pPr>
     </w:p>
     <w:p>
       <w:pPr>
@@ -12514,6 +14804,489 @@
           <w:tab w:val="left" w:pos="1995"/>
         </w:tabs>
         <w:rPr>
+          <w:lang w:val="en-GB"/>
+        </w:rPr>
+      </w:pPr>
+    </w:p>
+    <w:p>
+      <w:pPr>
+        <w:tabs>
+          <w:tab w:val="left" w:pos="1995"/>
+        </w:tabs>
+        <w:rPr>
+          <w:b/>
+          <w:sz w:val="36"/>
+          <w:szCs w:val="36"/>
+          <w:lang w:val="en-GB"/>
+        </w:rPr>
+      </w:pPr>
+      <w:r>
+        <w:rPr>
+          <w:b/>
+          <w:sz w:val="36"/>
+          <w:szCs w:val="36"/>
+          <w:lang w:val="en-GB"/>
+        </w:rPr>
+        <w:t>classes in java script :</w:t>
+      </w:r>
+    </w:p>
+    <w:p>
+      <w:pPr>
+        <w:shd w:val="clear" w:color="auto" w:fill="1F1F1F"/>
+        <w:spacing w:after="0" w:line="285" w:lineRule="atLeast"/>
+        <w:rPr>
+          <w:rFonts w:ascii="Consolas" w:eastAsia="Times New Roman" w:hAnsi="Consolas" w:cs="Times New Roman"/>
+          <w:color w:val="CCCCCC"/>
+          <w:sz w:val="21"/>
+          <w:szCs w:val="21"/>
+          <w:lang w:eastAsia="en-IN"/>
+        </w:rPr>
+      </w:pPr>
+      <w:r>
+        <w:rPr>
+          <w:rFonts w:ascii="Consolas" w:eastAsia="Times New Roman" w:hAnsi="Consolas" w:cs="Times New Roman"/>
+          <w:color w:val="6A9955"/>
+          <w:sz w:val="21"/>
+          <w:szCs w:val="21"/>
+          <w:lang w:eastAsia="en-IN"/>
+        </w:rPr>
+        <w:t>class--&gt;class is a special type of  function which maintain the group the ralative members</w:t>
+      </w:r>
+    </w:p>
+    <w:p>
+      <w:pPr>
+        <w:tabs>
+          <w:tab w:val="left" w:pos="1995"/>
+        </w:tabs>
+        <w:rPr>
+          <w:sz w:val="20"/>
+          <w:szCs w:val="36"/>
+          <w:lang w:val="en-GB"/>
+        </w:rPr>
+      </w:pPr>
+    </w:p>
+    <w:p>
+      <w:pPr>
+        <w:tabs>
+          <w:tab w:val="left" w:pos="1995"/>
+        </w:tabs>
+        <w:rPr>
+          <w:sz w:val="20"/>
+          <w:szCs w:val="36"/>
+          <w:lang w:val="en-GB"/>
+        </w:rPr>
+      </w:pPr>
+      <w:r>
+        <w:rPr>
+          <w:sz w:val="20"/>
+          <w:szCs w:val="36"/>
+          <w:lang w:val="en-GB"/>
+        </w:rPr>
+        <w:t>here few of important memers are</w:t>
+      </w:r>
+    </w:p>
+    <w:p>
+      <w:pPr>
+        <w:tabs>
+          <w:tab w:val="left" w:pos="1995"/>
+        </w:tabs>
+        <w:rPr>
+          <w:sz w:val="20"/>
+          <w:szCs w:val="36"/>
+          <w:lang w:val="en-GB"/>
+        </w:rPr>
+      </w:pPr>
+      <w:r>
+        <w:rPr>
+          <w:sz w:val="20"/>
+          <w:szCs w:val="36"/>
+          <w:lang w:val="en-GB"/>
+        </w:rPr>
+        <w:t>1.constructor</w:t>
+      </w:r>
+    </w:p>
+    <w:p>
+      <w:pPr>
+        <w:tabs>
+          <w:tab w:val="left" w:pos="1995"/>
+        </w:tabs>
+        <w:rPr>
+          <w:sz w:val="20"/>
+          <w:szCs w:val="36"/>
+          <w:lang w:val="en-GB"/>
+        </w:rPr>
+      </w:pPr>
+      <w:r>
+        <w:rPr>
+          <w:sz w:val="20"/>
+          <w:szCs w:val="36"/>
+          <w:lang w:val="en-GB"/>
+        </w:rPr>
+        <w:t>2. properties</w:t>
+      </w:r>
+    </w:p>
+    <w:p>
+      <w:pPr>
+        <w:tabs>
+          <w:tab w:val="left" w:pos="1995"/>
+        </w:tabs>
+        <w:rPr>
+          <w:sz w:val="20"/>
+          <w:szCs w:val="36"/>
+          <w:lang w:val="en-GB"/>
+        </w:rPr>
+      </w:pPr>
+      <w:r>
+        <w:rPr>
+          <w:sz w:val="20"/>
+          <w:szCs w:val="36"/>
+          <w:lang w:val="en-GB"/>
+        </w:rPr>
+        <w:t>3.methods</w:t>
+      </w:r>
+    </w:p>
+    <w:p>
+      <w:pPr>
+        <w:tabs>
+          <w:tab w:val="left" w:pos="1995"/>
+        </w:tabs>
+        <w:rPr>
+          <w:sz w:val="20"/>
+          <w:szCs w:val="36"/>
+          <w:lang w:val="en-GB"/>
+        </w:rPr>
+      </w:pPr>
+      <w:r>
+        <w:rPr>
+          <w:b/>
+          <w:sz w:val="20"/>
+          <w:szCs w:val="36"/>
+          <w:lang w:val="en-GB"/>
+        </w:rPr>
+        <w:t>Syntax:</w:t>
+      </w:r>
+    </w:p>
+    <w:p>
+      <w:pPr>
+        <w:tabs>
+          <w:tab w:val="left" w:pos="1995"/>
+        </w:tabs>
+        <w:rPr>
+          <w:sz w:val="20"/>
+          <w:szCs w:val="36"/>
+          <w:lang w:val="en-GB"/>
+        </w:rPr>
+      </w:pPr>
+      <w:r>
+        <w:rPr>
+          <w:sz w:val="20"/>
+          <w:szCs w:val="36"/>
+          <w:lang w:val="en-GB"/>
+        </w:rPr>
+        <w:t>Class classname{</w:t>
+      </w:r>
+    </w:p>
+    <w:p>
+      <w:pPr>
+        <w:tabs>
+          <w:tab w:val="left" w:pos="1995"/>
+        </w:tabs>
+        <w:rPr>
+          <w:sz w:val="20"/>
+          <w:szCs w:val="36"/>
+          <w:lang w:val="en-GB"/>
+        </w:rPr>
+      </w:pPr>
+      <w:r>
+        <w:rPr>
+          <w:sz w:val="20"/>
+          <w:szCs w:val="36"/>
+          <w:lang w:val="en-GB"/>
+        </w:rPr>
+        <w:t>//constructor-</w:t>
+      </w:r>
+      <w:r>
+        <w:rPr>
+          <w:sz w:val="20"/>
+          <w:szCs w:val="36"/>
+          <w:lang w:val="en-GB"/>
+        </w:rPr>
+        <w:sym w:font="Wingdings" w:char="F0E0"/>
+      </w:r>
+      <w:r>
+        <w:rPr>
+          <w:sz w:val="20"/>
+          <w:szCs w:val="36"/>
+          <w:lang w:val="en-GB"/>
+        </w:rPr>
+        <w:t>member</w:t>
+      </w:r>
+    </w:p>
+    <w:p>
+      <w:pPr>
+        <w:tabs>
+          <w:tab w:val="left" w:pos="1995"/>
+        </w:tabs>
+        <w:rPr>
+          <w:sz w:val="20"/>
+          <w:szCs w:val="36"/>
+          <w:lang w:val="en-GB"/>
+        </w:rPr>
+      </w:pPr>
+      <w:r>
+        <w:rPr>
+          <w:sz w:val="20"/>
+          <w:szCs w:val="36"/>
+          <w:lang w:val="en-GB"/>
+        </w:rPr>
+        <w:t>Constructor(){</w:t>
+      </w:r>
+    </w:p>
+    <w:p>
+      <w:pPr>
+        <w:tabs>
+          <w:tab w:val="left" w:pos="1995"/>
+        </w:tabs>
+        <w:rPr>
+          <w:sz w:val="20"/>
+          <w:szCs w:val="36"/>
+          <w:lang w:val="en-GB"/>
+        </w:rPr>
+      </w:pPr>
+      <w:r>
+        <w:rPr>
+          <w:sz w:val="20"/>
+          <w:szCs w:val="36"/>
+          <w:lang w:val="en-GB"/>
+        </w:rPr>
+        <w:t>}</w:t>
+      </w:r>
+    </w:p>
+    <w:p>
+      <w:pPr>
+        <w:tabs>
+          <w:tab w:val="left" w:pos="1995"/>
+        </w:tabs>
+        <w:rPr>
+          <w:sz w:val="20"/>
+          <w:szCs w:val="36"/>
+          <w:lang w:val="en-GB"/>
+        </w:rPr>
+      </w:pPr>
+      <w:r>
+        <w:rPr>
+          <w:sz w:val="20"/>
+          <w:szCs w:val="36"/>
+          <w:lang w:val="en-GB"/>
+        </w:rPr>
+        <w:t>//properties</w:t>
+      </w:r>
+    </w:p>
+    <w:p>
+      <w:pPr>
+        <w:tabs>
+          <w:tab w:val="left" w:pos="1995"/>
+        </w:tabs>
+        <w:rPr>
+          <w:sz w:val="20"/>
+          <w:szCs w:val="36"/>
+          <w:lang w:val="en-GB"/>
+        </w:rPr>
+      </w:pPr>
+      <w:r>
+        <w:rPr>
+          <w:sz w:val="20"/>
+          <w:szCs w:val="36"/>
+          <w:lang w:val="en-GB"/>
+        </w:rPr>
+        <w:t>//methods</w:t>
+      </w:r>
+    </w:p>
+    <w:p>
+      <w:pPr>
+        <w:tabs>
+          <w:tab w:val="left" w:pos="1995"/>
+        </w:tabs>
+        <w:rPr>
+          <w:sz w:val="20"/>
+          <w:szCs w:val="36"/>
+          <w:lang w:val="en-GB"/>
+        </w:rPr>
+      </w:pPr>
+      <w:r>
+        <w:rPr>
+          <w:sz w:val="20"/>
+          <w:szCs w:val="36"/>
+          <w:lang w:val="en-GB"/>
+        </w:rPr>
+        <w:t>}</w:t>
+      </w:r>
+    </w:p>
+    <w:p>
+      <w:pPr>
+        <w:tabs>
+          <w:tab w:val="left" w:pos="1995"/>
+        </w:tabs>
+        <w:rPr>
+          <w:b/>
+          <w:sz w:val="20"/>
+          <w:szCs w:val="36"/>
+          <w:lang w:val="en-GB"/>
+        </w:rPr>
+      </w:pPr>
+      <w:r>
+        <w:rPr>
+          <w:b/>
+          <w:sz w:val="20"/>
+          <w:szCs w:val="36"/>
+          <w:lang w:val="en-GB"/>
+        </w:rPr>
+        <w:t>Note:</w:t>
+      </w:r>
+      <w:r>
+        <w:rPr>
+          <w:b/>
+        </w:rPr>
+        <w:t xml:space="preserve"> </w:t>
+      </w:r>
+      <w:r>
+        <w:rPr>
+          <w:b/>
+          <w:sz w:val="20"/>
+          <w:szCs w:val="36"/>
+          <w:lang w:val="en-GB"/>
+        </w:rPr>
+        <w:t>A class may only have one constructor</w:t>
+      </w:r>
+    </w:p>
+    <w:p>
+      <w:pPr>
+        <w:tabs>
+          <w:tab w:val="left" w:pos="1995"/>
+        </w:tabs>
+        <w:rPr>
+          <w:b/>
+          <w:sz w:val="20"/>
+          <w:szCs w:val="36"/>
+          <w:lang w:val="en-GB"/>
+        </w:rPr>
+      </w:pPr>
+      <w:r>
+        <w:rPr>
+          <w:b/>
+          <w:sz w:val="20"/>
+          <w:szCs w:val="36"/>
+          <w:lang w:val="en-GB"/>
+        </w:rPr>
+        <w:t>-&gt;in constructor also we pass parameters and arguments.</w:t>
+      </w:r>
+    </w:p>
+    <w:p>
+      <w:pPr>
+        <w:spacing w:before="100" w:beforeAutospacing="1" w:after="100" w:afterAutospacing="1" w:line="240" w:lineRule="auto"/>
+        <w:rPr>
+          <w:rFonts w:ascii="Times New Roman" w:eastAsia="Times New Roman" w:hAnsi="Times New Roman" w:cs="Times New Roman"/>
+          <w:sz w:val="24"/>
+          <w:szCs w:val="24"/>
+          <w:lang w:eastAsia="en-IN"/>
+        </w:rPr>
+      </w:pPr>
+      <w:r>
+        <w:rPr>
+          <w:rFonts w:ascii="Times New Roman" w:eastAsia="Times New Roman" w:hAnsi="Symbol" w:cs="Times New Roman"/>
+          <w:sz w:val="24"/>
+          <w:szCs w:val="24"/>
+          <w:lang w:eastAsia="en-IN"/>
+        </w:rPr>
+        <w:t></w:t>
+      </w:r>
+      <w:r>
+        <w:rPr>
+          <w:rFonts w:ascii="Times New Roman" w:eastAsia="Times New Roman" w:hAnsi="Times New Roman" w:cs="Times New Roman"/>
+          <w:sz w:val="24"/>
+          <w:szCs w:val="24"/>
+          <w:lang w:eastAsia="en-IN"/>
+        </w:rPr>
+        <w:t xml:space="preserve">  </w:t>
+      </w:r>
+      <w:r>
+        <w:rPr>
+          <w:rFonts w:ascii="Courier New" w:eastAsia="Times New Roman" w:hAnsi="Courier New" w:cs="Courier New"/>
+          <w:b/>
+          <w:bCs/>
+          <w:sz w:val="20"/>
+          <w:szCs w:val="20"/>
+          <w:lang w:eastAsia="en-IN"/>
+        </w:rPr>
+        <w:t>get</w:t>
+      </w:r>
+      <w:r>
+        <w:rPr>
+          <w:rFonts w:ascii="Times New Roman" w:eastAsia="Times New Roman" w:hAnsi="Times New Roman" w:cs="Times New Roman"/>
+          <w:sz w:val="24"/>
+          <w:szCs w:val="24"/>
+          <w:lang w:eastAsia="en-IN"/>
+        </w:rPr>
+        <w:t xml:space="preserve"> → Allows you to access a property like it's a variable, but it actually runs a function in the background.</w:t>
+      </w:r>
+    </w:p>
+    <w:p>
+      <w:pPr>
+        <w:spacing w:before="100" w:beforeAutospacing="1" w:after="100" w:afterAutospacing="1" w:line="240" w:lineRule="auto"/>
+        <w:rPr>
+          <w:rFonts w:ascii="Times New Roman" w:eastAsia="Times New Roman" w:hAnsi="Times New Roman" w:cs="Times New Roman"/>
+          <w:sz w:val="24"/>
+          <w:szCs w:val="24"/>
+          <w:lang w:eastAsia="en-IN"/>
+        </w:rPr>
+      </w:pPr>
+      <w:r>
+        <w:rPr>
+          <w:rFonts w:ascii="Times New Roman" w:eastAsia="Times New Roman" w:hAnsi="Symbol" w:cs="Times New Roman"/>
+          <w:sz w:val="24"/>
+          <w:szCs w:val="24"/>
+          <w:lang w:eastAsia="en-IN"/>
+        </w:rPr>
+        <w:t></w:t>
+      </w:r>
+      <w:r>
+        <w:rPr>
+          <w:rFonts w:ascii="Times New Roman" w:eastAsia="Times New Roman" w:hAnsi="Times New Roman" w:cs="Times New Roman"/>
+          <w:sz w:val="24"/>
+          <w:szCs w:val="24"/>
+          <w:lang w:eastAsia="en-IN"/>
+        </w:rPr>
+        <w:t xml:space="preserve">  </w:t>
+      </w:r>
+      <w:r>
+        <w:rPr>
+          <w:rFonts w:ascii="Courier New" w:eastAsia="Times New Roman" w:hAnsi="Courier New" w:cs="Courier New"/>
+          <w:b/>
+          <w:bCs/>
+          <w:sz w:val="20"/>
+          <w:szCs w:val="20"/>
+          <w:lang w:eastAsia="en-IN"/>
+        </w:rPr>
+        <w:t>set</w:t>
+      </w:r>
+      <w:r>
+        <w:rPr>
+          <w:rFonts w:ascii="Times New Roman" w:eastAsia="Times New Roman" w:hAnsi="Times New Roman" w:cs="Times New Roman"/>
+          <w:sz w:val="24"/>
+          <w:szCs w:val="24"/>
+          <w:lang w:eastAsia="en-IN"/>
+        </w:rPr>
+        <w:t xml:space="preserve"> → Allows you to set the value of a property while running extra code (like validation) behind the scenes</w:t>
+      </w:r>
+    </w:p>
+    <w:p>
+      <w:pPr>
+        <w:tabs>
+          <w:tab w:val="left" w:pos="1995"/>
+        </w:tabs>
+        <w:rPr>
+          <w:sz w:val="20"/>
+          <w:szCs w:val="36"/>
           <w:lang w:val="en-GB"/>
         </w:rPr>
       </w:pPr>
@@ -13362,6 +16135,7 @@
   <w:style w:type="character" w:default="1" w:styleId="DefaultParagraphFont">
     <w:name w:val="Default Paragraph Font"/>
     <w:uiPriority w:val="1"/>
+    <w:semiHidden/>
     <w:unhideWhenUsed/>
   </w:style>
   <w:style w:type="table" w:default="1" w:styleId="TableNormal">
@@ -13764,7 +16538,7 @@
 </file>
 
 <file path=customXml/itemProps1.xml><?xml version="1.0" encoding="utf-8"?>
-<ds:datastoreItem xmlns:ds="http://schemas.openxmlformats.org/officeDocument/2006/customXml" ds:itemID="{68440E23-4DE3-4F75-A2A9-615F636165AD}">
+<ds:datastoreItem xmlns:ds="http://schemas.openxmlformats.org/officeDocument/2006/customXml" ds:itemID="{297CFFCD-3C79-4234-83A3-E1933B1133FB}">
   <ds:schemaRefs>
     <ds:schemaRef ds:uri="http://schemas.openxmlformats.org/officeDocument/2006/bibliography"/>
   </ds:schemaRefs>

--- a/note.docx
+++ b/note.docx
@@ -15281,6 +15281,65 @@
     </w:p>
     <w:p>
       <w:pPr>
+        <w:spacing w:before="100" w:beforeAutospacing="1" w:after="100" w:afterAutospacing="1" w:line="240" w:lineRule="auto"/>
+        <w:rPr>
+          <w:rFonts w:ascii="Times New Roman" w:eastAsia="Times New Roman" w:hAnsi="Times New Roman" w:cs="Times New Roman"/>
+          <w:sz w:val="24"/>
+          <w:szCs w:val="24"/>
+          <w:lang w:eastAsia="en-IN"/>
+        </w:rPr>
+      </w:pPr>
+    </w:p>
+    <w:p>
+      <w:pPr>
+        <w:spacing w:before="100" w:beforeAutospacing="1" w:after="100" w:afterAutospacing="1" w:line="240" w:lineRule="auto"/>
+        <w:rPr>
+          <w:rFonts w:ascii="Times New Roman" w:eastAsia="Times New Roman" w:hAnsi="Times New Roman" w:cs="Times New Roman"/>
+          <w:b/>
+          <w:sz w:val="28"/>
+          <w:szCs w:val="24"/>
+          <w:lang w:eastAsia="en-IN"/>
+        </w:rPr>
+      </w:pPr>
+      <w:r>
+        <w:rPr>
+          <w:b/>
+          <w:sz w:val="24"/>
+        </w:rPr>
+        <w:lastRenderedPageBreak/>
+        <w:t>Encapsulation</w:t>
+      </w:r>
+      <w:r>
+        <w:rPr>
+          <w:b/>
+          <w:sz w:val="24"/>
+        </w:rPr>
+        <w:t>:</w:t>
+      </w:r>
+      <w:r>
+        <w:t xml:space="preserve"> </w:t>
+      </w:r>
+      <w:r>
+        <w:t xml:space="preserve">Encapsulation means </w:t>
+      </w:r>
+      <w:r>
+        <w:rPr>
+          <w:rStyle w:val="Strong"/>
+        </w:rPr>
+        <w:t>hiding the internal details</w:t>
+      </w:r>
+      <w:r>
+        <w:t xml:space="preserve"> of an object and exposing only what is necessary.</w:t>
+      </w:r>
+      <w:r>
+        <w:br/>
+        <w:t>It allows you to bundle data (variables) and methods (functions) that operate on that data into a single unit, usually an object or class.</w:t>
+      </w:r>
+      <w:bookmarkStart w:id="0" w:name="_GoBack"/>
+      <w:bookmarkEnd w:id="0"/>
+    </w:p>
+    <w:p>
+      <w:pPr>
         <w:tabs>
           <w:tab w:val="left" w:pos="1995"/>
         </w:tabs>
@@ -15290,8 +15349,6 @@
           <w:lang w:val="en-GB"/>
         </w:rPr>
       </w:pPr>
-      <w:bookmarkStart w:id="0" w:name="_GoBack"/>
-      <w:bookmarkEnd w:id="0"/>
     </w:p>
     <w:sectPr>
       <w:pgSz w:w="11906" w:h="16838"/>
@@ -16538,7 +16595,7 @@
 </file>
 
 <file path=customXml/itemProps1.xml><?xml version="1.0" encoding="utf-8"?>
-<ds:datastoreItem xmlns:ds="http://schemas.openxmlformats.org/officeDocument/2006/customXml" ds:itemID="{297CFFCD-3C79-4234-83A3-E1933B1133FB}">
+<ds:datastoreItem xmlns:ds="http://schemas.openxmlformats.org/officeDocument/2006/customXml" ds:itemID="{0973203A-D900-4263-8851-E736647D9903}">
   <ds:schemaRefs>
     <ds:schemaRef ds:uri="http://schemas.openxmlformats.org/officeDocument/2006/bibliography"/>
   </ds:schemaRefs>

--- a/note.docx
+++ b/note.docx
@@ -15293,6 +15293,38 @@
     <w:p>
       <w:pPr>
         <w:spacing w:before="100" w:beforeAutospacing="1" w:after="100" w:afterAutospacing="1" w:line="240" w:lineRule="auto"/>
+      </w:pPr>
+      <w:r>
+        <w:rPr>
+          <w:b/>
+          <w:sz w:val="24"/>
+        </w:rPr>
+        <w:lastRenderedPageBreak/>
+        <w:t>Encapsulation:</w:t>
+      </w:r>
+      <w:r>
+        <w:t xml:space="preserve"> </w:t>
+      </w:r>
+      <w:r>
+        <w:t xml:space="preserve">Encapsulation means </w:t>
+      </w:r>
+      <w:r>
+        <w:rPr>
+          <w:rStyle w:val="Strong"/>
+        </w:rPr>
+        <w:t>hiding the internal details</w:t>
+      </w:r>
+      <w:r>
+        <w:t xml:space="preserve"> of an object and exposing only what is necessary.</w:t>
+      </w:r>
+      <w:r>
+        <w:br/>
+        <w:t>It allows you to bundle data (variables) and methods (functions) that operate on that data into a single unit, usually an object or class.</w:t>
+      </w:r>
+    </w:p>
+    <w:p>
+      <w:pPr>
+        <w:spacing w:after="100" w:afterAutospacing="1" w:line="240" w:lineRule="auto"/>
         <w:rPr>
           <w:rFonts w:ascii="Times New Roman" w:eastAsia="Times New Roman" w:hAnsi="Times New Roman" w:cs="Times New Roman"/>
           <w:b/>
@@ -15303,40 +15335,275 @@
       </w:pPr>
       <w:r>
         <w:rPr>
+          <w:rFonts w:ascii="Times New Roman" w:eastAsia="Times New Roman" w:hAnsi="Times New Roman" w:cs="Times New Roman"/>
           <w:b/>
-          <w:sz w:val="24"/>
-        </w:rPr>
-        <w:lastRenderedPageBreak/>
-        <w:t>Encapsulation</w:t>
-      </w:r>
-      <w:r>
-        <w:rPr>
+          <w:sz w:val="28"/>
+          <w:szCs w:val="24"/>
+          <w:lang w:eastAsia="en-IN"/>
+        </w:rPr>
+        <w:t>class Car {</w:t>
+      </w:r>
+    </w:p>
+    <w:p>
+      <w:pPr>
+        <w:spacing w:after="100" w:afterAutospacing="1" w:line="240" w:lineRule="auto"/>
+        <w:rPr>
+          <w:rFonts w:ascii="Times New Roman" w:eastAsia="Times New Roman" w:hAnsi="Times New Roman" w:cs="Times New Roman"/>
           <w:b/>
-          <w:sz w:val="24"/>
-        </w:rPr>
-        <w:t>:</w:t>
-      </w:r>
-      <w:r>
-        <w:t xml:space="preserve"> </w:t>
-      </w:r>
-      <w:r>
-        <w:t xml:space="preserve">Encapsulation means </w:t>
-      </w:r>
+          <w:sz w:val="28"/>
+          <w:szCs w:val="24"/>
+          <w:lang w:eastAsia="en-IN"/>
+        </w:rPr>
+      </w:pPr>
+      <w:r>
+        <w:rPr>
+          <w:rFonts w:ascii="Times New Roman" w:eastAsia="Times New Roman" w:hAnsi="Times New Roman" w:cs="Times New Roman"/>
+          <w:b/>
+          <w:sz w:val="28"/>
+          <w:szCs w:val="24"/>
+          <w:lang w:eastAsia="en-IN"/>
+        </w:rPr>
+        <w:t xml:space="preserve">  #engineNumber; // private field</w:t>
+      </w:r>
+    </w:p>
+    <w:p>
+      <w:pPr>
+        <w:spacing w:after="100" w:afterAutospacing="1" w:line="240" w:lineRule="auto"/>
+        <w:rPr>
+          <w:rFonts w:ascii="Times New Roman" w:eastAsia="Times New Roman" w:hAnsi="Times New Roman" w:cs="Times New Roman"/>
+          <w:b/>
+          <w:sz w:val="28"/>
+          <w:szCs w:val="24"/>
+          <w:lang w:eastAsia="en-IN"/>
+        </w:rPr>
+      </w:pPr>
+      <w:r>
+        <w:rPr>
+          <w:rFonts w:ascii="Times New Roman" w:eastAsia="Times New Roman" w:hAnsi="Times New Roman" w:cs="Times New Roman"/>
+          <w:b/>
+          <w:sz w:val="28"/>
+          <w:szCs w:val="24"/>
+          <w:lang w:eastAsia="en-IN"/>
+        </w:rPr>
+        <w:t xml:space="preserve">  constructor(engineNumber) {</w:t>
+      </w:r>
+    </w:p>
+    <w:p>
+      <w:pPr>
+        <w:spacing w:after="100" w:afterAutospacing="1" w:line="240" w:lineRule="auto"/>
+        <w:rPr>
+          <w:rFonts w:ascii="Times New Roman" w:eastAsia="Times New Roman" w:hAnsi="Times New Roman" w:cs="Times New Roman"/>
+          <w:b/>
+          <w:sz w:val="28"/>
+          <w:szCs w:val="24"/>
+          <w:lang w:eastAsia="en-IN"/>
+        </w:rPr>
+      </w:pPr>
+      <w:r>
+        <w:rPr>
+          <w:rFonts w:ascii="Times New Roman" w:eastAsia="Times New Roman" w:hAnsi="Times New Roman" w:cs="Times New Roman"/>
+          <w:b/>
+          <w:sz w:val="28"/>
+          <w:szCs w:val="24"/>
+          <w:lang w:eastAsia="en-IN"/>
+        </w:rPr>
+        <w:t xml:space="preserve">    this.#engineNumber = engineNumber;</w:t>
+      </w:r>
+    </w:p>
+    <w:p>
+      <w:pPr>
+        <w:spacing w:after="100" w:afterAutospacing="1" w:line="240" w:lineRule="auto"/>
+        <w:rPr>
+          <w:rFonts w:ascii="Times New Roman" w:eastAsia="Times New Roman" w:hAnsi="Times New Roman" w:cs="Times New Roman"/>
+          <w:b/>
+          <w:sz w:val="28"/>
+          <w:szCs w:val="24"/>
+          <w:lang w:eastAsia="en-IN"/>
+        </w:rPr>
+      </w:pPr>
+      <w:r>
+        <w:rPr>
+          <w:rFonts w:ascii="Times New Roman" w:eastAsia="Times New Roman" w:hAnsi="Times New Roman" w:cs="Times New Roman"/>
+          <w:b/>
+          <w:sz w:val="28"/>
+          <w:szCs w:val="24"/>
+          <w:lang w:eastAsia="en-IN"/>
+        </w:rPr>
+        <w:t xml:space="preserve">  }</w:t>
+      </w:r>
+    </w:p>
+    <w:p>
+      <w:pPr>
+        <w:spacing w:after="100" w:afterAutospacing="1" w:line="240" w:lineRule="auto"/>
+        <w:rPr>
+          <w:rFonts w:ascii="Times New Roman" w:eastAsia="Times New Roman" w:hAnsi="Times New Roman" w:cs="Times New Roman"/>
+          <w:b/>
+          <w:sz w:val="28"/>
+          <w:szCs w:val="24"/>
+          <w:lang w:eastAsia="en-IN"/>
+        </w:rPr>
+      </w:pPr>
+      <w:r>
+        <w:rPr>
+          <w:rFonts w:ascii="Times New Roman" w:eastAsia="Times New Roman" w:hAnsi="Times New Roman" w:cs="Times New Roman"/>
+          <w:b/>
+          <w:sz w:val="28"/>
+          <w:szCs w:val="24"/>
+          <w:lang w:eastAsia="en-IN"/>
+        </w:rPr>
+        <w:t xml:space="preserve">  getEngineNumber() {</w:t>
+      </w:r>
+    </w:p>
+    <w:p>
+      <w:pPr>
+        <w:spacing w:after="100" w:afterAutospacing="1" w:line="240" w:lineRule="auto"/>
+        <w:rPr>
+          <w:rFonts w:ascii="Times New Roman" w:eastAsia="Times New Roman" w:hAnsi="Times New Roman" w:cs="Times New Roman"/>
+          <w:b/>
+          <w:sz w:val="28"/>
+          <w:szCs w:val="24"/>
+          <w:lang w:eastAsia="en-IN"/>
+        </w:rPr>
+      </w:pPr>
+      <w:r>
+        <w:rPr>
+          <w:rFonts w:ascii="Times New Roman" w:eastAsia="Times New Roman" w:hAnsi="Times New Roman" w:cs="Times New Roman"/>
+          <w:b/>
+          <w:sz w:val="28"/>
+          <w:szCs w:val="24"/>
+          <w:lang w:eastAsia="en-IN"/>
+        </w:rPr>
+        <w:t xml:space="preserve">    return this.#engineNumber;</w:t>
+      </w:r>
+    </w:p>
+    <w:p>
+      <w:pPr>
+        <w:spacing w:after="100" w:afterAutospacing="1" w:line="240" w:lineRule="auto"/>
+        <w:rPr>
+          <w:rFonts w:ascii="Times New Roman" w:eastAsia="Times New Roman" w:hAnsi="Times New Roman" w:cs="Times New Roman"/>
+          <w:b/>
+          <w:sz w:val="28"/>
+          <w:szCs w:val="24"/>
+          <w:lang w:eastAsia="en-IN"/>
+        </w:rPr>
+      </w:pPr>
+      <w:r>
+        <w:rPr>
+          <w:rFonts w:ascii="Times New Roman" w:eastAsia="Times New Roman" w:hAnsi="Times New Roman" w:cs="Times New Roman"/>
+          <w:b/>
+          <w:sz w:val="28"/>
+          <w:szCs w:val="24"/>
+          <w:lang w:eastAsia="en-IN"/>
+        </w:rPr>
+        <w:t xml:space="preserve">  }</w:t>
+      </w:r>
+    </w:p>
+    <w:p>
+      <w:pPr>
+        <w:spacing w:after="100" w:afterAutospacing="1" w:line="240" w:lineRule="auto"/>
+        <w:rPr>
+          <w:rFonts w:ascii="Times New Roman" w:eastAsia="Times New Roman" w:hAnsi="Times New Roman" w:cs="Times New Roman"/>
+          <w:b/>
+          <w:sz w:val="28"/>
+          <w:szCs w:val="24"/>
+          <w:lang w:eastAsia="en-IN"/>
+        </w:rPr>
+      </w:pPr>
+      <w:r>
+        <w:rPr>
+          <w:rFonts w:ascii="Times New Roman" w:eastAsia="Times New Roman" w:hAnsi="Times New Roman" w:cs="Times New Roman"/>
+          <w:b/>
+          <w:sz w:val="28"/>
+          <w:szCs w:val="24"/>
+          <w:lang w:eastAsia="en-IN"/>
+        </w:rPr>
+        <w:t>}</w:t>
+      </w:r>
+    </w:p>
+    <w:p>
+      <w:pPr>
+        <w:spacing w:after="100" w:afterAutospacing="1" w:line="240" w:lineRule="auto"/>
+        <w:rPr>
+          <w:rFonts w:ascii="Times New Roman" w:eastAsia="Times New Roman" w:hAnsi="Times New Roman" w:cs="Times New Roman"/>
+          <w:b/>
+          <w:sz w:val="28"/>
+          <w:szCs w:val="24"/>
+          <w:lang w:eastAsia="en-IN"/>
+        </w:rPr>
+      </w:pPr>
+    </w:p>
+    <w:p>
+      <w:pPr>
+        <w:spacing w:after="100" w:afterAutospacing="1" w:line="240" w:lineRule="auto"/>
+        <w:rPr>
+          <w:rFonts w:ascii="Times New Roman" w:eastAsia="Times New Roman" w:hAnsi="Times New Roman" w:cs="Times New Roman"/>
+          <w:b/>
+          <w:sz w:val="28"/>
+          <w:szCs w:val="24"/>
+          <w:lang w:eastAsia="en-IN"/>
+        </w:rPr>
+      </w:pPr>
+      <w:r>
+        <w:rPr>
+          <w:rFonts w:ascii="Times New Roman" w:eastAsia="Times New Roman" w:hAnsi="Times New Roman" w:cs="Times New Roman"/>
+          <w:b/>
+          <w:sz w:val="28"/>
+          <w:szCs w:val="24"/>
+          <w:lang w:eastAsia="en-IN"/>
+        </w:rPr>
+        <w:t>const car1 = new Car('ENG1234');</w:t>
+      </w:r>
+    </w:p>
+    <w:p>
+      <w:pPr>
+        <w:spacing w:after="100" w:afterAutospacing="1" w:line="240" w:lineRule="auto"/>
+        <w:rPr>
+          <w:rFonts w:ascii="Times New Roman" w:eastAsia="Times New Roman" w:hAnsi="Times New Roman" w:cs="Times New Roman"/>
+          <w:b/>
+          <w:sz w:val="28"/>
+          <w:szCs w:val="24"/>
+          <w:lang w:eastAsia="en-IN"/>
+        </w:rPr>
+      </w:pPr>
+      <w:r>
+        <w:rPr>
+          <w:rFonts w:ascii="Times New Roman" w:eastAsia="Times New Roman" w:hAnsi="Times New Roman" w:cs="Times New Roman"/>
+          <w:b/>
+          <w:sz w:val="28"/>
+          <w:szCs w:val="24"/>
+          <w:lang w:eastAsia="en-IN"/>
+        </w:rPr>
+        <w:t>console.log(car1.getEngineNumber()); // Output: ENG1234</w:t>
+      </w:r>
+    </w:p>
+    <w:p>
+      <w:pPr>
+        <w:pStyle w:val="Heading3"/>
+        <w:rPr>
+          <w:sz w:val="40"/>
+        </w:rPr>
+      </w:pPr>
       <w:r>
         <w:rPr>
           <w:rStyle w:val="Strong"/>
-        </w:rPr>
-        <w:t>hiding the internal details</w:t>
-      </w:r>
-      <w:r>
-        <w:t xml:space="preserve"> of an object and exposing only what is necessary.</w:t>
-      </w:r>
-      <w:r>
-        <w:br/>
-        <w:t>It allows you to bundle data (variables) and methods (functions) that operate on that data into a single unit, usually an object or class.</w:t>
-      </w:r>
-      <w:bookmarkStart w:id="0" w:name="_GoBack"/>
-      <w:bookmarkEnd w:id="0"/>
+          <w:b/>
+          <w:bCs/>
+          <w:sz w:val="40"/>
+        </w:rPr>
+        <w:t>Inheritance</w:t>
+      </w:r>
+    </w:p>
+    <w:p>
+      <w:pPr>
+        <w:pStyle w:val="NormalWeb"/>
+        <w:numPr>
+          <w:ilvl w:val="0"/>
+          <w:numId w:val="4"/>
+        </w:numPr>
+      </w:pPr>
+      <w:r>
+        <w:t>One class can inherit properties and methods from another class.</w:t>
+      </w:r>
     </w:p>
     <w:p>
       <w:pPr>
@@ -15345,6 +15612,2763 @@
         </w:tabs>
         <w:rPr>
           <w:sz w:val="20"/>
+          <w:szCs w:val="36"/>
+          <w:lang w:val="en-GB"/>
+        </w:rPr>
+      </w:pPr>
+      <w:r>
+        <w:rPr>
+          <w:sz w:val="20"/>
+          <w:szCs w:val="36"/>
+          <w:lang w:val="en-GB"/>
+        </w:rPr>
+        <w:t>class Animal {</w:t>
+      </w:r>
+    </w:p>
+    <w:p>
+      <w:pPr>
+        <w:tabs>
+          <w:tab w:val="left" w:pos="1995"/>
+        </w:tabs>
+        <w:rPr>
+          <w:sz w:val="20"/>
+          <w:szCs w:val="36"/>
+          <w:lang w:val="en-GB"/>
+        </w:rPr>
+      </w:pPr>
+      <w:r>
+        <w:rPr>
+          <w:sz w:val="20"/>
+          <w:szCs w:val="36"/>
+          <w:lang w:val="en-GB"/>
+        </w:rPr>
+        <w:t>eat() {</w:t>
+      </w:r>
+    </w:p>
+    <w:p>
+      <w:pPr>
+        <w:tabs>
+          <w:tab w:val="left" w:pos="1995"/>
+        </w:tabs>
+        <w:rPr>
+          <w:sz w:val="20"/>
+          <w:szCs w:val="36"/>
+          <w:lang w:val="en-GB"/>
+        </w:rPr>
+      </w:pPr>
+      <w:r>
+        <w:rPr>
+          <w:sz w:val="20"/>
+          <w:szCs w:val="36"/>
+          <w:lang w:val="en-GB"/>
+        </w:rPr>
+        <w:t>console.log("Eating...");</w:t>
+      </w:r>
+    </w:p>
+    <w:p>
+      <w:pPr>
+        <w:tabs>
+          <w:tab w:val="left" w:pos="1995"/>
+        </w:tabs>
+        <w:rPr>
+          <w:sz w:val="20"/>
+          <w:szCs w:val="36"/>
+          <w:lang w:val="en-GB"/>
+        </w:rPr>
+      </w:pPr>
+      <w:r>
+        <w:rPr>
+          <w:sz w:val="20"/>
+          <w:szCs w:val="36"/>
+          <w:lang w:val="en-GB"/>
+        </w:rPr>
+        <w:t>}</w:t>
+      </w:r>
+    </w:p>
+    <w:p>
+      <w:pPr>
+        <w:tabs>
+          <w:tab w:val="left" w:pos="1995"/>
+        </w:tabs>
+        <w:rPr>
+          <w:sz w:val="20"/>
+          <w:szCs w:val="36"/>
+          <w:lang w:val="en-GB"/>
+        </w:rPr>
+      </w:pPr>
+      <w:r>
+        <w:rPr>
+          <w:sz w:val="20"/>
+          <w:szCs w:val="36"/>
+          <w:lang w:val="en-GB"/>
+        </w:rPr>
+        <w:t>}</w:t>
+      </w:r>
+    </w:p>
+    <w:p>
+      <w:pPr>
+        <w:tabs>
+          <w:tab w:val="left" w:pos="1995"/>
+        </w:tabs>
+        <w:rPr>
+          <w:sz w:val="20"/>
+          <w:szCs w:val="36"/>
+          <w:lang w:val="en-GB"/>
+        </w:rPr>
+      </w:pPr>
+    </w:p>
+    <w:p>
+      <w:pPr>
+        <w:tabs>
+          <w:tab w:val="left" w:pos="1995"/>
+        </w:tabs>
+        <w:rPr>
+          <w:sz w:val="20"/>
+          <w:szCs w:val="36"/>
+          <w:lang w:val="en-GB"/>
+        </w:rPr>
+      </w:pPr>
+      <w:r>
+        <w:rPr>
+          <w:sz w:val="20"/>
+          <w:szCs w:val="36"/>
+          <w:lang w:val="en-GB"/>
+        </w:rPr>
+        <w:t>class Dog extends Animal {</w:t>
+      </w:r>
+    </w:p>
+    <w:p>
+      <w:pPr>
+        <w:tabs>
+          <w:tab w:val="left" w:pos="1995"/>
+        </w:tabs>
+        <w:rPr>
+          <w:sz w:val="20"/>
+          <w:szCs w:val="36"/>
+          <w:lang w:val="en-GB"/>
+        </w:rPr>
+      </w:pPr>
+      <w:r>
+        <w:rPr>
+          <w:sz w:val="20"/>
+          <w:szCs w:val="36"/>
+          <w:lang w:val="en-GB"/>
+        </w:rPr>
+        <w:t>bark() {</w:t>
+      </w:r>
+    </w:p>
+    <w:p>
+      <w:pPr>
+        <w:tabs>
+          <w:tab w:val="left" w:pos="1995"/>
+        </w:tabs>
+        <w:rPr>
+          <w:sz w:val="20"/>
+          <w:szCs w:val="36"/>
+          <w:lang w:val="en-GB"/>
+        </w:rPr>
+      </w:pPr>
+      <w:r>
+        <w:rPr>
+          <w:sz w:val="20"/>
+          <w:szCs w:val="36"/>
+          <w:lang w:val="en-GB"/>
+        </w:rPr>
+        <w:t>console.log("Barking...");</w:t>
+      </w:r>
+    </w:p>
+    <w:p>
+      <w:pPr>
+        <w:tabs>
+          <w:tab w:val="left" w:pos="1995"/>
+        </w:tabs>
+        <w:rPr>
+          <w:sz w:val="20"/>
+          <w:szCs w:val="36"/>
+          <w:lang w:val="en-GB"/>
+        </w:rPr>
+      </w:pPr>
+      <w:r>
+        <w:rPr>
+          <w:sz w:val="20"/>
+          <w:szCs w:val="36"/>
+          <w:lang w:val="en-GB"/>
+        </w:rPr>
+        <w:t>}</w:t>
+      </w:r>
+    </w:p>
+    <w:p>
+      <w:pPr>
+        <w:tabs>
+          <w:tab w:val="left" w:pos="1995"/>
+        </w:tabs>
+        <w:rPr>
+          <w:sz w:val="20"/>
+          <w:szCs w:val="36"/>
+          <w:lang w:val="en-GB"/>
+        </w:rPr>
+      </w:pPr>
+      <w:r>
+        <w:rPr>
+          <w:sz w:val="20"/>
+          <w:szCs w:val="36"/>
+          <w:lang w:val="en-GB"/>
+        </w:rPr>
+        <w:lastRenderedPageBreak/>
+        <w:t>}</w:t>
+      </w:r>
+    </w:p>
+    <w:p>
+      <w:pPr>
+        <w:tabs>
+          <w:tab w:val="left" w:pos="1995"/>
+        </w:tabs>
+        <w:rPr>
+          <w:sz w:val="20"/>
+          <w:szCs w:val="36"/>
+          <w:lang w:val="en-GB"/>
+        </w:rPr>
+      </w:pPr>
+    </w:p>
+    <w:p>
+      <w:pPr>
+        <w:tabs>
+          <w:tab w:val="left" w:pos="1995"/>
+        </w:tabs>
+        <w:rPr>
+          <w:sz w:val="20"/>
+          <w:szCs w:val="36"/>
+          <w:lang w:val="en-GB"/>
+        </w:rPr>
+      </w:pPr>
+      <w:r>
+        <w:rPr>
+          <w:sz w:val="20"/>
+          <w:szCs w:val="36"/>
+          <w:lang w:val="en-GB"/>
+        </w:rPr>
+        <w:t>const dog = new Dog();</w:t>
+      </w:r>
+    </w:p>
+    <w:p>
+      <w:pPr>
+        <w:tabs>
+          <w:tab w:val="left" w:pos="1995"/>
+        </w:tabs>
+        <w:rPr>
+          <w:sz w:val="20"/>
+          <w:szCs w:val="36"/>
+          <w:lang w:val="en-GB"/>
+        </w:rPr>
+      </w:pPr>
+      <w:r>
+        <w:rPr>
+          <w:sz w:val="20"/>
+          <w:szCs w:val="36"/>
+          <w:lang w:val="en-GB"/>
+        </w:rPr>
+        <w:t>dog.eat();  // Output: Eating...</w:t>
+      </w:r>
+    </w:p>
+    <w:p>
+      <w:pPr>
+        <w:tabs>
+          <w:tab w:val="left" w:pos="1995"/>
+        </w:tabs>
+        <w:rPr>
+          <w:sz w:val="20"/>
+          <w:szCs w:val="36"/>
+          <w:lang w:val="en-GB"/>
+        </w:rPr>
+      </w:pPr>
+      <w:r>
+        <w:rPr>
+          <w:sz w:val="20"/>
+          <w:szCs w:val="36"/>
+          <w:lang w:val="en-GB"/>
+        </w:rPr>
+        <w:t>dog.bark(); // Output: Barking...</w:t>
+      </w:r>
+    </w:p>
+    <w:p>
+      <w:pPr>
+        <w:rPr>
+          <w:sz w:val="20"/>
+          <w:szCs w:val="36"/>
+          <w:lang w:val="en-GB"/>
+        </w:rPr>
+      </w:pPr>
+    </w:p>
+    <w:p>
+      <w:pPr>
+        <w:pStyle w:val="Heading3"/>
+      </w:pPr>
+      <w:r>
+        <w:rPr>
+          <w:sz w:val="20"/>
+          <w:szCs w:val="36"/>
+          <w:lang w:val="en-GB"/>
+        </w:rPr>
+        <w:tab/>
+      </w:r>
+      <w:r>
+        <w:rPr>
+          <w:rStyle w:val="Strong"/>
+          <w:b/>
+          <w:bCs/>
+        </w:rPr>
+        <w:t>Polymorphism</w:t>
+      </w:r>
+    </w:p>
+    <w:p>
+      <w:pPr>
+        <w:pStyle w:val="NormalWeb"/>
+        <w:numPr>
+          <w:ilvl w:val="0"/>
+          <w:numId w:val="5"/>
+        </w:numPr>
+      </w:pPr>
+      <w:r>
+        <w:t>Same method name behaves differently in different classes.</w:t>
+      </w:r>
+    </w:p>
+    <w:p>
+      <w:pPr>
+        <w:tabs>
+          <w:tab w:val="left" w:pos="975"/>
+        </w:tabs>
+        <w:rPr>
+          <w:sz w:val="20"/>
+          <w:szCs w:val="36"/>
+          <w:lang w:val="en-GB"/>
+        </w:rPr>
+      </w:pPr>
+      <w:r>
+        <w:rPr>
+          <w:sz w:val="20"/>
+          <w:szCs w:val="36"/>
+          <w:lang w:val="en-GB"/>
+        </w:rPr>
+        <w:t>class Shape {</w:t>
+      </w:r>
+    </w:p>
+    <w:p>
+      <w:pPr>
+        <w:tabs>
+          <w:tab w:val="left" w:pos="975"/>
+        </w:tabs>
+        <w:rPr>
+          <w:sz w:val="20"/>
+          <w:szCs w:val="36"/>
+          <w:lang w:val="en-GB"/>
+        </w:rPr>
+      </w:pPr>
+      <w:r>
+        <w:rPr>
+          <w:sz w:val="20"/>
+          <w:szCs w:val="36"/>
+          <w:lang w:val="en-GB"/>
+        </w:rPr>
+        <w:t xml:space="preserve">  draw() {</w:t>
+      </w:r>
+    </w:p>
+    <w:p>
+      <w:pPr>
+        <w:tabs>
+          <w:tab w:val="left" w:pos="975"/>
+        </w:tabs>
+        <w:rPr>
+          <w:sz w:val="20"/>
+          <w:szCs w:val="36"/>
+          <w:lang w:val="en-GB"/>
+        </w:rPr>
+      </w:pPr>
+      <w:r>
+        <w:rPr>
+          <w:sz w:val="20"/>
+          <w:szCs w:val="36"/>
+          <w:lang w:val="en-GB"/>
+        </w:rPr>
+        <w:t xml:space="preserve">    console.log("Drawing Shape");</w:t>
+      </w:r>
+    </w:p>
+    <w:p>
+      <w:pPr>
+        <w:tabs>
+          <w:tab w:val="left" w:pos="975"/>
+        </w:tabs>
+        <w:rPr>
+          <w:sz w:val="20"/>
+          <w:szCs w:val="36"/>
+          <w:lang w:val="en-GB"/>
+        </w:rPr>
+      </w:pPr>
+      <w:r>
+        <w:rPr>
+          <w:sz w:val="20"/>
+          <w:szCs w:val="36"/>
+          <w:lang w:val="en-GB"/>
+        </w:rPr>
+        <w:t xml:space="preserve">  }</w:t>
+      </w:r>
+    </w:p>
+    <w:p>
+      <w:pPr>
+        <w:tabs>
+          <w:tab w:val="left" w:pos="975"/>
+        </w:tabs>
+        <w:rPr>
+          <w:sz w:val="20"/>
+          <w:szCs w:val="36"/>
+          <w:lang w:val="en-GB"/>
+        </w:rPr>
+      </w:pPr>
+      <w:r>
+        <w:rPr>
+          <w:sz w:val="20"/>
+          <w:szCs w:val="36"/>
+          <w:lang w:val="en-GB"/>
+        </w:rPr>
+        <w:t>}</w:t>
+      </w:r>
+    </w:p>
+    <w:p>
+      <w:pPr>
+        <w:tabs>
+          <w:tab w:val="left" w:pos="975"/>
+        </w:tabs>
+        <w:rPr>
+          <w:sz w:val="20"/>
+          <w:szCs w:val="36"/>
+          <w:lang w:val="en-GB"/>
+        </w:rPr>
+      </w:pPr>
+    </w:p>
+    <w:p>
+      <w:pPr>
+        <w:tabs>
+          <w:tab w:val="left" w:pos="975"/>
+        </w:tabs>
+        <w:rPr>
+          <w:sz w:val="20"/>
+          <w:szCs w:val="36"/>
+          <w:lang w:val="en-GB"/>
+        </w:rPr>
+      </w:pPr>
+      <w:r>
+        <w:rPr>
+          <w:sz w:val="20"/>
+          <w:szCs w:val="36"/>
+          <w:lang w:val="en-GB"/>
+        </w:rPr>
+        <w:t>class Circle extends Shape {</w:t>
+      </w:r>
+    </w:p>
+    <w:p>
+      <w:pPr>
+        <w:tabs>
+          <w:tab w:val="left" w:pos="975"/>
+        </w:tabs>
+        <w:rPr>
+          <w:sz w:val="20"/>
+          <w:szCs w:val="36"/>
+          <w:lang w:val="en-GB"/>
+        </w:rPr>
+      </w:pPr>
+      <w:r>
+        <w:rPr>
+          <w:sz w:val="20"/>
+          <w:szCs w:val="36"/>
+          <w:lang w:val="en-GB"/>
+        </w:rPr>
+        <w:t xml:space="preserve">  draw() {</w:t>
+      </w:r>
+    </w:p>
+    <w:p>
+      <w:pPr>
+        <w:tabs>
+          <w:tab w:val="left" w:pos="975"/>
+        </w:tabs>
+        <w:rPr>
+          <w:sz w:val="20"/>
+          <w:szCs w:val="36"/>
+          <w:lang w:val="en-GB"/>
+        </w:rPr>
+      </w:pPr>
+      <w:r>
+        <w:rPr>
+          <w:sz w:val="20"/>
+          <w:szCs w:val="36"/>
+          <w:lang w:val="en-GB"/>
+        </w:rPr>
+        <w:t xml:space="preserve">    console.log("Drawing Circle");</w:t>
+      </w:r>
+    </w:p>
+    <w:p>
+      <w:pPr>
+        <w:tabs>
+          <w:tab w:val="left" w:pos="975"/>
+        </w:tabs>
+        <w:rPr>
+          <w:sz w:val="20"/>
+          <w:szCs w:val="36"/>
+          <w:lang w:val="en-GB"/>
+        </w:rPr>
+      </w:pPr>
+      <w:r>
+        <w:rPr>
+          <w:sz w:val="20"/>
+          <w:szCs w:val="36"/>
+          <w:lang w:val="en-GB"/>
+        </w:rPr>
+        <w:t xml:space="preserve">  }</w:t>
+      </w:r>
+    </w:p>
+    <w:p>
+      <w:pPr>
+        <w:tabs>
+          <w:tab w:val="left" w:pos="975"/>
+        </w:tabs>
+        <w:rPr>
+          <w:sz w:val="20"/>
+          <w:szCs w:val="36"/>
+          <w:lang w:val="en-GB"/>
+        </w:rPr>
+      </w:pPr>
+      <w:r>
+        <w:rPr>
+          <w:sz w:val="20"/>
+          <w:szCs w:val="36"/>
+          <w:lang w:val="en-GB"/>
+        </w:rPr>
+        <w:t>}</w:t>
+      </w:r>
+    </w:p>
+    <w:p>
+      <w:pPr>
+        <w:tabs>
+          <w:tab w:val="left" w:pos="975"/>
+        </w:tabs>
+        <w:rPr>
+          <w:sz w:val="20"/>
+          <w:szCs w:val="36"/>
+          <w:lang w:val="en-GB"/>
+        </w:rPr>
+      </w:pPr>
+    </w:p>
+    <w:p>
+      <w:pPr>
+        <w:tabs>
+          <w:tab w:val="left" w:pos="975"/>
+        </w:tabs>
+        <w:rPr>
+          <w:sz w:val="20"/>
+          <w:szCs w:val="36"/>
+          <w:lang w:val="en-GB"/>
+        </w:rPr>
+      </w:pPr>
+      <w:r>
+        <w:rPr>
+          <w:sz w:val="20"/>
+          <w:szCs w:val="36"/>
+          <w:lang w:val="en-GB"/>
+        </w:rPr>
+        <w:t>const shape = new Shape();</w:t>
+      </w:r>
+    </w:p>
+    <w:p>
+      <w:pPr>
+        <w:tabs>
+          <w:tab w:val="left" w:pos="975"/>
+        </w:tabs>
+        <w:rPr>
+          <w:sz w:val="20"/>
+          <w:szCs w:val="36"/>
+          <w:lang w:val="en-GB"/>
+        </w:rPr>
+      </w:pPr>
+      <w:r>
+        <w:rPr>
+          <w:sz w:val="20"/>
+          <w:szCs w:val="36"/>
+          <w:lang w:val="en-GB"/>
+        </w:rPr>
+        <w:t>const circle = new Circle();</w:t>
+      </w:r>
+    </w:p>
+    <w:p>
+      <w:pPr>
+        <w:tabs>
+          <w:tab w:val="left" w:pos="975"/>
+        </w:tabs>
+        <w:rPr>
+          <w:sz w:val="20"/>
+          <w:szCs w:val="36"/>
+          <w:lang w:val="en-GB"/>
+        </w:rPr>
+      </w:pPr>
+    </w:p>
+    <w:p>
+      <w:pPr>
+        <w:tabs>
+          <w:tab w:val="left" w:pos="975"/>
+        </w:tabs>
+        <w:rPr>
+          <w:sz w:val="20"/>
+          <w:szCs w:val="36"/>
+          <w:lang w:val="en-GB"/>
+        </w:rPr>
+      </w:pPr>
+      <w:r>
+        <w:rPr>
+          <w:sz w:val="20"/>
+          <w:szCs w:val="36"/>
+          <w:lang w:val="en-GB"/>
+        </w:rPr>
+        <w:t>shape.draw();  // Output: Drawing Shape</w:t>
+      </w:r>
+    </w:p>
+    <w:p>
+      <w:pPr>
+        <w:tabs>
+          <w:tab w:val="left" w:pos="975"/>
+        </w:tabs>
+        <w:rPr>
+          <w:sz w:val="20"/>
+          <w:szCs w:val="36"/>
+          <w:lang w:val="en-GB"/>
+        </w:rPr>
+      </w:pPr>
+      <w:r>
+        <w:rPr>
+          <w:sz w:val="20"/>
+          <w:szCs w:val="36"/>
+          <w:lang w:val="en-GB"/>
+        </w:rPr>
+        <w:t>circle.draw(); // Output: Drawing Circle</w:t>
+      </w:r>
+    </w:p>
+    <w:p>
+      <w:pPr>
+        <w:pStyle w:val="Heading3"/>
+      </w:pPr>
+      <w:r>
+        <w:rPr>
+          <w:rStyle w:val="Strong"/>
+          <w:b/>
+          <w:bCs/>
+        </w:rPr>
+        <w:t>Abstraction</w:t>
+      </w:r>
+    </w:p>
+    <w:p>
+      <w:pPr>
+        <w:pStyle w:val="NormalWeb"/>
+        <w:numPr>
+          <w:ilvl w:val="0"/>
+          <w:numId w:val="6"/>
+        </w:numPr>
+      </w:pPr>
+      <w:r>
+        <w:t>Hiding complex implementation details and showing only the necessary features.</w:t>
+      </w:r>
+    </w:p>
+    <w:p>
+      <w:pPr>
+        <w:tabs>
+          <w:tab w:val="left" w:pos="975"/>
+        </w:tabs>
+        <w:rPr>
+          <w:sz w:val="20"/>
+          <w:szCs w:val="36"/>
+          <w:lang w:val="en-GB"/>
+        </w:rPr>
+      </w:pPr>
+      <w:r>
+        <w:rPr>
+          <w:sz w:val="20"/>
+          <w:szCs w:val="36"/>
+          <w:lang w:val="en-GB"/>
+        </w:rPr>
+        <w:t>class BankAccount {</w:t>
+      </w:r>
+    </w:p>
+    <w:p>
+      <w:pPr>
+        <w:tabs>
+          <w:tab w:val="left" w:pos="975"/>
+        </w:tabs>
+        <w:rPr>
+          <w:sz w:val="20"/>
+          <w:szCs w:val="36"/>
+          <w:lang w:val="en-GB"/>
+        </w:rPr>
+      </w:pPr>
+      <w:r>
+        <w:rPr>
+          <w:sz w:val="20"/>
+          <w:szCs w:val="36"/>
+          <w:lang w:val="en-GB"/>
+        </w:rPr>
+        <w:t xml:space="preserve">  #balance = 0; // private field</w:t>
+      </w:r>
+    </w:p>
+    <w:p>
+      <w:pPr>
+        <w:tabs>
+          <w:tab w:val="left" w:pos="975"/>
+        </w:tabs>
+        <w:rPr>
+          <w:sz w:val="20"/>
+          <w:szCs w:val="36"/>
+          <w:lang w:val="en-GB"/>
+        </w:rPr>
+      </w:pPr>
+    </w:p>
+    <w:p>
+      <w:pPr>
+        <w:tabs>
+          <w:tab w:val="left" w:pos="975"/>
+        </w:tabs>
+        <w:rPr>
+          <w:sz w:val="20"/>
+          <w:szCs w:val="36"/>
+          <w:lang w:val="en-GB"/>
+        </w:rPr>
+      </w:pPr>
+      <w:r>
+        <w:rPr>
+          <w:sz w:val="20"/>
+          <w:szCs w:val="36"/>
+          <w:lang w:val="en-GB"/>
+        </w:rPr>
+        <w:t xml:space="preserve">  deposit(amount) {</w:t>
+      </w:r>
+    </w:p>
+    <w:p>
+      <w:pPr>
+        <w:tabs>
+          <w:tab w:val="left" w:pos="975"/>
+        </w:tabs>
+        <w:rPr>
+          <w:sz w:val="20"/>
+          <w:szCs w:val="36"/>
+          <w:lang w:val="en-GB"/>
+        </w:rPr>
+      </w:pPr>
+      <w:r>
+        <w:rPr>
+          <w:sz w:val="20"/>
+          <w:szCs w:val="36"/>
+          <w:lang w:val="en-GB"/>
+        </w:rPr>
+        <w:lastRenderedPageBreak/>
+        <w:t xml:space="preserve">    if(amount &gt; 0) {</w:t>
+      </w:r>
+    </w:p>
+    <w:p>
+      <w:pPr>
+        <w:tabs>
+          <w:tab w:val="left" w:pos="975"/>
+        </w:tabs>
+        <w:rPr>
+          <w:sz w:val="20"/>
+          <w:szCs w:val="36"/>
+          <w:lang w:val="en-GB"/>
+        </w:rPr>
+      </w:pPr>
+      <w:r>
+        <w:rPr>
+          <w:sz w:val="20"/>
+          <w:szCs w:val="36"/>
+          <w:lang w:val="en-GB"/>
+        </w:rPr>
+        <w:t xml:space="preserve">      this.#balance += amount;</w:t>
+      </w:r>
+    </w:p>
+    <w:p>
+      <w:pPr>
+        <w:tabs>
+          <w:tab w:val="left" w:pos="975"/>
+        </w:tabs>
+        <w:rPr>
+          <w:sz w:val="20"/>
+          <w:szCs w:val="36"/>
+          <w:lang w:val="en-GB"/>
+        </w:rPr>
+      </w:pPr>
+      <w:r>
+        <w:rPr>
+          <w:sz w:val="20"/>
+          <w:szCs w:val="36"/>
+          <w:lang w:val="en-GB"/>
+        </w:rPr>
+        <w:t xml:space="preserve">    }</w:t>
+      </w:r>
+    </w:p>
+    <w:p>
+      <w:pPr>
+        <w:tabs>
+          <w:tab w:val="left" w:pos="975"/>
+        </w:tabs>
+        <w:rPr>
+          <w:sz w:val="20"/>
+          <w:szCs w:val="36"/>
+          <w:lang w:val="en-GB"/>
+        </w:rPr>
+      </w:pPr>
+      <w:r>
+        <w:rPr>
+          <w:sz w:val="20"/>
+          <w:szCs w:val="36"/>
+          <w:lang w:val="en-GB"/>
+        </w:rPr>
+        <w:t xml:space="preserve">  }</w:t>
+      </w:r>
+    </w:p>
+    <w:p>
+      <w:pPr>
+        <w:tabs>
+          <w:tab w:val="left" w:pos="975"/>
+        </w:tabs>
+        <w:rPr>
+          <w:sz w:val="20"/>
+          <w:szCs w:val="36"/>
+          <w:lang w:val="en-GB"/>
+        </w:rPr>
+      </w:pPr>
+    </w:p>
+    <w:p>
+      <w:pPr>
+        <w:tabs>
+          <w:tab w:val="left" w:pos="975"/>
+        </w:tabs>
+        <w:rPr>
+          <w:sz w:val="20"/>
+          <w:szCs w:val="36"/>
+          <w:lang w:val="en-GB"/>
+        </w:rPr>
+      </w:pPr>
+      <w:r>
+        <w:rPr>
+          <w:sz w:val="20"/>
+          <w:szCs w:val="36"/>
+          <w:lang w:val="en-GB"/>
+        </w:rPr>
+        <w:t xml:space="preserve">  getBalance() {</w:t>
+      </w:r>
+    </w:p>
+    <w:p>
+      <w:pPr>
+        <w:tabs>
+          <w:tab w:val="left" w:pos="975"/>
+        </w:tabs>
+        <w:rPr>
+          <w:sz w:val="20"/>
+          <w:szCs w:val="36"/>
+          <w:lang w:val="en-GB"/>
+        </w:rPr>
+      </w:pPr>
+      <w:r>
+        <w:rPr>
+          <w:sz w:val="20"/>
+          <w:szCs w:val="36"/>
+          <w:lang w:val="en-GB"/>
+        </w:rPr>
+        <w:t xml:space="preserve">    return this.#balance;</w:t>
+      </w:r>
+    </w:p>
+    <w:p>
+      <w:pPr>
+        <w:tabs>
+          <w:tab w:val="left" w:pos="975"/>
+        </w:tabs>
+        <w:rPr>
+          <w:sz w:val="20"/>
+          <w:szCs w:val="36"/>
+          <w:lang w:val="en-GB"/>
+        </w:rPr>
+      </w:pPr>
+      <w:r>
+        <w:rPr>
+          <w:sz w:val="20"/>
+          <w:szCs w:val="36"/>
+          <w:lang w:val="en-GB"/>
+        </w:rPr>
+        <w:t xml:space="preserve">  }</w:t>
+      </w:r>
+    </w:p>
+    <w:p>
+      <w:pPr>
+        <w:tabs>
+          <w:tab w:val="left" w:pos="975"/>
+        </w:tabs>
+        <w:rPr>
+          <w:sz w:val="20"/>
+          <w:szCs w:val="36"/>
+          <w:lang w:val="en-GB"/>
+        </w:rPr>
+      </w:pPr>
+      <w:r>
+        <w:rPr>
+          <w:sz w:val="20"/>
+          <w:szCs w:val="36"/>
+          <w:lang w:val="en-GB"/>
+        </w:rPr>
+        <w:t>}</w:t>
+      </w:r>
+    </w:p>
+    <w:p>
+      <w:pPr>
+        <w:tabs>
+          <w:tab w:val="left" w:pos="975"/>
+        </w:tabs>
+        <w:rPr>
+          <w:sz w:val="20"/>
+          <w:szCs w:val="36"/>
+          <w:lang w:val="en-GB"/>
+        </w:rPr>
+      </w:pPr>
+    </w:p>
+    <w:p>
+      <w:pPr>
+        <w:tabs>
+          <w:tab w:val="left" w:pos="975"/>
+        </w:tabs>
+        <w:rPr>
+          <w:sz w:val="20"/>
+          <w:szCs w:val="36"/>
+          <w:lang w:val="en-GB"/>
+        </w:rPr>
+      </w:pPr>
+      <w:r>
+        <w:rPr>
+          <w:sz w:val="20"/>
+          <w:szCs w:val="36"/>
+          <w:lang w:val="en-GB"/>
+        </w:rPr>
+        <w:t>const account = new BankAccount();</w:t>
+      </w:r>
+    </w:p>
+    <w:p>
+      <w:pPr>
+        <w:tabs>
+          <w:tab w:val="left" w:pos="975"/>
+        </w:tabs>
+        <w:rPr>
+          <w:sz w:val="20"/>
+          <w:szCs w:val="36"/>
+          <w:lang w:val="en-GB"/>
+        </w:rPr>
+      </w:pPr>
+      <w:r>
+        <w:rPr>
+          <w:sz w:val="20"/>
+          <w:szCs w:val="36"/>
+          <w:lang w:val="en-GB"/>
+        </w:rPr>
+        <w:t>account.deposit(1000);</w:t>
+      </w:r>
+    </w:p>
+    <w:p>
+      <w:pPr>
+        <w:tabs>
+          <w:tab w:val="left" w:pos="975"/>
+        </w:tabs>
+        <w:rPr>
+          <w:sz w:val="20"/>
+          <w:szCs w:val="36"/>
+          <w:lang w:val="en-GB"/>
+        </w:rPr>
+      </w:pPr>
+      <w:r>
+        <w:rPr>
+          <w:sz w:val="20"/>
+          <w:szCs w:val="36"/>
+          <w:lang w:val="en-GB"/>
+        </w:rPr>
+        <w:t>console.log(account.getBalance()); // Output: 1000</w:t>
+      </w:r>
+    </w:p>
+    <w:p>
+      <w:pPr>
+        <w:tabs>
+          <w:tab w:val="left" w:pos="975"/>
+        </w:tabs>
+        <w:rPr>
+          <w:sz w:val="32"/>
+        </w:rPr>
+      </w:pPr>
+      <w:r>
+        <w:rPr>
+          <w:b/>
+          <w:sz w:val="32"/>
+        </w:rPr>
+        <w:t>Modules</w:t>
+      </w:r>
+      <w:r>
+        <w:rPr>
+          <w:sz w:val="32"/>
+        </w:rPr>
+        <w:t>:</w:t>
+      </w:r>
+    </w:p>
+    <w:p>
+      <w:pPr>
+        <w:tabs>
+          <w:tab w:val="left" w:pos="975"/>
+        </w:tabs>
+        <w:rPr>
+          <w:rStyle w:val="Strong"/>
+        </w:rPr>
+      </w:pPr>
+      <w:r>
+        <w:rPr>
+          <w:rStyle w:val="Strong"/>
+        </w:rPr>
+        <w:t>Modules</w:t>
+      </w:r>
+      <w:r>
+        <w:t xml:space="preserve"> allow you to split your JavaScript code into smaller, reusable files.</w:t>
+      </w:r>
+      <w:r>
+        <w:br/>
+        <w:t xml:space="preserve">This makes the code </w:t>
+      </w:r>
+      <w:r>
+        <w:rPr>
+          <w:rStyle w:val="Strong"/>
+        </w:rPr>
+        <w:t>clean</w:t>
+      </w:r>
+      <w:r>
+        <w:t xml:space="preserve">, </w:t>
+      </w:r>
+      <w:r>
+        <w:rPr>
+          <w:rStyle w:val="Strong"/>
+        </w:rPr>
+        <w:t>maintainable</w:t>
+      </w:r>
+      <w:r>
+        <w:t xml:space="preserve">, and </w:t>
+      </w:r>
+      <w:r>
+        <w:rPr>
+          <w:rStyle w:val="Strong"/>
+        </w:rPr>
+        <w:t>easy to manage</w:t>
+      </w:r>
+    </w:p>
+    <w:p>
+      <w:pPr>
+        <w:tabs>
+          <w:tab w:val="left" w:pos="975"/>
+        </w:tabs>
+        <w:rPr>
+          <w:rStyle w:val="Strong"/>
+          <w:sz w:val="32"/>
+        </w:rPr>
+      </w:pPr>
+      <w:r>
+        <w:rPr>
+          <w:rStyle w:val="Strong"/>
+          <w:sz w:val="32"/>
+        </w:rPr>
+        <w:t>Keypoints:</w:t>
+      </w:r>
+    </w:p>
+    <w:p>
+      <w:pPr>
+        <w:tabs>
+          <w:tab w:val="left" w:pos="975"/>
+        </w:tabs>
+      </w:pPr>
+      <w:r>
+        <w:rPr>
+          <w:rFonts w:ascii="Segoe UI Symbol" w:hAnsi="Segoe UI Symbol" w:cs="Segoe UI Symbol"/>
+        </w:rPr>
+        <w:t>✔</w:t>
+      </w:r>
+      <w:r>
+        <w:t>️ Code Reusability</w:t>
+      </w:r>
+      <w:r>
+        <w:br/>
+      </w:r>
+      <w:r>
+        <w:rPr>
+          <w:rFonts w:ascii="Segoe UI Symbol" w:hAnsi="Segoe UI Symbol" w:cs="Segoe UI Symbol"/>
+        </w:rPr>
+        <w:t>✔</w:t>
+      </w:r>
+      <w:r>
+        <w:t>️ Easy to Maintain</w:t>
+      </w:r>
+      <w:r>
+        <w:br/>
+      </w:r>
+      <w:r>
+        <w:rPr>
+          <w:rFonts w:ascii="Segoe UI Symbol" w:hAnsi="Segoe UI Symbol" w:cs="Segoe UI Symbol"/>
+        </w:rPr>
+        <w:t>✔</w:t>
+      </w:r>
+      <w:r>
+        <w:t>️ Avoids Global Scope Pollution</w:t>
+      </w:r>
+      <w:r>
+        <w:br/>
+      </w:r>
+      <w:r>
+        <w:rPr>
+          <w:rFonts w:ascii="Segoe UI Symbol" w:hAnsi="Segoe UI Symbol" w:cs="Segoe UI Symbol"/>
+        </w:rPr>
+        <w:t>✔</w:t>
+      </w:r>
+      <w:r>
+        <w:t>️ Better Structure for Large Projects</w:t>
+      </w:r>
+    </w:p>
+    <w:p>
+      <w:pPr>
+        <w:spacing w:before="100" w:beforeAutospacing="1" w:after="100" w:afterAutospacing="1" w:line="240" w:lineRule="auto"/>
+        <w:rPr>
+          <w:rFonts w:ascii="Times New Roman" w:eastAsia="Times New Roman" w:hAnsi="Times New Roman" w:cs="Times New Roman"/>
+          <w:sz w:val="24"/>
+          <w:szCs w:val="24"/>
+          <w:lang w:eastAsia="en-IN"/>
+        </w:rPr>
+      </w:pPr>
+      <w:r>
+        <w:rPr>
+          <w:rFonts w:ascii="Times New Roman" w:eastAsia="Times New Roman" w:hAnsi="Times New Roman" w:cs="Times New Roman"/>
+          <w:b/>
+          <w:bCs/>
+          <w:sz w:val="24"/>
+          <w:szCs w:val="24"/>
+          <w:lang w:eastAsia="en-IN"/>
+        </w:rPr>
+        <w:t>math.js</w:t>
+      </w:r>
+    </w:p>
+    <w:p>
+      <w:pPr>
+        <w:tabs>
+          <w:tab w:val="left" w:pos="916"/>
+          <w:tab w:val="left" w:pos="1832"/>
+          <w:tab w:val="left" w:pos="2748"/>
+          <w:tab w:val="left" w:pos="3664"/>
+          <w:tab w:val="left" w:pos="4580"/>
+          <w:tab w:val="left" w:pos="5496"/>
+          <w:tab w:val="left" w:pos="6412"/>
+          <w:tab w:val="left" w:pos="7328"/>
+          <w:tab w:val="left" w:pos="8244"/>
+          <w:tab w:val="left" w:pos="9160"/>
+          <w:tab w:val="left" w:pos="10076"/>
+          <w:tab w:val="left" w:pos="10992"/>
+          <w:tab w:val="left" w:pos="11908"/>
+          <w:tab w:val="left" w:pos="12824"/>
+          <w:tab w:val="left" w:pos="13740"/>
+          <w:tab w:val="left" w:pos="14656"/>
+        </w:tabs>
+        <w:spacing w:after="0" w:line="240" w:lineRule="auto"/>
+        <w:rPr>
+          <w:rFonts w:ascii="Courier New" w:eastAsia="Times New Roman" w:hAnsi="Courier New" w:cs="Courier New"/>
+          <w:sz w:val="20"/>
+          <w:szCs w:val="20"/>
+          <w:lang w:eastAsia="en-IN"/>
+        </w:rPr>
+      </w:pPr>
+      <w:r>
+        <w:rPr>
+          <w:rFonts w:ascii="Courier New" w:eastAsia="Times New Roman" w:hAnsi="Courier New" w:cs="Courier New"/>
+          <w:sz w:val="20"/>
+          <w:szCs w:val="20"/>
+          <w:lang w:eastAsia="en-IN"/>
+        </w:rPr>
+        <w:t>js</w:t>
+      </w:r>
+    </w:p>
+    <w:p>
+      <w:pPr>
+        <w:tabs>
+          <w:tab w:val="left" w:pos="916"/>
+          <w:tab w:val="left" w:pos="1832"/>
+          <w:tab w:val="left" w:pos="2748"/>
+          <w:tab w:val="left" w:pos="3664"/>
+          <w:tab w:val="left" w:pos="4580"/>
+          <w:tab w:val="left" w:pos="5496"/>
+          <w:tab w:val="left" w:pos="6412"/>
+          <w:tab w:val="left" w:pos="7328"/>
+          <w:tab w:val="left" w:pos="8244"/>
+          <w:tab w:val="left" w:pos="9160"/>
+          <w:tab w:val="left" w:pos="10076"/>
+          <w:tab w:val="left" w:pos="10992"/>
+          <w:tab w:val="left" w:pos="11908"/>
+          <w:tab w:val="left" w:pos="12824"/>
+          <w:tab w:val="left" w:pos="13740"/>
+          <w:tab w:val="left" w:pos="14656"/>
+        </w:tabs>
+        <w:spacing w:after="0" w:line="240" w:lineRule="auto"/>
+        <w:rPr>
+          <w:rFonts w:ascii="Courier New" w:eastAsia="Times New Roman" w:hAnsi="Courier New" w:cs="Courier New"/>
+          <w:sz w:val="20"/>
+          <w:szCs w:val="20"/>
+          <w:lang w:eastAsia="en-IN"/>
+        </w:rPr>
+      </w:pPr>
+      <w:r>
+        <w:rPr>
+          <w:rFonts w:ascii="Courier New" w:eastAsia="Times New Roman" w:hAnsi="Courier New" w:cs="Courier New"/>
+          <w:sz w:val="20"/>
+          <w:szCs w:val="20"/>
+          <w:lang w:eastAsia="en-IN"/>
+        </w:rPr>
+        <w:t>CopyEdit</w:t>
+      </w:r>
+    </w:p>
+    <w:p>
+      <w:pPr>
+        <w:tabs>
+          <w:tab w:val="left" w:pos="916"/>
+          <w:tab w:val="left" w:pos="1832"/>
+          <w:tab w:val="left" w:pos="2748"/>
+          <w:tab w:val="left" w:pos="3664"/>
+          <w:tab w:val="left" w:pos="4580"/>
+          <w:tab w:val="left" w:pos="5496"/>
+          <w:tab w:val="left" w:pos="6412"/>
+          <w:tab w:val="left" w:pos="7328"/>
+          <w:tab w:val="left" w:pos="8244"/>
+          <w:tab w:val="left" w:pos="9160"/>
+          <w:tab w:val="left" w:pos="10076"/>
+          <w:tab w:val="left" w:pos="10992"/>
+          <w:tab w:val="left" w:pos="11908"/>
+          <w:tab w:val="left" w:pos="12824"/>
+          <w:tab w:val="left" w:pos="13740"/>
+          <w:tab w:val="left" w:pos="14656"/>
+        </w:tabs>
+        <w:spacing w:after="0" w:line="240" w:lineRule="auto"/>
+        <w:rPr>
+          <w:rFonts w:ascii="Courier New" w:eastAsia="Times New Roman" w:hAnsi="Courier New" w:cs="Courier New"/>
+          <w:sz w:val="20"/>
+          <w:szCs w:val="20"/>
+          <w:lang w:eastAsia="en-IN"/>
+        </w:rPr>
+      </w:pPr>
+      <w:r>
+        <w:rPr>
+          <w:rFonts w:ascii="Courier New" w:eastAsia="Times New Roman" w:hAnsi="Courier New" w:cs="Courier New"/>
+          <w:sz w:val="20"/>
+          <w:szCs w:val="20"/>
+          <w:lang w:eastAsia="en-IN"/>
+        </w:rPr>
+        <w:t>function add(a, b) {</w:t>
+      </w:r>
+    </w:p>
+    <w:p>
+      <w:pPr>
+        <w:tabs>
+          <w:tab w:val="left" w:pos="916"/>
+          <w:tab w:val="left" w:pos="1832"/>
+          <w:tab w:val="left" w:pos="2748"/>
+          <w:tab w:val="left" w:pos="3664"/>
+          <w:tab w:val="left" w:pos="4580"/>
+          <w:tab w:val="left" w:pos="5496"/>
+          <w:tab w:val="left" w:pos="6412"/>
+          <w:tab w:val="left" w:pos="7328"/>
+          <w:tab w:val="left" w:pos="8244"/>
+          <w:tab w:val="left" w:pos="9160"/>
+          <w:tab w:val="left" w:pos="10076"/>
+          <w:tab w:val="left" w:pos="10992"/>
+          <w:tab w:val="left" w:pos="11908"/>
+          <w:tab w:val="left" w:pos="12824"/>
+          <w:tab w:val="left" w:pos="13740"/>
+          <w:tab w:val="left" w:pos="14656"/>
+        </w:tabs>
+        <w:spacing w:after="0" w:line="240" w:lineRule="auto"/>
+        <w:rPr>
+          <w:rFonts w:ascii="Courier New" w:eastAsia="Times New Roman" w:hAnsi="Courier New" w:cs="Courier New"/>
+          <w:sz w:val="20"/>
+          <w:szCs w:val="20"/>
+          <w:lang w:eastAsia="en-IN"/>
+        </w:rPr>
+      </w:pPr>
+      <w:r>
+        <w:rPr>
+          <w:rFonts w:ascii="Courier New" w:eastAsia="Times New Roman" w:hAnsi="Courier New" w:cs="Courier New"/>
+          <w:sz w:val="20"/>
+          <w:szCs w:val="20"/>
+          <w:lang w:eastAsia="en-IN"/>
+        </w:rPr>
+        <w:t xml:space="preserve">  return a + b;</w:t>
+      </w:r>
+    </w:p>
+    <w:p>
+      <w:pPr>
+        <w:tabs>
+          <w:tab w:val="left" w:pos="916"/>
+          <w:tab w:val="left" w:pos="1832"/>
+          <w:tab w:val="left" w:pos="2748"/>
+          <w:tab w:val="left" w:pos="3664"/>
+          <w:tab w:val="left" w:pos="4580"/>
+          <w:tab w:val="left" w:pos="5496"/>
+          <w:tab w:val="left" w:pos="6412"/>
+          <w:tab w:val="left" w:pos="7328"/>
+          <w:tab w:val="left" w:pos="8244"/>
+          <w:tab w:val="left" w:pos="9160"/>
+          <w:tab w:val="left" w:pos="10076"/>
+          <w:tab w:val="left" w:pos="10992"/>
+          <w:tab w:val="left" w:pos="11908"/>
+          <w:tab w:val="left" w:pos="12824"/>
+          <w:tab w:val="left" w:pos="13740"/>
+          <w:tab w:val="left" w:pos="14656"/>
+        </w:tabs>
+        <w:spacing w:after="0" w:line="240" w:lineRule="auto"/>
+        <w:rPr>
+          <w:rFonts w:ascii="Courier New" w:eastAsia="Times New Roman" w:hAnsi="Courier New" w:cs="Courier New"/>
+          <w:sz w:val="20"/>
+          <w:szCs w:val="20"/>
+          <w:lang w:eastAsia="en-IN"/>
+        </w:rPr>
+      </w:pPr>
+      <w:r>
+        <w:rPr>
+          <w:rFonts w:ascii="Courier New" w:eastAsia="Times New Roman" w:hAnsi="Courier New" w:cs="Courier New"/>
+          <w:sz w:val="20"/>
+          <w:szCs w:val="20"/>
+          <w:lang w:eastAsia="en-IN"/>
+        </w:rPr>
+        <w:t>}</w:t>
+      </w:r>
+    </w:p>
+    <w:p>
+      <w:pPr>
+        <w:tabs>
+          <w:tab w:val="left" w:pos="916"/>
+          <w:tab w:val="left" w:pos="1832"/>
+          <w:tab w:val="left" w:pos="2748"/>
+          <w:tab w:val="left" w:pos="3664"/>
+          <w:tab w:val="left" w:pos="4580"/>
+          <w:tab w:val="left" w:pos="5496"/>
+          <w:tab w:val="left" w:pos="6412"/>
+          <w:tab w:val="left" w:pos="7328"/>
+          <w:tab w:val="left" w:pos="8244"/>
+          <w:tab w:val="left" w:pos="9160"/>
+          <w:tab w:val="left" w:pos="10076"/>
+          <w:tab w:val="left" w:pos="10992"/>
+          <w:tab w:val="left" w:pos="11908"/>
+          <w:tab w:val="left" w:pos="12824"/>
+          <w:tab w:val="left" w:pos="13740"/>
+          <w:tab w:val="left" w:pos="14656"/>
+        </w:tabs>
+        <w:spacing w:after="0" w:line="240" w:lineRule="auto"/>
+        <w:rPr>
+          <w:rFonts w:ascii="Courier New" w:eastAsia="Times New Roman" w:hAnsi="Courier New" w:cs="Courier New"/>
+          <w:sz w:val="20"/>
+          <w:szCs w:val="20"/>
+          <w:lang w:eastAsia="en-IN"/>
+        </w:rPr>
+      </w:pPr>
+    </w:p>
+    <w:p>
+      <w:pPr>
+        <w:tabs>
+          <w:tab w:val="left" w:pos="916"/>
+          <w:tab w:val="left" w:pos="1832"/>
+          <w:tab w:val="left" w:pos="2748"/>
+          <w:tab w:val="left" w:pos="3664"/>
+          <w:tab w:val="left" w:pos="4580"/>
+          <w:tab w:val="left" w:pos="5496"/>
+          <w:tab w:val="left" w:pos="6412"/>
+          <w:tab w:val="left" w:pos="7328"/>
+          <w:tab w:val="left" w:pos="8244"/>
+          <w:tab w:val="left" w:pos="9160"/>
+          <w:tab w:val="left" w:pos="10076"/>
+          <w:tab w:val="left" w:pos="10992"/>
+          <w:tab w:val="left" w:pos="11908"/>
+          <w:tab w:val="left" w:pos="12824"/>
+          <w:tab w:val="left" w:pos="13740"/>
+          <w:tab w:val="left" w:pos="14656"/>
+        </w:tabs>
+        <w:spacing w:after="0" w:line="240" w:lineRule="auto"/>
+        <w:rPr>
+          <w:rFonts w:ascii="Courier New" w:eastAsia="Times New Roman" w:hAnsi="Courier New" w:cs="Courier New"/>
+          <w:sz w:val="20"/>
+          <w:szCs w:val="20"/>
+          <w:lang w:eastAsia="en-IN"/>
+        </w:rPr>
+      </w:pPr>
+      <w:r>
+        <w:rPr>
+          <w:rFonts w:ascii="Courier New" w:eastAsia="Times New Roman" w:hAnsi="Courier New" w:cs="Courier New"/>
+          <w:sz w:val="20"/>
+          <w:szCs w:val="20"/>
+          <w:lang w:eastAsia="en-IN"/>
+        </w:rPr>
+        <w:t>function subtract(a, b) {</w:t>
+      </w:r>
+    </w:p>
+    <w:p>
+      <w:pPr>
+        <w:tabs>
+          <w:tab w:val="left" w:pos="916"/>
+          <w:tab w:val="left" w:pos="1832"/>
+          <w:tab w:val="left" w:pos="2748"/>
+          <w:tab w:val="left" w:pos="3664"/>
+          <w:tab w:val="left" w:pos="4580"/>
+          <w:tab w:val="left" w:pos="5496"/>
+          <w:tab w:val="left" w:pos="6412"/>
+          <w:tab w:val="left" w:pos="7328"/>
+          <w:tab w:val="left" w:pos="8244"/>
+          <w:tab w:val="left" w:pos="9160"/>
+          <w:tab w:val="left" w:pos="10076"/>
+          <w:tab w:val="left" w:pos="10992"/>
+          <w:tab w:val="left" w:pos="11908"/>
+          <w:tab w:val="left" w:pos="12824"/>
+          <w:tab w:val="left" w:pos="13740"/>
+          <w:tab w:val="left" w:pos="14656"/>
+        </w:tabs>
+        <w:spacing w:after="0" w:line="240" w:lineRule="auto"/>
+        <w:rPr>
+          <w:rFonts w:ascii="Courier New" w:eastAsia="Times New Roman" w:hAnsi="Courier New" w:cs="Courier New"/>
+          <w:sz w:val="20"/>
+          <w:szCs w:val="20"/>
+          <w:lang w:eastAsia="en-IN"/>
+        </w:rPr>
+      </w:pPr>
+      <w:r>
+        <w:rPr>
+          <w:rFonts w:ascii="Courier New" w:eastAsia="Times New Roman" w:hAnsi="Courier New" w:cs="Courier New"/>
+          <w:sz w:val="20"/>
+          <w:szCs w:val="20"/>
+          <w:lang w:eastAsia="en-IN"/>
+        </w:rPr>
+        <w:t xml:space="preserve">  return a - b;</w:t>
+      </w:r>
+    </w:p>
+    <w:p>
+      <w:pPr>
+        <w:tabs>
+          <w:tab w:val="left" w:pos="916"/>
+          <w:tab w:val="left" w:pos="1832"/>
+          <w:tab w:val="left" w:pos="2748"/>
+          <w:tab w:val="left" w:pos="3664"/>
+          <w:tab w:val="left" w:pos="4580"/>
+          <w:tab w:val="left" w:pos="5496"/>
+          <w:tab w:val="left" w:pos="6412"/>
+          <w:tab w:val="left" w:pos="7328"/>
+          <w:tab w:val="left" w:pos="8244"/>
+          <w:tab w:val="left" w:pos="9160"/>
+          <w:tab w:val="left" w:pos="10076"/>
+          <w:tab w:val="left" w:pos="10992"/>
+          <w:tab w:val="left" w:pos="11908"/>
+          <w:tab w:val="left" w:pos="12824"/>
+          <w:tab w:val="left" w:pos="13740"/>
+          <w:tab w:val="left" w:pos="14656"/>
+        </w:tabs>
+        <w:spacing w:after="0" w:line="240" w:lineRule="auto"/>
+        <w:rPr>
+          <w:rFonts w:ascii="Courier New" w:eastAsia="Times New Roman" w:hAnsi="Courier New" w:cs="Courier New"/>
+          <w:sz w:val="20"/>
+          <w:szCs w:val="20"/>
+          <w:lang w:eastAsia="en-IN"/>
+        </w:rPr>
+      </w:pPr>
+      <w:r>
+        <w:rPr>
+          <w:rFonts w:ascii="Courier New" w:eastAsia="Times New Roman" w:hAnsi="Courier New" w:cs="Courier New"/>
+          <w:sz w:val="20"/>
+          <w:szCs w:val="20"/>
+          <w:lang w:eastAsia="en-IN"/>
+        </w:rPr>
+        <w:t>}</w:t>
+      </w:r>
+    </w:p>
+    <w:p>
+      <w:pPr>
+        <w:tabs>
+          <w:tab w:val="left" w:pos="916"/>
+          <w:tab w:val="left" w:pos="1832"/>
+          <w:tab w:val="left" w:pos="2748"/>
+          <w:tab w:val="left" w:pos="3664"/>
+          <w:tab w:val="left" w:pos="4580"/>
+          <w:tab w:val="left" w:pos="5496"/>
+          <w:tab w:val="left" w:pos="6412"/>
+          <w:tab w:val="left" w:pos="7328"/>
+          <w:tab w:val="left" w:pos="8244"/>
+          <w:tab w:val="left" w:pos="9160"/>
+          <w:tab w:val="left" w:pos="10076"/>
+          <w:tab w:val="left" w:pos="10992"/>
+          <w:tab w:val="left" w:pos="11908"/>
+          <w:tab w:val="left" w:pos="12824"/>
+          <w:tab w:val="left" w:pos="13740"/>
+          <w:tab w:val="left" w:pos="14656"/>
+        </w:tabs>
+        <w:spacing w:after="0" w:line="240" w:lineRule="auto"/>
+        <w:rPr>
+          <w:rFonts w:ascii="Courier New" w:eastAsia="Times New Roman" w:hAnsi="Courier New" w:cs="Courier New"/>
+          <w:sz w:val="20"/>
+          <w:szCs w:val="20"/>
+          <w:lang w:eastAsia="en-IN"/>
+        </w:rPr>
+      </w:pPr>
+    </w:p>
+    <w:p>
+      <w:pPr>
+        <w:tabs>
+          <w:tab w:val="left" w:pos="916"/>
+          <w:tab w:val="left" w:pos="1832"/>
+          <w:tab w:val="left" w:pos="2748"/>
+          <w:tab w:val="left" w:pos="3664"/>
+          <w:tab w:val="left" w:pos="4580"/>
+          <w:tab w:val="left" w:pos="5496"/>
+          <w:tab w:val="left" w:pos="6412"/>
+          <w:tab w:val="left" w:pos="7328"/>
+          <w:tab w:val="left" w:pos="8244"/>
+          <w:tab w:val="left" w:pos="9160"/>
+          <w:tab w:val="left" w:pos="10076"/>
+          <w:tab w:val="left" w:pos="10992"/>
+          <w:tab w:val="left" w:pos="11908"/>
+          <w:tab w:val="left" w:pos="12824"/>
+          <w:tab w:val="left" w:pos="13740"/>
+          <w:tab w:val="left" w:pos="14656"/>
+        </w:tabs>
+        <w:spacing w:after="0" w:line="240" w:lineRule="auto"/>
+        <w:rPr>
+          <w:rFonts w:ascii="Courier New" w:eastAsia="Times New Roman" w:hAnsi="Courier New" w:cs="Courier New"/>
+          <w:sz w:val="20"/>
+          <w:szCs w:val="20"/>
+          <w:lang w:eastAsia="en-IN"/>
+        </w:rPr>
+      </w:pPr>
+      <w:r>
+        <w:rPr>
+          <w:rFonts w:ascii="Courier New" w:eastAsia="Times New Roman" w:hAnsi="Courier New" w:cs="Courier New"/>
+          <w:sz w:val="20"/>
+          <w:szCs w:val="20"/>
+          <w:lang w:eastAsia="en-IN"/>
+        </w:rPr>
+        <w:t>module.exports = { add, subtract };</w:t>
+      </w:r>
+    </w:p>
+    <w:p>
+      <w:pPr>
+        <w:spacing w:before="100" w:beforeAutospacing="1" w:after="100" w:afterAutospacing="1" w:line="240" w:lineRule="auto"/>
+        <w:rPr>
+          <w:rFonts w:ascii="Times New Roman" w:eastAsia="Times New Roman" w:hAnsi="Times New Roman" w:cs="Times New Roman"/>
+          <w:sz w:val="24"/>
+          <w:szCs w:val="24"/>
+          <w:lang w:eastAsia="en-IN"/>
+        </w:rPr>
+      </w:pPr>
+      <w:r>
+        <w:rPr>
+          <w:rFonts w:ascii="Times New Roman" w:eastAsia="Times New Roman" w:hAnsi="Times New Roman" w:cs="Times New Roman"/>
+          <w:b/>
+          <w:bCs/>
+          <w:sz w:val="24"/>
+          <w:szCs w:val="24"/>
+          <w:lang w:eastAsia="en-IN"/>
+        </w:rPr>
+        <w:t>main.js</w:t>
+      </w:r>
+    </w:p>
+    <w:p>
+      <w:pPr>
+        <w:tabs>
+          <w:tab w:val="left" w:pos="916"/>
+          <w:tab w:val="left" w:pos="1832"/>
+          <w:tab w:val="left" w:pos="2748"/>
+          <w:tab w:val="left" w:pos="3664"/>
+          <w:tab w:val="left" w:pos="4580"/>
+          <w:tab w:val="left" w:pos="5496"/>
+          <w:tab w:val="left" w:pos="6412"/>
+          <w:tab w:val="left" w:pos="7328"/>
+          <w:tab w:val="left" w:pos="8244"/>
+          <w:tab w:val="left" w:pos="9160"/>
+          <w:tab w:val="left" w:pos="10076"/>
+          <w:tab w:val="left" w:pos="10992"/>
+          <w:tab w:val="left" w:pos="11908"/>
+          <w:tab w:val="left" w:pos="12824"/>
+          <w:tab w:val="left" w:pos="13740"/>
+          <w:tab w:val="left" w:pos="14656"/>
+        </w:tabs>
+        <w:spacing w:after="0" w:line="240" w:lineRule="auto"/>
+        <w:rPr>
+          <w:rFonts w:ascii="Courier New" w:eastAsia="Times New Roman" w:hAnsi="Courier New" w:cs="Courier New"/>
+          <w:sz w:val="20"/>
+          <w:szCs w:val="20"/>
+          <w:lang w:eastAsia="en-IN"/>
+        </w:rPr>
+      </w:pPr>
+      <w:r>
+        <w:rPr>
+          <w:rFonts w:ascii="Courier New" w:eastAsia="Times New Roman" w:hAnsi="Courier New" w:cs="Courier New"/>
+          <w:sz w:val="20"/>
+          <w:szCs w:val="20"/>
+          <w:lang w:eastAsia="en-IN"/>
+        </w:rPr>
+        <w:t>js</w:t>
+      </w:r>
+    </w:p>
+    <w:p>
+      <w:pPr>
+        <w:tabs>
+          <w:tab w:val="left" w:pos="916"/>
+          <w:tab w:val="left" w:pos="1832"/>
+          <w:tab w:val="left" w:pos="2748"/>
+          <w:tab w:val="left" w:pos="3664"/>
+          <w:tab w:val="left" w:pos="4580"/>
+          <w:tab w:val="left" w:pos="5496"/>
+          <w:tab w:val="left" w:pos="6412"/>
+          <w:tab w:val="left" w:pos="7328"/>
+          <w:tab w:val="left" w:pos="8244"/>
+          <w:tab w:val="left" w:pos="9160"/>
+          <w:tab w:val="left" w:pos="10076"/>
+          <w:tab w:val="left" w:pos="10992"/>
+          <w:tab w:val="left" w:pos="11908"/>
+          <w:tab w:val="left" w:pos="12824"/>
+          <w:tab w:val="left" w:pos="13740"/>
+          <w:tab w:val="left" w:pos="14656"/>
+        </w:tabs>
+        <w:spacing w:after="0" w:line="240" w:lineRule="auto"/>
+        <w:rPr>
+          <w:rFonts w:ascii="Courier New" w:eastAsia="Times New Roman" w:hAnsi="Courier New" w:cs="Courier New"/>
+          <w:sz w:val="20"/>
+          <w:szCs w:val="20"/>
+          <w:lang w:eastAsia="en-IN"/>
+        </w:rPr>
+      </w:pPr>
+      <w:r>
+        <w:rPr>
+          <w:rFonts w:ascii="Courier New" w:eastAsia="Times New Roman" w:hAnsi="Courier New" w:cs="Courier New"/>
+          <w:sz w:val="20"/>
+          <w:szCs w:val="20"/>
+          <w:lang w:eastAsia="en-IN"/>
+        </w:rPr>
+        <w:t>CopyEdit</w:t>
+      </w:r>
+    </w:p>
+    <w:p>
+      <w:pPr>
+        <w:tabs>
+          <w:tab w:val="left" w:pos="916"/>
+          <w:tab w:val="left" w:pos="1832"/>
+          <w:tab w:val="left" w:pos="2748"/>
+          <w:tab w:val="left" w:pos="3664"/>
+          <w:tab w:val="left" w:pos="4580"/>
+          <w:tab w:val="left" w:pos="5496"/>
+          <w:tab w:val="left" w:pos="6412"/>
+          <w:tab w:val="left" w:pos="7328"/>
+          <w:tab w:val="left" w:pos="8244"/>
+          <w:tab w:val="left" w:pos="9160"/>
+          <w:tab w:val="left" w:pos="10076"/>
+          <w:tab w:val="left" w:pos="10992"/>
+          <w:tab w:val="left" w:pos="11908"/>
+          <w:tab w:val="left" w:pos="12824"/>
+          <w:tab w:val="left" w:pos="13740"/>
+          <w:tab w:val="left" w:pos="14656"/>
+        </w:tabs>
+        <w:spacing w:after="0" w:line="240" w:lineRule="auto"/>
+        <w:rPr>
+          <w:rFonts w:ascii="Courier New" w:eastAsia="Times New Roman" w:hAnsi="Courier New" w:cs="Courier New"/>
+          <w:sz w:val="20"/>
+          <w:szCs w:val="20"/>
+          <w:lang w:eastAsia="en-IN"/>
+        </w:rPr>
+      </w:pPr>
+      <w:r>
+        <w:rPr>
+          <w:rFonts w:ascii="Courier New" w:eastAsia="Times New Roman" w:hAnsi="Courier New" w:cs="Courier New"/>
+          <w:sz w:val="20"/>
+          <w:szCs w:val="20"/>
+          <w:lang w:eastAsia="en-IN"/>
+        </w:rPr>
+        <w:t>const math = require('./math.js');</w:t>
+      </w:r>
+    </w:p>
+    <w:p>
+      <w:pPr>
+        <w:tabs>
+          <w:tab w:val="left" w:pos="916"/>
+          <w:tab w:val="left" w:pos="1832"/>
+          <w:tab w:val="left" w:pos="2748"/>
+          <w:tab w:val="left" w:pos="3664"/>
+          <w:tab w:val="left" w:pos="4580"/>
+          <w:tab w:val="left" w:pos="5496"/>
+          <w:tab w:val="left" w:pos="6412"/>
+          <w:tab w:val="left" w:pos="7328"/>
+          <w:tab w:val="left" w:pos="8244"/>
+          <w:tab w:val="left" w:pos="9160"/>
+          <w:tab w:val="left" w:pos="10076"/>
+          <w:tab w:val="left" w:pos="10992"/>
+          <w:tab w:val="left" w:pos="11908"/>
+          <w:tab w:val="left" w:pos="12824"/>
+          <w:tab w:val="left" w:pos="13740"/>
+          <w:tab w:val="left" w:pos="14656"/>
+        </w:tabs>
+        <w:spacing w:after="0" w:line="240" w:lineRule="auto"/>
+        <w:rPr>
+          <w:rFonts w:ascii="Courier New" w:eastAsia="Times New Roman" w:hAnsi="Courier New" w:cs="Courier New"/>
+          <w:sz w:val="20"/>
+          <w:szCs w:val="20"/>
+          <w:lang w:eastAsia="en-IN"/>
+        </w:rPr>
+      </w:pPr>
+    </w:p>
+    <w:p>
+      <w:pPr>
+        <w:tabs>
+          <w:tab w:val="left" w:pos="916"/>
+          <w:tab w:val="left" w:pos="1832"/>
+          <w:tab w:val="left" w:pos="2748"/>
+          <w:tab w:val="left" w:pos="3664"/>
+          <w:tab w:val="left" w:pos="4580"/>
+          <w:tab w:val="left" w:pos="5496"/>
+          <w:tab w:val="left" w:pos="6412"/>
+          <w:tab w:val="left" w:pos="7328"/>
+          <w:tab w:val="left" w:pos="8244"/>
+          <w:tab w:val="left" w:pos="9160"/>
+          <w:tab w:val="left" w:pos="10076"/>
+          <w:tab w:val="left" w:pos="10992"/>
+          <w:tab w:val="left" w:pos="11908"/>
+          <w:tab w:val="left" w:pos="12824"/>
+          <w:tab w:val="left" w:pos="13740"/>
+          <w:tab w:val="left" w:pos="14656"/>
+        </w:tabs>
+        <w:spacing w:after="0" w:line="240" w:lineRule="auto"/>
+        <w:rPr>
+          <w:rFonts w:ascii="Courier New" w:eastAsia="Times New Roman" w:hAnsi="Courier New" w:cs="Courier New"/>
+          <w:sz w:val="20"/>
+          <w:szCs w:val="20"/>
+          <w:lang w:eastAsia="en-IN"/>
+        </w:rPr>
+      </w:pPr>
+      <w:r>
+        <w:rPr>
+          <w:rFonts w:ascii="Courier New" w:eastAsia="Times New Roman" w:hAnsi="Courier New" w:cs="Courier New"/>
+          <w:sz w:val="20"/>
+          <w:szCs w:val="20"/>
+          <w:lang w:eastAsia="en-IN"/>
+        </w:rPr>
+        <w:lastRenderedPageBreak/>
+        <w:t>console.log(math.add(5, 3));      // Output: 8</w:t>
+      </w:r>
+    </w:p>
+    <w:p>
+      <w:pPr>
+        <w:tabs>
+          <w:tab w:val="left" w:pos="916"/>
+          <w:tab w:val="left" w:pos="1832"/>
+          <w:tab w:val="left" w:pos="2748"/>
+          <w:tab w:val="left" w:pos="3664"/>
+          <w:tab w:val="left" w:pos="4580"/>
+          <w:tab w:val="left" w:pos="5496"/>
+          <w:tab w:val="left" w:pos="6412"/>
+          <w:tab w:val="left" w:pos="7328"/>
+          <w:tab w:val="left" w:pos="8244"/>
+          <w:tab w:val="left" w:pos="9160"/>
+          <w:tab w:val="left" w:pos="10076"/>
+          <w:tab w:val="left" w:pos="10992"/>
+          <w:tab w:val="left" w:pos="11908"/>
+          <w:tab w:val="left" w:pos="12824"/>
+          <w:tab w:val="left" w:pos="13740"/>
+          <w:tab w:val="left" w:pos="14656"/>
+        </w:tabs>
+        <w:spacing w:after="0" w:line="240" w:lineRule="auto"/>
+        <w:rPr>
+          <w:rFonts w:ascii="Courier New" w:eastAsia="Times New Roman" w:hAnsi="Courier New" w:cs="Courier New"/>
+          <w:sz w:val="20"/>
+          <w:szCs w:val="20"/>
+          <w:lang w:eastAsia="en-IN"/>
+        </w:rPr>
+      </w:pPr>
+      <w:r>
+        <w:rPr>
+          <w:rFonts w:ascii="Courier New" w:eastAsia="Times New Roman" w:hAnsi="Courier New" w:cs="Courier New"/>
+          <w:sz w:val="20"/>
+          <w:szCs w:val="20"/>
+          <w:lang w:eastAsia="en-IN"/>
+        </w:rPr>
+        <w:t>console.log(math.subtract(5, 3)); // Output: 2</w:t>
+      </w:r>
+    </w:p>
+    <w:p>
+      <w:pPr>
+        <w:pStyle w:val="Heading3"/>
+      </w:pPr>
+      <w:r>
+        <w:rPr>
+          <w:rStyle w:val="Strong"/>
+          <w:b/>
+          <w:bCs/>
+        </w:rPr>
+        <w:t>Local Storage Example:</w:t>
+      </w:r>
+    </w:p>
+    <w:p>
+      <w:pPr>
+        <w:pStyle w:val="NormalWeb"/>
+        <w:rPr>
+          <w:sz w:val="32"/>
+        </w:rPr>
+      </w:pPr>
+      <w:r>
+        <w:rPr>
+          <w:rStyle w:val="Strong"/>
+        </w:rPr>
+        <w:t>Local Storage</w:t>
+      </w:r>
+      <w:r>
+        <w:t xml:space="preserve"> stores data in the browser permanently. Even if you close the browser, the </w:t>
+      </w:r>
+      <w:r>
+        <w:rPr>
+          <w:sz w:val="32"/>
+        </w:rPr>
+        <w:t>data remains.</w:t>
+      </w:r>
+      <w:bookmarkStart w:id="0" w:name="_GoBack"/>
+      <w:bookmarkEnd w:id="0"/>
+    </w:p>
+    <w:p>
+      <w:pPr>
+        <w:pStyle w:val="HTMLPreformatted"/>
+        <w:rPr>
+          <w:rFonts w:ascii="Times New Roman" w:hAnsi="Times New Roman" w:cs="Times New Roman"/>
+          <w:sz w:val="24"/>
+        </w:rPr>
+      </w:pPr>
+      <w:r>
+        <w:rPr>
+          <w:rFonts w:ascii="Times New Roman" w:hAnsi="Times New Roman" w:cs="Times New Roman"/>
+          <w:sz w:val="24"/>
+        </w:rPr>
+        <w:t>javascript</w:t>
+      </w:r>
+    </w:p>
+    <w:p>
+      <w:pPr>
+        <w:pStyle w:val="HTMLPreformatted"/>
+        <w:rPr>
+          <w:rFonts w:ascii="Times New Roman" w:hAnsi="Times New Roman" w:cs="Times New Roman"/>
+          <w:sz w:val="24"/>
+        </w:rPr>
+      </w:pPr>
+      <w:r>
+        <w:rPr>
+          <w:rFonts w:ascii="Times New Roman" w:hAnsi="Times New Roman" w:cs="Times New Roman"/>
+          <w:sz w:val="24"/>
+        </w:rPr>
+        <w:t>CopyEdit</w:t>
+      </w:r>
+    </w:p>
+    <w:p>
+      <w:pPr>
+        <w:pStyle w:val="HTMLPreformatted"/>
+        <w:rPr>
+          <w:rStyle w:val="HTMLCode"/>
+          <w:rFonts w:ascii="Times New Roman" w:hAnsi="Times New Roman" w:cs="Times New Roman"/>
+          <w:sz w:val="24"/>
+        </w:rPr>
+      </w:pPr>
+      <w:r>
+        <w:rPr>
+          <w:rStyle w:val="hljs-comment"/>
+          <w:rFonts w:ascii="Times New Roman" w:hAnsi="Times New Roman" w:cs="Times New Roman"/>
+          <w:sz w:val="24"/>
+        </w:rPr>
+        <w:t>// Set data in Local Storage</w:t>
+      </w:r>
+    </w:p>
+    <w:p>
+      <w:pPr>
+        <w:pStyle w:val="HTMLPreformatted"/>
+        <w:rPr>
+          <w:rStyle w:val="HTMLCode"/>
+          <w:rFonts w:ascii="Times New Roman" w:hAnsi="Times New Roman" w:cs="Times New Roman"/>
+          <w:sz w:val="24"/>
+        </w:rPr>
+      </w:pPr>
+      <w:r>
+        <w:rPr>
+          <w:rStyle w:val="hljs-variable"/>
+          <w:rFonts w:ascii="Times New Roman" w:hAnsi="Times New Roman" w:cs="Times New Roman"/>
+          <w:sz w:val="24"/>
+        </w:rPr>
+        <w:t>localStorage</w:t>
+      </w:r>
+      <w:r>
+        <w:rPr>
+          <w:rStyle w:val="HTMLCode"/>
+          <w:rFonts w:ascii="Times New Roman" w:hAnsi="Times New Roman" w:cs="Times New Roman"/>
+          <w:sz w:val="24"/>
+        </w:rPr>
+        <w:t>.</w:t>
+      </w:r>
+      <w:r>
+        <w:rPr>
+          <w:rStyle w:val="hljs-title"/>
+          <w:rFonts w:ascii="Times New Roman" w:hAnsi="Times New Roman" w:cs="Times New Roman"/>
+          <w:sz w:val="24"/>
+        </w:rPr>
+        <w:t>setItem</w:t>
+      </w:r>
+      <w:r>
+        <w:rPr>
+          <w:rStyle w:val="HTMLCode"/>
+          <w:rFonts w:ascii="Times New Roman" w:hAnsi="Times New Roman" w:cs="Times New Roman"/>
+          <w:sz w:val="24"/>
+        </w:rPr>
+        <w:t>(</w:t>
+      </w:r>
+      <w:r>
+        <w:rPr>
+          <w:rStyle w:val="hljs-string"/>
+          <w:rFonts w:ascii="Times New Roman" w:hAnsi="Times New Roman" w:cs="Times New Roman"/>
+          <w:sz w:val="24"/>
+        </w:rPr>
+        <w:t>"username"</w:t>
+      </w:r>
+      <w:r>
+        <w:rPr>
+          <w:rStyle w:val="HTMLCode"/>
+          <w:rFonts w:ascii="Times New Roman" w:hAnsi="Times New Roman" w:cs="Times New Roman"/>
+          <w:sz w:val="24"/>
+        </w:rPr>
+        <w:t xml:space="preserve">, </w:t>
+      </w:r>
+      <w:r>
+        <w:rPr>
+          <w:rStyle w:val="hljs-string"/>
+          <w:rFonts w:ascii="Times New Roman" w:hAnsi="Times New Roman" w:cs="Times New Roman"/>
+          <w:sz w:val="24"/>
+        </w:rPr>
+        <w:t>"Ravi"</w:t>
+      </w:r>
+      <w:r>
+        <w:rPr>
+          <w:rStyle w:val="HTMLCode"/>
+          <w:rFonts w:ascii="Times New Roman" w:hAnsi="Times New Roman" w:cs="Times New Roman"/>
+          <w:sz w:val="24"/>
+        </w:rPr>
+        <w:t>);</w:t>
+      </w:r>
+    </w:p>
+    <w:p>
+      <w:pPr>
+        <w:pStyle w:val="HTMLPreformatted"/>
+        <w:rPr>
+          <w:rStyle w:val="HTMLCode"/>
+          <w:rFonts w:ascii="Times New Roman" w:hAnsi="Times New Roman" w:cs="Times New Roman"/>
+          <w:sz w:val="24"/>
+        </w:rPr>
+      </w:pPr>
+    </w:p>
+    <w:p>
+      <w:pPr>
+        <w:pStyle w:val="HTMLPreformatted"/>
+        <w:rPr>
+          <w:rStyle w:val="HTMLCode"/>
+          <w:rFonts w:ascii="Times New Roman" w:hAnsi="Times New Roman" w:cs="Times New Roman"/>
+          <w:sz w:val="24"/>
+        </w:rPr>
+      </w:pPr>
+      <w:r>
+        <w:rPr>
+          <w:rStyle w:val="hljs-comment"/>
+          <w:rFonts w:ascii="Times New Roman" w:hAnsi="Times New Roman" w:cs="Times New Roman"/>
+          <w:sz w:val="24"/>
+        </w:rPr>
+        <w:t>// Get data from Local Storage</w:t>
+      </w:r>
+    </w:p>
+    <w:p>
+      <w:pPr>
+        <w:pStyle w:val="HTMLPreformatted"/>
+        <w:rPr>
+          <w:rStyle w:val="HTMLCode"/>
+          <w:rFonts w:ascii="Times New Roman" w:hAnsi="Times New Roman" w:cs="Times New Roman"/>
+          <w:sz w:val="24"/>
+        </w:rPr>
+      </w:pPr>
+      <w:r>
+        <w:rPr>
+          <w:rStyle w:val="hljs-keyword"/>
+          <w:rFonts w:ascii="Times New Roman" w:hAnsi="Times New Roman" w:cs="Times New Roman"/>
+          <w:sz w:val="24"/>
+        </w:rPr>
+        <w:t>let</w:t>
+      </w:r>
+      <w:r>
+        <w:rPr>
+          <w:rStyle w:val="HTMLCode"/>
+          <w:rFonts w:ascii="Times New Roman" w:hAnsi="Times New Roman" w:cs="Times New Roman"/>
+          <w:sz w:val="24"/>
+        </w:rPr>
+        <w:t xml:space="preserve"> user = </w:t>
+      </w:r>
+      <w:r>
+        <w:rPr>
+          <w:rStyle w:val="hljs-variable"/>
+          <w:rFonts w:ascii="Times New Roman" w:hAnsi="Times New Roman" w:cs="Times New Roman"/>
+          <w:sz w:val="24"/>
+        </w:rPr>
+        <w:t>localStorage</w:t>
+      </w:r>
+      <w:r>
+        <w:rPr>
+          <w:rStyle w:val="HTMLCode"/>
+          <w:rFonts w:ascii="Times New Roman" w:hAnsi="Times New Roman" w:cs="Times New Roman"/>
+          <w:sz w:val="24"/>
+        </w:rPr>
+        <w:t>.</w:t>
+      </w:r>
+      <w:r>
+        <w:rPr>
+          <w:rStyle w:val="hljs-title"/>
+          <w:rFonts w:ascii="Times New Roman" w:hAnsi="Times New Roman" w:cs="Times New Roman"/>
+          <w:sz w:val="24"/>
+        </w:rPr>
+        <w:t>getItem</w:t>
+      </w:r>
+      <w:r>
+        <w:rPr>
+          <w:rStyle w:val="HTMLCode"/>
+          <w:rFonts w:ascii="Times New Roman" w:hAnsi="Times New Roman" w:cs="Times New Roman"/>
+          <w:sz w:val="24"/>
+        </w:rPr>
+        <w:t>(</w:t>
+      </w:r>
+      <w:r>
+        <w:rPr>
+          <w:rStyle w:val="hljs-string"/>
+          <w:rFonts w:ascii="Times New Roman" w:hAnsi="Times New Roman" w:cs="Times New Roman"/>
+          <w:sz w:val="24"/>
+        </w:rPr>
+        <w:t>"username"</w:t>
+      </w:r>
+      <w:r>
+        <w:rPr>
+          <w:rStyle w:val="HTMLCode"/>
+          <w:rFonts w:ascii="Times New Roman" w:hAnsi="Times New Roman" w:cs="Times New Roman"/>
+          <w:sz w:val="24"/>
+        </w:rPr>
+        <w:t>);</w:t>
+      </w:r>
+    </w:p>
+    <w:p>
+      <w:pPr>
+        <w:pStyle w:val="HTMLPreformatted"/>
+        <w:rPr>
+          <w:rStyle w:val="HTMLCode"/>
+          <w:rFonts w:ascii="Times New Roman" w:hAnsi="Times New Roman" w:cs="Times New Roman"/>
+          <w:sz w:val="24"/>
+        </w:rPr>
+      </w:pPr>
+      <w:r>
+        <w:rPr>
+          <w:rStyle w:val="hljs-variable"/>
+          <w:rFonts w:ascii="Times New Roman" w:hAnsi="Times New Roman" w:cs="Times New Roman"/>
+          <w:sz w:val="24"/>
+        </w:rPr>
+        <w:t>console</w:t>
+      </w:r>
+      <w:r>
+        <w:rPr>
+          <w:rStyle w:val="HTMLCode"/>
+          <w:rFonts w:ascii="Times New Roman" w:hAnsi="Times New Roman" w:cs="Times New Roman"/>
+          <w:sz w:val="24"/>
+        </w:rPr>
+        <w:t>.</w:t>
+      </w:r>
+      <w:r>
+        <w:rPr>
+          <w:rStyle w:val="hljs-title"/>
+          <w:rFonts w:ascii="Times New Roman" w:hAnsi="Times New Roman" w:cs="Times New Roman"/>
+          <w:sz w:val="24"/>
+        </w:rPr>
+        <w:t>log</w:t>
+      </w:r>
+      <w:r>
+        <w:rPr>
+          <w:rStyle w:val="HTMLCode"/>
+          <w:rFonts w:ascii="Times New Roman" w:hAnsi="Times New Roman" w:cs="Times New Roman"/>
+          <w:sz w:val="24"/>
+        </w:rPr>
+        <w:t xml:space="preserve">(user);  </w:t>
+      </w:r>
+      <w:r>
+        <w:rPr>
+          <w:rStyle w:val="hljs-comment"/>
+          <w:rFonts w:ascii="Times New Roman" w:hAnsi="Times New Roman" w:cs="Times New Roman"/>
+          <w:sz w:val="24"/>
+        </w:rPr>
+        <w:t>// Output: Ravi</w:t>
+      </w:r>
+    </w:p>
+    <w:p>
+      <w:pPr>
+        <w:pStyle w:val="HTMLPreformatted"/>
+        <w:rPr>
+          <w:rStyle w:val="HTMLCode"/>
+          <w:rFonts w:ascii="Times New Roman" w:hAnsi="Times New Roman" w:cs="Times New Roman"/>
+          <w:sz w:val="24"/>
+        </w:rPr>
+      </w:pPr>
+    </w:p>
+    <w:p>
+      <w:pPr>
+        <w:pStyle w:val="HTMLPreformatted"/>
+        <w:rPr>
+          <w:rStyle w:val="HTMLCode"/>
+          <w:rFonts w:ascii="Times New Roman" w:hAnsi="Times New Roman" w:cs="Times New Roman"/>
+          <w:sz w:val="24"/>
+        </w:rPr>
+      </w:pPr>
+      <w:r>
+        <w:rPr>
+          <w:rStyle w:val="hljs-comment"/>
+          <w:rFonts w:ascii="Times New Roman" w:hAnsi="Times New Roman" w:cs="Times New Roman"/>
+          <w:sz w:val="24"/>
+        </w:rPr>
+        <w:t>// Remove a specific item</w:t>
+      </w:r>
+    </w:p>
+    <w:p>
+      <w:pPr>
+        <w:pStyle w:val="HTMLPreformatted"/>
+        <w:rPr>
+          <w:rStyle w:val="HTMLCode"/>
+          <w:rFonts w:ascii="Times New Roman" w:hAnsi="Times New Roman" w:cs="Times New Roman"/>
+          <w:sz w:val="24"/>
+        </w:rPr>
+      </w:pPr>
+      <w:r>
+        <w:rPr>
+          <w:rStyle w:val="hljs-variable"/>
+          <w:rFonts w:ascii="Times New Roman" w:hAnsi="Times New Roman" w:cs="Times New Roman"/>
+          <w:sz w:val="24"/>
+        </w:rPr>
+        <w:t>localStorage</w:t>
+      </w:r>
+      <w:r>
+        <w:rPr>
+          <w:rStyle w:val="HTMLCode"/>
+          <w:rFonts w:ascii="Times New Roman" w:hAnsi="Times New Roman" w:cs="Times New Roman"/>
+          <w:sz w:val="24"/>
+        </w:rPr>
+        <w:t>.</w:t>
+      </w:r>
+      <w:r>
+        <w:rPr>
+          <w:rStyle w:val="hljs-title"/>
+          <w:rFonts w:ascii="Times New Roman" w:hAnsi="Times New Roman" w:cs="Times New Roman"/>
+          <w:sz w:val="24"/>
+        </w:rPr>
+        <w:t>removeItem</w:t>
+      </w:r>
+      <w:r>
+        <w:rPr>
+          <w:rStyle w:val="HTMLCode"/>
+          <w:rFonts w:ascii="Times New Roman" w:hAnsi="Times New Roman" w:cs="Times New Roman"/>
+          <w:sz w:val="24"/>
+        </w:rPr>
+        <w:t>(</w:t>
+      </w:r>
+      <w:r>
+        <w:rPr>
+          <w:rStyle w:val="hljs-string"/>
+          <w:rFonts w:ascii="Times New Roman" w:hAnsi="Times New Roman" w:cs="Times New Roman"/>
+          <w:sz w:val="24"/>
+        </w:rPr>
+        <w:t>"username"</w:t>
+      </w:r>
+      <w:r>
+        <w:rPr>
+          <w:rStyle w:val="HTMLCode"/>
+          <w:rFonts w:ascii="Times New Roman" w:hAnsi="Times New Roman" w:cs="Times New Roman"/>
+          <w:sz w:val="24"/>
+        </w:rPr>
+        <w:t>);</w:t>
+      </w:r>
+    </w:p>
+    <w:p>
+      <w:pPr>
+        <w:pStyle w:val="HTMLPreformatted"/>
+        <w:rPr>
+          <w:rStyle w:val="HTMLCode"/>
+          <w:rFonts w:ascii="Times New Roman" w:hAnsi="Times New Roman" w:cs="Times New Roman"/>
+          <w:sz w:val="24"/>
+        </w:rPr>
+      </w:pPr>
+    </w:p>
+    <w:p>
+      <w:pPr>
+        <w:pStyle w:val="HTMLPreformatted"/>
+        <w:rPr>
+          <w:rStyle w:val="HTMLCode"/>
+          <w:rFonts w:ascii="Times New Roman" w:hAnsi="Times New Roman" w:cs="Times New Roman"/>
+          <w:sz w:val="24"/>
+        </w:rPr>
+      </w:pPr>
+      <w:r>
+        <w:rPr>
+          <w:rStyle w:val="hljs-comment"/>
+          <w:rFonts w:ascii="Times New Roman" w:hAnsi="Times New Roman" w:cs="Times New Roman"/>
+          <w:sz w:val="24"/>
+        </w:rPr>
+        <w:t>// Clear all data in Local Storage</w:t>
+      </w:r>
+    </w:p>
+    <w:p>
+      <w:pPr>
+        <w:pStyle w:val="HTMLPreformatted"/>
+        <w:rPr>
+          <w:rStyle w:val="HTMLCode"/>
+          <w:rFonts w:ascii="Times New Roman" w:hAnsi="Times New Roman" w:cs="Times New Roman"/>
+          <w:sz w:val="24"/>
+        </w:rPr>
+      </w:pPr>
+      <w:r>
+        <w:rPr>
+          <w:rStyle w:val="hljs-variable"/>
+          <w:rFonts w:ascii="Times New Roman" w:hAnsi="Times New Roman" w:cs="Times New Roman"/>
+          <w:sz w:val="24"/>
+        </w:rPr>
+        <w:t>localStorage</w:t>
+      </w:r>
+      <w:r>
+        <w:rPr>
+          <w:rStyle w:val="HTMLCode"/>
+          <w:rFonts w:ascii="Times New Roman" w:hAnsi="Times New Roman" w:cs="Times New Roman"/>
+          <w:sz w:val="24"/>
+        </w:rPr>
+        <w:t>.</w:t>
+      </w:r>
+      <w:r>
+        <w:rPr>
+          <w:rStyle w:val="hljs-title"/>
+          <w:rFonts w:ascii="Times New Roman" w:hAnsi="Times New Roman" w:cs="Times New Roman"/>
+          <w:sz w:val="24"/>
+        </w:rPr>
+        <w:t>clear</w:t>
+      </w:r>
+      <w:r>
+        <w:rPr>
+          <w:rStyle w:val="HTMLCode"/>
+          <w:rFonts w:ascii="Times New Roman" w:hAnsi="Times New Roman" w:cs="Times New Roman"/>
+          <w:sz w:val="24"/>
+        </w:rPr>
+        <w:t>();</w:t>
+      </w:r>
+    </w:p>
+    <w:p>
+      <w:pPr>
+        <w:rPr>
+          <w:rFonts w:ascii="Times New Roman" w:hAnsi="Times New Roman" w:cs="Times New Roman"/>
+          <w:sz w:val="28"/>
+        </w:rPr>
+      </w:pPr>
+      <w:r>
+        <w:rPr>
+          <w:rFonts w:ascii="Times New Roman" w:hAnsi="Times New Roman" w:cs="Times New Roman"/>
+          <w:sz w:val="28"/>
+        </w:rPr>
+        <w:pict>
+          <v:rect id="_x0000_i1025" style="width:0;height:1.5pt" o:hralign="center" o:hrstd="t" o:hr="t" fillcolor="#a0a0a0" stroked="f"/>
+        </w:pict>
+      </w:r>
+    </w:p>
+    <w:p>
+      <w:pPr>
+        <w:pStyle w:val="Heading3"/>
+        <w:rPr>
+          <w:sz w:val="32"/>
+        </w:rPr>
+      </w:pPr>
+      <w:r>
+        <w:rPr>
+          <w:rFonts w:ascii="Segoe UI Symbol" w:hAnsi="Segoe UI Symbol" w:cs="Segoe UI Symbol"/>
+          <w:sz w:val="32"/>
+        </w:rPr>
+        <w:t>✅</w:t>
+      </w:r>
+      <w:r>
+        <w:rPr>
+          <w:sz w:val="32"/>
+        </w:rPr>
+        <w:t xml:space="preserve"> </w:t>
+      </w:r>
+      <w:r>
+        <w:rPr>
+          <w:rStyle w:val="Strong"/>
+          <w:b/>
+          <w:bCs/>
+          <w:sz w:val="32"/>
+        </w:rPr>
+        <w:t>Session Storage Example:</w:t>
+      </w:r>
+    </w:p>
+    <w:p>
+      <w:pPr>
+        <w:pStyle w:val="NormalWeb"/>
+        <w:rPr>
+          <w:sz w:val="32"/>
+        </w:rPr>
+      </w:pPr>
+      <w:r>
+        <w:rPr>
+          <w:rStyle w:val="Strong"/>
+          <w:sz w:val="32"/>
+        </w:rPr>
+        <w:t>Session Storage</w:t>
+      </w:r>
+      <w:r>
+        <w:rPr>
+          <w:sz w:val="32"/>
+        </w:rPr>
+        <w:t xml:space="preserve"> stores data for the current tab or window. Once the tab/window is closed, the data is cleared.</w:t>
+      </w:r>
+    </w:p>
+    <w:p>
+      <w:pPr>
+        <w:pStyle w:val="HTMLPreformatted"/>
+        <w:rPr>
+          <w:rFonts w:ascii="Times New Roman" w:hAnsi="Times New Roman" w:cs="Times New Roman"/>
+          <w:sz w:val="24"/>
+        </w:rPr>
+      </w:pPr>
+      <w:r>
+        <w:rPr>
+          <w:rFonts w:ascii="Times New Roman" w:hAnsi="Times New Roman" w:cs="Times New Roman"/>
+          <w:sz w:val="24"/>
+        </w:rPr>
+        <w:t>javascript</w:t>
+      </w:r>
+    </w:p>
+    <w:p>
+      <w:pPr>
+        <w:pStyle w:val="HTMLPreformatted"/>
+        <w:rPr>
+          <w:rFonts w:ascii="Times New Roman" w:hAnsi="Times New Roman" w:cs="Times New Roman"/>
+          <w:sz w:val="24"/>
+        </w:rPr>
+      </w:pPr>
+      <w:r>
+        <w:rPr>
+          <w:rFonts w:ascii="Times New Roman" w:hAnsi="Times New Roman" w:cs="Times New Roman"/>
+          <w:sz w:val="24"/>
+        </w:rPr>
+        <w:t>CopyEdit</w:t>
+      </w:r>
+    </w:p>
+    <w:p>
+      <w:pPr>
+        <w:pStyle w:val="HTMLPreformatted"/>
+        <w:rPr>
+          <w:rStyle w:val="HTMLCode"/>
+          <w:rFonts w:ascii="Times New Roman" w:hAnsi="Times New Roman" w:cs="Times New Roman"/>
+          <w:sz w:val="24"/>
+        </w:rPr>
+      </w:pPr>
+      <w:r>
+        <w:rPr>
+          <w:rStyle w:val="hljs-comment"/>
+          <w:rFonts w:ascii="Times New Roman" w:hAnsi="Times New Roman" w:cs="Times New Roman"/>
+          <w:sz w:val="24"/>
+        </w:rPr>
+        <w:t>// Set data in Session Storage</w:t>
+      </w:r>
+    </w:p>
+    <w:p>
+      <w:pPr>
+        <w:pStyle w:val="HTMLPreformatted"/>
+        <w:rPr>
+          <w:rStyle w:val="HTMLCode"/>
+          <w:rFonts w:ascii="Times New Roman" w:hAnsi="Times New Roman" w:cs="Times New Roman"/>
+          <w:sz w:val="24"/>
+        </w:rPr>
+      </w:pPr>
+      <w:r>
+        <w:rPr>
+          <w:rStyle w:val="hljs-variable"/>
+          <w:rFonts w:ascii="Times New Roman" w:hAnsi="Times New Roman" w:cs="Times New Roman"/>
+          <w:sz w:val="24"/>
+        </w:rPr>
+        <w:t>sessionStorage</w:t>
+      </w:r>
+      <w:r>
+        <w:rPr>
+          <w:rStyle w:val="HTMLCode"/>
+          <w:rFonts w:ascii="Times New Roman" w:hAnsi="Times New Roman" w:cs="Times New Roman"/>
+          <w:sz w:val="24"/>
+        </w:rPr>
+        <w:t>.</w:t>
+      </w:r>
+      <w:r>
+        <w:rPr>
+          <w:rStyle w:val="hljs-title"/>
+          <w:rFonts w:ascii="Times New Roman" w:hAnsi="Times New Roman" w:cs="Times New Roman"/>
+          <w:sz w:val="24"/>
+        </w:rPr>
+        <w:t>setItem</w:t>
+      </w:r>
+      <w:r>
+        <w:rPr>
+          <w:rStyle w:val="HTMLCode"/>
+          <w:rFonts w:ascii="Times New Roman" w:hAnsi="Times New Roman" w:cs="Times New Roman"/>
+          <w:sz w:val="24"/>
+        </w:rPr>
+        <w:t>(</w:t>
+      </w:r>
+      <w:r>
+        <w:rPr>
+          <w:rStyle w:val="hljs-string"/>
+          <w:rFonts w:ascii="Times New Roman" w:hAnsi="Times New Roman" w:cs="Times New Roman"/>
+          <w:sz w:val="24"/>
+        </w:rPr>
+        <w:t>"sessionUser"</w:t>
+      </w:r>
+      <w:r>
+        <w:rPr>
+          <w:rStyle w:val="HTMLCode"/>
+          <w:rFonts w:ascii="Times New Roman" w:hAnsi="Times New Roman" w:cs="Times New Roman"/>
+          <w:sz w:val="24"/>
+        </w:rPr>
+        <w:t xml:space="preserve">, </w:t>
+      </w:r>
+      <w:r>
+        <w:rPr>
+          <w:rStyle w:val="hljs-string"/>
+          <w:rFonts w:ascii="Times New Roman" w:hAnsi="Times New Roman" w:cs="Times New Roman"/>
+          <w:sz w:val="24"/>
+        </w:rPr>
+        <w:t>"Kiran"</w:t>
+      </w:r>
+      <w:r>
+        <w:rPr>
+          <w:rStyle w:val="HTMLCode"/>
+          <w:rFonts w:ascii="Times New Roman" w:hAnsi="Times New Roman" w:cs="Times New Roman"/>
+          <w:sz w:val="24"/>
+        </w:rPr>
+        <w:t>);</w:t>
+      </w:r>
+    </w:p>
+    <w:p>
+      <w:pPr>
+        <w:pStyle w:val="HTMLPreformatted"/>
+        <w:rPr>
+          <w:rStyle w:val="HTMLCode"/>
+          <w:rFonts w:ascii="Times New Roman" w:hAnsi="Times New Roman" w:cs="Times New Roman"/>
+          <w:sz w:val="24"/>
+        </w:rPr>
+      </w:pPr>
+    </w:p>
+    <w:p>
+      <w:pPr>
+        <w:pStyle w:val="HTMLPreformatted"/>
+        <w:rPr>
+          <w:rStyle w:val="HTMLCode"/>
+          <w:rFonts w:ascii="Times New Roman" w:hAnsi="Times New Roman" w:cs="Times New Roman"/>
+          <w:sz w:val="24"/>
+        </w:rPr>
+      </w:pPr>
+      <w:r>
+        <w:rPr>
+          <w:rStyle w:val="hljs-comment"/>
+          <w:rFonts w:ascii="Times New Roman" w:hAnsi="Times New Roman" w:cs="Times New Roman"/>
+          <w:sz w:val="24"/>
+        </w:rPr>
+        <w:t>// Get data from Session Storage</w:t>
+      </w:r>
+    </w:p>
+    <w:p>
+      <w:pPr>
+        <w:pStyle w:val="HTMLPreformatted"/>
+        <w:rPr>
+          <w:rStyle w:val="HTMLCode"/>
+          <w:rFonts w:ascii="Times New Roman" w:hAnsi="Times New Roman" w:cs="Times New Roman"/>
+          <w:sz w:val="24"/>
+        </w:rPr>
+      </w:pPr>
+      <w:r>
+        <w:rPr>
+          <w:rStyle w:val="hljs-keyword"/>
+          <w:rFonts w:ascii="Times New Roman" w:hAnsi="Times New Roman" w:cs="Times New Roman"/>
+          <w:sz w:val="24"/>
+        </w:rPr>
+        <w:t>let</w:t>
+      </w:r>
+      <w:r>
+        <w:rPr>
+          <w:rStyle w:val="HTMLCode"/>
+          <w:rFonts w:ascii="Times New Roman" w:hAnsi="Times New Roman" w:cs="Times New Roman"/>
+          <w:sz w:val="24"/>
+        </w:rPr>
+        <w:t xml:space="preserve"> sessionUser = </w:t>
+      </w:r>
+      <w:r>
+        <w:rPr>
+          <w:rStyle w:val="hljs-variable"/>
+          <w:rFonts w:ascii="Times New Roman" w:hAnsi="Times New Roman" w:cs="Times New Roman"/>
+          <w:sz w:val="24"/>
+        </w:rPr>
+        <w:t>sessionStorage</w:t>
+      </w:r>
+      <w:r>
+        <w:rPr>
+          <w:rStyle w:val="HTMLCode"/>
+          <w:rFonts w:ascii="Times New Roman" w:hAnsi="Times New Roman" w:cs="Times New Roman"/>
+          <w:sz w:val="24"/>
+        </w:rPr>
+        <w:t>.</w:t>
+      </w:r>
+      <w:r>
+        <w:rPr>
+          <w:rStyle w:val="hljs-title"/>
+          <w:rFonts w:ascii="Times New Roman" w:hAnsi="Times New Roman" w:cs="Times New Roman"/>
+          <w:sz w:val="24"/>
+        </w:rPr>
+        <w:t>getItem</w:t>
+      </w:r>
+      <w:r>
+        <w:rPr>
+          <w:rStyle w:val="HTMLCode"/>
+          <w:rFonts w:ascii="Times New Roman" w:hAnsi="Times New Roman" w:cs="Times New Roman"/>
+          <w:sz w:val="24"/>
+        </w:rPr>
+        <w:t>(</w:t>
+      </w:r>
+      <w:r>
+        <w:rPr>
+          <w:rStyle w:val="hljs-string"/>
+          <w:rFonts w:ascii="Times New Roman" w:hAnsi="Times New Roman" w:cs="Times New Roman"/>
+          <w:sz w:val="24"/>
+        </w:rPr>
+        <w:t>"sessionUser"</w:t>
+      </w:r>
+      <w:r>
+        <w:rPr>
+          <w:rStyle w:val="HTMLCode"/>
+          <w:rFonts w:ascii="Times New Roman" w:hAnsi="Times New Roman" w:cs="Times New Roman"/>
+          <w:sz w:val="24"/>
+        </w:rPr>
+        <w:t>);</w:t>
+      </w:r>
+    </w:p>
+    <w:p>
+      <w:pPr>
+        <w:pStyle w:val="HTMLPreformatted"/>
+        <w:rPr>
+          <w:rStyle w:val="HTMLCode"/>
+          <w:rFonts w:ascii="Times New Roman" w:hAnsi="Times New Roman" w:cs="Times New Roman"/>
+          <w:sz w:val="24"/>
+        </w:rPr>
+      </w:pPr>
+      <w:r>
+        <w:rPr>
+          <w:rStyle w:val="hljs-variable"/>
+          <w:rFonts w:ascii="Times New Roman" w:hAnsi="Times New Roman" w:cs="Times New Roman"/>
+          <w:sz w:val="24"/>
+        </w:rPr>
+        <w:t>console</w:t>
+      </w:r>
+      <w:r>
+        <w:rPr>
+          <w:rStyle w:val="HTMLCode"/>
+          <w:rFonts w:ascii="Times New Roman" w:hAnsi="Times New Roman" w:cs="Times New Roman"/>
+          <w:sz w:val="24"/>
+        </w:rPr>
+        <w:t>.</w:t>
+      </w:r>
+      <w:r>
+        <w:rPr>
+          <w:rStyle w:val="hljs-title"/>
+          <w:rFonts w:ascii="Times New Roman" w:hAnsi="Times New Roman" w:cs="Times New Roman"/>
+          <w:sz w:val="24"/>
+        </w:rPr>
+        <w:t>log</w:t>
+      </w:r>
+      <w:r>
+        <w:rPr>
+          <w:rStyle w:val="HTMLCode"/>
+          <w:rFonts w:ascii="Times New Roman" w:hAnsi="Times New Roman" w:cs="Times New Roman"/>
+          <w:sz w:val="24"/>
+        </w:rPr>
+        <w:t xml:space="preserve">(sessionUser);  </w:t>
+      </w:r>
+      <w:r>
+        <w:rPr>
+          <w:rStyle w:val="hljs-comment"/>
+          <w:rFonts w:ascii="Times New Roman" w:hAnsi="Times New Roman" w:cs="Times New Roman"/>
+          <w:sz w:val="24"/>
+        </w:rPr>
+        <w:t>// Output: Kiran</w:t>
+      </w:r>
+    </w:p>
+    <w:p>
+      <w:pPr>
+        <w:pStyle w:val="HTMLPreformatted"/>
+        <w:rPr>
+          <w:rStyle w:val="HTMLCode"/>
+          <w:rFonts w:ascii="Times New Roman" w:hAnsi="Times New Roman" w:cs="Times New Roman"/>
+          <w:sz w:val="24"/>
+        </w:rPr>
+      </w:pPr>
+    </w:p>
+    <w:p>
+      <w:pPr>
+        <w:pStyle w:val="HTMLPreformatted"/>
+        <w:rPr>
+          <w:rStyle w:val="HTMLCode"/>
+          <w:rFonts w:ascii="Times New Roman" w:hAnsi="Times New Roman" w:cs="Times New Roman"/>
+          <w:sz w:val="24"/>
+        </w:rPr>
+      </w:pPr>
+      <w:r>
+        <w:rPr>
+          <w:rStyle w:val="hljs-comment"/>
+          <w:rFonts w:ascii="Times New Roman" w:hAnsi="Times New Roman" w:cs="Times New Roman"/>
+          <w:sz w:val="24"/>
+        </w:rPr>
+        <w:t>// Remove a specific item</w:t>
+      </w:r>
+    </w:p>
+    <w:p>
+      <w:pPr>
+        <w:pStyle w:val="HTMLPreformatted"/>
+        <w:rPr>
+          <w:rStyle w:val="HTMLCode"/>
+          <w:rFonts w:ascii="Times New Roman" w:hAnsi="Times New Roman" w:cs="Times New Roman"/>
+          <w:sz w:val="24"/>
+        </w:rPr>
+      </w:pPr>
+      <w:r>
+        <w:rPr>
+          <w:rStyle w:val="hljs-variable"/>
+          <w:rFonts w:ascii="Times New Roman" w:hAnsi="Times New Roman" w:cs="Times New Roman"/>
+          <w:sz w:val="24"/>
+        </w:rPr>
+        <w:t>sessionStorage</w:t>
+      </w:r>
+      <w:r>
+        <w:rPr>
+          <w:rStyle w:val="HTMLCode"/>
+          <w:rFonts w:ascii="Times New Roman" w:hAnsi="Times New Roman" w:cs="Times New Roman"/>
+          <w:sz w:val="24"/>
+        </w:rPr>
+        <w:t>.</w:t>
+      </w:r>
+      <w:r>
+        <w:rPr>
+          <w:rStyle w:val="hljs-title"/>
+          <w:rFonts w:ascii="Times New Roman" w:hAnsi="Times New Roman" w:cs="Times New Roman"/>
+          <w:sz w:val="24"/>
+        </w:rPr>
+        <w:t>removeItem</w:t>
+      </w:r>
+      <w:r>
+        <w:rPr>
+          <w:rStyle w:val="HTMLCode"/>
+          <w:rFonts w:ascii="Times New Roman" w:hAnsi="Times New Roman" w:cs="Times New Roman"/>
+          <w:sz w:val="24"/>
+        </w:rPr>
+        <w:t>(</w:t>
+      </w:r>
+      <w:r>
+        <w:rPr>
+          <w:rStyle w:val="hljs-string"/>
+          <w:rFonts w:ascii="Times New Roman" w:hAnsi="Times New Roman" w:cs="Times New Roman"/>
+          <w:sz w:val="24"/>
+        </w:rPr>
+        <w:t>"sessionUser"</w:t>
+      </w:r>
+      <w:r>
+        <w:rPr>
+          <w:rStyle w:val="HTMLCode"/>
+          <w:rFonts w:ascii="Times New Roman" w:hAnsi="Times New Roman" w:cs="Times New Roman"/>
+          <w:sz w:val="24"/>
+        </w:rPr>
+        <w:t>);</w:t>
+      </w:r>
+    </w:p>
+    <w:p>
+      <w:pPr>
+        <w:pStyle w:val="HTMLPreformatted"/>
+        <w:rPr>
+          <w:rStyle w:val="HTMLCode"/>
+          <w:rFonts w:ascii="Times New Roman" w:hAnsi="Times New Roman" w:cs="Times New Roman"/>
+          <w:sz w:val="24"/>
+        </w:rPr>
+      </w:pPr>
+    </w:p>
+    <w:p>
+      <w:pPr>
+        <w:pStyle w:val="HTMLPreformatted"/>
+        <w:rPr>
+          <w:rStyle w:val="HTMLCode"/>
+          <w:rFonts w:ascii="Times New Roman" w:hAnsi="Times New Roman" w:cs="Times New Roman"/>
+          <w:sz w:val="24"/>
+        </w:rPr>
+      </w:pPr>
+      <w:r>
+        <w:rPr>
+          <w:rStyle w:val="hljs-comment"/>
+          <w:rFonts w:ascii="Times New Roman" w:hAnsi="Times New Roman" w:cs="Times New Roman"/>
+          <w:sz w:val="24"/>
+        </w:rPr>
+        <w:t>// Clear all data in Session Storage</w:t>
+      </w:r>
+    </w:p>
+    <w:p>
+      <w:pPr>
+        <w:pStyle w:val="HTMLPreformatted"/>
+        <w:rPr>
+          <w:rStyle w:val="HTMLCode"/>
+        </w:rPr>
+      </w:pPr>
+      <w:r>
+        <w:rPr>
+          <w:rStyle w:val="hljs-variable"/>
+          <w:rFonts w:ascii="Times New Roman" w:hAnsi="Times New Roman" w:cs="Times New Roman"/>
+          <w:sz w:val="24"/>
+        </w:rPr>
+        <w:t>sessionStorage</w:t>
+      </w:r>
+      <w:r>
+        <w:rPr>
+          <w:rStyle w:val="HTMLCode"/>
+          <w:rFonts w:ascii="Times New Roman" w:hAnsi="Times New Roman" w:cs="Times New Roman"/>
+          <w:sz w:val="24"/>
+        </w:rPr>
+        <w:t>.</w:t>
+      </w:r>
+      <w:r>
+        <w:rPr>
+          <w:rStyle w:val="hljs-title"/>
+          <w:rFonts w:ascii="Times New Roman" w:hAnsi="Times New Roman" w:cs="Times New Roman"/>
+          <w:sz w:val="24"/>
+        </w:rPr>
+        <w:t>clear</w:t>
+      </w:r>
+      <w:r>
+        <w:rPr>
+          <w:rStyle w:val="HTMLCode"/>
+          <w:rFonts w:ascii="Times New Roman" w:hAnsi="Times New Roman" w:cs="Times New Roman"/>
+          <w:sz w:val="24"/>
+        </w:rPr>
+        <w:t>();</w:t>
+      </w:r>
+    </w:p>
+    <w:p>
+      <w:pPr>
+        <w:tabs>
+          <w:tab w:val="left" w:pos="975"/>
+        </w:tabs>
+        <w:rPr>
+          <w:sz w:val="40"/>
           <w:szCs w:val="36"/>
           <w:lang w:val="en-GB"/>
         </w:rPr>
@@ -15413,9 +18437,9 @@
 <file path=word/numbering.xml><?xml version="1.0" encoding="utf-8"?>
 <w:numbering xmlns:wpc="http://schemas.microsoft.com/office/word/2010/wordprocessingCanvas" xmlns:cx="http://schemas.microsoft.com/office/drawing/2014/chartex" xmlns:mc="http://schemas.openxmlformats.org/markup-compatibility/2006" xmlns:o="urn:schemas-microsoft-com:office:office" xmlns:r="http://schemas.openxmlformats.org/officeDocument/2006/relationships" xmlns:m="http://schemas.openxmlformats.org/officeDocument/2006/math" xmlns:v="urn:schemas-microsoft-com:vml" xmlns:wp14="http://schemas.microsoft.com/office/word/2010/wordprocessingDrawing" xmlns:wp="http://schemas.openxmlformats.org/drawingml/2006/wordprocessingDrawing" xmlns:w10="urn:schemas-microsoft-com:office:word" xmlns:w="http://schemas.openxmlformats.org/wordprocessingml/2006/main" xmlns:w14="http://schemas.microsoft.com/office/word/2010/wordml" xmlns:w15="http://schemas.microsoft.com/office/word/2012/wordml" xmlns:w16se="http://schemas.microsoft.com/office/word/2015/wordml/symex" xmlns:wpg="http://schemas.microsoft.com/office/word/2010/wordprocessingGroup" xmlns:wpi="http://schemas.microsoft.com/office/word/2010/wordprocessingInk" xmlns:wne="http://schemas.microsoft.com/office/word/2006/wordml" xmlns:wps="http://schemas.microsoft.com/office/word/2010/wordprocessingShape" mc:Ignorable="w14 w15 w16se wp14">
   <w:abstractNum w:abstractNumId="0" w15:restartNumberingAfterBreak="0">
-    <w:nsid w:val="17677084"/>
+    <w:nsid w:val="0549734D"/>
     <w:multiLevelType w:val="multilevel"/>
-    <w:tmpl w:val="B57E5718"/>
+    <w:tmpl w:val="2AF09062"/>
     <w:lvl w:ilvl="0">
       <w:start w:val="1"/>
       <w:numFmt w:val="bullet"/>
@@ -15562,6 +18586,304 @@
     </w:lvl>
   </w:abstractNum>
   <w:abstractNum w:abstractNumId="1" w15:restartNumberingAfterBreak="0">
+    <w:nsid w:val="106648D7"/>
+    <w:multiLevelType w:val="multilevel"/>
+    <w:tmpl w:val="617EA118"/>
+    <w:lvl w:ilvl="0">
+      <w:start w:val="1"/>
+      <w:numFmt w:val="bullet"/>
+      <w:lvlText w:val=""/>
+      <w:lvlJc w:val="left"/>
+      <w:pPr>
+        <w:tabs>
+          <w:tab w:val="num" w:pos="720"/>
+        </w:tabs>
+        <w:ind w:left="720" w:hanging="360"/>
+      </w:pPr>
+      <w:rPr>
+        <w:rFonts w:ascii="Symbol" w:hAnsi="Symbol" w:hint="default"/>
+        <w:sz w:val="20"/>
+      </w:rPr>
+    </w:lvl>
+    <w:lvl w:ilvl="1" w:tentative="1">
+      <w:start w:val="1"/>
+      <w:numFmt w:val="bullet"/>
+      <w:lvlText w:val="o"/>
+      <w:lvlJc w:val="left"/>
+      <w:pPr>
+        <w:tabs>
+          <w:tab w:val="num" w:pos="1440"/>
+        </w:tabs>
+        <w:ind w:left="1440" w:hanging="360"/>
+      </w:pPr>
+      <w:rPr>
+        <w:rFonts w:ascii="Courier New" w:hAnsi="Courier New" w:hint="default"/>
+        <w:sz w:val="20"/>
+      </w:rPr>
+    </w:lvl>
+    <w:lvl w:ilvl="2" w:tentative="1">
+      <w:start w:val="1"/>
+      <w:numFmt w:val="bullet"/>
+      <w:lvlText w:val=""/>
+      <w:lvlJc w:val="left"/>
+      <w:pPr>
+        <w:tabs>
+          <w:tab w:val="num" w:pos="2160"/>
+        </w:tabs>
+        <w:ind w:left="2160" w:hanging="360"/>
+      </w:pPr>
+      <w:rPr>
+        <w:rFonts w:ascii="Wingdings" w:hAnsi="Wingdings" w:hint="default"/>
+        <w:sz w:val="20"/>
+      </w:rPr>
+    </w:lvl>
+    <w:lvl w:ilvl="3" w:tentative="1">
+      <w:start w:val="1"/>
+      <w:numFmt w:val="bullet"/>
+      <w:lvlText w:val=""/>
+      <w:lvlJc w:val="left"/>
+      <w:pPr>
+        <w:tabs>
+          <w:tab w:val="num" w:pos="2880"/>
+        </w:tabs>
+        <w:ind w:left="2880" w:hanging="360"/>
+      </w:pPr>
+      <w:rPr>
+        <w:rFonts w:ascii="Wingdings" w:hAnsi="Wingdings" w:hint="default"/>
+        <w:sz w:val="20"/>
+      </w:rPr>
+    </w:lvl>
+    <w:lvl w:ilvl="4" w:tentative="1">
+      <w:start w:val="1"/>
+      <w:numFmt w:val="bullet"/>
+      <w:lvlText w:val=""/>
+      <w:lvlJc w:val="left"/>
+      <w:pPr>
+        <w:tabs>
+          <w:tab w:val="num" w:pos="3600"/>
+        </w:tabs>
+        <w:ind w:left="3600" w:hanging="360"/>
+      </w:pPr>
+      <w:rPr>
+        <w:rFonts w:ascii="Wingdings" w:hAnsi="Wingdings" w:hint="default"/>
+        <w:sz w:val="20"/>
+      </w:rPr>
+    </w:lvl>
+    <w:lvl w:ilvl="5" w:tentative="1">
+      <w:start w:val="1"/>
+      <w:numFmt w:val="bullet"/>
+      <w:lvlText w:val=""/>
+      <w:lvlJc w:val="left"/>
+      <w:pPr>
+        <w:tabs>
+          <w:tab w:val="num" w:pos="4320"/>
+        </w:tabs>
+        <w:ind w:left="4320" w:hanging="360"/>
+      </w:pPr>
+      <w:rPr>
+        <w:rFonts w:ascii="Wingdings" w:hAnsi="Wingdings" w:hint="default"/>
+        <w:sz w:val="20"/>
+      </w:rPr>
+    </w:lvl>
+    <w:lvl w:ilvl="6" w:tentative="1">
+      <w:start w:val="1"/>
+      <w:numFmt w:val="bullet"/>
+      <w:lvlText w:val=""/>
+      <w:lvlJc w:val="left"/>
+      <w:pPr>
+        <w:tabs>
+          <w:tab w:val="num" w:pos="5040"/>
+        </w:tabs>
+        <w:ind w:left="5040" w:hanging="360"/>
+      </w:pPr>
+      <w:rPr>
+        <w:rFonts w:ascii="Wingdings" w:hAnsi="Wingdings" w:hint="default"/>
+        <w:sz w:val="20"/>
+      </w:rPr>
+    </w:lvl>
+    <w:lvl w:ilvl="7" w:tentative="1">
+      <w:start w:val="1"/>
+      <w:numFmt w:val="bullet"/>
+      <w:lvlText w:val=""/>
+      <w:lvlJc w:val="left"/>
+      <w:pPr>
+        <w:tabs>
+          <w:tab w:val="num" w:pos="5760"/>
+        </w:tabs>
+        <w:ind w:left="5760" w:hanging="360"/>
+      </w:pPr>
+      <w:rPr>
+        <w:rFonts w:ascii="Wingdings" w:hAnsi="Wingdings" w:hint="default"/>
+        <w:sz w:val="20"/>
+      </w:rPr>
+    </w:lvl>
+    <w:lvl w:ilvl="8" w:tentative="1">
+      <w:start w:val="1"/>
+      <w:numFmt w:val="bullet"/>
+      <w:lvlText w:val=""/>
+      <w:lvlJc w:val="left"/>
+      <w:pPr>
+        <w:tabs>
+          <w:tab w:val="num" w:pos="6480"/>
+        </w:tabs>
+        <w:ind w:left="6480" w:hanging="360"/>
+      </w:pPr>
+      <w:rPr>
+        <w:rFonts w:ascii="Wingdings" w:hAnsi="Wingdings" w:hint="default"/>
+        <w:sz w:val="20"/>
+      </w:rPr>
+    </w:lvl>
+  </w:abstractNum>
+  <w:abstractNum w:abstractNumId="2" w15:restartNumberingAfterBreak="0">
+    <w:nsid w:val="17677084"/>
+    <w:multiLevelType w:val="multilevel"/>
+    <w:tmpl w:val="B57E5718"/>
+    <w:lvl w:ilvl="0">
+      <w:start w:val="1"/>
+      <w:numFmt w:val="bullet"/>
+      <w:lvlText w:val=""/>
+      <w:lvlJc w:val="left"/>
+      <w:pPr>
+        <w:tabs>
+          <w:tab w:val="num" w:pos="720"/>
+        </w:tabs>
+        <w:ind w:left="720" w:hanging="360"/>
+      </w:pPr>
+      <w:rPr>
+        <w:rFonts w:ascii="Symbol" w:hAnsi="Symbol" w:hint="default"/>
+        <w:sz w:val="20"/>
+      </w:rPr>
+    </w:lvl>
+    <w:lvl w:ilvl="1" w:tentative="1">
+      <w:start w:val="1"/>
+      <w:numFmt w:val="bullet"/>
+      <w:lvlText w:val="o"/>
+      <w:lvlJc w:val="left"/>
+      <w:pPr>
+        <w:tabs>
+          <w:tab w:val="num" w:pos="1440"/>
+        </w:tabs>
+        <w:ind w:left="1440" w:hanging="360"/>
+      </w:pPr>
+      <w:rPr>
+        <w:rFonts w:ascii="Courier New" w:hAnsi="Courier New" w:hint="default"/>
+        <w:sz w:val="20"/>
+      </w:rPr>
+    </w:lvl>
+    <w:lvl w:ilvl="2" w:tentative="1">
+      <w:start w:val="1"/>
+      <w:numFmt w:val="bullet"/>
+      <w:lvlText w:val=""/>
+      <w:lvlJc w:val="left"/>
+      <w:pPr>
+        <w:tabs>
+          <w:tab w:val="num" w:pos="2160"/>
+        </w:tabs>
+        <w:ind w:left="2160" w:hanging="360"/>
+      </w:pPr>
+      <w:rPr>
+        <w:rFonts w:ascii="Wingdings" w:hAnsi="Wingdings" w:hint="default"/>
+        <w:sz w:val="20"/>
+      </w:rPr>
+    </w:lvl>
+    <w:lvl w:ilvl="3" w:tentative="1">
+      <w:start w:val="1"/>
+      <w:numFmt w:val="bullet"/>
+      <w:lvlText w:val=""/>
+      <w:lvlJc w:val="left"/>
+      <w:pPr>
+        <w:tabs>
+          <w:tab w:val="num" w:pos="2880"/>
+        </w:tabs>
+        <w:ind w:left="2880" w:hanging="360"/>
+      </w:pPr>
+      <w:rPr>
+        <w:rFonts w:ascii="Wingdings" w:hAnsi="Wingdings" w:hint="default"/>
+        <w:sz w:val="20"/>
+      </w:rPr>
+    </w:lvl>
+    <w:lvl w:ilvl="4" w:tentative="1">
+      <w:start w:val="1"/>
+      <w:numFmt w:val="bullet"/>
+      <w:lvlText w:val=""/>
+      <w:lvlJc w:val="left"/>
+      <w:pPr>
+        <w:tabs>
+          <w:tab w:val="num" w:pos="3600"/>
+        </w:tabs>
+        <w:ind w:left="3600" w:hanging="360"/>
+      </w:pPr>
+      <w:rPr>
+        <w:rFonts w:ascii="Wingdings" w:hAnsi="Wingdings" w:hint="default"/>
+        <w:sz w:val="20"/>
+      </w:rPr>
+    </w:lvl>
+    <w:lvl w:ilvl="5" w:tentative="1">
+      <w:start w:val="1"/>
+      <w:numFmt w:val="bullet"/>
+      <w:lvlText w:val=""/>
+      <w:lvlJc w:val="left"/>
+      <w:pPr>
+        <w:tabs>
+          <w:tab w:val="num" w:pos="4320"/>
+        </w:tabs>
+        <w:ind w:left="4320" w:hanging="360"/>
+      </w:pPr>
+      <w:rPr>
+        <w:rFonts w:ascii="Wingdings" w:hAnsi="Wingdings" w:hint="default"/>
+        <w:sz w:val="20"/>
+      </w:rPr>
+    </w:lvl>
+    <w:lvl w:ilvl="6" w:tentative="1">
+      <w:start w:val="1"/>
+      <w:numFmt w:val="bullet"/>
+      <w:lvlText w:val=""/>
+      <w:lvlJc w:val="left"/>
+      <w:pPr>
+        <w:tabs>
+          <w:tab w:val="num" w:pos="5040"/>
+        </w:tabs>
+        <w:ind w:left="5040" w:hanging="360"/>
+      </w:pPr>
+      <w:rPr>
+        <w:rFonts w:ascii="Wingdings" w:hAnsi="Wingdings" w:hint="default"/>
+        <w:sz w:val="20"/>
+      </w:rPr>
+    </w:lvl>
+    <w:lvl w:ilvl="7" w:tentative="1">
+      <w:start w:val="1"/>
+      <w:numFmt w:val="bullet"/>
+      <w:lvlText w:val=""/>
+      <w:lvlJc w:val="left"/>
+      <w:pPr>
+        <w:tabs>
+          <w:tab w:val="num" w:pos="5760"/>
+        </w:tabs>
+        <w:ind w:left="5760" w:hanging="360"/>
+      </w:pPr>
+      <w:rPr>
+        <w:rFonts w:ascii="Wingdings" w:hAnsi="Wingdings" w:hint="default"/>
+        <w:sz w:val="20"/>
+      </w:rPr>
+    </w:lvl>
+    <w:lvl w:ilvl="8" w:tentative="1">
+      <w:start w:val="1"/>
+      <w:numFmt w:val="bullet"/>
+      <w:lvlText w:val=""/>
+      <w:lvlJc w:val="left"/>
+      <w:pPr>
+        <w:tabs>
+          <w:tab w:val="num" w:pos="6480"/>
+        </w:tabs>
+        <w:ind w:left="6480" w:hanging="360"/>
+      </w:pPr>
+      <w:rPr>
+        <w:rFonts w:ascii="Wingdings" w:hAnsi="Wingdings" w:hint="default"/>
+        <w:sz w:val="20"/>
+      </w:rPr>
+    </w:lvl>
+  </w:abstractNum>
+  <w:abstractNum w:abstractNumId="3" w15:restartNumberingAfterBreak="0">
     <w:nsid w:val="349866E6"/>
     <w:multiLevelType w:val="hybridMultilevel"/>
     <w:tmpl w:val="23CEE7DE"/>
@@ -15650,7 +18972,156 @@
       </w:pPr>
     </w:lvl>
   </w:abstractNum>
-  <w:abstractNum w:abstractNumId="2" w15:restartNumberingAfterBreak="0">
+  <w:abstractNum w:abstractNumId="4" w15:restartNumberingAfterBreak="0">
+    <w:nsid w:val="34A437ED"/>
+    <w:multiLevelType w:val="multilevel"/>
+    <w:tmpl w:val="92AA1858"/>
+    <w:lvl w:ilvl="0">
+      <w:start w:val="1"/>
+      <w:numFmt w:val="bullet"/>
+      <w:lvlText w:val=""/>
+      <w:lvlJc w:val="left"/>
+      <w:pPr>
+        <w:tabs>
+          <w:tab w:val="num" w:pos="720"/>
+        </w:tabs>
+        <w:ind w:left="720" w:hanging="360"/>
+      </w:pPr>
+      <w:rPr>
+        <w:rFonts w:ascii="Symbol" w:hAnsi="Symbol" w:hint="default"/>
+        <w:sz w:val="20"/>
+      </w:rPr>
+    </w:lvl>
+    <w:lvl w:ilvl="1" w:tentative="1">
+      <w:start w:val="1"/>
+      <w:numFmt w:val="bullet"/>
+      <w:lvlText w:val="o"/>
+      <w:lvlJc w:val="left"/>
+      <w:pPr>
+        <w:tabs>
+          <w:tab w:val="num" w:pos="1440"/>
+        </w:tabs>
+        <w:ind w:left="1440" w:hanging="360"/>
+      </w:pPr>
+      <w:rPr>
+        <w:rFonts w:ascii="Courier New" w:hAnsi="Courier New" w:hint="default"/>
+        <w:sz w:val="20"/>
+      </w:rPr>
+    </w:lvl>
+    <w:lvl w:ilvl="2" w:tentative="1">
+      <w:start w:val="1"/>
+      <w:numFmt w:val="bullet"/>
+      <w:lvlText w:val=""/>
+      <w:lvlJc w:val="left"/>
+      <w:pPr>
+        <w:tabs>
+          <w:tab w:val="num" w:pos="2160"/>
+        </w:tabs>
+        <w:ind w:left="2160" w:hanging="360"/>
+      </w:pPr>
+      <w:rPr>
+        <w:rFonts w:ascii="Wingdings" w:hAnsi="Wingdings" w:hint="default"/>
+        <w:sz w:val="20"/>
+      </w:rPr>
+    </w:lvl>
+    <w:lvl w:ilvl="3" w:tentative="1">
+      <w:start w:val="1"/>
+      <w:numFmt w:val="bullet"/>
+      <w:lvlText w:val=""/>
+      <w:lvlJc w:val="left"/>
+      <w:pPr>
+        <w:tabs>
+          <w:tab w:val="num" w:pos="2880"/>
+        </w:tabs>
+        <w:ind w:left="2880" w:hanging="360"/>
+      </w:pPr>
+      <w:rPr>
+        <w:rFonts w:ascii="Wingdings" w:hAnsi="Wingdings" w:hint="default"/>
+        <w:sz w:val="20"/>
+      </w:rPr>
+    </w:lvl>
+    <w:lvl w:ilvl="4" w:tentative="1">
+      <w:start w:val="1"/>
+      <w:numFmt w:val="bullet"/>
+      <w:lvlText w:val=""/>
+      <w:lvlJc w:val="left"/>
+      <w:pPr>
+        <w:tabs>
+          <w:tab w:val="num" w:pos="3600"/>
+        </w:tabs>
+        <w:ind w:left="3600" w:hanging="360"/>
+      </w:pPr>
+      <w:rPr>
+        <w:rFonts w:ascii="Wingdings" w:hAnsi="Wingdings" w:hint="default"/>
+        <w:sz w:val="20"/>
+      </w:rPr>
+    </w:lvl>
+    <w:lvl w:ilvl="5" w:tentative="1">
+      <w:start w:val="1"/>
+      <w:numFmt w:val="bullet"/>
+      <w:lvlText w:val=""/>
+      <w:lvlJc w:val="left"/>
+      <w:pPr>
+        <w:tabs>
+          <w:tab w:val="num" w:pos="4320"/>
+        </w:tabs>
+        <w:ind w:left="4320" w:hanging="360"/>
+      </w:pPr>
+      <w:rPr>
+        <w:rFonts w:ascii="Wingdings" w:hAnsi="Wingdings" w:hint="default"/>
+        <w:sz w:val="20"/>
+      </w:rPr>
+    </w:lvl>
+    <w:lvl w:ilvl="6" w:tentative="1">
+      <w:start w:val="1"/>
+      <w:numFmt w:val="bullet"/>
+      <w:lvlText w:val=""/>
+      <w:lvlJc w:val="left"/>
+      <w:pPr>
+        <w:tabs>
+          <w:tab w:val="num" w:pos="5040"/>
+        </w:tabs>
+        <w:ind w:left="5040" w:hanging="360"/>
+      </w:pPr>
+      <w:rPr>
+        <w:rFonts w:ascii="Wingdings" w:hAnsi="Wingdings" w:hint="default"/>
+        <w:sz w:val="20"/>
+      </w:rPr>
+    </w:lvl>
+    <w:lvl w:ilvl="7" w:tentative="1">
+      <w:start w:val="1"/>
+      <w:numFmt w:val="bullet"/>
+      <w:lvlText w:val=""/>
+      <w:lvlJc w:val="left"/>
+      <w:pPr>
+        <w:tabs>
+          <w:tab w:val="num" w:pos="5760"/>
+        </w:tabs>
+        <w:ind w:left="5760" w:hanging="360"/>
+      </w:pPr>
+      <w:rPr>
+        <w:rFonts w:ascii="Wingdings" w:hAnsi="Wingdings" w:hint="default"/>
+        <w:sz w:val="20"/>
+      </w:rPr>
+    </w:lvl>
+    <w:lvl w:ilvl="8" w:tentative="1">
+      <w:start w:val="1"/>
+      <w:numFmt w:val="bullet"/>
+      <w:lvlText w:val=""/>
+      <w:lvlJc w:val="left"/>
+      <w:pPr>
+        <w:tabs>
+          <w:tab w:val="num" w:pos="6480"/>
+        </w:tabs>
+        <w:ind w:left="6480" w:hanging="360"/>
+      </w:pPr>
+      <w:rPr>
+        <w:rFonts w:ascii="Wingdings" w:hAnsi="Wingdings" w:hint="default"/>
+        <w:sz w:val="20"/>
+      </w:rPr>
+    </w:lvl>
+  </w:abstractNum>
+  <w:abstractNum w:abstractNumId="5" w15:restartNumberingAfterBreak="0">
     <w:nsid w:val="44EC6774"/>
     <w:multiLevelType w:val="hybridMultilevel"/>
     <w:tmpl w:val="B6068246"/>
@@ -15764,13 +19235,22 @@
     </w:lvl>
   </w:abstractNum>
   <w:num w:numId="1">
-    <w:abstractNumId w:val="1"/>
+    <w:abstractNumId w:val="3"/>
   </w:num>
   <w:num w:numId="2">
+    <w:abstractNumId w:val="5"/>
+  </w:num>
+  <w:num w:numId="3">
     <w:abstractNumId w:val="2"/>
   </w:num>
-  <w:num w:numId="3">
+  <w:num w:numId="4">
     <w:abstractNumId w:val="0"/>
+  </w:num>
+  <w:num w:numId="5">
+    <w:abstractNumId w:val="4"/>
+  </w:num>
+  <w:num w:numId="6">
+    <w:abstractNumId w:val="1"/>
   </w:num>
 </w:numbering>
 </file>
@@ -16326,6 +19806,101 @@
       <w:szCs w:val="20"/>
     </w:rPr>
   </w:style>
+  <w:style w:type="paragraph" w:styleId="HTMLPreformatted">
+    <w:name w:val="HTML Preformatted"/>
+    <w:basedOn w:val="Normal"/>
+    <w:link w:val="HTMLPreformattedChar"/>
+    <w:uiPriority w:val="99"/>
+    <w:semiHidden/>
+    <w:unhideWhenUsed/>
+    <w:rsid w:val="00B91592"/>
+    <w:pPr>
+      <w:tabs>
+        <w:tab w:val="left" w:pos="916"/>
+        <w:tab w:val="left" w:pos="1832"/>
+        <w:tab w:val="left" w:pos="2748"/>
+        <w:tab w:val="left" w:pos="3664"/>
+        <w:tab w:val="left" w:pos="4580"/>
+        <w:tab w:val="left" w:pos="5496"/>
+        <w:tab w:val="left" w:pos="6412"/>
+        <w:tab w:val="left" w:pos="7328"/>
+        <w:tab w:val="left" w:pos="8244"/>
+        <w:tab w:val="left" w:pos="9160"/>
+        <w:tab w:val="left" w:pos="10076"/>
+        <w:tab w:val="left" w:pos="10992"/>
+        <w:tab w:val="left" w:pos="11908"/>
+        <w:tab w:val="left" w:pos="12824"/>
+        <w:tab w:val="left" w:pos="13740"/>
+        <w:tab w:val="left" w:pos="14656"/>
+      </w:tabs>
+      <w:spacing w:after="0" w:line="240" w:lineRule="auto"/>
+    </w:pPr>
+    <w:rPr>
+      <w:rFonts w:ascii="Courier New" w:eastAsia="Times New Roman" w:hAnsi="Courier New" w:cs="Courier New"/>
+      <w:sz w:val="20"/>
+      <w:szCs w:val="20"/>
+      <w:lang w:eastAsia="en-IN"/>
+    </w:rPr>
+  </w:style>
+  <w:style w:type="character" w:customStyle="1" w:styleId="HTMLPreformattedChar">
+    <w:name w:val="HTML Preformatted Char"/>
+    <w:basedOn w:val="DefaultParagraphFont"/>
+    <w:link w:val="HTMLPreformatted"/>
+    <w:uiPriority w:val="99"/>
+    <w:semiHidden/>
+    <w:rsid w:val="00B91592"/>
+    <w:rPr>
+      <w:rFonts w:ascii="Courier New" w:eastAsia="Times New Roman" w:hAnsi="Courier New" w:cs="Courier New"/>
+      <w:sz w:val="20"/>
+      <w:szCs w:val="20"/>
+      <w:lang w:eastAsia="en-IN"/>
+    </w:rPr>
+  </w:style>
+  <w:style w:type="character" w:customStyle="1" w:styleId="hljs-keyword">
+    <w:name w:val="hljs-keyword"/>
+    <w:basedOn w:val="DefaultParagraphFont"/>
+    <w:rsid w:val="00B91592"/>
+  </w:style>
+  <w:style w:type="character" w:customStyle="1" w:styleId="hljs-title">
+    <w:name w:val="hljs-title"/>
+    <w:basedOn w:val="DefaultParagraphFont"/>
+    <w:rsid w:val="00B91592"/>
+  </w:style>
+  <w:style w:type="character" w:customStyle="1" w:styleId="hljs-params">
+    <w:name w:val="hljs-params"/>
+    <w:basedOn w:val="DefaultParagraphFont"/>
+    <w:rsid w:val="00B91592"/>
+  </w:style>
+  <w:style w:type="character" w:customStyle="1" w:styleId="hljs-variable">
+    <w:name w:val="hljs-variable"/>
+    <w:basedOn w:val="DefaultParagraphFont"/>
+    <w:rsid w:val="00B91592"/>
+  </w:style>
+  <w:style w:type="character" w:customStyle="1" w:styleId="hljs-property">
+    <w:name w:val="hljs-property"/>
+    <w:basedOn w:val="DefaultParagraphFont"/>
+    <w:rsid w:val="00B91592"/>
+  </w:style>
+  <w:style w:type="character" w:customStyle="1" w:styleId="hljs-builtin">
+    <w:name w:val="hljs-built_in"/>
+    <w:basedOn w:val="DefaultParagraphFont"/>
+    <w:rsid w:val="00B91592"/>
+  </w:style>
+  <w:style w:type="character" w:customStyle="1" w:styleId="hljs-string">
+    <w:name w:val="hljs-string"/>
+    <w:basedOn w:val="DefaultParagraphFont"/>
+    <w:rsid w:val="00B91592"/>
+  </w:style>
+  <w:style w:type="character" w:customStyle="1" w:styleId="hljs-number">
+    <w:name w:val="hljs-number"/>
+    <w:basedOn w:val="DefaultParagraphFont"/>
+    <w:rsid w:val="00B91592"/>
+  </w:style>
+  <w:style w:type="character" w:customStyle="1" w:styleId="hljs-comment">
+    <w:name w:val="hljs-comment"/>
+    <w:basedOn w:val="DefaultParagraphFont"/>
+    <w:rsid w:val="00B91592"/>
+  </w:style>
 </w:styles>
 </file>
 
@@ -16595,7 +20170,7 @@
 </file>
 
 <file path=customXml/itemProps1.xml><?xml version="1.0" encoding="utf-8"?>
-<ds:datastoreItem xmlns:ds="http://schemas.openxmlformats.org/officeDocument/2006/customXml" ds:itemID="{0973203A-D900-4263-8851-E736647D9903}">
+<ds:datastoreItem xmlns:ds="http://schemas.openxmlformats.org/officeDocument/2006/customXml" ds:itemID="{C1A0DCB5-EE19-4FA5-BB98-EC0C09386A2D}">
   <ds:schemaRefs>
     <ds:schemaRef ds:uri="http://schemas.openxmlformats.org/officeDocument/2006/bibliography"/>
   </ds:schemaRefs>
